--- a/doc/Memoria supongo.docx
+++ b/doc/Memoria supongo.docx
@@ -3,9 +3,44 @@
 <w:document xmlns:wpc="http://schemas.microsoft.com/office/word/2010/wordprocessingCanvas" xmlns:cx="http://schemas.microsoft.com/office/drawing/2014/chartex" xmlns:cx1="http://schemas.microsoft.com/office/drawing/2015/9/8/chartex" xmlns:cx2="http://schemas.microsoft.com/office/drawing/2015/10/21/chartex" xmlns:cx3="http://schemas.microsoft.com/office/drawing/2016/5/9/chartex" xmlns:cx4="http://schemas.microsoft.com/office/drawing/2016/5/10/chartex" xmlns:cx5="http://schemas.microsoft.com/office/drawing/2016/5/11/chartex" xmlns:cx6="http://schemas.microsoft.com/office/drawing/2016/5/12/chartex" xmlns:cx7="http://schemas.microsoft.com/office/drawing/2016/5/13/chartex" xmlns:cx8="http://schemas.microsoft.com/office/drawing/2016/5/14/chartex" xmlns:mc="http://schemas.openxmlformats.org/markup-compatibility/2006" xmlns:aink="http://schemas.microsoft.com/office/drawing/2016/ink" xmlns:am3d="http://schemas.microsoft.com/office/drawing/2017/model3d" xmlns:o="urn:schemas-microsoft-com:office:office" xmlns:oel="http://schemas.microsoft.com/office/2019/extlst" xmlns:r="http://schemas.openxmlformats.org/officeDocument/2006/relationships" xmlns:m="http://schemas.openxmlformats.org/officeDocument/2006/math" xmlns:v="urn:schemas-microsoft-com:vml" xmlns:wp14="http://schemas.microsoft.com/office/word/2010/wordprocessingDrawing" xmlns:wp="http://schemas.openxmlformats.org/drawingml/2006/wordprocessingDrawing" xmlns:w10="urn:schemas-microsoft-com:office:word" xmlns:w="http://schemas.openxmlformats.org/wordprocessingml/2006/main" xmlns:w14="http://schemas.microsoft.com/office/word/2010/wordml" xmlns:w15="http://schemas.microsoft.com/office/word/2012/wordml" xmlns:w16cex="http://schemas.microsoft.com/office/word/2018/wordml/cex" xmlns:w16cid="http://schemas.microsoft.com/office/word/2016/wordml/cid" xmlns:w16="http://schemas.microsoft.com/office/word/2018/wordml" xmlns:w16du="http://schemas.microsoft.com/office/word/2023/wordml/word16du" xmlns:w16sdtdh="http://schemas.microsoft.com/office/word/2020/wordml/sdtdatahash" xmlns:w16sdtfl="http://schemas.microsoft.com/office/word/2024/wordml/sdtformatlock" xmlns:w16se="http://schemas.microsoft.com/office/word/2015/wordml/symex" xmlns:wpg="http://schemas.microsoft.com/office/word/2010/wordprocessingGroup" xmlns:wpi="http://schemas.microsoft.com/office/word/2010/wordprocessingInk" xmlns:wne="http://schemas.microsoft.com/office/word/2006/wordml" xmlns:wps="http://schemas.microsoft.com/office/word/2010/wordprocessingShape" mc:Ignorable="w14 w15 w16se w16cid w16 w16cex w16sdtdh w16sdtfl w16du wp14">
   <w:body>
     <w:p>
-      <w:r>
-        <w:t>Generamos datos para 3 casos de uso distintos:</w:t>
-      </w:r>
+      <w:pPr>
+        <w:rPr>
+          <w:rFonts w:ascii="Book Antiqua" w:hAnsi="Book Antiqua"/>
+          <w:b/>
+          <w:bCs/>
+          <w:u w:val="single"/>
+        </w:rPr>
+      </w:pPr>
+      <w:r>
+        <w:rPr>
+          <w:rFonts w:ascii="Book Antiqua" w:hAnsi="Book Antiqua"/>
+          <w:b/>
+          <w:bCs/>
+          <w:u w:val="single"/>
+        </w:rPr>
+        <w:t>Problemas de los RAG</w:t>
+      </w:r>
+    </w:p>
+    <w:p>
+      <w:pPr>
+        <w:rPr>
+          <w:rFonts w:ascii="Book Antiqua" w:hAnsi="Book Antiqua"/>
+        </w:rPr>
+      </w:pPr>
+      <w:r>
+        <w:rPr>
+          <w:rFonts w:ascii="Book Antiqua" w:hAnsi="Book Antiqua"/>
+        </w:rPr>
+        <w:t xml:space="preserve">Graph </w:t>
+      </w:r>
+      <w:proofErr w:type="spellStart"/>
+      <w:r>
+        <w:rPr>
+          <w:rFonts w:ascii="Book Antiqua" w:hAnsi="Book Antiqua"/>
+        </w:rPr>
+        <w:t>rag</w:t>
+      </w:r>
+      <w:proofErr w:type="spellEnd"/>
     </w:p>
     <w:p>
       <w:pPr>
@@ -14,33 +49,15 @@
           <w:ilvl w:val="0"/>
           <w:numId w:val="1"/>
         </w:numPr>
-      </w:pPr>
-      <w:r>
-        <w:t xml:space="preserve">Búsqueda de perfiles. Generamos 300 </w:t>
-      </w:r>
-      <w:proofErr w:type="spellStart"/>
-      <w:r>
-        <w:t>CV’s</w:t>
-      </w:r>
-      <w:proofErr w:type="spellEnd"/>
-      <w:r>
-        <w:t xml:space="preserve"> </w:t>
-      </w:r>
-      <w:proofErr w:type="gramStart"/>
-      <w:r>
-        <w:t>en .</w:t>
-      </w:r>
-      <w:proofErr w:type="spellStart"/>
-      <w:r>
-        <w:t>json</w:t>
-      </w:r>
-      <w:proofErr w:type="spellEnd"/>
-      <w:proofErr w:type="gramEnd"/>
-      <w:r>
-        <w:t xml:space="preserve"> usando un script de Python y una batería de opciones para cada campo del CV generadas por una inteligencia artificial (Claude Sonnet 4.5). De esta forma, </w:t>
-      </w:r>
-      <w:r>
-        <w:t>tenemos un conjunto de datos artificiales para poder hacer consultas que se suelen hacer en una empresa cuando se buscan perfiles para un proyecto, o es necesario generar una lista de personas y las competencias relevantes para el proyecto de cada una de ellas. Hasta ahora, los sistemas RAG no hacen bien esta tarea: sufren alucinaciones (se inventan cosas), la lista es errónea o está incompleta…</w:t>
+        <w:rPr>
+          <w:rFonts w:ascii="Book Antiqua" w:hAnsi="Book Antiqua"/>
+        </w:rPr>
+      </w:pPr>
+      <w:r>
+        <w:rPr>
+          <w:rFonts w:ascii="Book Antiqua" w:hAnsi="Book Antiqua"/>
+        </w:rPr>
+        <w:t>Coger pregunta y hacer más preguntas y buscar</w:t>
       </w:r>
     </w:p>
     <w:p>
@@ -50,17 +67,99 @@
           <w:ilvl w:val="0"/>
           <w:numId w:val="1"/>
         </w:numPr>
-      </w:pPr>
-      <w:r>
-        <w:t>Documentos legales Unión Europea. Para comprobar que realmente se pueden hacer consultas en 5 idiomas de información “estructurada” en .</w:t>
-      </w:r>
-      <w:proofErr w:type="spellStart"/>
-      <w:r>
-        <w:t>pdf</w:t>
-      </w:r>
-      <w:proofErr w:type="spellEnd"/>
-      <w:r>
-        <w:t>.</w:t>
+        <w:rPr>
+          <w:rFonts w:ascii="Book Antiqua" w:hAnsi="Book Antiqua"/>
+        </w:rPr>
+      </w:pPr>
+      <w:r>
+        <w:rPr>
+          <w:rFonts w:ascii="Book Antiqua" w:hAnsi="Book Antiqua"/>
+        </w:rPr>
+        <w:t>Agentes + subagentes especializados</w:t>
+      </w:r>
+    </w:p>
+    <w:p>
+      <w:pPr>
+        <w:rPr>
+          <w:rFonts w:ascii="Book Antiqua" w:hAnsi="Book Antiqua"/>
+        </w:rPr>
+      </w:pPr>
+      <w:proofErr w:type="spellStart"/>
+      <w:r>
+        <w:rPr>
+          <w:rFonts w:ascii="Book Antiqua" w:hAnsi="Book Antiqua"/>
+        </w:rPr>
+        <w:t>Chunks</w:t>
+      </w:r>
+      <w:proofErr w:type="spellEnd"/>
+      <w:r>
+        <w:rPr>
+          <w:rFonts w:ascii="Book Antiqua" w:hAnsi="Book Antiqua"/>
+        </w:rPr>
+        <w:t xml:space="preserve"> con entidades =&gt; generas grafos</w:t>
+      </w:r>
+    </w:p>
+    <w:p>
+      <w:pPr>
+        <w:rPr>
+          <w:rFonts w:ascii="Book Antiqua" w:hAnsi="Book Antiqua"/>
+        </w:rPr>
+      </w:pPr>
+      <w:r>
+        <w:rPr>
+          <w:rFonts w:ascii="Book Antiqua" w:hAnsi="Book Antiqua"/>
+        </w:rPr>
+        <w:t xml:space="preserve">Búsqueda vectorial + semánticas con grafos =&gt; busca </w:t>
+      </w:r>
+      <w:proofErr w:type="spellStart"/>
+      <w:r>
+        <w:rPr>
+          <w:rFonts w:ascii="Book Antiqua" w:hAnsi="Book Antiqua"/>
+        </w:rPr>
+        <w:t>tmbn</w:t>
+      </w:r>
+      <w:proofErr w:type="spellEnd"/>
+      <w:r>
+        <w:rPr>
+          <w:rFonts w:ascii="Book Antiqua" w:hAnsi="Book Antiqua"/>
+        </w:rPr>
+        <w:t xml:space="preserve"> por entidades</w:t>
+      </w:r>
+    </w:p>
+    <w:p>
+      <w:pPr>
+        <w:rPr>
+          <w:rFonts w:ascii="Book Antiqua" w:hAnsi="Book Antiqua"/>
+        </w:rPr>
+      </w:pPr>
+    </w:p>
+    <w:p>
+      <w:pPr>
+        <w:rPr>
+          <w:rFonts w:ascii="Book Antiqua" w:hAnsi="Book Antiqua"/>
+        </w:rPr>
+      </w:pPr>
+      <w:r>
+        <w:rPr>
+          <w:rFonts w:ascii="Book Antiqua" w:hAnsi="Book Antiqua"/>
+        </w:rPr>
+        <w:t xml:space="preserve">Aquí fallaba cuando pides lista de … =&gt; se creó un agente especializado en listas coge más </w:t>
+      </w:r>
+      <w:proofErr w:type="spellStart"/>
+      <w:proofErr w:type="gramStart"/>
+      <w:r>
+        <w:rPr>
+          <w:rFonts w:ascii="Book Antiqua" w:hAnsi="Book Antiqua"/>
+        </w:rPr>
+        <w:t>chunks</w:t>
+      </w:r>
+      <w:proofErr w:type="spellEnd"/>
+      <w:proofErr w:type="gramEnd"/>
+      <w:r>
+        <w:rPr>
+          <w:rFonts w:ascii="Book Antiqua" w:hAnsi="Book Antiqua"/>
+        </w:rPr>
+        <w:t xml:space="preserve"> pero más cortitos (funciona regular)</w:t>
       </w:r>
     </w:p>
     <w:p>
@@ -70,92 +169,1082 @@
           <w:ilvl w:val="0"/>
           <w:numId w:val="1"/>
         </w:numPr>
-      </w:pPr>
-      <w:r>
+        <w:rPr>
+          <w:rFonts w:ascii="Book Antiqua" w:hAnsi="Book Antiqua"/>
+        </w:rPr>
+      </w:pPr>
+      <w:proofErr w:type="spellStart"/>
+      <w:r>
+        <w:rPr>
+          <w:rFonts w:ascii="Book Antiqua" w:hAnsi="Book Antiqua"/>
+        </w:rPr>
+        <w:t>graphitti</w:t>
+      </w:r>
+      <w:proofErr w:type="spellEnd"/>
+    </w:p>
+    <w:p/>
+    <w:p>
+      <w:pPr>
+        <w:pStyle w:val="Heading1"/>
+      </w:pPr>
+      <w:r>
+        <w:t>Recopilac</w:t>
+      </w:r>
+      <w:r>
+        <w:t>ión de datos</w:t>
+      </w:r>
+    </w:p>
+    <w:p>
+      <w:pPr>
+        <w:rPr>
+          <w:rFonts w:ascii="Book Antiqua" w:hAnsi="Book Antiqua"/>
+        </w:rPr>
+      </w:pPr>
+      <w:r>
+        <w:rPr>
+          <w:rFonts w:ascii="Book Antiqua" w:hAnsi="Book Antiqua"/>
+        </w:rPr>
+        <w:t>Generamos datos para 3 casos de uso distintos:</w:t>
+      </w:r>
+    </w:p>
+    <w:p>
+      <w:pPr>
+        <w:pStyle w:val="ListParagraph"/>
+        <w:numPr>
+          <w:ilvl w:val="0"/>
+          <w:numId w:val="1"/>
+        </w:numPr>
+        <w:rPr>
+          <w:rFonts w:ascii="Book Antiqua" w:hAnsi="Book Antiqua"/>
+        </w:rPr>
+      </w:pPr>
+      <w:r>
+        <w:rPr>
+          <w:rFonts w:ascii="Book Antiqua" w:hAnsi="Book Antiqua"/>
+        </w:rPr>
+        <w:t xml:space="preserve">Búsqueda de perfiles. Generamos 300 </w:t>
+      </w:r>
+      <w:proofErr w:type="spellStart"/>
+      <w:r>
+        <w:rPr>
+          <w:rFonts w:ascii="Book Antiqua" w:hAnsi="Book Antiqua"/>
+        </w:rPr>
+        <w:t>CV’s</w:t>
+      </w:r>
+      <w:proofErr w:type="spellEnd"/>
+      <w:r>
+        <w:rPr>
+          <w:rFonts w:ascii="Book Antiqua" w:hAnsi="Book Antiqua"/>
+        </w:rPr>
+        <w:t xml:space="preserve"> </w:t>
+      </w:r>
+      <w:proofErr w:type="gramStart"/>
+      <w:r>
+        <w:rPr>
+          <w:rFonts w:ascii="Book Antiqua" w:hAnsi="Book Antiqua"/>
+        </w:rPr>
+        <w:t>en .</w:t>
+      </w:r>
+      <w:proofErr w:type="spellStart"/>
+      <w:r>
+        <w:rPr>
+          <w:rFonts w:ascii="Book Antiqua" w:hAnsi="Book Antiqua"/>
+        </w:rPr>
+        <w:t>json</w:t>
+      </w:r>
+      <w:proofErr w:type="spellEnd"/>
+      <w:proofErr w:type="gramEnd"/>
+      <w:r>
+        <w:rPr>
+          <w:rFonts w:ascii="Book Antiqua" w:hAnsi="Book Antiqua"/>
+        </w:rPr>
+        <w:t xml:space="preserve"> usando un script de Python y una batería de opciones para cada campo del CV generadas por una inteligencia artificial (Claude Sonnet 4.5). De esta forma, </w:t>
+      </w:r>
+      <w:r>
+        <w:rPr>
+          <w:rFonts w:ascii="Book Antiqua" w:hAnsi="Book Antiqua"/>
+        </w:rPr>
+        <w:t>tenemos un conjunto de datos artificiales para poder hacer consultas que se suelen hacer en una empresa cuando se buscan perfiles para un proyecto, o es necesario generar una lista de personas y las competencias relevantes para el proyecto de cada una de ellas. Hasta ahora, los sistemas RAG no hacen bien esta tarea: sufren alucinaciones (se inventan cosas), la lista es errónea o está incompleta…</w:t>
+      </w:r>
+    </w:p>
+    <w:p>
+      <w:pPr>
+        <w:pStyle w:val="ListParagraph"/>
+        <w:numPr>
+          <w:ilvl w:val="0"/>
+          <w:numId w:val="1"/>
+        </w:numPr>
+        <w:rPr>
+          <w:rFonts w:ascii="Book Antiqua" w:hAnsi="Book Antiqua"/>
+        </w:rPr>
+      </w:pPr>
+      <w:r>
+        <w:rPr>
+          <w:rFonts w:ascii="Book Antiqua" w:hAnsi="Book Antiqua"/>
+        </w:rPr>
+        <w:t>Documentos legales Unión Europea. Para comprobar que realmente se pueden hacer consultas en 5 idiomas de información “estructurada” en .</w:t>
+      </w:r>
+      <w:proofErr w:type="spellStart"/>
+      <w:r>
+        <w:rPr>
+          <w:rFonts w:ascii="Book Antiqua" w:hAnsi="Book Antiqua"/>
+        </w:rPr>
+        <w:t>pdf</w:t>
+      </w:r>
+      <w:proofErr w:type="spellEnd"/>
+      <w:r>
+        <w:rPr>
+          <w:rFonts w:ascii="Book Antiqua" w:hAnsi="Book Antiqua"/>
+        </w:rPr>
+        <w:t>.</w:t>
+      </w:r>
+    </w:p>
+    <w:p>
+      <w:pPr>
+        <w:pStyle w:val="ListParagraph"/>
+        <w:numPr>
+          <w:ilvl w:val="0"/>
+          <w:numId w:val="1"/>
+        </w:numPr>
+        <w:rPr>
+          <w:rFonts w:ascii="Book Antiqua" w:hAnsi="Book Antiqua"/>
+        </w:rPr>
+      </w:pPr>
+      <w:r>
+        <w:rPr>
+          <w:rFonts w:ascii="Book Antiqua" w:hAnsi="Book Antiqua"/>
+        </w:rPr>
         <w:t xml:space="preserve">Obras de literatura. Lo tengo guardado </w:t>
       </w:r>
       <w:proofErr w:type="gramStart"/>
       <w:r>
+        <w:rPr>
+          <w:rFonts w:ascii="Book Antiqua" w:hAnsi="Book Antiqua"/>
+        </w:rPr>
         <w:t>en .</w:t>
       </w:r>
       <w:proofErr w:type="spellStart"/>
       <w:r>
+        <w:rPr>
+          <w:rFonts w:ascii="Book Antiqua" w:hAnsi="Book Antiqua"/>
+        </w:rPr>
         <w:t>json</w:t>
       </w:r>
       <w:proofErr w:type="spellEnd"/>
       <w:proofErr w:type="gramEnd"/>
       <w:r>
+        <w:rPr>
+          <w:rFonts w:ascii="Book Antiqua" w:hAnsi="Book Antiqua"/>
+        </w:rPr>
         <w:t xml:space="preserve"> y en .</w:t>
       </w:r>
       <w:proofErr w:type="spellStart"/>
       <w:r>
+        <w:rPr>
+          <w:rFonts w:ascii="Book Antiqua" w:hAnsi="Book Antiqua"/>
+        </w:rPr>
         <w:t>txt</w:t>
       </w:r>
       <w:proofErr w:type="spellEnd"/>
       <w:r>
+        <w:rPr>
+          <w:rFonts w:ascii="Book Antiqua" w:hAnsi="Book Antiqua"/>
+        </w:rPr>
         <w:t>, creo que en .</w:t>
       </w:r>
       <w:proofErr w:type="spellStart"/>
       <w:r>
+        <w:rPr>
+          <w:rFonts w:ascii="Book Antiqua" w:hAnsi="Book Antiqua"/>
+        </w:rPr>
         <w:t>txt</w:t>
       </w:r>
       <w:proofErr w:type="spellEnd"/>
       <w:r>
+        <w:rPr>
+          <w:rFonts w:ascii="Book Antiqua" w:hAnsi="Book Antiqua"/>
+        </w:rPr>
         <w:t xml:space="preserve"> va a ser más </w:t>
       </w:r>
     </w:p>
     <w:p>
-      <w:r>
+      <w:pPr>
+        <w:rPr>
+          <w:rFonts w:ascii="Book Antiqua" w:hAnsi="Book Antiqua"/>
+        </w:rPr>
+      </w:pPr>
+      <w:r>
+        <w:rPr>
+          <w:rFonts w:ascii="Book Antiqua" w:hAnsi="Book Antiqua"/>
+        </w:rPr>
         <w:t xml:space="preserve">Generamos también </w:t>
       </w:r>
       <w:proofErr w:type="spellStart"/>
       <w:proofErr w:type="gramStart"/>
       <w:r>
+        <w:rPr>
+          <w:rFonts w:ascii="Book Antiqua" w:hAnsi="Book Antiqua"/>
+        </w:rPr>
         <w:t>schema.json</w:t>
       </w:r>
       <w:proofErr w:type="spellEnd"/>
       <w:proofErr w:type="gramEnd"/>
       <w:r>
+        <w:rPr>
+          <w:rFonts w:ascii="Book Antiqua" w:hAnsi="Book Antiqua"/>
+        </w:rPr>
         <w:t xml:space="preserve"> para los </w:t>
       </w:r>
       <w:proofErr w:type="gramStart"/>
       <w:r>
+        <w:rPr>
+          <w:rFonts w:ascii="Book Antiqua" w:hAnsi="Book Antiqua"/>
+        </w:rPr>
         <w:t>archivos .</w:t>
       </w:r>
       <w:proofErr w:type="spellStart"/>
       <w:r>
+        <w:rPr>
+          <w:rFonts w:ascii="Book Antiqua" w:hAnsi="Book Antiqua"/>
+        </w:rPr>
         <w:t>json</w:t>
       </w:r>
       <w:proofErr w:type="spellEnd"/>
       <w:proofErr w:type="gramEnd"/>
       <w:r>
+        <w:rPr>
+          <w:rFonts w:ascii="Book Antiqua" w:hAnsi="Book Antiqua"/>
+        </w:rPr>
         <w:t xml:space="preserve"> con el objetivo de garantizar que los datos tienen la estructura que queremos. Es importante que los datos estén bien para que luego el entrenamiento sea efectivo y no sea </w:t>
       </w:r>
       <w:proofErr w:type="spellStart"/>
       <w:r>
+        <w:rPr>
+          <w:rFonts w:ascii="Book Antiqua" w:hAnsi="Book Antiqua"/>
+        </w:rPr>
         <w:t>garbage</w:t>
       </w:r>
       <w:proofErr w:type="spellEnd"/>
       <w:r>
+        <w:rPr>
+          <w:rFonts w:ascii="Book Antiqua" w:hAnsi="Book Antiqua"/>
+        </w:rPr>
         <w:t xml:space="preserve"> in </w:t>
       </w:r>
       <w:proofErr w:type="spellStart"/>
       <w:r>
+        <w:rPr>
+          <w:rFonts w:ascii="Book Antiqua" w:hAnsi="Book Antiqua"/>
+        </w:rPr>
         <w:t>garbage</w:t>
       </w:r>
       <w:proofErr w:type="spellEnd"/>
       <w:r>
+        <w:rPr>
+          <w:rFonts w:ascii="Book Antiqua" w:hAnsi="Book Antiqua"/>
+        </w:rPr>
         <w:t xml:space="preserve"> </w:t>
       </w:r>
       <w:proofErr w:type="spellStart"/>
       <w:r>
+        <w:rPr>
+          <w:rFonts w:ascii="Book Antiqua" w:hAnsi="Book Antiqua"/>
+        </w:rPr>
         <w:t>out</w:t>
       </w:r>
       <w:proofErr w:type="spellEnd"/>
       <w:r>
+        <w:rPr>
+          <w:rFonts w:ascii="Book Antiqua" w:hAnsi="Book Antiqua"/>
+        </w:rPr>
         <w:t>.</w:t>
       </w:r>
     </w:p>
+    <w:p>
+      <w:pPr>
+        <w:rPr>
+          <w:rFonts w:ascii="Book Antiqua" w:hAnsi="Book Antiqua"/>
+        </w:rPr>
+      </w:pPr>
+    </w:p>
+    <w:p>
+      <w:pPr>
+        <w:pStyle w:val="Heading1"/>
+      </w:pPr>
+      <w:r>
+        <w:t>Procesamiento e ingesta documental</w:t>
+      </w:r>
+    </w:p>
+    <w:p>
+      <w:pPr>
+        <w:rPr>
+          <w:rFonts w:ascii="Book Antiqua" w:hAnsi="Book Antiqua"/>
+          <w:lang w:val="en-US"/>
+        </w:rPr>
+      </w:pPr>
+      <w:proofErr w:type="spellStart"/>
+      <w:r>
+        <w:rPr>
+          <w:rFonts w:ascii="Book Antiqua" w:hAnsi="Book Antiqua"/>
+          <w:lang w:val="en-US"/>
+        </w:rPr>
+        <w:t>Instalar</w:t>
+      </w:r>
+      <w:proofErr w:type="spellEnd"/>
+      <w:r>
+        <w:rPr>
+          <w:rFonts w:ascii="Book Antiqua" w:hAnsi="Book Antiqua"/>
+          <w:lang w:val="en-US"/>
+        </w:rPr>
+        <w:t xml:space="preserve"> </w:t>
+      </w:r>
+      <w:proofErr w:type="spellStart"/>
+      <w:r>
+        <w:rPr>
+          <w:rFonts w:ascii="Book Antiqua" w:hAnsi="Book Antiqua"/>
+          <w:lang w:val="en-US"/>
+        </w:rPr>
+        <w:t>fitz</w:t>
+      </w:r>
+      <w:proofErr w:type="spellEnd"/>
+      <w:r>
+        <w:rPr>
+          <w:rFonts w:ascii="Book Antiqua" w:hAnsi="Book Antiqua"/>
+          <w:lang w:val="en-US"/>
+        </w:rPr>
+        <w:t xml:space="preserve">: pip install --upgrade </w:t>
+      </w:r>
+      <w:proofErr w:type="spellStart"/>
+      <w:r>
+        <w:rPr>
+          <w:rFonts w:ascii="Book Antiqua" w:hAnsi="Book Antiqua"/>
+          <w:lang w:val="en-US"/>
+        </w:rPr>
+        <w:t>pymupdf</w:t>
+      </w:r>
+      <w:proofErr w:type="spellEnd"/>
+      <w:r>
+        <w:rPr>
+          <w:rFonts w:ascii="Book Antiqua" w:hAnsi="Book Antiqua"/>
+          <w:lang w:val="en-US"/>
+        </w:rPr>
+        <w:t xml:space="preserve"> (</w:t>
+      </w:r>
+      <w:hyperlink r:id="rId5" w:history="1">
+        <w:r>
+          <w:rPr>
+            <w:rStyle w:val="Hyperlink"/>
+            <w:rFonts w:ascii="Book Antiqua" w:hAnsi="Book Antiqua"/>
+            <w:lang w:val="en-US"/>
+          </w:rPr>
+          <w:t>https://pymupdf.readthedocs.io/en/latest/index.html</w:t>
+        </w:r>
+      </w:hyperlink>
+      <w:r>
+        <w:rPr>
+          <w:rFonts w:ascii="Book Antiqua" w:hAnsi="Book Antiqua"/>
+          <w:lang w:val="en-US"/>
+        </w:rPr>
+        <w:t>)</w:t>
+      </w:r>
+    </w:p>
+    <w:p>
+      <w:pPr>
+        <w:pBdr>
+          <w:bottom w:val="single" w:sz="12" w:space="1" w:color="auto"/>
+        </w:pBdr>
+        <w:rPr>
+          <w:rFonts w:ascii="Book Antiqua" w:hAnsi="Book Antiqua"/>
+        </w:rPr>
+      </w:pPr>
+      <w:r>
+        <w:rPr>
+          <w:rFonts w:ascii="Book Antiqua" w:hAnsi="Book Antiqua"/>
+        </w:rPr>
+        <w:t xml:space="preserve">Con eso podemos extraer el texto de los </w:t>
+      </w:r>
+      <w:proofErr w:type="spellStart"/>
+      <w:r>
+        <w:rPr>
+          <w:rFonts w:ascii="Book Antiqua" w:hAnsi="Book Antiqua"/>
+        </w:rPr>
+        <w:t>pdfs</w:t>
+      </w:r>
+      <w:proofErr w:type="spellEnd"/>
+      <w:r>
+        <w:rPr>
+          <w:rFonts w:ascii="Book Antiqua" w:hAnsi="Book Antiqua"/>
+        </w:rPr>
+        <w:t>. El enfoque inicial que vamos a seguir es procesar los tres tipos de documentos que tenemos (.</w:t>
+      </w:r>
+      <w:proofErr w:type="spellStart"/>
+      <w:r>
+        <w:rPr>
+          <w:rFonts w:ascii="Book Antiqua" w:hAnsi="Book Antiqua"/>
+        </w:rPr>
+        <w:t>pdf</w:t>
+      </w:r>
+      <w:proofErr w:type="spellEnd"/>
+      <w:proofErr w:type="gramStart"/>
+      <w:r>
+        <w:rPr>
+          <w:rFonts w:ascii="Book Antiqua" w:hAnsi="Book Antiqua"/>
+        </w:rPr>
+        <w:t>, .</w:t>
+      </w:r>
+      <w:proofErr w:type="spellStart"/>
+      <w:r>
+        <w:rPr>
+          <w:rFonts w:ascii="Book Antiqua" w:hAnsi="Book Antiqua"/>
+        </w:rPr>
+        <w:t>json</w:t>
+      </w:r>
+      <w:proofErr w:type="spellEnd"/>
+      <w:proofErr w:type="gramEnd"/>
+      <w:r>
+        <w:rPr>
+          <w:rFonts w:ascii="Book Antiqua" w:hAnsi="Book Antiqua"/>
+        </w:rPr>
+        <w:t xml:space="preserve"> y .</w:t>
+      </w:r>
+      <w:proofErr w:type="spellStart"/>
+      <w:r>
+        <w:rPr>
+          <w:rFonts w:ascii="Book Antiqua" w:hAnsi="Book Antiqua"/>
+        </w:rPr>
+        <w:t>txt</w:t>
+      </w:r>
+      <w:proofErr w:type="spellEnd"/>
+      <w:r>
+        <w:rPr>
+          <w:rFonts w:ascii="Book Antiqua" w:hAnsi="Book Antiqua"/>
+        </w:rPr>
+        <w:t xml:space="preserve">) lo más parecido posible. Por eso, el primer paso es extraer el texto de cada uno de ellos. Esto parece algo ineficiente, ya que de </w:t>
+      </w:r>
+      <w:proofErr w:type="gramStart"/>
+      <w:r>
+        <w:rPr>
+          <w:rFonts w:ascii="Book Antiqua" w:hAnsi="Book Antiqua"/>
+        </w:rPr>
+        <w:t>un .</w:t>
+      </w:r>
+      <w:proofErr w:type="spellStart"/>
+      <w:r>
+        <w:rPr>
+          <w:rFonts w:ascii="Book Antiqua" w:hAnsi="Book Antiqua"/>
+        </w:rPr>
+        <w:t>json</w:t>
+      </w:r>
+      <w:proofErr w:type="spellEnd"/>
+      <w:proofErr w:type="gramEnd"/>
+      <w:r>
+        <w:rPr>
+          <w:rFonts w:ascii="Book Antiqua" w:hAnsi="Book Antiqua"/>
+        </w:rPr>
+        <w:t xml:space="preserve"> nos interesa aprovechar la estructura del dato, más adelante evaluamos eso. </w:t>
+      </w:r>
+    </w:p>
+    <w:p>
+      <w:pPr>
+        <w:pBdr>
+          <w:bottom w:val="single" w:sz="12" w:space="1" w:color="auto"/>
+        </w:pBdr>
+        <w:rPr>
+          <w:rFonts w:ascii="Book Antiqua" w:hAnsi="Book Antiqua"/>
+          <w:b/>
+          <w:bCs/>
+          <w:u w:val="single"/>
+        </w:rPr>
+      </w:pPr>
+      <w:proofErr w:type="spellStart"/>
+      <w:r>
+        <w:rPr>
+          <w:rFonts w:ascii="Book Antiqua" w:hAnsi="Book Antiqua"/>
+          <w:b/>
+          <w:bCs/>
+          <w:u w:val="single"/>
+        </w:rPr>
+        <w:t>Chunking</w:t>
+      </w:r>
+      <w:proofErr w:type="spellEnd"/>
+    </w:p>
+    <w:p>
+      <w:pPr>
+        <w:pBdr>
+          <w:bottom w:val="single" w:sz="12" w:space="1" w:color="auto"/>
+        </w:pBdr>
+        <w:rPr>
+          <w:rFonts w:ascii="Book Antiqua" w:hAnsi="Book Antiqua"/>
+        </w:rPr>
+      </w:pPr>
+      <w:r>
+        <w:rPr>
+          <w:rFonts w:ascii="Book Antiqua" w:hAnsi="Book Antiqua"/>
+        </w:rPr>
+        <w:t xml:space="preserve">Ahora viene el siguiente problema: </w:t>
+      </w:r>
+      <w:r>
+        <w:rPr>
+          <w:rFonts w:ascii="Book Antiqua" w:hAnsi="Book Antiqua"/>
+        </w:rPr>
+        <w:t xml:space="preserve">¿Cómo dividir los documentos para que la búsqueda después sea buena (por página, por párrafo, por apartado del </w:t>
+      </w:r>
+      <w:proofErr w:type="spellStart"/>
+      <w:r>
+        <w:rPr>
+          <w:rFonts w:ascii="Book Antiqua" w:hAnsi="Book Antiqua"/>
+        </w:rPr>
+        <w:t>json</w:t>
+      </w:r>
+      <w:proofErr w:type="spellEnd"/>
+      <w:r>
+        <w:rPr>
+          <w:rFonts w:ascii="Book Antiqua" w:hAnsi="Book Antiqua"/>
+        </w:rPr>
+        <w:t xml:space="preserve">, los </w:t>
+      </w:r>
+      <w:proofErr w:type="spellStart"/>
+      <w:r>
+        <w:rPr>
+          <w:rFonts w:ascii="Book Antiqua" w:hAnsi="Book Antiqua"/>
+        </w:rPr>
+        <w:t>CVs</w:t>
+      </w:r>
+      <w:proofErr w:type="spellEnd"/>
+      <w:r>
+        <w:rPr>
+          <w:rFonts w:ascii="Book Antiqua" w:hAnsi="Book Antiqua"/>
+        </w:rPr>
+        <w:t xml:space="preserve"> en un solo </w:t>
+      </w:r>
+      <w:proofErr w:type="spellStart"/>
+      <w:r>
+        <w:rPr>
+          <w:rFonts w:ascii="Book Antiqua" w:hAnsi="Book Antiqua"/>
+        </w:rPr>
+        <w:t>chunk</w:t>
+      </w:r>
+      <w:proofErr w:type="spellEnd"/>
+      <w:r>
+        <w:rPr>
+          <w:rFonts w:ascii="Book Antiqua" w:hAnsi="Book Antiqua"/>
+        </w:rPr>
+        <w:t xml:space="preserve"> o en varios</w:t>
+      </w:r>
+      <w:r>
+        <w:rPr>
+          <w:rFonts w:ascii="Book Antiqua" w:hAnsi="Book Antiqua"/>
+        </w:rPr>
+        <w:t>…</w:t>
+      </w:r>
+      <w:r>
+        <w:rPr>
+          <w:rFonts w:ascii="Book Antiqua" w:hAnsi="Book Antiqua"/>
+        </w:rPr>
+        <w:t>)?</w:t>
+      </w:r>
+    </w:p>
+    <w:p>
+      <w:pPr>
+        <w:pBdr>
+          <w:bottom w:val="single" w:sz="12" w:space="1" w:color="auto"/>
+        </w:pBdr>
+        <w:rPr>
+          <w:rFonts w:ascii="Book Antiqua" w:hAnsi="Book Antiqua"/>
+        </w:rPr>
+      </w:pPr>
+      <w:r>
+        <w:rPr>
+          <w:rFonts w:ascii="Book Antiqua" w:hAnsi="Book Antiqua"/>
+        </w:rPr>
+        <w:lastRenderedPageBreak/>
+        <w:t>Ahora sí, vamos a ver cómo partir la información con sentido para poder usarla en el sistema RAG.</w:t>
+      </w:r>
+    </w:p>
+    <w:p>
+      <w:pPr>
+        <w:pStyle w:val="ListParagraph"/>
+        <w:numPr>
+          <w:ilvl w:val="0"/>
+          <w:numId w:val="1"/>
+        </w:numPr>
+        <w:pBdr>
+          <w:bottom w:val="single" w:sz="12" w:space="1" w:color="auto"/>
+        </w:pBdr>
+        <w:rPr>
+          <w:rFonts w:ascii="Book Antiqua" w:hAnsi="Book Antiqua"/>
+        </w:rPr>
+      </w:pPr>
+      <w:proofErr w:type="spellStart"/>
+      <w:r>
+        <w:rPr>
+          <w:rFonts w:ascii="Book Antiqua" w:hAnsi="Book Antiqua"/>
+        </w:rPr>
+        <w:t>CVs</w:t>
+      </w:r>
+      <w:proofErr w:type="spellEnd"/>
+    </w:p>
+    <w:p>
+      <w:pPr>
+        <w:pBdr>
+          <w:bottom w:val="single" w:sz="12" w:space="1" w:color="auto"/>
+        </w:pBdr>
+        <w:rPr>
+          <w:rFonts w:ascii="Book Antiqua" w:hAnsi="Book Antiqua"/>
+        </w:rPr>
+      </w:pPr>
+      <w:r>
+        <w:rPr>
+          <w:rFonts w:ascii="Book Antiqua" w:hAnsi="Book Antiqua"/>
+        </w:rPr>
+        <w:t xml:space="preserve">Aunque </w:t>
+      </w:r>
+      <w:r>
+        <w:rPr>
+          <w:rFonts w:ascii="Book Antiqua" w:hAnsi="Book Antiqua"/>
+        </w:rPr>
+        <w:t xml:space="preserve">el </w:t>
+      </w:r>
+      <w:proofErr w:type="spellStart"/>
+      <w:r>
+        <w:rPr>
+          <w:rFonts w:ascii="Book Antiqua" w:hAnsi="Book Antiqua"/>
+        </w:rPr>
+        <w:t>chunking</w:t>
+      </w:r>
+      <w:proofErr w:type="spellEnd"/>
+      <w:r>
+        <w:rPr>
+          <w:rFonts w:ascii="Book Antiqua" w:hAnsi="Book Antiqua"/>
+        </w:rPr>
+        <w:t xml:space="preserve"> consiste en dividir documentos en trozos más pequeños, </w:t>
+      </w:r>
+      <w:r>
+        <w:rPr>
+          <w:rFonts w:ascii="Book Antiqua" w:hAnsi="Book Antiqua"/>
+        </w:rPr>
+        <w:t xml:space="preserve">es importante pensar en el tipo de documentos que tenemos y el formato en el que están almacenados. Una vez tenemos los </w:t>
+      </w:r>
+      <w:proofErr w:type="spellStart"/>
+      <w:r>
+        <w:rPr>
+          <w:rFonts w:ascii="Book Antiqua" w:hAnsi="Book Antiqua"/>
+        </w:rPr>
+        <w:t>CVs</w:t>
+      </w:r>
+      <w:proofErr w:type="spellEnd"/>
+      <w:r>
+        <w:rPr>
+          <w:rFonts w:ascii="Book Antiqua" w:hAnsi="Book Antiqua"/>
+        </w:rPr>
+        <w:t xml:space="preserve"> en formato </w:t>
+      </w:r>
+      <w:proofErr w:type="spellStart"/>
+      <w:r>
+        <w:rPr>
+          <w:rFonts w:ascii="Book Antiqua" w:hAnsi="Book Antiqua"/>
+          <w:i/>
+          <w:iCs/>
+        </w:rPr>
+        <w:t>json</w:t>
+      </w:r>
+      <w:proofErr w:type="spellEnd"/>
+      <w:r>
+        <w:rPr>
+          <w:rFonts w:ascii="Book Antiqua" w:hAnsi="Book Antiqua"/>
+        </w:rPr>
+        <w:t xml:space="preserve">, </w:t>
+      </w:r>
+      <w:r>
+        <w:rPr>
+          <w:rFonts w:ascii="Book Antiqua" w:hAnsi="Book Antiqua"/>
+        </w:rPr>
+        <w:t xml:space="preserve">tiene sentido aprovechar esta estructura. Además, los </w:t>
+      </w:r>
+      <w:proofErr w:type="spellStart"/>
+      <w:r>
+        <w:rPr>
+          <w:rFonts w:ascii="Book Antiqua" w:hAnsi="Book Antiqua"/>
+        </w:rPr>
+        <w:t>CVs</w:t>
+      </w:r>
+      <w:proofErr w:type="spellEnd"/>
+      <w:r>
+        <w:rPr>
+          <w:rFonts w:ascii="Book Antiqua" w:hAnsi="Book Antiqua"/>
+        </w:rPr>
+        <w:t xml:space="preserve"> son documentos cortos (no suelen ser más de una cara de folio), por lo que es posible que cada </w:t>
+      </w:r>
+      <w:proofErr w:type="spellStart"/>
+      <w:r>
+        <w:rPr>
+          <w:rFonts w:ascii="Book Antiqua" w:hAnsi="Book Antiqua"/>
+        </w:rPr>
+        <w:t>chunk</w:t>
+      </w:r>
+      <w:proofErr w:type="spellEnd"/>
+      <w:r>
+        <w:rPr>
+          <w:rFonts w:ascii="Book Antiqua" w:hAnsi="Book Antiqua"/>
+        </w:rPr>
+        <w:t xml:space="preserve"> sea un CV distinto. Esta idea contradice el objetivo del </w:t>
+      </w:r>
+      <w:proofErr w:type="spellStart"/>
+      <w:proofErr w:type="gramStart"/>
+      <w:r>
+        <w:rPr>
+          <w:rFonts w:ascii="Book Antiqua" w:hAnsi="Book Antiqua"/>
+        </w:rPr>
+        <w:t>chunking</w:t>
+      </w:r>
+      <w:proofErr w:type="spellEnd"/>
+      <w:proofErr w:type="gramEnd"/>
+      <w:r>
+        <w:rPr>
+          <w:rFonts w:ascii="Book Antiqua" w:hAnsi="Book Antiqua"/>
+        </w:rPr>
+        <w:t xml:space="preserve"> por un lado, pues no estamos fragmentando el documento, pero realmente lo que buscamos es tener toda la información relevante junta. Los </w:t>
+      </w:r>
+      <w:proofErr w:type="spellStart"/>
+      <w:r>
+        <w:rPr>
+          <w:rFonts w:ascii="Book Antiqua" w:hAnsi="Book Antiqua"/>
+        </w:rPr>
+        <w:t>skills</w:t>
+      </w:r>
+      <w:proofErr w:type="spellEnd"/>
+      <w:r>
+        <w:rPr>
+          <w:rFonts w:ascii="Book Antiqua" w:hAnsi="Book Antiqua"/>
+        </w:rPr>
+        <w:t xml:space="preserve"> se relacionan con la experiencia, la formación y experiencia se complementa con el apartado “otros”, el puesto y la experiencia tiene sentido que estén relacionadas con los estudios…</w:t>
+      </w:r>
+    </w:p>
+    <w:p>
+      <w:pPr>
+        <w:pBdr>
+          <w:bottom w:val="single" w:sz="12" w:space="1" w:color="auto"/>
+        </w:pBdr>
+        <w:rPr>
+          <w:rFonts w:ascii="Book Antiqua" w:hAnsi="Book Antiqua"/>
+        </w:rPr>
+      </w:pPr>
+      <w:r>
+        <w:rPr>
+          <w:rFonts w:ascii="Book Antiqua" w:hAnsi="Book Antiqua"/>
+        </w:rPr>
+        <w:t xml:space="preserve">En resumen, nos interesa que cada </w:t>
+      </w:r>
+      <w:proofErr w:type="spellStart"/>
+      <w:r>
+        <w:rPr>
+          <w:rFonts w:ascii="Book Antiqua" w:hAnsi="Book Antiqua"/>
+        </w:rPr>
+        <w:t>chunk</w:t>
+      </w:r>
+      <w:proofErr w:type="spellEnd"/>
+      <w:r>
+        <w:rPr>
+          <w:rFonts w:ascii="Book Antiqua" w:hAnsi="Book Antiqua"/>
+        </w:rPr>
+        <w:t xml:space="preserve"> sea un perfil distinto, para hacer búsquedas sobre estos perfiles y que encontrar a alguien que cumpla X requisitos sea más sencillo (ya que toda la información está junta). </w:t>
+      </w:r>
+    </w:p>
+    <w:p>
+      <w:pPr>
+        <w:pBdr>
+          <w:bottom w:val="single" w:sz="12" w:space="1" w:color="auto"/>
+        </w:pBdr>
+        <w:rPr>
+          <w:rFonts w:ascii="Book Antiqua" w:hAnsi="Book Antiqua"/>
+        </w:rPr>
+      </w:pPr>
+    </w:p>
+    <w:p>
+      <w:pPr>
+        <w:pStyle w:val="ListParagraph"/>
+        <w:numPr>
+          <w:ilvl w:val="0"/>
+          <w:numId w:val="1"/>
+        </w:numPr>
+        <w:pBdr>
+          <w:bottom w:val="single" w:sz="12" w:space="1" w:color="auto"/>
+        </w:pBdr>
+        <w:rPr>
+          <w:rFonts w:ascii="Book Antiqua" w:hAnsi="Book Antiqua"/>
+        </w:rPr>
+      </w:pPr>
+      <w:r>
+        <w:rPr>
+          <w:rFonts w:ascii="Book Antiqua" w:hAnsi="Book Antiqua"/>
+        </w:rPr>
+        <w:t xml:space="preserve">EU </w:t>
+      </w:r>
+      <w:proofErr w:type="spellStart"/>
+      <w:r>
+        <w:rPr>
+          <w:rFonts w:ascii="Book Antiqua" w:hAnsi="Book Antiqua"/>
+        </w:rPr>
+        <w:t>Legislation</w:t>
+      </w:r>
+      <w:proofErr w:type="spellEnd"/>
+    </w:p>
+    <w:p>
+      <w:pPr>
+        <w:pStyle w:val="ListParagraph"/>
+        <w:numPr>
+          <w:ilvl w:val="0"/>
+          <w:numId w:val="1"/>
+        </w:numPr>
+        <w:pBdr>
+          <w:bottom w:val="single" w:sz="12" w:space="1" w:color="auto"/>
+        </w:pBdr>
+        <w:rPr>
+          <w:rFonts w:ascii="Book Antiqua" w:hAnsi="Book Antiqua"/>
+        </w:rPr>
+      </w:pPr>
+      <w:r>
+        <w:rPr>
+          <w:rFonts w:ascii="Book Antiqua" w:hAnsi="Book Antiqua"/>
+        </w:rPr>
+        <w:t xml:space="preserve">Wikipedia </w:t>
+      </w:r>
+      <w:proofErr w:type="spellStart"/>
+      <w:r>
+        <w:rPr>
+          <w:rFonts w:ascii="Book Antiqua" w:hAnsi="Book Antiqua"/>
+        </w:rPr>
+        <w:t>documents</w:t>
+      </w:r>
+      <w:proofErr w:type="spellEnd"/>
+    </w:p>
+    <w:p>
+      <w:pPr>
+        <w:pBdr>
+          <w:bottom w:val="single" w:sz="12" w:space="1" w:color="auto"/>
+        </w:pBdr>
+        <w:rPr>
+          <w:rFonts w:ascii="Book Antiqua" w:hAnsi="Book Antiqua"/>
+        </w:rPr>
+      </w:pPr>
+    </w:p>
+    <w:p>
+      <w:pPr>
+        <w:pBdr>
+          <w:bottom w:val="single" w:sz="12" w:space="1" w:color="auto"/>
+        </w:pBdr>
+        <w:rPr>
+          <w:rFonts w:ascii="Book Antiqua" w:hAnsi="Book Antiqua"/>
+        </w:rPr>
+      </w:pPr>
+    </w:p>
+    <w:p>
+      <w:pPr>
+        <w:pBdr>
+          <w:bottom w:val="single" w:sz="12" w:space="1" w:color="auto"/>
+        </w:pBdr>
+        <w:rPr>
+          <w:rFonts w:ascii="Book Antiqua" w:hAnsi="Book Antiqua"/>
+        </w:rPr>
+      </w:pPr>
+    </w:p>
+    <w:p>
+      <w:pPr>
+        <w:pBdr>
+          <w:bottom w:val="single" w:sz="12" w:space="1" w:color="auto"/>
+        </w:pBdr>
+        <w:rPr>
+          <w:rFonts w:ascii="Book Antiqua" w:hAnsi="Book Antiqua"/>
+        </w:rPr>
+      </w:pPr>
+    </w:p>
+    <w:p>
+      <w:pPr>
+        <w:pBdr>
+          <w:bottom w:val="single" w:sz="12" w:space="1" w:color="auto"/>
+        </w:pBdr>
+        <w:rPr>
+          <w:rFonts w:ascii="Book Antiqua" w:hAnsi="Book Antiqua"/>
+        </w:rPr>
+      </w:pPr>
+    </w:p>
+    <w:p>
+      <w:pPr>
+        <w:rPr>
+          <w:rFonts w:ascii="Book Antiqua" w:hAnsi="Book Antiqua"/>
+        </w:rPr>
+      </w:pPr>
+    </w:p>
+    <w:p>
+      <w:pPr>
+        <w:rPr>
+          <w:rFonts w:ascii="Book Antiqua" w:hAnsi="Book Antiqua"/>
+        </w:rPr>
+      </w:pPr>
+    </w:p>
+    <w:p>
+      <w:pPr>
+        <w:rPr>
+          <w:rFonts w:ascii="Book Antiqua" w:hAnsi="Book Antiqua"/>
+          <w:lang w:val="en-US"/>
+        </w:rPr>
+      </w:pPr>
+      <w:proofErr w:type="spellStart"/>
+      <w:r>
+        <w:rPr>
+          <w:rFonts w:ascii="Book Antiqua" w:hAnsi="Book Antiqua"/>
+          <w:lang w:val="en-US"/>
+        </w:rPr>
+        <w:t>Semantica</w:t>
+      </w:r>
+      <w:proofErr w:type="spellEnd"/>
+      <w:r>
+        <w:rPr>
+          <w:rFonts w:ascii="Book Antiqua" w:hAnsi="Book Antiqua"/>
+          <w:lang w:val="en-US"/>
+        </w:rPr>
+        <w:t xml:space="preserve"> framework p</w:t>
+      </w:r>
+      <w:r>
+        <w:rPr>
+          <w:rFonts w:ascii="Book Antiqua" w:hAnsi="Book Antiqua"/>
+          <w:lang w:val="en-US"/>
+        </w:rPr>
+        <w:t xml:space="preserve">owers: </w:t>
+      </w:r>
+      <w:proofErr w:type="spellStart"/>
+      <w:r>
+        <w:rPr>
+          <w:rFonts w:ascii="Book Antiqua" w:hAnsi="Book Antiqua"/>
+          <w:lang w:val="en-US"/>
+        </w:rPr>
+        <w:t>GraphRAG</w:t>
+      </w:r>
+      <w:proofErr w:type="spellEnd"/>
+      <w:r>
+        <w:rPr>
+          <w:rFonts w:ascii="Book Antiqua" w:hAnsi="Book Antiqua"/>
+          <w:lang w:val="en-US"/>
+        </w:rPr>
+        <w:t>, AI Agents, Multi-Agent Systems</w:t>
+      </w:r>
+    </w:p>
+    <w:p>
+      <w:pPr>
+        <w:rPr>
+          <w:rFonts w:ascii="Book Antiqua" w:hAnsi="Book Antiqua"/>
+          <w:lang w:val="en-US"/>
+        </w:rPr>
+      </w:pPr>
+    </w:p>
+    <w:p>
+      <w:pPr>
+        <w:rPr>
+          <w:rFonts w:ascii="Book Antiqua" w:hAnsi="Book Antiqua"/>
+        </w:rPr>
+      </w:pPr>
+      <w:hyperlink r:id="rId6" w:history="1">
+        <w:r>
+          <w:rPr>
+            <w:rStyle w:val="Hyperlink"/>
+            <w:rFonts w:ascii="Book Antiqua" w:hAnsi="Book Antiqua"/>
+          </w:rPr>
+          <w:t>https://docling-project.github.io/docling/usage/supported_formats/</w:t>
+        </w:r>
+      </w:hyperlink>
+      <w:r>
+        <w:rPr>
+          <w:rFonts w:ascii="Book Antiqua" w:hAnsi="Book Antiqua"/>
+        </w:rPr>
+        <w:t xml:space="preserve"> </w:t>
+      </w:r>
+      <w:proofErr w:type="spellStart"/>
+      <w:r>
+        <w:rPr>
+          <w:rFonts w:ascii="Book Antiqua" w:hAnsi="Book Antiqua"/>
+        </w:rPr>
+        <w:t>docling</w:t>
+      </w:r>
+      <w:proofErr w:type="spellEnd"/>
+      <w:r>
+        <w:rPr>
+          <w:rFonts w:ascii="Book Antiqua" w:hAnsi="Book Antiqua"/>
+        </w:rPr>
+        <w:t xml:space="preserve"> es capaz de procesar documentos en varios formatos, incluyendo PDF, .</w:t>
+      </w:r>
+      <w:proofErr w:type="spellStart"/>
+      <w:r>
+        <w:rPr>
+          <w:rFonts w:ascii="Book Antiqua" w:hAnsi="Book Antiqua"/>
+        </w:rPr>
+        <w:t>txt</w:t>
+      </w:r>
+      <w:proofErr w:type="spellEnd"/>
+      <w:r>
+        <w:rPr>
+          <w:rFonts w:ascii="Book Antiqua" w:hAnsi="Book Antiqua"/>
+        </w:rPr>
+        <w:t xml:space="preserve"> </w:t>
+      </w:r>
+      <w:proofErr w:type="gramStart"/>
+      <w:r>
+        <w:rPr>
+          <w:rFonts w:ascii="Book Antiqua" w:hAnsi="Book Antiqua"/>
+        </w:rPr>
+        <w:t>y .</w:t>
+      </w:r>
+      <w:proofErr w:type="spellStart"/>
+      <w:r>
+        <w:rPr>
+          <w:rFonts w:ascii="Book Antiqua" w:hAnsi="Book Antiqua"/>
+        </w:rPr>
+        <w:t>json</w:t>
+      </w:r>
+      <w:proofErr w:type="spellEnd"/>
+      <w:proofErr w:type="gramEnd"/>
+      <w:r>
+        <w:rPr>
+          <w:rFonts w:ascii="Book Antiqua" w:hAnsi="Book Antiqua"/>
+        </w:rPr>
+        <w:t xml:space="preserve"> (que son los tres tipos de documento en los que tenemos guardados nuestros datos)</w:t>
+      </w:r>
+      <w:r>
+        <w:rPr>
+          <w:rFonts w:ascii="Book Antiqua" w:hAnsi="Book Antiqua"/>
+        </w:rPr>
+        <w:t xml:space="preserve">. </w:t>
+      </w:r>
+      <w:proofErr w:type="gramStart"/>
+      <w:r>
+        <w:rPr>
+          <w:rFonts w:ascii="Book Antiqua" w:hAnsi="Book Antiqua"/>
+        </w:rPr>
+        <w:t xml:space="preserve">DEPENDE DE </w:t>
+      </w:r>
+      <w:proofErr w:type="spellStart"/>
+      <w:r>
+        <w:rPr>
+          <w:rFonts w:ascii="Book Antiqua" w:hAnsi="Book Antiqua"/>
+        </w:rPr>
+        <w:t>PyTORCH</w:t>
+      </w:r>
+      <w:proofErr w:type="spellEnd"/>
+      <w:r>
+        <w:rPr>
+          <w:rFonts w:ascii="Book Antiqua" w:hAnsi="Book Antiqua"/>
+        </w:rPr>
+        <w:t>!!</w:t>
+      </w:r>
+      <w:proofErr w:type="gramEnd"/>
+    </w:p>
+    <w:p>
+      <w:pPr>
+        <w:rPr>
+          <w:rFonts w:ascii="Book Antiqua" w:hAnsi="Book Antiqua"/>
+        </w:rPr>
+      </w:pPr>
+    </w:p>
+    <w:p/>
     <w:p/>
     <w:sectPr>
       <w:pgSz w:w="11906" w:h="16838"/>
@@ -184,7 +1273,7 @@
         <w:rFonts w:ascii="Calibri" w:eastAsiaTheme="minorHAnsi" w:hAnsi="Calibri" w:cs="Calibri" w:hint="default"/>
       </w:rPr>
     </w:lvl>
-    <w:lvl w:ilvl="1" w:tplc="0C0A0003" w:tentative="1">
+    <w:lvl w:ilvl="1" w:tplc="0C0A0003">
       <w:start w:val="1"/>
       <w:numFmt w:val="bullet"/>
       <w:lvlText w:val="o"/>
@@ -302,7 +1391,7 @@
     </w:rPrDefault>
     <w:pPrDefault>
       <w:pPr>
-        <w:spacing w:after="160" w:line="259" w:lineRule="auto"/>
+        <w:spacing w:after="120"/>
       </w:pPr>
     </w:pPrDefault>
   </w:docDefaults>
@@ -687,28 +1776,26 @@
   <w:style w:type="paragraph" w:default="1" w:styleId="Normal">
     <w:name w:val="Normal"/>
     <w:qFormat/>
-    <w:pPr>
-      <w:spacing w:after="200" w:line="276" w:lineRule="auto"/>
-    </w:pPr>
   </w:style>
   <w:style w:type="paragraph" w:styleId="Heading1">
     <w:name w:val="heading 1"/>
     <w:basedOn w:val="Normal"/>
     <w:next w:val="Normal"/>
     <w:link w:val="Heading1Char"/>
+    <w:autoRedefine/>
     <w:uiPriority w:val="9"/>
     <w:qFormat/>
-    <w:rsid w:val="00B61C5A"/>
+    <w:rsid w:val="00001170"/>
     <w:pPr>
       <w:keepNext/>
       <w:keepLines/>
-      <w:spacing w:before="360" w:after="80"/>
+      <w:spacing w:before="80"/>
       <w:outlineLvl w:val="0"/>
     </w:pPr>
     <w:rPr>
-      <w:rFonts w:asciiTheme="majorHAnsi" w:eastAsiaTheme="majorEastAsia" w:hAnsiTheme="majorHAnsi" w:cstheme="majorBidi"/>
-      <w:color w:val="2F5496" w:themeColor="accent1" w:themeShade="BF"/>
-      <w:sz w:val="40"/>
+      <w:rFonts w:ascii="Book Antiqua" w:eastAsiaTheme="majorEastAsia" w:hAnsi="Book Antiqua" w:cstheme="majorBidi"/>
+      <w:b/>
+      <w:sz w:val="32"/>
       <w:szCs w:val="40"/>
     </w:rPr>
   </w:style>
@@ -893,7 +1980,6 @@
   <w:style w:type="character" w:default="1" w:styleId="DefaultParagraphFont">
     <w:name w:val="Default Paragraph Font"/>
     <w:uiPriority w:val="1"/>
-    <w:semiHidden/>
     <w:unhideWhenUsed/>
   </w:style>
   <w:style w:type="table" w:default="1" w:styleId="TableNormal">
@@ -922,11 +2008,11 @@
     <w:basedOn w:val="DefaultParagraphFont"/>
     <w:link w:val="Heading1"/>
     <w:uiPriority w:val="9"/>
-    <w:rsid w:val="00B61C5A"/>
-    <w:rPr>
-      <w:rFonts w:asciiTheme="majorHAnsi" w:eastAsiaTheme="majorEastAsia" w:hAnsiTheme="majorHAnsi" w:cstheme="majorBidi"/>
-      <w:color w:val="2F5496" w:themeColor="accent1" w:themeShade="BF"/>
-      <w:sz w:val="40"/>
+    <w:rsid w:val="00001170"/>
+    <w:rPr>
+      <w:rFonts w:ascii="Book Antiqua" w:eastAsiaTheme="majorEastAsia" w:hAnsi="Book Antiqua" w:cstheme="majorBidi"/>
+      <w:b/>
+      <w:sz w:val="32"/>
       <w:szCs w:val="40"/>
     </w:rPr>
   </w:style>
@@ -1045,7 +2131,7 @@
     <w:qFormat/>
     <w:rsid w:val="00B61C5A"/>
     <w:pPr>
-      <w:spacing w:after="80" w:line="240" w:lineRule="auto"/>
+      <w:spacing w:after="80"/>
       <w:contextualSpacing/>
     </w:pPr>
     <w:rPr>
@@ -1206,6 +2292,29 @@
       <w:smallCaps/>
       <w:color w:val="2F5496" w:themeColor="accent1" w:themeShade="BF"/>
       <w:spacing w:val="5"/>
+    </w:rPr>
+  </w:style>
+  <w:style w:type="character" w:styleId="Hyperlink">
+    <w:name w:val="Hyperlink"/>
+    <w:basedOn w:val="DefaultParagraphFont"/>
+    <w:uiPriority w:val="99"/>
+    <w:unhideWhenUsed/>
+    <w:rsid w:val="00A37B61"/>
+    <w:rPr>
+      <w:color w:val="0563C1" w:themeColor="hyperlink"/>
+      <w:u w:val="single"/>
+    </w:rPr>
+  </w:style>
+  <w:style w:type="character" w:styleId="UnresolvedMention">
+    <w:name w:val="Unresolved Mention"/>
+    <w:basedOn w:val="DefaultParagraphFont"/>
+    <w:uiPriority w:val="99"/>
+    <w:semiHidden/>
+    <w:unhideWhenUsed/>
+    <w:rsid w:val="00A37B61"/>
+    <w:rPr>
+      <w:color w:val="605E5C"/>
+      <w:shd w:val="clear" w:color="auto" w:fill="E1DFDD"/>
     </w:rPr>
   </w:style>
 </w:styles>

--- a/doc/Memoria supongo.docx
+++ b/doc/Memoria supongo.docx
@@ -143,7 +143,19 @@
         <w:rPr>
           <w:rFonts w:ascii="Book Antiqua" w:hAnsi="Book Antiqua"/>
         </w:rPr>
-        <w:t xml:space="preserve">Aquí fallaba cuando pides lista de … =&gt; se creó un agente especializado en listas coge más </w:t>
+        <w:t xml:space="preserve">Aquí fallaba cuando pides lista de … =&gt; se creó un agente especializado en listas </w:t>
+      </w:r>
+      <w:r>
+        <w:rPr>
+          <w:rFonts w:ascii="Book Antiqua" w:hAnsi="Book Antiqua"/>
+        </w:rPr>
+        <w:t xml:space="preserve">que </w:t>
+      </w:r>
+      <w:r>
+        <w:rPr>
+          <w:rFonts w:ascii="Book Antiqua" w:hAnsi="Book Antiqua"/>
+        </w:rPr>
+        <w:t xml:space="preserve">coge más </w:t>
       </w:r>
       <w:proofErr w:type="spellStart"/>
       <w:proofErr w:type="gramStart"/>
@@ -161,6 +173,13 @@
         </w:rPr>
         <w:t xml:space="preserve"> pero más cortitos (funciona regular)</w:t>
       </w:r>
+    </w:p>
+    <w:p>
+      <w:pPr>
+        <w:rPr>
+          <w:rFonts w:ascii="Book Antiqua" w:hAnsi="Book Antiqua"/>
+        </w:rPr>
+      </w:pPr>
     </w:p>
     <w:p>
       <w:pPr>
@@ -173,14 +192,50 @@
           <w:rFonts w:ascii="Book Antiqua" w:hAnsi="Book Antiqua"/>
         </w:rPr>
       </w:pPr>
-      <w:proofErr w:type="spellStart"/>
-      <w:r>
-        <w:rPr>
-          <w:rFonts w:ascii="Book Antiqua" w:hAnsi="Book Antiqua"/>
-        </w:rPr>
-        <w:t>graphitti</w:t>
-      </w:r>
-      <w:proofErr w:type="spellEnd"/>
+      <w:r>
+        <w:rPr>
+          <w:rFonts w:ascii="Book Antiqua" w:hAnsi="Book Antiqua"/>
+        </w:rPr>
+        <w:t>G</w:t>
+      </w:r>
+      <w:r>
+        <w:rPr>
+          <w:rFonts w:ascii="Book Antiqua" w:hAnsi="Book Antiqua"/>
+        </w:rPr>
+        <w:t>raphitti</w:t>
+      </w:r>
+      <w:r>
+        <w:rPr>
+          <w:rFonts w:ascii="Book Antiqua" w:hAnsi="Book Antiqua"/>
+        </w:rPr>
+        <w:t xml:space="preserve">: </w:t>
+      </w:r>
+      <w:r>
+        <w:rPr>
+          <w:rFonts w:ascii="Book Antiqua" w:hAnsi="Book Antiqua"/>
+        </w:rPr>
+        <w:t xml:space="preserve">librería de </w:t>
+      </w:r>
+      <w:proofErr w:type="spellStart"/>
+      <w:r>
+        <w:rPr>
+          <w:rFonts w:ascii="Book Antiqua" w:hAnsi="Book Antiqua"/>
+        </w:rPr>
+        <w:t>python</w:t>
+      </w:r>
+      <w:proofErr w:type="spellEnd"/>
+      <w:r>
+        <w:rPr>
+          <w:rFonts w:ascii="Book Antiqua" w:hAnsi="Book Antiqua"/>
+        </w:rPr>
+        <w:t xml:space="preserve"> </w:t>
+      </w:r>
+      <w:r>
+        <w:rPr>
+          <w:rFonts w:ascii="Book Antiqua" w:hAnsi="Book Antiqua"/>
+        </w:rPr>
+        <w:t>para grafos de conocimiento dinámicos</w:t>
+      </w:r>
     </w:p>
     <w:p/>
     <w:p>
@@ -469,6 +524,515 @@
     </w:p>
     <w:p>
       <w:pPr>
+        <w:rPr>
+          <w:rFonts w:ascii="Book Antiqua" w:hAnsi="Book Antiqua"/>
+        </w:rPr>
+      </w:pPr>
+      <w:r>
+        <w:rPr>
+          <w:rFonts w:ascii="Book Antiqua" w:hAnsi="Book Antiqua"/>
+        </w:rPr>
+        <w:t>PROBLEMAS:</w:t>
+      </w:r>
+    </w:p>
+    <w:p>
+      <w:pPr>
+        <w:rPr>
+          <w:rFonts w:ascii="Book Antiqua" w:hAnsi="Book Antiqua"/>
+        </w:rPr>
+      </w:pPr>
+      <w:r>
+        <w:rPr>
+          <w:rFonts w:ascii="Book Antiqua" w:hAnsi="Book Antiqua"/>
+        </w:rPr>
+        <w:t xml:space="preserve">Al hacer web </w:t>
+      </w:r>
+      <w:proofErr w:type="spellStart"/>
+      <w:r>
+        <w:rPr>
+          <w:rFonts w:ascii="Book Antiqua" w:hAnsi="Book Antiqua"/>
+        </w:rPr>
+        <w:t>scrapping</w:t>
+      </w:r>
+      <w:proofErr w:type="spellEnd"/>
+      <w:r>
+        <w:rPr>
+          <w:rFonts w:ascii="Book Antiqua" w:hAnsi="Book Antiqua"/>
+        </w:rPr>
+        <w:t xml:space="preserve"> para o</w:t>
+      </w:r>
+      <w:r>
+        <w:rPr>
+          <w:rFonts w:ascii="Book Antiqua" w:hAnsi="Book Antiqua"/>
+        </w:rPr>
+        <w:t xml:space="preserve">btener los documentos de la legislación de la UE en otro ordenador, hubo problemas ya que con </w:t>
+      </w:r>
+      <w:proofErr w:type="spellStart"/>
+      <w:r>
+        <w:rPr>
+          <w:rFonts w:ascii="Book Antiqua" w:hAnsi="Book Antiqua"/>
+        </w:rPr>
+        <w:t>requests</w:t>
+      </w:r>
+      <w:proofErr w:type="spellEnd"/>
+      <w:r>
+        <w:rPr>
+          <w:rFonts w:ascii="Book Antiqua" w:hAnsi="Book Antiqua"/>
+        </w:rPr>
+        <w:t xml:space="preserve"> se rechazaba la conexión. Esto ocurre por </w:t>
+      </w:r>
+      <w:proofErr w:type="spellStart"/>
+      <w:r>
+        <w:rPr>
+          <w:rFonts w:ascii="Book Antiqua" w:hAnsi="Book Antiqua"/>
+        </w:rPr>
+        <w:t>Cloudfront</w:t>
+      </w:r>
+      <w:proofErr w:type="spellEnd"/>
+      <w:r>
+        <w:rPr>
+          <w:rFonts w:ascii="Book Antiqua" w:hAnsi="Book Antiqua"/>
+        </w:rPr>
+        <w:t xml:space="preserve"> WAF (</w:t>
+      </w:r>
+      <w:r>
+        <w:rPr>
+          <w:rFonts w:ascii="Book Antiqua" w:hAnsi="Book Antiqua"/>
+        </w:rPr>
+        <w:t xml:space="preserve">Web </w:t>
+      </w:r>
+      <w:proofErr w:type="spellStart"/>
+      <w:r>
+        <w:rPr>
+          <w:rFonts w:ascii="Book Antiqua" w:hAnsi="Book Antiqua"/>
+        </w:rPr>
+        <w:t>Application</w:t>
+      </w:r>
+      <w:proofErr w:type="spellEnd"/>
+      <w:r>
+        <w:rPr>
+          <w:rFonts w:ascii="Book Antiqua" w:hAnsi="Book Antiqua"/>
+        </w:rPr>
+        <w:t xml:space="preserve"> Firewall)</w:t>
+      </w:r>
+    </w:p>
+    <w:p>
+      <w:pPr>
+        <w:rPr>
+          <w:rFonts w:ascii="Book Antiqua" w:hAnsi="Book Antiqua"/>
+        </w:rPr>
+      </w:pPr>
+      <w:r>
+        <w:rPr>
+          <w:rFonts w:ascii="Book Antiqua" w:hAnsi="Book Antiqua"/>
+          <w:b/>
+          <w:bCs/>
+        </w:rPr>
+        <w:t>Referencias:</w:t>
+      </w:r>
+    </w:p>
+    <w:p>
+      <w:pPr>
+        <w:numPr>
+          <w:ilvl w:val="0"/>
+          <w:numId w:val="2"/>
+        </w:numPr>
+        <w:rPr>
+          <w:rFonts w:ascii="Book Antiqua" w:hAnsi="Book Antiqua"/>
+        </w:rPr>
+      </w:pPr>
+      <w:proofErr w:type="spellStart"/>
+      <w:r>
+        <w:rPr>
+          <w:rFonts w:ascii="Book Antiqua" w:hAnsi="Book Antiqua"/>
+          <w:b/>
+          <w:bCs/>
+        </w:rPr>
+        <w:t>ScrapeOps</w:t>
+      </w:r>
+      <w:proofErr w:type="spellEnd"/>
+      <w:r>
+        <w:rPr>
+          <w:rFonts w:ascii="Book Antiqua" w:hAnsi="Book Antiqua"/>
+          <w:b/>
+          <w:bCs/>
+        </w:rPr>
+        <w:t>:</w:t>
+      </w:r>
+      <w:r>
+        <w:rPr>
+          <w:rFonts w:ascii="Book Antiqua" w:hAnsi="Book Antiqua"/>
+        </w:rPr>
+        <w:t> </w:t>
+      </w:r>
+      <w:r>
+        <w:rPr>
+          <w:rFonts w:ascii="Book Antiqua" w:hAnsi="Book Antiqua"/>
+          <w:i/>
+          <w:iCs/>
+        </w:rPr>
+        <w:t xml:space="preserve">Python </w:t>
+      </w:r>
+      <w:proofErr w:type="spellStart"/>
+      <w:r>
+        <w:rPr>
+          <w:rFonts w:ascii="Book Antiqua" w:hAnsi="Book Antiqua"/>
+          <w:i/>
+          <w:iCs/>
+        </w:rPr>
+        <w:t>Selenium</w:t>
+      </w:r>
+      <w:proofErr w:type="spellEnd"/>
+      <w:r>
+        <w:rPr>
+          <w:rFonts w:ascii="Book Antiqua" w:hAnsi="Book Antiqua"/>
+          <w:i/>
+          <w:iCs/>
+        </w:rPr>
+        <w:t xml:space="preserve"> VS Python </w:t>
+      </w:r>
+      <w:proofErr w:type="spellStart"/>
+      <w:r>
+        <w:rPr>
+          <w:rFonts w:ascii="Book Antiqua" w:hAnsi="Book Antiqua"/>
+          <w:i/>
+          <w:iCs/>
+        </w:rPr>
+        <w:t>Requests</w:t>
+      </w:r>
+      <w:proofErr w:type="spellEnd"/>
+      <w:r>
+        <w:rPr>
+          <w:rFonts w:ascii="Book Antiqua" w:hAnsi="Book Antiqua"/>
+          <w:i/>
+          <w:iCs/>
+        </w:rPr>
+        <w:t xml:space="preserve"> </w:t>
+      </w:r>
+      <w:proofErr w:type="spellStart"/>
+      <w:r>
+        <w:rPr>
+          <w:rFonts w:ascii="Book Antiqua" w:hAnsi="Book Antiqua"/>
+          <w:i/>
+          <w:iCs/>
+        </w:rPr>
+        <w:t>Compared</w:t>
+      </w:r>
+      <w:proofErr w:type="spellEnd"/>
+      <w:r>
+        <w:rPr>
+          <w:rFonts w:ascii="Book Antiqua" w:hAnsi="Book Antiqua"/>
+        </w:rPr>
+        <w:t xml:space="preserve"> (Diferencias técnicas en protección </w:t>
+      </w:r>
+      <w:proofErr w:type="spellStart"/>
+      <w:r>
+        <w:rPr>
+          <w:rFonts w:ascii="Book Antiqua" w:hAnsi="Book Antiqua"/>
+        </w:rPr>
+        <w:t>anti-bot</w:t>
+      </w:r>
+      <w:proofErr w:type="spellEnd"/>
+      <w:r>
+        <w:rPr>
+          <w:rFonts w:ascii="Book Antiqua" w:hAnsi="Book Antiqua"/>
+        </w:rPr>
+        <w:t>).</w:t>
+      </w:r>
+    </w:p>
+    <w:p>
+      <w:pPr>
+        <w:numPr>
+          <w:ilvl w:val="0"/>
+          <w:numId w:val="2"/>
+        </w:numPr>
+        <w:rPr>
+          <w:rFonts w:ascii="Book Antiqua" w:hAnsi="Book Antiqua"/>
+        </w:rPr>
+      </w:pPr>
+      <w:r>
+        <w:rPr>
+          <w:rFonts w:ascii="Book Antiqua" w:hAnsi="Book Antiqua"/>
+          <w:b/>
+          <w:bCs/>
+        </w:rPr>
+        <w:t xml:space="preserve">AWS </w:t>
+      </w:r>
+      <w:proofErr w:type="spellStart"/>
+      <w:r>
+        <w:rPr>
+          <w:rFonts w:ascii="Book Antiqua" w:hAnsi="Book Antiqua"/>
+          <w:b/>
+          <w:bCs/>
+        </w:rPr>
+        <w:t>Documentation</w:t>
+      </w:r>
+      <w:proofErr w:type="spellEnd"/>
+      <w:r>
+        <w:rPr>
+          <w:rFonts w:ascii="Book Antiqua" w:hAnsi="Book Antiqua"/>
+          <w:b/>
+          <w:bCs/>
+        </w:rPr>
+        <w:t>:</w:t>
+      </w:r>
+      <w:r>
+        <w:rPr>
+          <w:rFonts w:ascii="Book Antiqua" w:hAnsi="Book Antiqua"/>
+        </w:rPr>
+        <w:t> </w:t>
+      </w:r>
+      <w:r>
+        <w:rPr>
+          <w:rFonts w:ascii="Book Antiqua" w:hAnsi="Book Antiqua"/>
+          <w:i/>
+          <w:iCs/>
+        </w:rPr>
+        <w:t>AWS WAF Bot Control</w:t>
+      </w:r>
+      <w:r>
+        <w:rPr>
+          <w:rFonts w:ascii="Book Antiqua" w:hAnsi="Book Antiqua"/>
+        </w:rPr>
+        <w:t> (Sobre por qué se bloquean clientes HTTP simples).</w:t>
+      </w:r>
+    </w:p>
+    <w:p>
+      <w:pPr>
+        <w:numPr>
+          <w:ilvl w:val="0"/>
+          <w:numId w:val="2"/>
+        </w:numPr>
+        <w:rPr>
+          <w:rFonts w:ascii="Book Antiqua" w:hAnsi="Book Antiqua"/>
+        </w:rPr>
+      </w:pPr>
+      <w:r>
+        <w:rPr>
+          <w:rFonts w:ascii="Book Antiqua" w:hAnsi="Book Antiqua"/>
+          <w:b/>
+          <w:bCs/>
+        </w:rPr>
+        <w:t xml:space="preserve">Wikipedia </w:t>
+      </w:r>
+      <w:proofErr w:type="spellStart"/>
+      <w:r>
+        <w:rPr>
+          <w:rFonts w:ascii="Book Antiqua" w:hAnsi="Book Antiqua"/>
+          <w:b/>
+          <w:bCs/>
+        </w:rPr>
+        <w:t>Official</w:t>
+      </w:r>
+      <w:proofErr w:type="spellEnd"/>
+      <w:r>
+        <w:rPr>
+          <w:rFonts w:ascii="Book Antiqua" w:hAnsi="Book Antiqua"/>
+          <w:b/>
+          <w:bCs/>
+        </w:rPr>
+        <w:t xml:space="preserve"> </w:t>
+      </w:r>
+      <w:proofErr w:type="spellStart"/>
+      <w:r>
+        <w:rPr>
+          <w:rFonts w:ascii="Book Antiqua" w:hAnsi="Book Antiqua"/>
+          <w:b/>
+          <w:bCs/>
+        </w:rPr>
+        <w:t>Article</w:t>
+      </w:r>
+      <w:proofErr w:type="spellEnd"/>
+      <w:r>
+        <w:rPr>
+          <w:rFonts w:ascii="Book Antiqua" w:hAnsi="Book Antiqua"/>
+          <w:b/>
+          <w:bCs/>
+        </w:rPr>
+        <w:t>:</w:t>
+      </w:r>
+      <w:r>
+        <w:rPr>
+          <w:rFonts w:ascii="Book Antiqua" w:hAnsi="Book Antiqua"/>
+        </w:rPr>
+        <w:t> </w:t>
+      </w:r>
+      <w:r>
+        <w:rPr>
+          <w:rFonts w:ascii="Book Antiqua" w:hAnsi="Book Antiqua"/>
+          <w:i/>
+          <w:iCs/>
+        </w:rPr>
+        <w:t xml:space="preserve">Web </w:t>
+      </w:r>
+      <w:proofErr w:type="spellStart"/>
+      <w:r>
+        <w:rPr>
+          <w:rFonts w:ascii="Book Antiqua" w:hAnsi="Book Antiqua"/>
+          <w:i/>
+          <w:iCs/>
+        </w:rPr>
+        <w:t>Scraping</w:t>
+      </w:r>
+      <w:proofErr w:type="spellEnd"/>
+      <w:r>
+        <w:rPr>
+          <w:rFonts w:ascii="Book Antiqua" w:hAnsi="Book Antiqua"/>
+        </w:rPr>
+        <w:t xml:space="preserve"> (Menciona a </w:t>
+      </w:r>
+      <w:proofErr w:type="spellStart"/>
+      <w:r>
+        <w:rPr>
+          <w:rFonts w:ascii="Book Antiqua" w:hAnsi="Book Antiqua"/>
+        </w:rPr>
+        <w:t>Selenium</w:t>
+      </w:r>
+      <w:proofErr w:type="spellEnd"/>
+      <w:r>
+        <w:rPr>
+          <w:rFonts w:ascii="Book Antiqua" w:hAnsi="Book Antiqua"/>
+        </w:rPr>
+        <w:t xml:space="preserve"> como herramienta para carga completa de DOM).</w:t>
+      </w:r>
+    </w:p>
+    <w:p>
+      <w:pPr>
+        <w:numPr>
+          <w:ilvl w:val="0"/>
+          <w:numId w:val="2"/>
+        </w:numPr>
+        <w:rPr>
+          <w:rFonts w:ascii="Book Antiqua" w:hAnsi="Book Antiqua"/>
+        </w:rPr>
+      </w:pPr>
+      <w:r>
+        <w:rPr>
+          <w:rFonts w:ascii="Book Antiqua" w:hAnsi="Book Antiqua"/>
+          <w:b/>
+          <w:bCs/>
+        </w:rPr>
+        <w:lastRenderedPageBreak/>
+        <w:t xml:space="preserve">Medium </w:t>
+      </w:r>
+      <w:proofErr w:type="spellStart"/>
+      <w:r>
+        <w:rPr>
+          <w:rFonts w:ascii="Book Antiqua" w:hAnsi="Book Antiqua"/>
+          <w:b/>
+          <w:bCs/>
+        </w:rPr>
+        <w:t>Engineering</w:t>
+      </w:r>
+      <w:proofErr w:type="spellEnd"/>
+      <w:r>
+        <w:rPr>
+          <w:rFonts w:ascii="Book Antiqua" w:hAnsi="Book Antiqua"/>
+          <w:b/>
+          <w:bCs/>
+        </w:rPr>
+        <w:t>:</w:t>
+      </w:r>
+      <w:r>
+        <w:rPr>
+          <w:rFonts w:ascii="Book Antiqua" w:hAnsi="Book Antiqua"/>
+        </w:rPr>
+        <w:t> </w:t>
+      </w:r>
+      <w:proofErr w:type="spellStart"/>
+      <w:r>
+        <w:rPr>
+          <w:rFonts w:ascii="Book Antiqua" w:hAnsi="Book Antiqua"/>
+          <w:i/>
+          <w:iCs/>
+        </w:rPr>
+        <w:t>Scraping</w:t>
+      </w:r>
+      <w:proofErr w:type="spellEnd"/>
+      <w:r>
+        <w:rPr>
+          <w:rFonts w:ascii="Book Antiqua" w:hAnsi="Book Antiqua"/>
+          <w:i/>
+          <w:iCs/>
+        </w:rPr>
+        <w:t xml:space="preserve"> </w:t>
+      </w:r>
+      <w:proofErr w:type="spellStart"/>
+      <w:r>
+        <w:rPr>
+          <w:rFonts w:ascii="Book Antiqua" w:hAnsi="Book Antiqua"/>
+          <w:i/>
+          <w:iCs/>
+        </w:rPr>
+        <w:t>from</w:t>
+      </w:r>
+      <w:proofErr w:type="spellEnd"/>
+      <w:r>
+        <w:rPr>
+          <w:rFonts w:ascii="Book Antiqua" w:hAnsi="Book Antiqua"/>
+          <w:i/>
+          <w:iCs/>
+        </w:rPr>
+        <w:t xml:space="preserve"> Wikipedia </w:t>
+      </w:r>
+      <w:proofErr w:type="spellStart"/>
+      <w:r>
+        <w:rPr>
+          <w:rFonts w:ascii="Book Antiqua" w:hAnsi="Book Antiqua"/>
+          <w:i/>
+          <w:iCs/>
+        </w:rPr>
+        <w:t>using</w:t>
+      </w:r>
+      <w:proofErr w:type="spellEnd"/>
+      <w:r>
+        <w:rPr>
+          <w:rFonts w:ascii="Book Antiqua" w:hAnsi="Book Antiqua"/>
+          <w:i/>
+          <w:iCs/>
+        </w:rPr>
+        <w:t xml:space="preserve"> Python and </w:t>
+      </w:r>
+      <w:proofErr w:type="spellStart"/>
+      <w:r>
+        <w:rPr>
+          <w:rFonts w:ascii="Book Antiqua" w:hAnsi="Book Antiqua"/>
+          <w:i/>
+          <w:iCs/>
+        </w:rPr>
+        <w:t>Selenium</w:t>
+      </w:r>
+      <w:proofErr w:type="spellEnd"/>
+      <w:r>
+        <w:rPr>
+          <w:rFonts w:ascii="Book Antiqua" w:hAnsi="Book Antiqua"/>
+        </w:rPr>
+        <w:t> (Caso de uso práctico y necesidad de JS).</w:t>
+      </w:r>
+    </w:p>
+    <w:p>
+      <w:pPr>
+        <w:rPr>
+          <w:rFonts w:ascii="Book Antiqua" w:hAnsi="Book Antiqua"/>
+        </w:rPr>
+      </w:pPr>
+    </w:p>
+    <w:p>
+      <w:pPr>
+        <w:rPr>
+          <w:rFonts w:ascii="Book Antiqua" w:hAnsi="Book Antiqua"/>
+        </w:rPr>
+      </w:pPr>
+    </w:p>
+    <w:p>
+      <w:pPr>
+        <w:rPr>
+          <w:rFonts w:ascii="Book Antiqua" w:hAnsi="Book Antiqua"/>
+        </w:rPr>
+      </w:pPr>
+    </w:p>
+    <w:p>
+      <w:pPr>
         <w:pStyle w:val="Heading1"/>
       </w:pPr>
       <w:r>
@@ -479,22 +1043,39 @@
       <w:pPr>
         <w:rPr>
           <w:rFonts w:ascii="Book Antiqua" w:hAnsi="Book Antiqua"/>
-          <w:lang w:val="en-US"/>
-        </w:rPr>
-      </w:pPr>
-      <w:proofErr w:type="spellStart"/>
-      <w:r>
-        <w:rPr>
-          <w:rFonts w:ascii="Book Antiqua" w:hAnsi="Book Antiqua"/>
-          <w:lang w:val="en-US"/>
-        </w:rPr>
-        <w:t>Instalar</w:t>
-      </w:r>
-      <w:proofErr w:type="spellEnd"/>
-      <w:r>
-        <w:rPr>
-          <w:rFonts w:ascii="Book Antiqua" w:hAnsi="Book Antiqua"/>
-          <w:lang w:val="en-US"/>
+        </w:rPr>
+      </w:pPr>
+      <w:r>
+        <w:rPr>
+          <w:rFonts w:ascii="Book Antiqua" w:hAnsi="Book Antiqua"/>
+        </w:rPr>
+        <w:t xml:space="preserve">Instalar </w:t>
+      </w:r>
+      <w:proofErr w:type="spellStart"/>
+      <w:r>
+        <w:rPr>
+          <w:rFonts w:ascii="Book Antiqua" w:hAnsi="Book Antiqua"/>
+        </w:rPr>
+        <w:t>fitz</w:t>
+      </w:r>
+      <w:proofErr w:type="spellEnd"/>
+      <w:r>
+        <w:rPr>
+          <w:rFonts w:ascii="Book Antiqua" w:hAnsi="Book Antiqua"/>
+        </w:rPr>
+        <w:t xml:space="preserve">: </w:t>
+      </w:r>
+      <w:proofErr w:type="spellStart"/>
+      <w:r>
+        <w:rPr>
+          <w:rFonts w:ascii="Book Antiqua" w:hAnsi="Book Antiqua"/>
+        </w:rPr>
+        <w:t>pip</w:t>
+      </w:r>
+      <w:proofErr w:type="spellEnd"/>
+      <w:r>
+        <w:rPr>
+          <w:rFonts w:ascii="Book Antiqua" w:hAnsi="Book Antiqua"/>
         </w:rPr>
         <w:t xml:space="preserve"> </w:t>
       </w:r>
@@ -502,23 +1083,34 @@
       <w:r>
         <w:rPr>
           <w:rFonts w:ascii="Book Antiqua" w:hAnsi="Book Antiqua"/>
-          <w:lang w:val="en-US"/>
-        </w:rPr>
-        <w:t>fitz</w:t>
-      </w:r>
-      <w:proofErr w:type="spellEnd"/>
-      <w:r>
-        <w:rPr>
-          <w:rFonts w:ascii="Book Antiqua" w:hAnsi="Book Antiqua"/>
-          <w:lang w:val="en-US"/>
-        </w:rPr>
-        <w:t xml:space="preserve">: pip install --upgrade </w:t>
-      </w:r>
-      <w:proofErr w:type="spellStart"/>
-      <w:r>
-        <w:rPr>
-          <w:rFonts w:ascii="Book Antiqua" w:hAnsi="Book Antiqua"/>
-          <w:lang w:val="en-US"/>
+        </w:rPr>
+        <w:t>install</w:t>
+      </w:r>
+      <w:proofErr w:type="spellEnd"/>
+      <w:r>
+        <w:rPr>
+          <w:rFonts w:ascii="Book Antiqua" w:hAnsi="Book Antiqua"/>
+        </w:rPr>
+        <w:t xml:space="preserve"> --</w:t>
+      </w:r>
+      <w:proofErr w:type="spellStart"/>
+      <w:r>
+        <w:rPr>
+          <w:rFonts w:ascii="Book Antiqua" w:hAnsi="Book Antiqua"/>
+        </w:rPr>
+        <w:t>upgrade</w:t>
+      </w:r>
+      <w:proofErr w:type="spellEnd"/>
+      <w:r>
+        <w:rPr>
+          <w:rFonts w:ascii="Book Antiqua" w:hAnsi="Book Antiqua"/>
+        </w:rPr>
+        <w:t xml:space="preserve"> </w:t>
+      </w:r>
+      <w:proofErr w:type="spellStart"/>
+      <w:r>
+        <w:rPr>
+          <w:rFonts w:ascii="Book Antiqua" w:hAnsi="Book Antiqua"/>
         </w:rPr>
         <w:t>pymupdf</w:t>
       </w:r>
@@ -526,16 +1118,14 @@
       <w:r>
         <w:rPr>
           <w:rFonts w:ascii="Book Antiqua" w:hAnsi="Book Antiqua"/>
-          <w:lang w:val="en-US"/>
         </w:rPr>
         <w:t xml:space="preserve"> (</w:t>
       </w:r>
-      <w:hyperlink r:id="rId5" w:history="1">
+      <w:hyperlink r:id="rId6" w:history="1">
         <w:r>
           <w:rPr>
             <w:rStyle w:val="Hyperlink"/>
             <w:rFonts w:ascii="Book Antiqua" w:hAnsi="Book Antiqua"/>
-            <w:lang w:val="en-US"/>
           </w:rPr>
           <w:t>https://pymupdf.readthedocs.io/en/latest/index.html</w:t>
         </w:r>
@@ -543,7 +1133,6 @@
       <w:r>
         <w:rPr>
           <w:rFonts w:ascii="Book Antiqua" w:hAnsi="Book Antiqua"/>
-          <w:lang w:val="en-US"/>
         </w:rPr>
         <w:t>)</w:t>
       </w:r>
@@ -651,6 +1240,36 @@
         </w:pBdr>
         <w:rPr>
           <w:rFonts w:ascii="Book Antiqua" w:hAnsi="Book Antiqua"/>
+        </w:rPr>
+      </w:pPr>
+    </w:p>
+    <w:p>
+      <w:pPr>
+        <w:pBdr>
+          <w:bottom w:val="single" w:sz="12" w:space="1" w:color="auto"/>
+        </w:pBdr>
+        <w:rPr>
+          <w:rFonts w:ascii="Book Antiqua" w:hAnsi="Book Antiqua"/>
+        </w:rPr>
+      </w:pPr>
+    </w:p>
+    <w:p>
+      <w:pPr>
+        <w:pBdr>
+          <w:bottom w:val="single" w:sz="12" w:space="1" w:color="auto"/>
+        </w:pBdr>
+        <w:rPr>
+          <w:rFonts w:ascii="Book Antiqua" w:hAnsi="Book Antiqua"/>
+        </w:rPr>
+      </w:pPr>
+    </w:p>
+    <w:p>
+      <w:pPr>
+        <w:pBdr>
+          <w:bottom w:val="single" w:sz="12" w:space="1" w:color="auto"/>
+        </w:pBdr>
+        <w:rPr>
+          <w:rFonts w:ascii="Book Antiqua" w:hAnsi="Book Antiqua"/>
           <w:b/>
           <w:bCs/>
           <w:u w:val="single"/>
@@ -757,7 +1376,6 @@
         <w:rPr>
           <w:rFonts w:ascii="Book Antiqua" w:hAnsi="Book Antiqua"/>
         </w:rPr>
-        <w:lastRenderedPageBreak/>
         <w:t>Ahora sí, vamos a ver cómo partir la información con sentido para poder usarla en el sistema RAG.</w:t>
       </w:r>
     </w:p>
@@ -1103,47 +1721,40 @@
           <w:rFonts w:ascii="Book Antiqua" w:hAnsi="Book Antiqua"/>
           <w:lang w:val="en-US"/>
         </w:rPr>
-        <w:t xml:space="preserve"> framework p</w:t>
-      </w:r>
+        <w:t xml:space="preserve"> framework powers: </w:t>
+      </w:r>
+      <w:proofErr w:type="spellStart"/>
       <w:r>
         <w:rPr>
           <w:rFonts w:ascii="Book Antiqua" w:hAnsi="Book Antiqua"/>
           <w:lang w:val="en-US"/>
         </w:rPr>
-        <w:t xml:space="preserve">owers: </w:t>
-      </w:r>
-      <w:proofErr w:type="spellStart"/>
+        <w:t>GraphRAG</w:t>
+      </w:r>
+      <w:proofErr w:type="spellEnd"/>
       <w:r>
         <w:rPr>
           <w:rFonts w:ascii="Book Antiqua" w:hAnsi="Book Antiqua"/>
           <w:lang w:val="en-US"/>
         </w:rPr>
-        <w:t>GraphRAG</w:t>
-      </w:r>
-      <w:proofErr w:type="spellEnd"/>
-      <w:r>
+        <w:t>, AI Agents, Multi-Agent Systems</w:t>
+      </w:r>
+    </w:p>
+    <w:p>
+      <w:pPr>
         <w:rPr>
           <w:rFonts w:ascii="Book Antiqua" w:hAnsi="Book Antiqua"/>
           <w:lang w:val="en-US"/>
         </w:rPr>
-        <w:t>, AI Agents, Multi-Agent Systems</w:t>
-      </w:r>
-    </w:p>
-    <w:p>
-      <w:pPr>
-        <w:rPr>
-          <w:rFonts w:ascii="Book Antiqua" w:hAnsi="Book Antiqua"/>
-          <w:lang w:val="en-US"/>
-        </w:rPr>
-      </w:pPr>
-    </w:p>
-    <w:p>
-      <w:pPr>
-        <w:rPr>
-          <w:rFonts w:ascii="Book Antiqua" w:hAnsi="Book Antiqua"/>
-        </w:rPr>
-      </w:pPr>
-      <w:hyperlink r:id="rId6" w:history="1">
+      </w:pPr>
+    </w:p>
+    <w:p>
+      <w:pPr>
+        <w:rPr>
+          <w:rFonts w:ascii="Book Antiqua" w:hAnsi="Book Antiqua"/>
+        </w:rPr>
+      </w:pPr>
+      <w:hyperlink r:id="rId7" w:history="1">
         <w:r>
           <w:rPr>
             <w:rStyle w:val="Hyperlink"/>
@@ -1246,6 +1857,274 @@
     </w:p>
     <w:p/>
     <w:p/>
+    <w:p/>
+    <w:p/>
+    <w:p/>
+    <w:p/>
+    <w:p>
+      <w:proofErr w:type="spellStart"/>
+      <w:r>
+        <w:t>isDeleted</w:t>
+      </w:r>
+      <w:proofErr w:type="spellEnd"/>
+      <w:r>
+        <w:t xml:space="preserve"> = true para que no se suban los </w:t>
+      </w:r>
+      <w:proofErr w:type="spellStart"/>
+      <w:r>
+        <w:t>docs</w:t>
+      </w:r>
+      <w:proofErr w:type="spellEnd"/>
+      <w:r>
+        <w:t xml:space="preserve"> al </w:t>
+      </w:r>
+      <w:proofErr w:type="spellStart"/>
+      <w:r>
+        <w:t>index</w:t>
+      </w:r>
+      <w:proofErr w:type="spellEnd"/>
+      <w:r>
+        <w:t xml:space="preserve"> y se borre el índice que existía</w:t>
+      </w:r>
+    </w:p>
+    <w:p>
+      <w:proofErr w:type="spellStart"/>
+      <w:r>
+        <w:t>search</w:t>
+      </w:r>
+      <w:proofErr w:type="spellEnd"/>
+      <w:r>
+        <w:t xml:space="preserve"> </w:t>
+      </w:r>
+      <w:proofErr w:type="spellStart"/>
+      <w:r>
+        <w:t>service</w:t>
+      </w:r>
+      <w:proofErr w:type="spellEnd"/>
+      <w:r>
+        <w:t xml:space="preserve"> (</w:t>
+      </w:r>
+      <w:proofErr w:type="spellStart"/>
+      <w:r>
+        <w:t>azsearch</w:t>
+      </w:r>
+      <w:proofErr w:type="spellEnd"/>
+      <w:r>
+        <w:t xml:space="preserve">) &gt; crear data </w:t>
+      </w:r>
+      <w:proofErr w:type="spellStart"/>
+      <w:r>
+        <w:t>source</w:t>
+      </w:r>
+      <w:proofErr w:type="spellEnd"/>
+      <w:r>
+        <w:t xml:space="preserve"> que apunte a un cosmos</w:t>
+      </w:r>
+      <w:r>
+        <w:t xml:space="preserve"> </w:t>
+      </w:r>
+      <w:proofErr w:type="spellStart"/>
+      <w:r>
+        <w:t>db</w:t>
+      </w:r>
+      <w:proofErr w:type="spellEnd"/>
+      <w:r>
+        <w:t xml:space="preserve"> (donde se guardan los </w:t>
+      </w:r>
+      <w:proofErr w:type="spellStart"/>
+      <w:r>
+        <w:t>json</w:t>
+      </w:r>
+      <w:proofErr w:type="spellEnd"/>
+      <w:r>
+        <w:t xml:space="preserve"> de los </w:t>
+      </w:r>
+      <w:proofErr w:type="spellStart"/>
+      <w:r>
+        <w:t>chunks</w:t>
+      </w:r>
+      <w:proofErr w:type="spellEnd"/>
+      <w:r>
+        <w:t xml:space="preserve">, como un </w:t>
+      </w:r>
+      <w:proofErr w:type="spellStart"/>
+      <w:r>
+        <w:t>mongodb</w:t>
+      </w:r>
+      <w:proofErr w:type="spellEnd"/>
+      <w:r>
+        <w:t xml:space="preserve">). Al crearlo, marcar </w:t>
+      </w:r>
+      <w:proofErr w:type="spellStart"/>
+      <w:r>
+        <w:t>enable</w:t>
+      </w:r>
+      <w:proofErr w:type="spellEnd"/>
+      <w:r>
+        <w:t xml:space="preserve"> </w:t>
+      </w:r>
+      <w:proofErr w:type="spellStart"/>
+      <w:r>
+        <w:t>deletion</w:t>
+      </w:r>
+      <w:proofErr w:type="spellEnd"/>
+      <w:r>
+        <w:t xml:space="preserve"> tracking para que funcione lo de </w:t>
+      </w:r>
+      <w:proofErr w:type="spellStart"/>
+      <w:r>
+        <w:t>isDeleted</w:t>
+      </w:r>
+      <w:proofErr w:type="spellEnd"/>
+    </w:p>
+    <w:p/>
+    <w:p>
+      <w:r>
+        <w:t>Creamos ahora el índice: (</w:t>
+      </w:r>
+      <w:proofErr w:type="spellStart"/>
+      <w:r>
+        <w:t>search</w:t>
+      </w:r>
+      <w:proofErr w:type="spellEnd"/>
+      <w:r>
+        <w:t xml:space="preserve"> </w:t>
+      </w:r>
+      <w:proofErr w:type="spellStart"/>
+      <w:r>
+        <w:t>management</w:t>
+      </w:r>
+      <w:proofErr w:type="spellEnd"/>
+      <w:r>
+        <w:t xml:space="preserve"> &gt; indexes)</w:t>
+      </w:r>
+    </w:p>
+    <w:p>
+      <w:pPr>
+        <w:pStyle w:val="ListParagraph"/>
+        <w:numPr>
+          <w:ilvl w:val="0"/>
+          <w:numId w:val="1"/>
+        </w:numPr>
+      </w:pPr>
+      <w:r>
+        <w:t xml:space="preserve">O </w:t>
+      </w:r>
+      <w:proofErr w:type="spellStart"/>
+      <w:r>
+        <w:t>bn</w:t>
+      </w:r>
+      <w:proofErr w:type="spellEnd"/>
+      <w:r>
+        <w:t xml:space="preserve"> copiar estructura del </w:t>
+      </w:r>
+      <w:proofErr w:type="spellStart"/>
+      <w:r>
+        <w:t>json</w:t>
+      </w:r>
+      <w:proofErr w:type="spellEnd"/>
+      <w:r>
+        <w:t xml:space="preserve"> de un índice existente para configurar búsquedas vectorial y semántica (en esta especificar los campos por los que quieres busca)</w:t>
+      </w:r>
+    </w:p>
+    <w:p>
+      <w:pPr>
+        <w:pStyle w:val="ListParagraph"/>
+        <w:numPr>
+          <w:ilvl w:val="0"/>
+          <w:numId w:val="1"/>
+        </w:numPr>
+      </w:pPr>
+      <w:r>
+        <w:t>Crear de 0 (no)</w:t>
+      </w:r>
+    </w:p>
+    <w:p/>
+    <w:p>
+      <w:r>
+        <w:t xml:space="preserve">Una vez creados índice y </w:t>
+      </w:r>
+      <w:proofErr w:type="spellStart"/>
+      <w:r>
+        <w:t>datasource</w:t>
+      </w:r>
+      <w:proofErr w:type="spellEnd"/>
+      <w:r>
+        <w:t xml:space="preserve">, crear </w:t>
+      </w:r>
+      <w:proofErr w:type="spellStart"/>
+      <w:r>
+        <w:t>idexer</w:t>
+      </w:r>
+      <w:proofErr w:type="spellEnd"/>
+      <w:r>
+        <w:t xml:space="preserve"> que hace de puente entre ambos</w:t>
+      </w:r>
+    </w:p>
+    <w:p>
+      <w:proofErr w:type="spellStart"/>
+      <w:r>
+        <w:t>Autoindexación</w:t>
+      </w:r>
+      <w:proofErr w:type="spellEnd"/>
+      <w:r>
+        <w:t xml:space="preserve">: que se ejecute automáticamente el </w:t>
+      </w:r>
+      <w:proofErr w:type="spellStart"/>
+      <w:r>
+        <w:t>indexer</w:t>
+      </w:r>
+      <w:proofErr w:type="spellEnd"/>
+      <w:r>
+        <w:t xml:space="preserve"> cada x tiempo. Más fácil hacer </w:t>
+      </w:r>
+      <w:proofErr w:type="spellStart"/>
+      <w:r>
+        <w:t>trigger</w:t>
+      </w:r>
+      <w:proofErr w:type="spellEnd"/>
+      <w:r>
+        <w:t xml:space="preserve"> del </w:t>
+      </w:r>
+      <w:proofErr w:type="spellStart"/>
+      <w:r>
+        <w:t>indexer</w:t>
+      </w:r>
+      <w:proofErr w:type="spellEnd"/>
+      <w:r>
+        <w:t xml:space="preserve"> (llamarlo a través de código cuando lo necesite)</w:t>
+      </w:r>
+    </w:p>
+    <w:p/>
+    <w:p>
+      <w:r>
+        <w:t xml:space="preserve">En el índice, </w:t>
+      </w:r>
+      <w:proofErr w:type="spellStart"/>
+      <w:r>
+        <w:t>scoring</w:t>
+      </w:r>
+      <w:proofErr w:type="spellEnd"/>
+      <w:r>
+        <w:t xml:space="preserve"> </w:t>
+      </w:r>
+      <w:proofErr w:type="spellStart"/>
+      <w:r>
+        <w:t>profiles</w:t>
+      </w:r>
+      <w:proofErr w:type="spellEnd"/>
+      <w:r>
+        <w:t xml:space="preserve">, se puede asignar pesos a los campos a </w:t>
+      </w:r>
+      <w:proofErr w:type="spellStart"/>
+      <w:r>
+        <w:t>bscar</w:t>
+      </w:r>
+      <w:proofErr w:type="spellEnd"/>
+      <w:r>
+        <w:t xml:space="preserve"> (no va muy allá)</w:t>
+      </w:r>
+    </w:p>
     <w:sectPr>
       <w:pgSz w:w="11906" w:h="16838"/>
       <w:pgMar w:top="1417" w:right="1701" w:bottom="1417" w:left="1701" w:header="708" w:footer="708" w:gutter="0"/>
@@ -1370,8 +2249,124 @@
       </w:rPr>
     </w:lvl>
   </w:abstractNum>
+  <w:abstractNum w:abstractNumId="1" w15:restartNumberingAfterBreak="0">
+    <w:nsid w:val="425329E2"/>
+    <w:multiLevelType w:val="multilevel"/>
+    <w:tmpl w:val="F47835D8"/>
+    <w:lvl w:ilvl="0">
+      <w:start w:val="1"/>
+      <w:numFmt w:val="decimal"/>
+      <w:lvlText w:val="%1."/>
+      <w:lvlJc w:val="left"/>
+      <w:pPr>
+        <w:tabs>
+          <w:tab w:val="num" w:pos="720"/>
+        </w:tabs>
+        <w:ind w:left="720" w:hanging="360"/>
+      </w:pPr>
+    </w:lvl>
+    <w:lvl w:ilvl="1" w:tentative="1">
+      <w:start w:val="1"/>
+      <w:numFmt w:val="decimal"/>
+      <w:lvlText w:val="%2."/>
+      <w:lvlJc w:val="left"/>
+      <w:pPr>
+        <w:tabs>
+          <w:tab w:val="num" w:pos="1440"/>
+        </w:tabs>
+        <w:ind w:left="1440" w:hanging="360"/>
+      </w:pPr>
+    </w:lvl>
+    <w:lvl w:ilvl="2" w:tentative="1">
+      <w:start w:val="1"/>
+      <w:numFmt w:val="decimal"/>
+      <w:lvlText w:val="%3."/>
+      <w:lvlJc w:val="left"/>
+      <w:pPr>
+        <w:tabs>
+          <w:tab w:val="num" w:pos="2160"/>
+        </w:tabs>
+        <w:ind w:left="2160" w:hanging="360"/>
+      </w:pPr>
+    </w:lvl>
+    <w:lvl w:ilvl="3" w:tentative="1">
+      <w:start w:val="1"/>
+      <w:numFmt w:val="decimal"/>
+      <w:lvlText w:val="%4."/>
+      <w:lvlJc w:val="left"/>
+      <w:pPr>
+        <w:tabs>
+          <w:tab w:val="num" w:pos="2880"/>
+        </w:tabs>
+        <w:ind w:left="2880" w:hanging="360"/>
+      </w:pPr>
+    </w:lvl>
+    <w:lvl w:ilvl="4" w:tentative="1">
+      <w:start w:val="1"/>
+      <w:numFmt w:val="decimal"/>
+      <w:lvlText w:val="%5."/>
+      <w:lvlJc w:val="left"/>
+      <w:pPr>
+        <w:tabs>
+          <w:tab w:val="num" w:pos="3600"/>
+        </w:tabs>
+        <w:ind w:left="3600" w:hanging="360"/>
+      </w:pPr>
+    </w:lvl>
+    <w:lvl w:ilvl="5" w:tentative="1">
+      <w:start w:val="1"/>
+      <w:numFmt w:val="decimal"/>
+      <w:lvlText w:val="%6."/>
+      <w:lvlJc w:val="left"/>
+      <w:pPr>
+        <w:tabs>
+          <w:tab w:val="num" w:pos="4320"/>
+        </w:tabs>
+        <w:ind w:left="4320" w:hanging="360"/>
+      </w:pPr>
+    </w:lvl>
+    <w:lvl w:ilvl="6" w:tentative="1">
+      <w:start w:val="1"/>
+      <w:numFmt w:val="decimal"/>
+      <w:lvlText w:val="%7."/>
+      <w:lvlJc w:val="left"/>
+      <w:pPr>
+        <w:tabs>
+          <w:tab w:val="num" w:pos="5040"/>
+        </w:tabs>
+        <w:ind w:left="5040" w:hanging="360"/>
+      </w:pPr>
+    </w:lvl>
+    <w:lvl w:ilvl="7" w:tentative="1">
+      <w:start w:val="1"/>
+      <w:numFmt w:val="decimal"/>
+      <w:lvlText w:val="%8."/>
+      <w:lvlJc w:val="left"/>
+      <w:pPr>
+        <w:tabs>
+          <w:tab w:val="num" w:pos="5760"/>
+        </w:tabs>
+        <w:ind w:left="5760" w:hanging="360"/>
+      </w:pPr>
+    </w:lvl>
+    <w:lvl w:ilvl="8" w:tentative="1">
+      <w:start w:val="1"/>
+      <w:numFmt w:val="decimal"/>
+      <w:lvlText w:val="%9."/>
+      <w:lvlJc w:val="left"/>
+      <w:pPr>
+        <w:tabs>
+          <w:tab w:val="num" w:pos="6480"/>
+        </w:tabs>
+        <w:ind w:left="6480" w:hanging="360"/>
+      </w:pPr>
+    </w:lvl>
+  </w:abstractNum>
   <w:num w:numId="1" w16cid:durableId="1518496749">
     <w:abstractNumId w:val="0"/>
+  </w:num>
+  <w:num w:numId="2" w16cid:durableId="219756876">
+    <w:abstractNumId w:val="1"/>
   </w:num>
 </w:numbering>
 </file>
@@ -2613,4 +3608,16 @@
     </a:ext>
   </a:extLst>
 </a:theme>
+</file>
+
+<file path=customXml/item1.xml><?xml version="1.0" encoding="utf-8"?>
+<b:Sources xmlns:b="http://schemas.openxmlformats.org/officeDocument/2006/bibliography" xmlns="http://schemas.openxmlformats.org/officeDocument/2006/bibliography" SelectedStyle="\APASixthEditionOfficeOnline.xsl" StyleName="APA" Version="6"/>
+</file>
+
+<file path=customXml/itemProps1.xml><?xml version="1.0" encoding="utf-8"?>
+<ds:datastoreItem xmlns:ds="http://schemas.openxmlformats.org/officeDocument/2006/customXml" ds:itemID="{74567588-A405-4ACA-9F02-B16F27D8B840}">
+  <ds:schemaRefs>
+    <ds:schemaRef ds:uri="http://schemas.openxmlformats.org/officeDocument/2006/bibliography"/>
+  </ds:schemaRefs>
+</ds:datastoreItem>
 </file>
--- a/doc/Memoria supongo.docx
+++ b/doc/Memoria supongo.docx
@@ -44,7 +44,7 @@
     </w:p>
     <w:p>
       <w:pPr>
-        <w:pStyle w:val="ListParagraph"/>
+        <w:pStyle w:val="Prrafodelista"/>
         <w:numPr>
           <w:ilvl w:val="0"/>
           <w:numId w:val="1"/>
@@ -62,7 +62,7 @@
     </w:p>
     <w:p>
       <w:pPr>
-        <w:pStyle w:val="ListParagraph"/>
+        <w:pStyle w:val="Prrafodelista"/>
         <w:numPr>
           <w:ilvl w:val="0"/>
           <w:numId w:val="1"/>
@@ -183,7 +183,7 @@
     </w:p>
     <w:p>
       <w:pPr>
-        <w:pStyle w:val="ListParagraph"/>
+        <w:pStyle w:val="Prrafodelista"/>
         <w:numPr>
           <w:ilvl w:val="0"/>
           <w:numId w:val="1"/>
@@ -237,16 +237,31 @@
         <w:t>para grafos de conocimiento dinámicos</w:t>
       </w:r>
     </w:p>
+    <w:p>
+      <w:pPr>
+        <w:rPr>
+          <w:rFonts w:ascii="Book Antiqua" w:hAnsi="Book Antiqua"/>
+        </w:rPr>
+      </w:pPr>
+    </w:p>
+    <w:p>
+      <w:pPr>
+        <w:rPr>
+          <w:rFonts w:ascii="Book Antiqua" w:hAnsi="Book Antiqua"/>
+        </w:rPr>
+      </w:pPr>
+    </w:p>
     <w:p/>
-    <w:p>
-      <w:pPr>
-        <w:pStyle w:val="Heading1"/>
-      </w:pPr>
-      <w:r>
-        <w:t>Recopilac</w:t>
-      </w:r>
-      <w:r>
-        <w:t>ión de datos</w:t>
+    <w:p/>
+    <w:p/>
+    <w:p/>
+    <w:p>
+      <w:pPr>
+        <w:pStyle w:val="Ttulo1"/>
+      </w:pPr>
+      <w:r>
+        <w:lastRenderedPageBreak/>
+        <w:t>Recopilación de datos</w:t>
       </w:r>
     </w:p>
     <w:p>
@@ -264,7 +279,7 @@
     </w:p>
     <w:p>
       <w:pPr>
-        <w:pStyle w:val="ListParagraph"/>
+        <w:pStyle w:val="Prrafodelista"/>
         <w:numPr>
           <w:ilvl w:val="0"/>
           <w:numId w:val="1"/>
@@ -324,7 +339,7 @@
     </w:p>
     <w:p>
       <w:pPr>
-        <w:pStyle w:val="ListParagraph"/>
+        <w:pStyle w:val="Prrafodelista"/>
         <w:numPr>
           <w:ilvl w:val="0"/>
           <w:numId w:val="1"/>
@@ -356,7 +371,7 @@
     </w:p>
     <w:p>
       <w:pPr>
-        <w:pStyle w:val="ListParagraph"/>
+        <w:pStyle w:val="Prrafodelista"/>
         <w:numPr>
           <w:ilvl w:val="0"/>
           <w:numId w:val="1"/>
@@ -912,7 +927,6 @@
           <w:b/>
           <w:bCs/>
         </w:rPr>
-        <w:lastRenderedPageBreak/>
         <w:t xml:space="preserve">Medium </w:t>
       </w:r>
       <w:proofErr w:type="spellStart"/>
@@ -1021,21 +1035,96 @@
       <w:pPr>
         <w:rPr>
           <w:rFonts w:ascii="Book Antiqua" w:hAnsi="Book Antiqua"/>
-        </w:rPr>
-      </w:pPr>
-    </w:p>
-    <w:p>
-      <w:pPr>
-        <w:rPr>
-          <w:rFonts w:ascii="Book Antiqua" w:hAnsi="Book Antiqua"/>
-        </w:rPr>
-      </w:pPr>
-    </w:p>
-    <w:p>
-      <w:pPr>
-        <w:pStyle w:val="Heading1"/>
-      </w:pPr>
-      <w:r>
+          <w:u w:val="single"/>
+        </w:rPr>
+      </w:pPr>
+      <w:r>
+        <w:rPr>
+          <w:rFonts w:ascii="Book Antiqua" w:hAnsi="Book Antiqua"/>
+        </w:rPr>
+        <w:t xml:space="preserve">Los datos descargados en local los subimos a Azure Blob Storage </w:t>
+      </w:r>
+      <w:r>
+        <w:rPr>
+          <w:rFonts w:ascii="Book Antiqua" w:hAnsi="Book Antiqua"/>
+          <w:highlight w:val="yellow"/>
+        </w:rPr>
+        <w:t>[DESARROLLAR QUÉ ES</w:t>
+      </w:r>
+      <w:r>
+        <w:rPr>
+          <w:rFonts w:ascii="Book Antiqua" w:hAnsi="Book Antiqua"/>
+          <w:highlight w:val="yellow"/>
+        </w:rPr>
+        <w:t xml:space="preserve">, PARA QUÉ SE USA Y POR QUÉ USAMOS ESO Y NO LO HACEMOS TODO EN LOCAL (lo de que he decidido no hacer el trabajo completamente open </w:t>
+      </w:r>
+      <w:proofErr w:type="spellStart"/>
+      <w:r>
+        <w:rPr>
+          <w:rFonts w:ascii="Book Antiqua" w:hAnsi="Book Antiqua"/>
+          <w:highlight w:val="yellow"/>
+        </w:rPr>
+        <w:t>source</w:t>
+      </w:r>
+      <w:proofErr w:type="spellEnd"/>
+      <w:r>
+        <w:rPr>
+          <w:rFonts w:ascii="Book Antiqua" w:hAnsi="Book Antiqua"/>
+          <w:highlight w:val="yellow"/>
+        </w:rPr>
+        <w:t xml:space="preserve"> porque </w:t>
+      </w:r>
+      <w:r>
+        <w:rPr>
+          <w:rFonts w:ascii="Book Antiqua" w:hAnsi="Book Antiqua"/>
+          <w:highlight w:val="yellow"/>
+        </w:rPr>
+        <w:t xml:space="preserve">tiene más valor empresarial hacer el desarrollo en un entorno realista, ya que normalmente nadie usa una herramienta que sea totalmente open </w:t>
+      </w:r>
+      <w:proofErr w:type="spellStart"/>
+      <w:r>
+        <w:rPr>
+          <w:rFonts w:ascii="Book Antiqua" w:hAnsi="Book Antiqua"/>
+          <w:highlight w:val="yellow"/>
+        </w:rPr>
+        <w:t>source</w:t>
+      </w:r>
+      <w:proofErr w:type="spellEnd"/>
+      <w:r>
+        <w:rPr>
+          <w:rFonts w:ascii="Book Antiqua" w:hAnsi="Book Antiqua"/>
+          <w:highlight w:val="yellow"/>
+        </w:rPr>
+        <w:t>)</w:t>
+      </w:r>
+      <w:r>
+        <w:rPr>
+          <w:rFonts w:ascii="Book Antiqua" w:hAnsi="Book Antiqua"/>
+          <w:highlight w:val="yellow"/>
+        </w:rPr>
+        <w:t>]</w:t>
+      </w:r>
+    </w:p>
+    <w:p>
+      <w:pPr>
+        <w:rPr>
+          <w:rFonts w:ascii="Book Antiqua" w:hAnsi="Book Antiqua"/>
+        </w:rPr>
+      </w:pPr>
+    </w:p>
+    <w:p>
+      <w:pPr>
+        <w:rPr>
+          <w:rFonts w:ascii="Book Antiqua" w:hAnsi="Book Antiqua"/>
+        </w:rPr>
+      </w:pPr>
+    </w:p>
+    <w:p>
+      <w:pPr>
+        <w:pStyle w:val="Ttulo1"/>
+      </w:pPr>
+      <w:r>
+        <w:lastRenderedPageBreak/>
         <w:t>Procesamiento e ingesta documental</w:t>
       </w:r>
     </w:p>
@@ -1043,18 +1132,30 @@
       <w:pPr>
         <w:rPr>
           <w:rFonts w:ascii="Book Antiqua" w:hAnsi="Book Antiqua"/>
-        </w:rPr>
-      </w:pPr>
-      <w:r>
-        <w:rPr>
-          <w:rFonts w:ascii="Book Antiqua" w:hAnsi="Book Antiqua"/>
-        </w:rPr>
-        <w:t xml:space="preserve">Instalar </w:t>
-      </w:r>
-      <w:proofErr w:type="spellStart"/>
-      <w:r>
-        <w:rPr>
-          <w:rFonts w:ascii="Book Antiqua" w:hAnsi="Book Antiqua"/>
+          <w:lang w:val="en-US"/>
+        </w:rPr>
+      </w:pPr>
+      <w:proofErr w:type="spellStart"/>
+      <w:r>
+        <w:rPr>
+          <w:rFonts w:ascii="Book Antiqua" w:hAnsi="Book Antiqua"/>
+          <w:lang w:val="en-US"/>
+        </w:rPr>
+        <w:t>Instalar</w:t>
+      </w:r>
+      <w:proofErr w:type="spellEnd"/>
+      <w:r>
+        <w:rPr>
+          <w:rFonts w:ascii="Book Antiqua" w:hAnsi="Book Antiqua"/>
+          <w:lang w:val="en-US"/>
+        </w:rPr>
+        <w:t xml:space="preserve"> </w:t>
+      </w:r>
+      <w:proofErr w:type="spellStart"/>
+      <w:r>
+        <w:rPr>
+          <w:rFonts w:ascii="Book Antiqua" w:hAnsi="Book Antiqua"/>
+          <w:lang w:val="en-US"/>
         </w:rPr>
         <w:t>fitz</w:t>
       </w:r>
@@ -1062,55 +1163,15 @@
       <w:r>
         <w:rPr>
           <w:rFonts w:ascii="Book Antiqua" w:hAnsi="Book Antiqua"/>
-        </w:rPr>
-        <w:t xml:space="preserve">: </w:t>
-      </w:r>
-      <w:proofErr w:type="spellStart"/>
-      <w:r>
-        <w:rPr>
-          <w:rFonts w:ascii="Book Antiqua" w:hAnsi="Book Antiqua"/>
-        </w:rPr>
-        <w:t>pip</w:t>
-      </w:r>
-      <w:proofErr w:type="spellEnd"/>
-      <w:r>
-        <w:rPr>
-          <w:rFonts w:ascii="Book Antiqua" w:hAnsi="Book Antiqua"/>
-        </w:rPr>
-        <w:t xml:space="preserve"> </w:t>
-      </w:r>
-      <w:proofErr w:type="spellStart"/>
-      <w:r>
-        <w:rPr>
-          <w:rFonts w:ascii="Book Antiqua" w:hAnsi="Book Antiqua"/>
-        </w:rPr>
-        <w:t>install</w:t>
-      </w:r>
-      <w:proofErr w:type="spellEnd"/>
-      <w:r>
-        <w:rPr>
-          <w:rFonts w:ascii="Book Antiqua" w:hAnsi="Book Antiqua"/>
-        </w:rPr>
-        <w:t xml:space="preserve"> --</w:t>
-      </w:r>
-      <w:proofErr w:type="spellStart"/>
-      <w:r>
-        <w:rPr>
-          <w:rFonts w:ascii="Book Antiqua" w:hAnsi="Book Antiqua"/>
-        </w:rPr>
-        <w:t>upgrade</w:t>
-      </w:r>
-      <w:proofErr w:type="spellEnd"/>
-      <w:r>
-        <w:rPr>
-          <w:rFonts w:ascii="Book Antiqua" w:hAnsi="Book Antiqua"/>
-        </w:rPr>
-        <w:t xml:space="preserve"> </w:t>
-      </w:r>
-      <w:proofErr w:type="spellStart"/>
-      <w:r>
-        <w:rPr>
-          <w:rFonts w:ascii="Book Antiqua" w:hAnsi="Book Antiqua"/>
+          <w:lang w:val="en-US"/>
+        </w:rPr>
+        <w:t xml:space="preserve">: pip install --upgrade </w:t>
+      </w:r>
+      <w:proofErr w:type="spellStart"/>
+      <w:r>
+        <w:rPr>
+          <w:rFonts w:ascii="Book Antiqua" w:hAnsi="Book Antiqua"/>
+          <w:lang w:val="en-US"/>
         </w:rPr>
         <w:t>pymupdf</w:t>
       </w:r>
@@ -1118,14 +1179,16 @@
       <w:r>
         <w:rPr>
           <w:rFonts w:ascii="Book Antiqua" w:hAnsi="Book Antiqua"/>
+          <w:lang w:val="en-US"/>
         </w:rPr>
         <w:t xml:space="preserve"> (</w:t>
       </w:r>
       <w:hyperlink r:id="rId6" w:history="1">
         <w:r>
           <w:rPr>
-            <w:rStyle w:val="Hyperlink"/>
+            <w:rStyle w:val="Hipervnculo"/>
             <w:rFonts w:ascii="Book Antiqua" w:hAnsi="Book Antiqua"/>
+            <w:lang w:val="en-US"/>
           </w:rPr>
           <w:t>https://pymupdf.readthedocs.io/en/latest/index.html</w:t>
         </w:r>
@@ -1133,6 +1196,7 @@
       <w:r>
         <w:rPr>
           <w:rFonts w:ascii="Book Antiqua" w:hAnsi="Book Antiqua"/>
+          <w:lang w:val="en-US"/>
         </w:rPr>
         <w:t>)</w:t>
       </w:r>
@@ -1381,7 +1445,7 @@
     </w:p>
     <w:p>
       <w:pPr>
-        <w:pStyle w:val="ListParagraph"/>
+        <w:pStyle w:val="Prrafodelista"/>
         <w:numPr>
           <w:ilvl w:val="0"/>
           <w:numId w:val="1"/>
@@ -1535,7 +1599,19 @@
         <w:rPr>
           <w:rFonts w:ascii="Book Antiqua" w:hAnsi="Book Antiqua"/>
         </w:rPr>
-        <w:t xml:space="preserve"> se relacionan con la experiencia, la formación y experiencia se complementa con el apartado “otros”, el puesto y la experiencia tiene sentido que estén relacionadas con los estudios…</w:t>
+        <w:t xml:space="preserve"> se relacionan con la experiencia, la </w:t>
+      </w:r>
+      <w:r>
+        <w:rPr>
+          <w:rFonts w:ascii="Book Antiqua" w:hAnsi="Book Antiqua"/>
+        </w:rPr>
+        <w:t>formación</w:t>
+      </w:r>
+      <w:r>
+        <w:rPr>
+          <w:rFonts w:ascii="Book Antiqua" w:hAnsi="Book Antiqua"/>
+        </w:rPr>
+        <w:t xml:space="preserve"> y experiencia se complementa con el apartado “otros”, el puesto y la experiencia tiene sentido que estén relacionadas con los estudios…</w:t>
       </w:r>
     </w:p>
     <w:p>
@@ -1577,10 +1653,74 @@
           <w:rFonts w:ascii="Book Antiqua" w:hAnsi="Book Antiqua"/>
         </w:rPr>
       </w:pPr>
-    </w:p>
-    <w:p>
-      <w:pPr>
-        <w:pStyle w:val="ListParagraph"/>
+      <w:r>
+        <w:rPr>
+          <w:rFonts w:ascii="Book Antiqua" w:hAnsi="Book Antiqua"/>
+        </w:rPr>
+        <w:t xml:space="preserve">OTRA OPCIÓN RECOMENDABLE: Dividir cada CV en 3 </w:t>
+      </w:r>
+      <w:proofErr w:type="spellStart"/>
+      <w:r>
+        <w:rPr>
+          <w:rFonts w:ascii="Book Antiqua" w:hAnsi="Book Antiqua"/>
+        </w:rPr>
+        <w:t>chunks</w:t>
+      </w:r>
+      <w:proofErr w:type="spellEnd"/>
+      <w:r>
+        <w:rPr>
+          <w:rFonts w:ascii="Book Antiqua" w:hAnsi="Book Antiqua"/>
+        </w:rPr>
+        <w:t xml:space="preserve"> (experiencia, formación, </w:t>
+      </w:r>
+      <w:proofErr w:type="spellStart"/>
+      <w:r>
+        <w:rPr>
+          <w:rFonts w:ascii="Book Antiqua" w:hAnsi="Book Antiqua"/>
+        </w:rPr>
+        <w:t>skills</w:t>
+      </w:r>
+      <w:proofErr w:type="spellEnd"/>
+      <w:r>
+        <w:rPr>
+          <w:rFonts w:ascii="Book Antiqua" w:hAnsi="Book Antiqua"/>
+        </w:rPr>
+        <w:t xml:space="preserve">; por ejemplo), y enriquecer </w:t>
+      </w:r>
+      <w:proofErr w:type="spellStart"/>
+      <w:r>
+        <w:rPr>
+          <w:rFonts w:ascii="Book Antiqua" w:hAnsi="Book Antiqua"/>
+        </w:rPr>
+        <w:t>chunks</w:t>
+      </w:r>
+      <w:proofErr w:type="spellEnd"/>
+      <w:r>
+        <w:rPr>
+          <w:rFonts w:ascii="Book Antiqua" w:hAnsi="Book Antiqua"/>
+        </w:rPr>
+        <w:t xml:space="preserve"> con metadatos para que la búsqueda vectorial/por entidades sea mejor</w:t>
+      </w:r>
+      <w:r>
+        <w:rPr>
+          <w:rFonts w:ascii="Book Antiqua" w:hAnsi="Book Antiqua"/>
+        </w:rPr>
+        <w:t>.</w:t>
+      </w:r>
+    </w:p>
+    <w:p>
+      <w:pPr>
+        <w:pBdr>
+          <w:bottom w:val="single" w:sz="12" w:space="1" w:color="auto"/>
+        </w:pBdr>
+        <w:rPr>
+          <w:rFonts w:ascii="Book Antiqua" w:hAnsi="Book Antiqua"/>
+        </w:rPr>
+      </w:pPr>
+    </w:p>
+    <w:p>
+      <w:pPr>
+        <w:pStyle w:val="Prrafodelista"/>
         <w:numPr>
           <w:ilvl w:val="0"/>
           <w:numId w:val="1"/>
@@ -1609,7 +1749,59 @@
     </w:p>
     <w:p>
       <w:pPr>
-        <w:pStyle w:val="ListParagraph"/>
+        <w:pBdr>
+          <w:bottom w:val="single" w:sz="12" w:space="1" w:color="auto"/>
+        </w:pBdr>
+        <w:rPr>
+          <w:rFonts w:ascii="Book Antiqua" w:hAnsi="Book Antiqua"/>
+        </w:rPr>
+      </w:pPr>
+      <w:r>
+        <w:rPr>
+          <w:rFonts w:ascii="Book Antiqua" w:hAnsi="Book Antiqua"/>
+        </w:rPr>
+        <w:t xml:space="preserve">Analizando el contenido de los documentos, se observa que hay muchas páginas y secciones que están vacías. Esto </w:t>
+      </w:r>
+      <w:r>
+        <w:rPr>
+          <w:rFonts w:ascii="Book Antiqua" w:hAnsi="Book Antiqua"/>
+        </w:rPr>
+        <w:t xml:space="preserve">no sabemos qué impacto puede tener realmente en la performance del </w:t>
+      </w:r>
+      <w:proofErr w:type="spellStart"/>
+      <w:r>
+        <w:rPr>
+          <w:rFonts w:ascii="Book Antiqua" w:hAnsi="Book Antiqua"/>
+        </w:rPr>
+        <w:t>chunking</w:t>
+      </w:r>
+      <w:proofErr w:type="spellEnd"/>
+      <w:r>
+        <w:rPr>
+          <w:rFonts w:ascii="Book Antiqua" w:hAnsi="Book Antiqua"/>
+        </w:rPr>
+        <w:t xml:space="preserve"> ni de</w:t>
+      </w:r>
+      <w:r>
+        <w:rPr>
+          <w:rFonts w:ascii="Book Antiqua" w:hAnsi="Book Antiqua"/>
+        </w:rPr>
+        <w:t xml:space="preserve">l sistema RAG posteriormente, pero es probable que nos de problemas. Consideramos la opción de descargar otros documentos que tengan más información si no avanzara lo suficiente con este caso de uso. </w:t>
+      </w:r>
+    </w:p>
+    <w:p>
+      <w:pPr>
+        <w:pBdr>
+          <w:bottom w:val="single" w:sz="12" w:space="1" w:color="auto"/>
+        </w:pBdr>
+        <w:rPr>
+          <w:rFonts w:ascii="Book Antiqua" w:hAnsi="Book Antiqua"/>
+        </w:rPr>
+      </w:pPr>
+    </w:p>
+    <w:p>
+      <w:pPr>
+        <w:pStyle w:val="Prrafodelista"/>
         <w:numPr>
           <w:ilvl w:val="0"/>
           <w:numId w:val="1"/>
@@ -1757,7 +1949,7 @@
       <w:hyperlink r:id="rId7" w:history="1">
         <w:r>
           <w:rPr>
-            <w:rStyle w:val="Hyperlink"/>
+            <w:rStyle w:val="Hipervnculo"/>
             <w:rFonts w:ascii="Book Antiqua" w:hAnsi="Book Antiqua"/>
           </w:rPr>
           <w:t>https://docling-project.github.io/docling/usage/supported_formats/</w:t>
@@ -1858,272 +2050,1907 @@
     <w:p/>
     <w:p/>
     <w:p/>
-    <w:p/>
-    <w:p/>
-    <w:p/>
-    <w:p>
-      <w:proofErr w:type="spellStart"/>
-      <w:r>
+    <w:p>
+      <w:pPr>
+        <w:pStyle w:val="Ttulo1"/>
+      </w:pPr>
+      <w:r>
+        <w:lastRenderedPageBreak/>
+        <w:t>Sandbox</w:t>
+      </w:r>
+    </w:p>
+    <w:p>
+      <w:pPr>
+        <w:rPr>
+          <w:rFonts w:ascii="Book Antiqua" w:hAnsi="Book Antiqua"/>
+        </w:rPr>
+      </w:pPr>
+      <w:r>
+        <w:rPr>
+          <w:rFonts w:ascii="Book Antiqua" w:hAnsi="Book Antiqua"/>
+        </w:rPr>
+        <w:t xml:space="preserve">Para </w:t>
+      </w:r>
+      <w:proofErr w:type="gramStart"/>
+      <w:r>
+        <w:rPr>
+          <w:rFonts w:ascii="Book Antiqua" w:hAnsi="Book Antiqua"/>
+        </w:rPr>
+        <w:t>el .</w:t>
+      </w:r>
+      <w:proofErr w:type="spellStart"/>
+      <w:r>
+        <w:rPr>
+          <w:rFonts w:ascii="Book Antiqua" w:hAnsi="Book Antiqua"/>
+        </w:rPr>
+        <w:t>env</w:t>
+      </w:r>
+      <w:proofErr w:type="spellEnd"/>
+      <w:proofErr w:type="gramEnd"/>
+      <w:r>
+        <w:rPr>
+          <w:rFonts w:ascii="Book Antiqua" w:hAnsi="Book Antiqua"/>
+        </w:rPr>
+        <w:t xml:space="preserve">, las claves y tal del blob </w:t>
+      </w:r>
+      <w:proofErr w:type="spellStart"/>
+      <w:r>
+        <w:rPr>
+          <w:rFonts w:ascii="Book Antiqua" w:hAnsi="Book Antiqua"/>
+        </w:rPr>
+        <w:t>storage</w:t>
+      </w:r>
+      <w:proofErr w:type="spellEnd"/>
+      <w:r>
+        <w:rPr>
+          <w:rFonts w:ascii="Book Antiqua" w:hAnsi="Book Antiqua"/>
+        </w:rPr>
+        <w:t xml:space="preserve"> se ven aquí</w:t>
+      </w:r>
+    </w:p>
+    <w:p>
+      <w:pPr>
+        <w:rPr>
+          <w:rFonts w:ascii="Book Antiqua" w:hAnsi="Book Antiqua"/>
+        </w:rPr>
+      </w:pPr>
+      <w:r>
+        <w:rPr>
+          <w:rFonts w:ascii="Book Antiqua" w:hAnsi="Book Antiqua"/>
+        </w:rPr>
+        <w:drawing>
+          <wp:inline distT="0" distB="0" distL="0" distR="0" wp14:anchorId="1B5ECF16" wp14:editId="0FC4E02C">
+            <wp:extent cx="5400040" cy="3400425"/>
+            <wp:effectExtent l="0" t="0" r="0" b="9525"/>
+            <wp:docPr id="749824592" name="Imagen 1" descr="Interfaz de usuario gráfica, Texto, Aplicación, Correo electrónico&#10;&#10;El contenido generado por IA puede ser incorrecto."/>
+            <wp:cNvGraphicFramePr>
+              <a:graphicFrameLocks xmlns:a="http://schemas.openxmlformats.org/drawingml/2006/main" noChangeAspect="1"/>
+            </wp:cNvGraphicFramePr>
+            <a:graphic xmlns:a="http://schemas.openxmlformats.org/drawingml/2006/main">
+              <a:graphicData uri="http://schemas.openxmlformats.org/drawingml/2006/picture">
+                <pic:pic xmlns:pic="http://schemas.openxmlformats.org/drawingml/2006/picture">
+                  <pic:nvPicPr>
+                    <pic:cNvPr id="749824592" name="Imagen 1" descr="Interfaz de usuario gráfica, Texto, Aplicación, Correo electrónico&#10;&#10;El contenido generado por IA puede ser incorrecto."/>
+                    <pic:cNvPicPr/>
+                  </pic:nvPicPr>
+                  <pic:blipFill>
+                    <a:blip r:embed="rId8"/>
+                    <a:stretch>
+                      <a:fillRect/>
+                    </a:stretch>
+                  </pic:blipFill>
+                  <pic:spPr>
+                    <a:xfrm>
+                      <a:off x="0" y="0"/>
+                      <a:ext cx="5400040" cy="3400425"/>
+                    </a:xfrm>
+                    <a:prstGeom prst="rect">
+                      <a:avLst/>
+                    </a:prstGeom>
+                  </pic:spPr>
+                </pic:pic>
+              </a:graphicData>
+            </a:graphic>
+          </wp:inline>
+        </w:drawing>
+      </w:r>
+    </w:p>
+    <w:p>
+      <w:pPr>
+        <w:rPr>
+          <w:rFonts w:ascii="Book Antiqua" w:hAnsi="Book Antiqua"/>
+        </w:rPr>
+      </w:pPr>
+    </w:p>
+    <w:p>
+      <w:pPr>
+        <w:rPr>
+          <w:rFonts w:ascii="Book Antiqua" w:hAnsi="Book Antiqua"/>
+        </w:rPr>
+      </w:pPr>
+    </w:p>
+    <w:p>
+      <w:pPr>
+        <w:rPr>
+          <w:rFonts w:ascii="Book Antiqua" w:hAnsi="Book Antiqua"/>
+        </w:rPr>
+      </w:pPr>
+      <w:r>
+        <w:rPr>
+          <w:rFonts w:ascii="Book Antiqua" w:hAnsi="Book Antiqua"/>
+        </w:rPr>
+        <w:drawing>
+          <wp:inline distT="0" distB="0" distL="0" distR="0" wp14:anchorId="0F1D5F5E" wp14:editId="13531473">
+            <wp:extent cx="5400040" cy="2688590"/>
+            <wp:effectExtent l="0" t="0" r="0" b="0"/>
+            <wp:docPr id="1011491256" name="Imagen 1" descr="Interfaz de usuario gráfica, Texto, Aplicación, Correo electrónico&#10;&#10;El contenido generado por IA puede ser incorrecto."/>
+            <wp:cNvGraphicFramePr>
+              <a:graphicFrameLocks xmlns:a="http://schemas.openxmlformats.org/drawingml/2006/main" noChangeAspect="1"/>
+            </wp:cNvGraphicFramePr>
+            <a:graphic xmlns:a="http://schemas.openxmlformats.org/drawingml/2006/main">
+              <a:graphicData uri="http://schemas.openxmlformats.org/drawingml/2006/picture">
+                <pic:pic xmlns:pic="http://schemas.openxmlformats.org/drawingml/2006/picture">
+                  <pic:nvPicPr>
+                    <pic:cNvPr id="1011491256" name="Imagen 1" descr="Interfaz de usuario gráfica, Texto, Aplicación, Correo electrónico&#10;&#10;El contenido generado por IA puede ser incorrecto."/>
+                    <pic:cNvPicPr/>
+                  </pic:nvPicPr>
+                  <pic:blipFill>
+                    <a:blip r:embed="rId9"/>
+                    <a:stretch>
+                      <a:fillRect/>
+                    </a:stretch>
+                  </pic:blipFill>
+                  <pic:spPr>
+                    <a:xfrm>
+                      <a:off x="0" y="0"/>
+                      <a:ext cx="5400040" cy="2688590"/>
+                    </a:xfrm>
+                    <a:prstGeom prst="rect">
+                      <a:avLst/>
+                    </a:prstGeom>
+                  </pic:spPr>
+                </pic:pic>
+              </a:graphicData>
+            </a:graphic>
+          </wp:inline>
+        </w:drawing>
+      </w:r>
+    </w:p>
+    <w:p>
+      <w:pPr>
+        <w:rPr>
+          <w:rFonts w:ascii="Book Antiqua" w:hAnsi="Book Antiqua"/>
+        </w:rPr>
+      </w:pPr>
+      <w:proofErr w:type="spellStart"/>
+      <w:r>
+        <w:rPr>
+          <w:rFonts w:ascii="Book Antiqua" w:hAnsi="Book Antiqua"/>
+        </w:rPr>
         <w:t>isDeleted</w:t>
       </w:r>
       <w:proofErr w:type="spellEnd"/>
       <w:r>
+        <w:rPr>
+          <w:rFonts w:ascii="Book Antiqua" w:hAnsi="Book Antiqua"/>
+        </w:rPr>
         <w:t xml:space="preserve"> = true para que no se suban los </w:t>
       </w:r>
       <w:proofErr w:type="spellStart"/>
       <w:r>
+        <w:rPr>
+          <w:rFonts w:ascii="Book Antiqua" w:hAnsi="Book Antiqua"/>
+        </w:rPr>
         <w:t>docs</w:t>
       </w:r>
       <w:proofErr w:type="spellEnd"/>
       <w:r>
+        <w:rPr>
+          <w:rFonts w:ascii="Book Antiqua" w:hAnsi="Book Antiqua"/>
+        </w:rPr>
         <w:t xml:space="preserve"> al </w:t>
       </w:r>
       <w:proofErr w:type="spellStart"/>
       <w:r>
+        <w:rPr>
+          <w:rFonts w:ascii="Book Antiqua" w:hAnsi="Book Antiqua"/>
+        </w:rPr>
         <w:t>index</w:t>
       </w:r>
       <w:proofErr w:type="spellEnd"/>
       <w:r>
+        <w:rPr>
+          <w:rFonts w:ascii="Book Antiqua" w:hAnsi="Book Antiqua"/>
+        </w:rPr>
         <w:t xml:space="preserve"> y se borre el índice que existía</w:t>
       </w:r>
     </w:p>
     <w:p>
-      <w:proofErr w:type="spellStart"/>
-      <w:r>
+      <w:pPr>
+        <w:rPr>
+          <w:rFonts w:ascii="Book Antiqua" w:hAnsi="Book Antiqua"/>
+        </w:rPr>
+      </w:pPr>
+      <w:proofErr w:type="spellStart"/>
+      <w:r>
+        <w:rPr>
+          <w:rFonts w:ascii="Book Antiqua" w:hAnsi="Book Antiqua"/>
+        </w:rPr>
         <w:t>search</w:t>
       </w:r>
       <w:proofErr w:type="spellEnd"/>
       <w:r>
+        <w:rPr>
+          <w:rFonts w:ascii="Book Antiqua" w:hAnsi="Book Antiqua"/>
+        </w:rPr>
         <w:t xml:space="preserve"> </w:t>
       </w:r>
       <w:proofErr w:type="spellStart"/>
       <w:r>
+        <w:rPr>
+          <w:rFonts w:ascii="Book Antiqua" w:hAnsi="Book Antiqua"/>
+        </w:rPr>
         <w:t>service</w:t>
       </w:r>
       <w:proofErr w:type="spellEnd"/>
       <w:r>
+        <w:rPr>
+          <w:rFonts w:ascii="Book Antiqua" w:hAnsi="Book Antiqua"/>
+        </w:rPr>
         <w:t xml:space="preserve"> (</w:t>
       </w:r>
       <w:proofErr w:type="spellStart"/>
       <w:r>
+        <w:rPr>
+          <w:rFonts w:ascii="Book Antiqua" w:hAnsi="Book Antiqua"/>
+        </w:rPr>
         <w:t>azsearch</w:t>
       </w:r>
       <w:proofErr w:type="spellEnd"/>
       <w:r>
+        <w:rPr>
+          <w:rFonts w:ascii="Book Antiqua" w:hAnsi="Book Antiqua"/>
+        </w:rPr>
         <w:t xml:space="preserve">) &gt; crear data </w:t>
       </w:r>
       <w:proofErr w:type="spellStart"/>
       <w:r>
+        <w:rPr>
+          <w:rFonts w:ascii="Book Antiqua" w:hAnsi="Book Antiqua"/>
+        </w:rPr>
         <w:t>source</w:t>
       </w:r>
       <w:proofErr w:type="spellEnd"/>
       <w:r>
-        <w:t xml:space="preserve"> que apunte a un cosmos</w:t>
-      </w:r>
-      <w:r>
+        <w:rPr>
+          <w:rFonts w:ascii="Book Antiqua" w:hAnsi="Book Antiqua"/>
+        </w:rPr>
+        <w:t xml:space="preserve"> que apunte a un cosmos </w:t>
+      </w:r>
+      <w:proofErr w:type="spellStart"/>
+      <w:r>
+        <w:rPr>
+          <w:rFonts w:ascii="Book Antiqua" w:hAnsi="Book Antiqua"/>
+        </w:rPr>
+        <w:t>db</w:t>
+      </w:r>
+      <w:proofErr w:type="spellEnd"/>
+      <w:r>
+        <w:rPr>
+          <w:rFonts w:ascii="Book Antiqua" w:hAnsi="Book Antiqua"/>
+        </w:rPr>
+        <w:t xml:space="preserve"> (donde se guardan los </w:t>
+      </w:r>
+      <w:proofErr w:type="spellStart"/>
+      <w:r>
+        <w:rPr>
+          <w:rFonts w:ascii="Book Antiqua" w:hAnsi="Book Antiqua"/>
+        </w:rPr>
+        <w:t>json</w:t>
+      </w:r>
+      <w:proofErr w:type="spellEnd"/>
+      <w:r>
+        <w:rPr>
+          <w:rFonts w:ascii="Book Antiqua" w:hAnsi="Book Antiqua"/>
+        </w:rPr>
+        <w:t xml:space="preserve"> de los </w:t>
+      </w:r>
+      <w:proofErr w:type="spellStart"/>
+      <w:r>
+        <w:rPr>
+          <w:rFonts w:ascii="Book Antiqua" w:hAnsi="Book Antiqua"/>
+        </w:rPr>
+        <w:t>chunks</w:t>
+      </w:r>
+      <w:proofErr w:type="spellEnd"/>
+      <w:r>
+        <w:rPr>
+          <w:rFonts w:ascii="Book Antiqua" w:hAnsi="Book Antiqua"/>
+        </w:rPr>
+        <w:t xml:space="preserve">, como un </w:t>
+      </w:r>
+      <w:proofErr w:type="spellStart"/>
+      <w:r>
+        <w:rPr>
+          <w:rFonts w:ascii="Book Antiqua" w:hAnsi="Book Antiqua"/>
+        </w:rPr>
+        <w:t>mongodb</w:t>
+      </w:r>
+      <w:proofErr w:type="spellEnd"/>
+      <w:r>
+        <w:rPr>
+          <w:rFonts w:ascii="Book Antiqua" w:hAnsi="Book Antiqua"/>
+        </w:rPr>
+        <w:t xml:space="preserve">). Al crearlo, marcar </w:t>
+      </w:r>
+      <w:proofErr w:type="spellStart"/>
+      <w:r>
+        <w:rPr>
+          <w:rFonts w:ascii="Book Antiqua" w:hAnsi="Book Antiqua"/>
+        </w:rPr>
+        <w:t>enable</w:t>
+      </w:r>
+      <w:proofErr w:type="spellEnd"/>
+      <w:r>
+        <w:rPr>
+          <w:rFonts w:ascii="Book Antiqua" w:hAnsi="Book Antiqua"/>
+        </w:rPr>
         <w:t xml:space="preserve"> </w:t>
       </w:r>
       <w:proofErr w:type="spellStart"/>
       <w:r>
-        <w:t>db</w:t>
-      </w:r>
-      <w:proofErr w:type="spellEnd"/>
-      <w:r>
-        <w:t xml:space="preserve"> (donde se guardan los </w:t>
-      </w:r>
-      <w:proofErr w:type="spellStart"/>
-      <w:r>
-        <w:t>json</w:t>
-      </w:r>
-      <w:proofErr w:type="spellEnd"/>
-      <w:r>
-        <w:t xml:space="preserve"> de los </w:t>
-      </w:r>
-      <w:proofErr w:type="spellStart"/>
-      <w:r>
-        <w:t>chunks</w:t>
-      </w:r>
-      <w:proofErr w:type="spellEnd"/>
-      <w:r>
-        <w:t xml:space="preserve">, como un </w:t>
-      </w:r>
-      <w:proofErr w:type="spellStart"/>
-      <w:r>
-        <w:t>mongodb</w:t>
-      </w:r>
-      <w:proofErr w:type="spellEnd"/>
-      <w:r>
-        <w:t xml:space="preserve">). Al crearlo, marcar </w:t>
-      </w:r>
-      <w:proofErr w:type="spellStart"/>
-      <w:r>
-        <w:t>enable</w:t>
-      </w:r>
-      <w:proofErr w:type="spellEnd"/>
-      <w:r>
+        <w:rPr>
+          <w:rFonts w:ascii="Book Antiqua" w:hAnsi="Book Antiqua"/>
+        </w:rPr>
+        <w:t>deletion</w:t>
+      </w:r>
+      <w:proofErr w:type="spellEnd"/>
+      <w:r>
+        <w:rPr>
+          <w:rFonts w:ascii="Book Antiqua" w:hAnsi="Book Antiqua"/>
+        </w:rPr>
+        <w:t xml:space="preserve"> tracking para que funcione lo de </w:t>
+      </w:r>
+      <w:proofErr w:type="spellStart"/>
+      <w:r>
+        <w:rPr>
+          <w:rFonts w:ascii="Book Antiqua" w:hAnsi="Book Antiqua"/>
+        </w:rPr>
+        <w:t>isDeleted</w:t>
+      </w:r>
+      <w:proofErr w:type="spellEnd"/>
+    </w:p>
+    <w:p>
+      <w:pPr>
+        <w:rPr>
+          <w:rFonts w:ascii="Book Antiqua" w:hAnsi="Book Antiqua"/>
+        </w:rPr>
+      </w:pPr>
+    </w:p>
+    <w:p>
+      <w:pPr>
+        <w:rPr>
+          <w:rFonts w:ascii="Book Antiqua" w:hAnsi="Book Antiqua"/>
+        </w:rPr>
+      </w:pPr>
+      <w:r>
+        <w:rPr>
+          <w:rFonts w:ascii="Book Antiqua" w:hAnsi="Book Antiqua"/>
+        </w:rPr>
+        <w:t>Creamos ahora el índice: (</w:t>
+      </w:r>
+      <w:proofErr w:type="spellStart"/>
+      <w:r>
+        <w:rPr>
+          <w:rFonts w:ascii="Book Antiqua" w:hAnsi="Book Antiqua"/>
+        </w:rPr>
+        <w:t>search</w:t>
+      </w:r>
+      <w:proofErr w:type="spellEnd"/>
+      <w:r>
+        <w:rPr>
+          <w:rFonts w:ascii="Book Antiqua" w:hAnsi="Book Antiqua"/>
+        </w:rPr>
         <w:t xml:space="preserve"> </w:t>
       </w:r>
       <w:proofErr w:type="spellStart"/>
       <w:r>
-        <w:t>deletion</w:t>
-      </w:r>
-      <w:proofErr w:type="spellEnd"/>
-      <w:r>
-        <w:t xml:space="preserve"> tracking para que funcione lo de </w:t>
-      </w:r>
-      <w:proofErr w:type="spellStart"/>
-      <w:r>
-        <w:t>isDeleted</w:t>
-      </w:r>
-      <w:proofErr w:type="spellEnd"/>
-    </w:p>
-    <w:p/>
-    <w:p>
-      <w:r>
-        <w:t>Creamos ahora el índice: (</w:t>
-      </w:r>
-      <w:proofErr w:type="spellStart"/>
-      <w:r>
-        <w:t>search</w:t>
-      </w:r>
-      <w:proofErr w:type="spellEnd"/>
-      <w:r>
-        <w:t xml:space="preserve"> </w:t>
-      </w:r>
-      <w:proofErr w:type="spellStart"/>
-      <w:r>
+        <w:rPr>
+          <w:rFonts w:ascii="Book Antiqua" w:hAnsi="Book Antiqua"/>
+        </w:rPr>
         <w:t>management</w:t>
       </w:r>
       <w:proofErr w:type="spellEnd"/>
       <w:r>
+        <w:rPr>
+          <w:rFonts w:ascii="Book Antiqua" w:hAnsi="Book Antiqua"/>
+        </w:rPr>
         <w:t xml:space="preserve"> &gt; indexes)</w:t>
       </w:r>
     </w:p>
     <w:p>
       <w:pPr>
-        <w:pStyle w:val="ListParagraph"/>
+        <w:pStyle w:val="Prrafodelista"/>
         <w:numPr>
           <w:ilvl w:val="0"/>
           <w:numId w:val="1"/>
         </w:numPr>
-      </w:pPr>
-      <w:r>
+        <w:rPr>
+          <w:rFonts w:ascii="Book Antiqua" w:hAnsi="Book Antiqua"/>
+        </w:rPr>
+      </w:pPr>
+      <w:r>
+        <w:rPr>
+          <w:rFonts w:ascii="Book Antiqua" w:hAnsi="Book Antiqua"/>
+        </w:rPr>
+        <w:lastRenderedPageBreak/>
         <w:t xml:space="preserve">O </w:t>
       </w:r>
       <w:proofErr w:type="spellStart"/>
       <w:r>
+        <w:rPr>
+          <w:rFonts w:ascii="Book Antiqua" w:hAnsi="Book Antiqua"/>
+        </w:rPr>
         <w:t>bn</w:t>
       </w:r>
       <w:proofErr w:type="spellEnd"/>
       <w:r>
+        <w:rPr>
+          <w:rFonts w:ascii="Book Antiqua" w:hAnsi="Book Antiqua"/>
+        </w:rPr>
         <w:t xml:space="preserve"> copiar estructura del </w:t>
       </w:r>
       <w:proofErr w:type="spellStart"/>
       <w:r>
+        <w:rPr>
+          <w:rFonts w:ascii="Book Antiqua" w:hAnsi="Book Antiqua"/>
+        </w:rPr>
         <w:t>json</w:t>
       </w:r>
       <w:proofErr w:type="spellEnd"/>
       <w:r>
+        <w:rPr>
+          <w:rFonts w:ascii="Book Antiqua" w:hAnsi="Book Antiqua"/>
+        </w:rPr>
         <w:t xml:space="preserve"> de un índice existente para configurar búsquedas vectorial y semántica (en esta especificar los campos por los que quieres busca)</w:t>
       </w:r>
     </w:p>
     <w:p>
       <w:pPr>
-        <w:pStyle w:val="ListParagraph"/>
+        <w:pStyle w:val="Prrafodelista"/>
         <w:numPr>
           <w:ilvl w:val="0"/>
           <w:numId w:val="1"/>
         </w:numPr>
-      </w:pPr>
-      <w:r>
+        <w:rPr>
+          <w:rFonts w:ascii="Book Antiqua" w:hAnsi="Book Antiqua"/>
+        </w:rPr>
+      </w:pPr>
+      <w:r>
+        <w:rPr>
+          <w:rFonts w:ascii="Book Antiqua" w:hAnsi="Book Antiqua"/>
+        </w:rPr>
         <w:t>Crear de 0 (no)</w:t>
       </w:r>
     </w:p>
-    <w:p/>
-    <w:p>
-      <w:r>
+    <w:p>
+      <w:pPr>
+        <w:rPr>
+          <w:rFonts w:ascii="Book Antiqua" w:hAnsi="Book Antiqua"/>
+        </w:rPr>
+      </w:pPr>
+    </w:p>
+    <w:p>
+      <w:pPr>
+        <w:rPr>
+          <w:rFonts w:ascii="Book Antiqua" w:hAnsi="Book Antiqua"/>
+        </w:rPr>
+      </w:pPr>
+      <w:r>
+        <w:rPr>
+          <w:rFonts w:ascii="Book Antiqua" w:hAnsi="Book Antiqua"/>
+        </w:rPr>
         <w:t xml:space="preserve">Una vez creados índice y </w:t>
       </w:r>
       <w:proofErr w:type="spellStart"/>
       <w:r>
+        <w:rPr>
+          <w:rFonts w:ascii="Book Antiqua" w:hAnsi="Book Antiqua"/>
+        </w:rPr>
         <w:t>datasource</w:t>
       </w:r>
       <w:proofErr w:type="spellEnd"/>
       <w:r>
+        <w:rPr>
+          <w:rFonts w:ascii="Book Antiqua" w:hAnsi="Book Antiqua"/>
+        </w:rPr>
         <w:t xml:space="preserve">, crear </w:t>
       </w:r>
       <w:proofErr w:type="spellStart"/>
       <w:r>
+        <w:rPr>
+          <w:rFonts w:ascii="Book Antiqua" w:hAnsi="Book Antiqua"/>
+        </w:rPr>
         <w:t>idexer</w:t>
       </w:r>
       <w:proofErr w:type="spellEnd"/>
       <w:r>
+        <w:rPr>
+          <w:rFonts w:ascii="Book Antiqua" w:hAnsi="Book Antiqua"/>
+        </w:rPr>
         <w:t xml:space="preserve"> que hace de puente entre ambos</w:t>
       </w:r>
     </w:p>
     <w:p>
-      <w:proofErr w:type="spellStart"/>
-      <w:r>
+      <w:pPr>
+        <w:rPr>
+          <w:rFonts w:ascii="Book Antiqua" w:hAnsi="Book Antiqua"/>
+        </w:rPr>
+      </w:pPr>
+      <w:proofErr w:type="spellStart"/>
+      <w:r>
+        <w:rPr>
+          <w:rFonts w:ascii="Book Antiqua" w:hAnsi="Book Antiqua"/>
+        </w:rPr>
         <w:t>Autoindexación</w:t>
       </w:r>
       <w:proofErr w:type="spellEnd"/>
       <w:r>
+        <w:rPr>
+          <w:rFonts w:ascii="Book Antiqua" w:hAnsi="Book Antiqua"/>
+        </w:rPr>
         <w:t xml:space="preserve">: que se ejecute automáticamente el </w:t>
       </w:r>
       <w:proofErr w:type="spellStart"/>
       <w:r>
+        <w:rPr>
+          <w:rFonts w:ascii="Book Antiqua" w:hAnsi="Book Antiqua"/>
+        </w:rPr>
         <w:t>indexer</w:t>
       </w:r>
       <w:proofErr w:type="spellEnd"/>
       <w:r>
+        <w:rPr>
+          <w:rFonts w:ascii="Book Antiqua" w:hAnsi="Book Antiqua"/>
+        </w:rPr>
         <w:t xml:space="preserve"> cada x tiempo. Más fácil hacer </w:t>
       </w:r>
       <w:proofErr w:type="spellStart"/>
       <w:r>
+        <w:rPr>
+          <w:rFonts w:ascii="Book Antiqua" w:hAnsi="Book Antiqua"/>
+        </w:rPr>
         <w:t>trigger</w:t>
       </w:r>
       <w:proofErr w:type="spellEnd"/>
       <w:r>
+        <w:rPr>
+          <w:rFonts w:ascii="Book Antiqua" w:hAnsi="Book Antiqua"/>
+        </w:rPr>
         <w:t xml:space="preserve"> del </w:t>
       </w:r>
       <w:proofErr w:type="spellStart"/>
       <w:r>
+        <w:rPr>
+          <w:rFonts w:ascii="Book Antiqua" w:hAnsi="Book Antiqua"/>
+        </w:rPr>
         <w:t>indexer</w:t>
       </w:r>
       <w:proofErr w:type="spellEnd"/>
       <w:r>
+        <w:rPr>
+          <w:rFonts w:ascii="Book Antiqua" w:hAnsi="Book Antiqua"/>
+        </w:rPr>
         <w:t xml:space="preserve"> (llamarlo a través de código cuando lo necesite)</w:t>
       </w:r>
     </w:p>
-    <w:p/>
-    <w:p>
-      <w:r>
+    <w:p>
+      <w:pPr>
+        <w:rPr>
+          <w:rFonts w:ascii="Book Antiqua" w:hAnsi="Book Antiqua"/>
+        </w:rPr>
+      </w:pPr>
+    </w:p>
+    <w:p>
+      <w:pPr>
+        <w:rPr>
+          <w:rFonts w:ascii="Book Antiqua" w:hAnsi="Book Antiqua"/>
+        </w:rPr>
+      </w:pPr>
+      <w:r>
+        <w:rPr>
+          <w:rFonts w:ascii="Book Antiqua" w:hAnsi="Book Antiqua"/>
+        </w:rPr>
         <w:t xml:space="preserve">En el índice, </w:t>
       </w:r>
       <w:proofErr w:type="spellStart"/>
       <w:r>
+        <w:rPr>
+          <w:rFonts w:ascii="Book Antiqua" w:hAnsi="Book Antiqua"/>
+        </w:rPr>
         <w:t>scoring</w:t>
       </w:r>
       <w:proofErr w:type="spellEnd"/>
       <w:r>
+        <w:rPr>
+          <w:rFonts w:ascii="Book Antiqua" w:hAnsi="Book Antiqua"/>
+        </w:rPr>
         <w:t xml:space="preserve"> </w:t>
       </w:r>
       <w:proofErr w:type="spellStart"/>
       <w:r>
+        <w:rPr>
+          <w:rFonts w:ascii="Book Antiqua" w:hAnsi="Book Antiqua"/>
+        </w:rPr>
         <w:t>profiles</w:t>
       </w:r>
       <w:proofErr w:type="spellEnd"/>
       <w:r>
-        <w:t xml:space="preserve">, se puede asignar pesos a los campos a </w:t>
-      </w:r>
-      <w:proofErr w:type="spellStart"/>
-      <w:r>
-        <w:t>bscar</w:t>
-      </w:r>
-      <w:proofErr w:type="spellEnd"/>
-      <w:r>
-        <w:t xml:space="preserve"> (no va muy allá)</w:t>
-      </w:r>
+        <w:rPr>
+          <w:rFonts w:ascii="Book Antiqua" w:hAnsi="Book Antiqua"/>
+        </w:rPr>
+        <w:t>, se puede asignar pesos a los campos a b</w:t>
+      </w:r>
+      <w:r>
+        <w:rPr>
+          <w:rFonts w:ascii="Book Antiqua" w:hAnsi="Book Antiqua"/>
+        </w:rPr>
+        <w:t>u</w:t>
+      </w:r>
+      <w:r>
+        <w:rPr>
+          <w:rFonts w:ascii="Book Antiqua" w:hAnsi="Book Antiqua"/>
+        </w:rPr>
+        <w:t>scar (no va muy allá)</w:t>
+      </w:r>
+    </w:p>
+    <w:p>
+      <w:pPr>
+        <w:rPr>
+          <w:rFonts w:ascii="Book Antiqua" w:hAnsi="Book Antiqua"/>
+        </w:rPr>
+      </w:pPr>
+    </w:p>
+    <w:p>
+      <w:pPr>
+        <w:pStyle w:val="Ttuloaux"/>
+      </w:pPr>
+      <w:r>
+        <w:t>PROPUESTA TFG INICIAL</w:t>
+      </w:r>
+    </w:p>
+    <w:p>
+      <w:pPr>
+        <w:rPr>
+          <w:rFonts w:ascii="Book Antiqua" w:hAnsi="Book Antiqua"/>
+        </w:rPr>
+      </w:pPr>
+      <w:r>
+        <w:rPr>
+          <w:rFonts w:ascii="Book Antiqua" w:hAnsi="Book Antiqua"/>
+        </w:rPr>
+        <w:t>Objetivo Principal</w:t>
+      </w:r>
+    </w:p>
+    <w:p>
+      <w:pPr>
+        <w:rPr>
+          <w:rFonts w:ascii="Book Antiqua" w:hAnsi="Book Antiqua"/>
+        </w:rPr>
+      </w:pPr>
+      <w:r>
+        <w:rPr>
+          <w:rFonts w:ascii="Book Antiqua" w:hAnsi="Book Antiqua"/>
+        </w:rPr>
+        <w:t xml:space="preserve">Desarrollar un sistema RAG modular y escalable que soporte múltiples idiomas utilizando modelos y herramientas open </w:t>
+      </w:r>
+      <w:proofErr w:type="spellStart"/>
+      <w:r>
+        <w:rPr>
+          <w:rFonts w:ascii="Book Antiqua" w:hAnsi="Book Antiqua"/>
+        </w:rPr>
+        <w:t>source</w:t>
+      </w:r>
+      <w:proofErr w:type="spellEnd"/>
+      <w:r>
+        <w:rPr>
+          <w:rFonts w:ascii="Book Antiqua" w:hAnsi="Book Antiqua"/>
+        </w:rPr>
+        <w:t xml:space="preserve">, eliminando la dependencia de servicios propietarios como </w:t>
+      </w:r>
+      <w:proofErr w:type="spellStart"/>
+      <w:r>
+        <w:rPr>
+          <w:rFonts w:ascii="Book Antiqua" w:hAnsi="Book Antiqua"/>
+        </w:rPr>
+        <w:t>OpenAI</w:t>
+      </w:r>
+      <w:proofErr w:type="spellEnd"/>
+      <w:r>
+        <w:rPr>
+          <w:rFonts w:ascii="Book Antiqua" w:hAnsi="Book Antiqua"/>
+        </w:rPr>
+        <w:t>.</w:t>
+      </w:r>
+    </w:p>
+    <w:p>
+      <w:pPr>
+        <w:rPr>
+          <w:rFonts w:ascii="Book Antiqua" w:hAnsi="Book Antiqua"/>
+        </w:rPr>
+      </w:pPr>
+      <w:r>
+        <w:rPr>
+          <w:rFonts w:ascii="Book Antiqua" w:hAnsi="Book Antiqua"/>
+        </w:rPr>
+        <w:t>Alcance del Proyecto</w:t>
+      </w:r>
+    </w:p>
+    <w:p>
+      <w:pPr>
+        <w:rPr>
+          <w:rFonts w:ascii="Book Antiqua" w:hAnsi="Book Antiqua"/>
+        </w:rPr>
+      </w:pPr>
+      <w:r>
+        <w:rPr>
+          <w:rFonts w:ascii="Book Antiqua" w:hAnsi="Book Antiqua"/>
+        </w:rPr>
+        <w:t>1. Análisis y Diseño</w:t>
+      </w:r>
+    </w:p>
+    <w:p>
+      <w:pPr>
+        <w:rPr>
+          <w:rFonts w:ascii="Book Antiqua" w:hAnsi="Book Antiqua"/>
+        </w:rPr>
+      </w:pPr>
+      <w:r>
+        <w:rPr>
+          <w:rFonts w:ascii="Book Antiqua" w:hAnsi="Book Antiqua"/>
+        </w:rPr>
+        <w:t>•</w:t>
+      </w:r>
+      <w:r>
+        <w:rPr>
+          <w:rFonts w:ascii="Book Antiqua" w:hAnsi="Book Antiqua"/>
+        </w:rPr>
+        <w:tab/>
+        <w:t>Estudio comparativo de arquitecturas RAG existentes</w:t>
+      </w:r>
+    </w:p>
+    <w:p>
+      <w:pPr>
+        <w:rPr>
+          <w:rFonts w:ascii="Book Antiqua" w:hAnsi="Book Antiqua"/>
+        </w:rPr>
+      </w:pPr>
+      <w:r>
+        <w:rPr>
+          <w:rFonts w:ascii="Book Antiqua" w:hAnsi="Book Antiqua"/>
+        </w:rPr>
+        <w:t>•</w:t>
+      </w:r>
+      <w:r>
+        <w:rPr>
+          <w:rFonts w:ascii="Book Antiqua" w:hAnsi="Book Antiqua"/>
+        </w:rPr>
+        <w:tab/>
+        <w:t xml:space="preserve">Diseño de una arquitectura modular mejorada con soporte </w:t>
+      </w:r>
+      <w:proofErr w:type="spellStart"/>
+      <w:r>
+        <w:rPr>
+          <w:rFonts w:ascii="Book Antiqua" w:hAnsi="Book Antiqua"/>
+        </w:rPr>
+        <w:t>multiidioma</w:t>
+      </w:r>
+      <w:proofErr w:type="spellEnd"/>
+    </w:p>
+    <w:p>
+      <w:pPr>
+        <w:rPr>
+          <w:rFonts w:ascii="Book Antiqua" w:hAnsi="Book Antiqua"/>
+        </w:rPr>
+      </w:pPr>
+      <w:r>
+        <w:rPr>
+          <w:rFonts w:ascii="Book Antiqua" w:hAnsi="Book Antiqua"/>
+        </w:rPr>
+        <w:t>2. Componentes a Desarrollar/Adaptar</w:t>
+      </w:r>
+    </w:p>
+    <w:p>
+      <w:pPr>
+        <w:rPr>
+          <w:rFonts w:ascii="Book Antiqua" w:hAnsi="Book Antiqua"/>
+        </w:rPr>
+      </w:pPr>
+      <w:r>
+        <w:rPr>
+          <w:rFonts w:ascii="Book Antiqua" w:hAnsi="Book Antiqua"/>
+        </w:rPr>
+        <w:t xml:space="preserve">A) Procesamiento </w:t>
+      </w:r>
+      <w:proofErr w:type="spellStart"/>
+      <w:r>
+        <w:rPr>
+          <w:rFonts w:ascii="Book Antiqua" w:hAnsi="Book Antiqua"/>
+        </w:rPr>
+        <w:t>Multiidioma</w:t>
+      </w:r>
+      <w:proofErr w:type="spellEnd"/>
+      <w:r>
+        <w:rPr>
+          <w:rFonts w:ascii="Book Antiqua" w:hAnsi="Book Antiqua"/>
+        </w:rPr>
+        <w:t xml:space="preserve"> de Documentos</w:t>
+      </w:r>
+    </w:p>
+    <w:p>
+      <w:pPr>
+        <w:rPr>
+          <w:rFonts w:ascii="Book Antiqua" w:hAnsi="Book Antiqua"/>
+        </w:rPr>
+      </w:pPr>
+      <w:r>
+        <w:rPr>
+          <w:rFonts w:ascii="Book Antiqua" w:hAnsi="Book Antiqua"/>
+        </w:rPr>
+        <w:t>•</w:t>
+      </w:r>
+      <w:r>
+        <w:rPr>
+          <w:rFonts w:ascii="Book Antiqua" w:hAnsi="Book Antiqua"/>
+        </w:rPr>
+        <w:tab/>
+        <w:t>Detección automática de idioma de documentos</w:t>
+      </w:r>
+    </w:p>
+    <w:p>
+      <w:pPr>
+        <w:rPr>
+          <w:rFonts w:ascii="Book Antiqua" w:hAnsi="Book Antiqua"/>
+        </w:rPr>
+      </w:pPr>
+      <w:r>
+        <w:rPr>
+          <w:rFonts w:ascii="Book Antiqua" w:hAnsi="Book Antiqua"/>
+        </w:rPr>
+        <w:t>•</w:t>
+      </w:r>
+      <w:r>
+        <w:rPr>
+          <w:rFonts w:ascii="Book Antiqua" w:hAnsi="Book Antiqua"/>
+        </w:rPr>
+        <w:tab/>
+        <w:t xml:space="preserve">Adaptación del </w:t>
+      </w:r>
+      <w:proofErr w:type="spellStart"/>
+      <w:r>
+        <w:rPr>
+          <w:rFonts w:ascii="Book Antiqua" w:hAnsi="Book Antiqua"/>
+        </w:rPr>
+        <w:t>chunking</w:t>
+      </w:r>
+      <w:proofErr w:type="spellEnd"/>
+      <w:r>
+        <w:rPr>
+          <w:rFonts w:ascii="Book Antiqua" w:hAnsi="Book Antiqua"/>
+        </w:rPr>
+        <w:t xml:space="preserve"> según características lingüísticas de cada idioma</w:t>
+      </w:r>
+    </w:p>
+    <w:p>
+      <w:pPr>
+        <w:rPr>
+          <w:rFonts w:ascii="Book Antiqua" w:hAnsi="Book Antiqua"/>
+        </w:rPr>
+      </w:pPr>
+      <w:r>
+        <w:rPr>
+          <w:rFonts w:ascii="Book Antiqua" w:hAnsi="Book Antiqua"/>
+        </w:rPr>
+        <w:t>•</w:t>
+      </w:r>
+      <w:r>
+        <w:rPr>
+          <w:rFonts w:ascii="Book Antiqua" w:hAnsi="Book Antiqua"/>
+        </w:rPr>
+        <w:tab/>
+        <w:t>Procesamiento específico para diferentes tipos de documento (PDF, Word, etc.)</w:t>
+      </w:r>
+    </w:p>
+    <w:p>
+      <w:pPr>
+        <w:rPr>
+          <w:rFonts w:ascii="Book Antiqua" w:hAnsi="Book Antiqua"/>
+          <w:lang w:val="en-US"/>
+        </w:rPr>
+      </w:pPr>
+      <w:r>
+        <w:rPr>
+          <w:rFonts w:ascii="Book Antiqua" w:hAnsi="Book Antiqua"/>
+          <w:lang w:val="en-US"/>
+        </w:rPr>
+        <w:t>B) Sistema de Embeddings Open Source</w:t>
+      </w:r>
+    </w:p>
+    <w:p>
+      <w:pPr>
+        <w:rPr>
+          <w:rFonts w:ascii="Book Antiqua" w:hAnsi="Book Antiqua"/>
+        </w:rPr>
+      </w:pPr>
+      <w:r>
+        <w:rPr>
+          <w:rFonts w:ascii="Book Antiqua" w:hAnsi="Book Antiqua"/>
+        </w:rPr>
+        <w:t>•</w:t>
+      </w:r>
+      <w:r>
+        <w:rPr>
+          <w:rFonts w:ascii="Book Antiqua" w:hAnsi="Book Antiqua"/>
+        </w:rPr>
+        <w:tab/>
+        <w:t xml:space="preserve">Integración de modelos de </w:t>
+      </w:r>
+      <w:proofErr w:type="spellStart"/>
+      <w:r>
+        <w:rPr>
+          <w:rFonts w:ascii="Book Antiqua" w:hAnsi="Book Antiqua"/>
+        </w:rPr>
+        <w:t>embeddings</w:t>
+      </w:r>
+      <w:proofErr w:type="spellEnd"/>
+      <w:r>
+        <w:rPr>
+          <w:rFonts w:ascii="Book Antiqua" w:hAnsi="Book Antiqua"/>
+        </w:rPr>
+        <w:t xml:space="preserve"> </w:t>
+      </w:r>
+      <w:proofErr w:type="spellStart"/>
+      <w:r>
+        <w:rPr>
+          <w:rFonts w:ascii="Book Antiqua" w:hAnsi="Book Antiqua"/>
+        </w:rPr>
+        <w:t>multiidioma</w:t>
+      </w:r>
+      <w:proofErr w:type="spellEnd"/>
+      <w:r>
+        <w:rPr>
+          <w:rFonts w:ascii="Book Antiqua" w:hAnsi="Book Antiqua"/>
+        </w:rPr>
+        <w:t xml:space="preserve"> (</w:t>
+      </w:r>
+      <w:proofErr w:type="spellStart"/>
+      <w:r>
+        <w:rPr>
+          <w:rFonts w:ascii="Book Antiqua" w:hAnsi="Book Antiqua"/>
+        </w:rPr>
+        <w:t>ej</w:t>
+      </w:r>
+      <w:proofErr w:type="spellEnd"/>
+      <w:r>
+        <w:rPr>
+          <w:rFonts w:ascii="Book Antiqua" w:hAnsi="Book Antiqua"/>
+        </w:rPr>
+        <w:t xml:space="preserve">: multilingual-e5, SBERT </w:t>
+      </w:r>
+      <w:proofErr w:type="spellStart"/>
+      <w:r>
+        <w:rPr>
+          <w:rFonts w:ascii="Book Antiqua" w:hAnsi="Book Antiqua"/>
+        </w:rPr>
+        <w:t>multilingual</w:t>
+      </w:r>
+      <w:proofErr w:type="spellEnd"/>
+      <w:r>
+        <w:rPr>
+          <w:rFonts w:ascii="Book Antiqua" w:hAnsi="Book Antiqua"/>
+        </w:rPr>
+        <w:t>)</w:t>
+      </w:r>
+    </w:p>
+    <w:p>
+      <w:pPr>
+        <w:rPr>
+          <w:rFonts w:ascii="Book Antiqua" w:hAnsi="Book Antiqua"/>
+        </w:rPr>
+      </w:pPr>
+      <w:r>
+        <w:rPr>
+          <w:rFonts w:ascii="Book Antiqua" w:hAnsi="Book Antiqua"/>
+        </w:rPr>
+        <w:t>o</w:t>
+      </w:r>
+      <w:r>
+        <w:rPr>
+          <w:rFonts w:ascii="Book Antiqua" w:hAnsi="Book Antiqua"/>
+        </w:rPr>
+        <w:tab/>
+        <w:t>Y comparativas entre estos modelos</w:t>
+      </w:r>
+    </w:p>
+    <w:p>
+      <w:pPr>
+        <w:rPr>
+          <w:rFonts w:ascii="Book Antiqua" w:hAnsi="Book Antiqua"/>
+        </w:rPr>
+      </w:pPr>
+      <w:r>
+        <w:rPr>
+          <w:rFonts w:ascii="Book Antiqua" w:hAnsi="Book Antiqua"/>
+        </w:rPr>
+        <w:t>•</w:t>
+      </w:r>
+      <w:r>
+        <w:rPr>
+          <w:rFonts w:ascii="Book Antiqua" w:hAnsi="Book Antiqua"/>
+        </w:rPr>
+        <w:tab/>
+        <w:t xml:space="preserve">Optimización del índice vectorial (Con alternativas como </w:t>
+      </w:r>
+      <w:proofErr w:type="spellStart"/>
+      <w:r>
+        <w:rPr>
+          <w:rFonts w:ascii="Book Antiqua" w:hAnsi="Book Antiqua"/>
+        </w:rPr>
+        <w:t>Qdrant</w:t>
+      </w:r>
+      <w:proofErr w:type="spellEnd"/>
+      <w:r>
+        <w:rPr>
+          <w:rFonts w:ascii="Book Antiqua" w:hAnsi="Book Antiqua"/>
+        </w:rPr>
+        <w:t xml:space="preserve">, </w:t>
+      </w:r>
+      <w:proofErr w:type="spellStart"/>
+      <w:r>
+        <w:rPr>
+          <w:rFonts w:ascii="Book Antiqua" w:hAnsi="Book Antiqua"/>
+        </w:rPr>
+        <w:t>Weaviate</w:t>
+      </w:r>
+      <w:proofErr w:type="spellEnd"/>
+      <w:r>
+        <w:rPr>
+          <w:rFonts w:ascii="Book Antiqua" w:hAnsi="Book Antiqua"/>
+        </w:rPr>
+        <w:t>)</w:t>
+      </w:r>
+    </w:p>
+    <w:p>
+      <w:pPr>
+        <w:rPr>
+          <w:rFonts w:ascii="Book Antiqua" w:hAnsi="Book Antiqua"/>
+        </w:rPr>
+      </w:pPr>
+      <w:r>
+        <w:rPr>
+          <w:rFonts w:ascii="Book Antiqua" w:hAnsi="Book Antiqua"/>
+        </w:rPr>
+        <w:t xml:space="preserve">C) Generación con </w:t>
+      </w:r>
+      <w:proofErr w:type="spellStart"/>
+      <w:r>
+        <w:rPr>
+          <w:rFonts w:ascii="Book Antiqua" w:hAnsi="Book Antiqua"/>
+        </w:rPr>
+        <w:t>LLMs</w:t>
+      </w:r>
+      <w:proofErr w:type="spellEnd"/>
+      <w:r>
+        <w:rPr>
+          <w:rFonts w:ascii="Book Antiqua" w:hAnsi="Book Antiqua"/>
+        </w:rPr>
+        <w:t xml:space="preserve"> Open </w:t>
+      </w:r>
+      <w:proofErr w:type="spellStart"/>
+      <w:r>
+        <w:rPr>
+          <w:rFonts w:ascii="Book Antiqua" w:hAnsi="Book Antiqua"/>
+        </w:rPr>
+        <w:t>Source</w:t>
+      </w:r>
+      <w:proofErr w:type="spellEnd"/>
+    </w:p>
+    <w:p>
+      <w:pPr>
+        <w:rPr>
+          <w:rFonts w:ascii="Book Antiqua" w:hAnsi="Book Antiqua"/>
+        </w:rPr>
+      </w:pPr>
+      <w:r>
+        <w:rPr>
+          <w:rFonts w:ascii="Book Antiqua" w:hAnsi="Book Antiqua"/>
+        </w:rPr>
+        <w:t>•</w:t>
+      </w:r>
+      <w:r>
+        <w:rPr>
+          <w:rFonts w:ascii="Book Antiqua" w:hAnsi="Book Antiqua"/>
+        </w:rPr>
+        <w:tab/>
+        <w:t>Integración de modelos como Llama 3, Mistral, o Phi-3</w:t>
+      </w:r>
+    </w:p>
+    <w:p>
+      <w:pPr>
+        <w:rPr>
+          <w:rFonts w:ascii="Book Antiqua" w:hAnsi="Book Antiqua"/>
+        </w:rPr>
+      </w:pPr>
+      <w:r>
+        <w:rPr>
+          <w:rFonts w:ascii="Book Antiqua" w:hAnsi="Book Antiqua"/>
+        </w:rPr>
+        <w:t>•</w:t>
+      </w:r>
+      <w:r>
+        <w:rPr>
+          <w:rFonts w:ascii="Book Antiqua" w:hAnsi="Book Antiqua"/>
+        </w:rPr>
+        <w:tab/>
+        <w:t>Implementación de técnicas de optimización (</w:t>
+      </w:r>
+      <w:proofErr w:type="spellStart"/>
+      <w:r>
+        <w:rPr>
+          <w:rFonts w:ascii="Book Antiqua" w:hAnsi="Book Antiqua"/>
+        </w:rPr>
+        <w:t>quantización</w:t>
+      </w:r>
+      <w:proofErr w:type="spellEnd"/>
+      <w:r>
+        <w:rPr>
+          <w:rFonts w:ascii="Book Antiqua" w:hAnsi="Book Antiqua"/>
+        </w:rPr>
+        <w:t xml:space="preserve">, </w:t>
+      </w:r>
+      <w:proofErr w:type="spellStart"/>
+      <w:r>
+        <w:rPr>
+          <w:rFonts w:ascii="Book Antiqua" w:hAnsi="Book Antiqua"/>
+        </w:rPr>
+        <w:t>LoRA</w:t>
+      </w:r>
+      <w:proofErr w:type="spellEnd"/>
+      <w:r>
+        <w:rPr>
+          <w:rFonts w:ascii="Book Antiqua" w:hAnsi="Book Antiqua"/>
+        </w:rPr>
+        <w:t>)</w:t>
+      </w:r>
+    </w:p>
+    <w:p>
+      <w:pPr>
+        <w:rPr>
+          <w:rFonts w:ascii="Book Antiqua" w:hAnsi="Book Antiqua"/>
+        </w:rPr>
+      </w:pPr>
+      <w:r>
+        <w:rPr>
+          <w:rFonts w:ascii="Book Antiqua" w:hAnsi="Book Antiqua"/>
+        </w:rPr>
+        <w:t>•</w:t>
+      </w:r>
+      <w:r>
+        <w:rPr>
+          <w:rFonts w:ascii="Book Antiqua" w:hAnsi="Book Antiqua"/>
+        </w:rPr>
+        <w:tab/>
+        <w:t xml:space="preserve">Sistema de </w:t>
+      </w:r>
+      <w:proofErr w:type="spellStart"/>
+      <w:r>
+        <w:rPr>
+          <w:rFonts w:ascii="Book Antiqua" w:hAnsi="Book Antiqua"/>
+        </w:rPr>
+        <w:t>prompting</w:t>
+      </w:r>
+      <w:proofErr w:type="spellEnd"/>
+      <w:r>
+        <w:rPr>
+          <w:rFonts w:ascii="Book Antiqua" w:hAnsi="Book Antiqua"/>
+        </w:rPr>
+        <w:t xml:space="preserve"> </w:t>
+      </w:r>
+      <w:proofErr w:type="spellStart"/>
+      <w:r>
+        <w:rPr>
+          <w:rFonts w:ascii="Book Antiqua" w:hAnsi="Book Antiqua"/>
+        </w:rPr>
+        <w:t>multiidioma</w:t>
+      </w:r>
+      <w:proofErr w:type="spellEnd"/>
+    </w:p>
+    <w:p>
+      <w:pPr>
+        <w:rPr>
+          <w:rFonts w:ascii="Book Antiqua" w:hAnsi="Book Antiqua"/>
+        </w:rPr>
+      </w:pPr>
+      <w:r>
+        <w:rPr>
+          <w:rFonts w:ascii="Book Antiqua" w:hAnsi="Book Antiqua"/>
+        </w:rPr>
+        <w:t xml:space="preserve">D) Sistema de </w:t>
+      </w:r>
+      <w:proofErr w:type="spellStart"/>
+      <w:r>
+        <w:rPr>
+          <w:rFonts w:ascii="Book Antiqua" w:hAnsi="Book Antiqua"/>
+        </w:rPr>
+        <w:t>Keywords</w:t>
+      </w:r>
+      <w:proofErr w:type="spellEnd"/>
+      <w:r>
+        <w:rPr>
+          <w:rFonts w:ascii="Book Antiqua" w:hAnsi="Book Antiqua"/>
+        </w:rPr>
+        <w:t xml:space="preserve"> y Metadatos</w:t>
+      </w:r>
+    </w:p>
+    <w:p>
+      <w:pPr>
+        <w:rPr>
+          <w:rFonts w:ascii="Book Antiqua" w:hAnsi="Book Antiqua"/>
+        </w:rPr>
+      </w:pPr>
+      <w:r>
+        <w:rPr>
+          <w:rFonts w:ascii="Book Antiqua" w:hAnsi="Book Antiqua"/>
+        </w:rPr>
+        <w:t>•</w:t>
+      </w:r>
+      <w:r>
+        <w:rPr>
+          <w:rFonts w:ascii="Book Antiqua" w:hAnsi="Book Antiqua"/>
+        </w:rPr>
+        <w:tab/>
+        <w:t xml:space="preserve">Extracción de </w:t>
+      </w:r>
+      <w:proofErr w:type="spellStart"/>
+      <w:r>
+        <w:rPr>
+          <w:rFonts w:ascii="Book Antiqua" w:hAnsi="Book Antiqua"/>
+        </w:rPr>
+        <w:t>keywords</w:t>
+      </w:r>
+      <w:proofErr w:type="spellEnd"/>
+      <w:r>
+        <w:rPr>
+          <w:rFonts w:ascii="Book Antiqua" w:hAnsi="Book Antiqua"/>
+        </w:rPr>
+        <w:t xml:space="preserve"> específica por idioma</w:t>
+      </w:r>
+    </w:p>
+    <w:p>
+      <w:pPr>
+        <w:rPr>
+          <w:rFonts w:ascii="Book Antiqua" w:hAnsi="Book Antiqua"/>
+        </w:rPr>
+      </w:pPr>
+      <w:r>
+        <w:rPr>
+          <w:rFonts w:ascii="Book Antiqua" w:hAnsi="Book Antiqua"/>
+        </w:rPr>
+        <w:t>•</w:t>
+      </w:r>
+      <w:r>
+        <w:rPr>
+          <w:rFonts w:ascii="Book Antiqua" w:hAnsi="Book Antiqua"/>
+        </w:rPr>
+        <w:tab/>
+        <w:t>Adaptación de los metadatos del índice para soportar múltiples idiomas</w:t>
+      </w:r>
+    </w:p>
+    <w:p>
+      <w:pPr>
+        <w:rPr>
+          <w:rFonts w:ascii="Book Antiqua" w:hAnsi="Book Antiqua"/>
+        </w:rPr>
+      </w:pPr>
+    </w:p>
+    <w:p>
+      <w:pPr>
+        <w:rPr>
+          <w:rFonts w:ascii="Book Antiqua" w:hAnsi="Book Antiqua"/>
+        </w:rPr>
+      </w:pPr>
+      <w:r>
+        <w:rPr>
+          <w:rFonts w:ascii="Book Antiqua" w:hAnsi="Book Antiqua"/>
+        </w:rPr>
+        <w:t>•</w:t>
+      </w:r>
+      <w:r>
+        <w:rPr>
+          <w:rFonts w:ascii="Book Antiqua" w:hAnsi="Book Antiqua"/>
+        </w:rPr>
+        <w:tab/>
+        <w:t xml:space="preserve">Mundo “grafos” de conocimiento, podríamos añadirlo en la ingesta y </w:t>
+      </w:r>
+      <w:proofErr w:type="spellStart"/>
+      <w:r>
+        <w:rPr>
+          <w:rFonts w:ascii="Book Antiqua" w:hAnsi="Book Antiqua"/>
+        </w:rPr>
+        <w:t>retrieval</w:t>
+      </w:r>
+      <w:proofErr w:type="spellEnd"/>
+      <w:r>
+        <w:rPr>
+          <w:rFonts w:ascii="Book Antiqua" w:hAnsi="Book Antiqua"/>
+        </w:rPr>
+        <w:t xml:space="preserve">, es más “moderno” y académico y conseguir un </w:t>
+      </w:r>
+      <w:proofErr w:type="spellStart"/>
+      <w:r>
+        <w:rPr>
+          <w:rFonts w:ascii="Book Antiqua" w:hAnsi="Book Antiqua"/>
+        </w:rPr>
+        <w:t>approach</w:t>
+      </w:r>
+      <w:proofErr w:type="spellEnd"/>
+      <w:r>
+        <w:rPr>
+          <w:rFonts w:ascii="Book Antiqua" w:hAnsi="Book Antiqua"/>
+        </w:rPr>
+        <w:t xml:space="preserve"> practico sería genial</w:t>
+      </w:r>
+    </w:p>
+    <w:p>
+      <w:pPr>
+        <w:rPr>
+          <w:rFonts w:ascii="Book Antiqua" w:hAnsi="Book Antiqua"/>
+        </w:rPr>
+      </w:pPr>
+      <w:r>
+        <w:rPr>
+          <w:rFonts w:ascii="Book Antiqua" w:hAnsi="Book Antiqua"/>
+        </w:rPr>
+        <w:t>•</w:t>
+      </w:r>
+      <w:r>
+        <w:rPr>
+          <w:rFonts w:ascii="Book Antiqua" w:hAnsi="Book Antiqua"/>
+        </w:rPr>
+        <w:tab/>
+        <w:t xml:space="preserve">Un </w:t>
+      </w:r>
+      <w:proofErr w:type="spellStart"/>
+      <w:r>
+        <w:rPr>
+          <w:rFonts w:ascii="Book Antiqua" w:hAnsi="Book Antiqua"/>
+        </w:rPr>
+        <w:t>rag</w:t>
+      </w:r>
+      <w:proofErr w:type="spellEnd"/>
+      <w:r>
+        <w:rPr>
+          <w:rFonts w:ascii="Book Antiqua" w:hAnsi="Book Antiqua"/>
+        </w:rPr>
+        <w:t xml:space="preserve"> que resuelva nuestros problemas típicos:</w:t>
+      </w:r>
+    </w:p>
+    <w:p>
+      <w:pPr>
+        <w:rPr>
+          <w:rFonts w:ascii="Book Antiqua" w:hAnsi="Book Antiqua"/>
+        </w:rPr>
+      </w:pPr>
+      <w:r>
+        <w:rPr>
+          <w:rFonts w:ascii="Book Antiqua" w:hAnsi="Book Antiqua"/>
+        </w:rPr>
+        <w:t>o</w:t>
+      </w:r>
+      <w:r>
+        <w:rPr>
+          <w:rFonts w:ascii="Book Antiqua" w:hAnsi="Book Antiqua"/>
+        </w:rPr>
+        <w:tab/>
+        <w:t xml:space="preserve">problema de una lista: “dame todas las personas que X”, “dame todos los modelos de </w:t>
+      </w:r>
+      <w:proofErr w:type="spellStart"/>
+      <w:proofErr w:type="gramStart"/>
+      <w:r>
+        <w:rPr>
+          <w:rFonts w:ascii="Book Antiqua" w:hAnsi="Book Antiqua"/>
+        </w:rPr>
+        <w:t>Iphone</w:t>
+      </w:r>
+      <w:proofErr w:type="spellEnd"/>
+      <w:r>
+        <w:rPr>
+          <w:rFonts w:ascii="Book Antiqua" w:hAnsi="Book Antiqua"/>
+        </w:rPr>
+        <w:t>”…</w:t>
+      </w:r>
+      <w:proofErr w:type="gramEnd"/>
+      <w:r>
+        <w:rPr>
+          <w:rFonts w:ascii="Book Antiqua" w:hAnsi="Book Antiqua"/>
+        </w:rPr>
+        <w:t xml:space="preserve"> como sabéis, al hacer </w:t>
+      </w:r>
+      <w:proofErr w:type="spellStart"/>
+      <w:r>
+        <w:rPr>
+          <w:rFonts w:ascii="Book Antiqua" w:hAnsi="Book Antiqua"/>
+        </w:rPr>
+        <w:t>trieval</w:t>
+      </w:r>
+      <w:proofErr w:type="spellEnd"/>
+      <w:r>
+        <w:rPr>
+          <w:rFonts w:ascii="Book Antiqua" w:hAnsi="Book Antiqua"/>
+        </w:rPr>
+        <w:t xml:space="preserve"> de 20-50 </w:t>
+      </w:r>
+      <w:proofErr w:type="spellStart"/>
+      <w:r>
+        <w:rPr>
+          <w:rFonts w:ascii="Book Antiqua" w:hAnsi="Book Antiqua"/>
+        </w:rPr>
+        <w:t>docs</w:t>
+      </w:r>
+      <w:proofErr w:type="spellEnd"/>
+      <w:r>
+        <w:rPr>
+          <w:rFonts w:ascii="Book Antiqua" w:hAnsi="Book Antiqua"/>
+        </w:rPr>
+        <w:t xml:space="preserve">, nunca sacas todos los </w:t>
+      </w:r>
+      <w:proofErr w:type="spellStart"/>
+      <w:r>
+        <w:rPr>
+          <w:rFonts w:ascii="Book Antiqua" w:hAnsi="Book Antiqua"/>
+        </w:rPr>
+        <w:t>docs</w:t>
+      </w:r>
+      <w:proofErr w:type="spellEnd"/>
+      <w:r>
+        <w:rPr>
+          <w:rFonts w:ascii="Book Antiqua" w:hAnsi="Book Antiqua"/>
+        </w:rPr>
+        <w:t xml:space="preserve"> con todos los “ítems” y por tanto erramos SIEMPRE</w:t>
+      </w:r>
+    </w:p>
+    <w:p>
+      <w:pPr>
+        <w:rPr>
+          <w:rFonts w:ascii="Book Antiqua" w:hAnsi="Book Antiqua"/>
+        </w:rPr>
+      </w:pPr>
+      <w:r>
+        <w:rPr>
+          <w:rFonts w:ascii="Book Antiqua" w:hAnsi="Book Antiqua"/>
+        </w:rPr>
+        <w:t>o</w:t>
+      </w:r>
+      <w:r>
+        <w:rPr>
+          <w:rFonts w:ascii="Book Antiqua" w:hAnsi="Book Antiqua"/>
+        </w:rPr>
+        <w:tab/>
+        <w:t>Documentos inconexos</w:t>
+      </w:r>
+    </w:p>
+    <w:p>
+      <w:pPr>
+        <w:rPr>
+          <w:rFonts w:ascii="Book Antiqua" w:hAnsi="Book Antiqua"/>
+        </w:rPr>
+      </w:pPr>
+      <w:r>
+        <w:rPr>
+          <w:rFonts w:ascii="Book Antiqua" w:hAnsi="Book Antiqua"/>
+        </w:rPr>
+        <w:t xml:space="preserve">Para resolver esto no se si necesitamos clasificación de palabra y flujos de </w:t>
+      </w:r>
+      <w:proofErr w:type="spellStart"/>
+      <w:r>
+        <w:rPr>
+          <w:rFonts w:ascii="Book Antiqua" w:hAnsi="Book Antiqua"/>
+        </w:rPr>
+        <w:t>retrival</w:t>
+      </w:r>
+      <w:proofErr w:type="spellEnd"/>
+      <w:r>
+        <w:rPr>
+          <w:rFonts w:ascii="Book Antiqua" w:hAnsi="Book Antiqua"/>
+        </w:rPr>
+        <w:t xml:space="preserve"> distinto, usar grafos o quizás múltiples agentes, que hagan múltiples búsquedas en paralelo y al final elegir la mejor respuesta…</w:t>
+      </w:r>
+    </w:p>
+    <w:p>
+      <w:pPr>
+        <w:rPr>
+          <w:rFonts w:ascii="Book Antiqua" w:hAnsi="Book Antiqua"/>
+        </w:rPr>
+      </w:pPr>
+      <w:r>
+        <w:rPr>
+          <w:rFonts w:ascii="Book Antiqua" w:hAnsi="Book Antiqua"/>
+        </w:rPr>
+        <w:t>3. Evaluación y Benchmarking</w:t>
+      </w:r>
+    </w:p>
+    <w:p>
+      <w:pPr>
+        <w:rPr>
+          <w:rFonts w:ascii="Book Antiqua" w:hAnsi="Book Antiqua"/>
+        </w:rPr>
+      </w:pPr>
+      <w:r>
+        <w:rPr>
+          <w:rFonts w:ascii="Book Antiqua" w:hAnsi="Book Antiqua"/>
+        </w:rPr>
+        <w:t>•</w:t>
+      </w:r>
+      <w:r>
+        <w:rPr>
+          <w:rFonts w:ascii="Book Antiqua" w:hAnsi="Book Antiqua"/>
+        </w:rPr>
+        <w:tab/>
+        <w:t>Métricas de calidad de respuestas (relevancia, precisión, completitud)</w:t>
+      </w:r>
+    </w:p>
+    <w:p>
+      <w:pPr>
+        <w:rPr>
+          <w:rFonts w:ascii="Book Antiqua" w:hAnsi="Book Antiqua"/>
+        </w:rPr>
+      </w:pPr>
+      <w:r>
+        <w:rPr>
+          <w:rFonts w:ascii="Book Antiqua" w:hAnsi="Book Antiqua"/>
+        </w:rPr>
+        <w:t>•</w:t>
+      </w:r>
+      <w:r>
+        <w:rPr>
+          <w:rFonts w:ascii="Book Antiqua" w:hAnsi="Book Antiqua"/>
+        </w:rPr>
+        <w:tab/>
+        <w:t>Análisis de costes y recursos computacionales</w:t>
+      </w:r>
+    </w:p>
+    <w:p>
+      <w:pPr>
+        <w:rPr>
+          <w:rFonts w:ascii="Book Antiqua" w:hAnsi="Book Antiqua"/>
+        </w:rPr>
+      </w:pPr>
+      <w:r>
+        <w:rPr>
+          <w:rFonts w:ascii="Book Antiqua" w:hAnsi="Book Antiqua"/>
+        </w:rPr>
+        <w:t>•</w:t>
+      </w:r>
+      <w:r>
+        <w:rPr>
+          <w:rFonts w:ascii="Book Antiqua" w:hAnsi="Book Antiqua"/>
+        </w:rPr>
+        <w:tab/>
+        <w:t>Evaluación específica por idioma (español, inglés, francés, etc.)</w:t>
+      </w:r>
+    </w:p>
+    <w:p>
+      <w:pPr>
+        <w:rPr>
+          <w:rFonts w:ascii="Book Antiqua" w:hAnsi="Book Antiqua"/>
+        </w:rPr>
+      </w:pPr>
+      <w:r>
+        <w:rPr>
+          <w:rFonts w:ascii="Book Antiqua" w:hAnsi="Book Antiqua"/>
+        </w:rPr>
+        <w:t>4. Casos de Uso</w:t>
+      </w:r>
+    </w:p>
+    <w:p>
+      <w:pPr>
+        <w:rPr>
+          <w:rFonts w:ascii="Book Antiqua" w:hAnsi="Book Antiqua"/>
+        </w:rPr>
+      </w:pPr>
+      <w:r>
+        <w:rPr>
+          <w:rFonts w:ascii="Book Antiqua" w:hAnsi="Book Antiqua"/>
+        </w:rPr>
+        <w:t>•</w:t>
+      </w:r>
+      <w:r>
+        <w:rPr>
+          <w:rFonts w:ascii="Book Antiqua" w:hAnsi="Book Antiqua"/>
+        </w:rPr>
+        <w:tab/>
+        <w:t>Implementación de al menos 2-3 casos de uso reales</w:t>
+      </w:r>
+    </w:p>
+    <w:p>
+      <w:pPr>
+        <w:rPr>
+          <w:rFonts w:ascii="Book Antiqua" w:hAnsi="Book Antiqua"/>
+        </w:rPr>
+      </w:pPr>
+      <w:r>
+        <w:rPr>
+          <w:rFonts w:ascii="Book Antiqua" w:hAnsi="Book Antiqua"/>
+        </w:rPr>
+        <w:t>•</w:t>
+      </w:r>
+      <w:r>
+        <w:rPr>
+          <w:rFonts w:ascii="Book Antiqua" w:hAnsi="Book Antiqua"/>
+        </w:rPr>
+        <w:tab/>
+        <w:t>Documentación de lecciones aprendidas</w:t>
+      </w:r>
+    </w:p>
+    <w:p>
+      <w:pPr>
+        <w:rPr>
+          <w:rFonts w:ascii="Book Antiqua" w:hAnsi="Book Antiqua"/>
+        </w:rPr>
+      </w:pPr>
+    </w:p>
+    <w:p>
+      <w:pPr>
+        <w:rPr>
+          <w:rFonts w:ascii="Book Antiqua" w:hAnsi="Book Antiqua"/>
+        </w:rPr>
+      </w:pPr>
+      <w:r>
+        <w:rPr>
+          <w:rFonts w:ascii="Book Antiqua" w:hAnsi="Book Antiqua"/>
+        </w:rPr>
+        <w:t>Entregables</w:t>
+      </w:r>
+    </w:p>
+    <w:p>
+      <w:pPr>
+        <w:rPr>
+          <w:rFonts w:ascii="Book Antiqua" w:hAnsi="Book Antiqua"/>
+        </w:rPr>
+      </w:pPr>
+      <w:r>
+        <w:rPr>
+          <w:rFonts w:ascii="Book Antiqua" w:hAnsi="Book Antiqua"/>
+        </w:rPr>
+        <w:t>1.</w:t>
+      </w:r>
+      <w:r>
+        <w:rPr>
+          <w:rFonts w:ascii="Book Antiqua" w:hAnsi="Book Antiqua"/>
+        </w:rPr>
+        <w:tab/>
+        <w:t>Memoria técnica con análisis, diseño e implementación</w:t>
+      </w:r>
+    </w:p>
+    <w:p>
+      <w:pPr>
+        <w:rPr>
+          <w:rFonts w:ascii="Book Antiqua" w:hAnsi="Book Antiqua"/>
+        </w:rPr>
+      </w:pPr>
+      <w:r>
+        <w:rPr>
+          <w:rFonts w:ascii="Book Antiqua" w:hAnsi="Book Antiqua"/>
+        </w:rPr>
+        <w:t>2.</w:t>
+      </w:r>
+      <w:r>
+        <w:rPr>
+          <w:rFonts w:ascii="Book Antiqua" w:hAnsi="Book Antiqua"/>
+        </w:rPr>
+        <w:tab/>
+        <w:t>Código fuente modular y documentado</w:t>
+      </w:r>
+    </w:p>
+    <w:p>
+      <w:pPr>
+        <w:rPr>
+          <w:rFonts w:ascii="Book Antiqua" w:hAnsi="Book Antiqua"/>
+        </w:rPr>
+      </w:pPr>
+      <w:r>
+        <w:rPr>
+          <w:rFonts w:ascii="Book Antiqua" w:hAnsi="Book Antiqua"/>
+        </w:rPr>
+        <w:t>3.</w:t>
+      </w:r>
+      <w:r>
+        <w:rPr>
+          <w:rFonts w:ascii="Book Antiqua" w:hAnsi="Book Antiqua"/>
+        </w:rPr>
+        <w:tab/>
+        <w:t>Guía de despliegue y configuración</w:t>
+      </w:r>
+    </w:p>
+    <w:p>
+      <w:pPr>
+        <w:rPr>
+          <w:rFonts w:ascii="Book Antiqua" w:hAnsi="Book Antiqua"/>
+        </w:rPr>
+      </w:pPr>
+      <w:r>
+        <w:rPr>
+          <w:rFonts w:ascii="Book Antiqua" w:hAnsi="Book Antiqua"/>
+        </w:rPr>
+        <w:t>4.</w:t>
+      </w:r>
+      <w:r>
+        <w:rPr>
+          <w:rFonts w:ascii="Book Antiqua" w:hAnsi="Book Antiqua"/>
+        </w:rPr>
+        <w:tab/>
+      </w:r>
+      <w:proofErr w:type="spellStart"/>
+      <w:r>
+        <w:rPr>
+          <w:rFonts w:ascii="Book Antiqua" w:hAnsi="Book Antiqua"/>
+        </w:rPr>
+        <w:t>Benchmarks</w:t>
+      </w:r>
+      <w:proofErr w:type="spellEnd"/>
+      <w:r>
+        <w:rPr>
+          <w:rFonts w:ascii="Book Antiqua" w:hAnsi="Book Antiqua"/>
+        </w:rPr>
+        <w:t xml:space="preserve"> y análisis de resultados</w:t>
+      </w:r>
+    </w:p>
+    <w:p>
+      <w:pPr>
+        <w:rPr>
+          <w:rFonts w:ascii="Book Antiqua" w:hAnsi="Book Antiqua"/>
+        </w:rPr>
+      </w:pPr>
+      <w:r>
+        <w:rPr>
+          <w:rFonts w:ascii="Book Antiqua" w:hAnsi="Book Antiqua"/>
+        </w:rPr>
+        <w:t>5.</w:t>
+      </w:r>
+      <w:r>
+        <w:rPr>
+          <w:rFonts w:ascii="Book Antiqua" w:hAnsi="Book Antiqua"/>
+        </w:rPr>
+        <w:tab/>
+        <w:t>Presentación de resultados</w:t>
+      </w:r>
+    </w:p>
+    <w:p>
+      <w:pPr>
+        <w:rPr>
+          <w:rFonts w:ascii="Book Antiqua" w:hAnsi="Book Antiqua"/>
+        </w:rPr>
+      </w:pPr>
+      <w:r>
+        <w:rPr>
+          <w:rFonts w:ascii="Book Antiqua" w:hAnsi="Book Antiqua"/>
+        </w:rPr>
+        <w:t>Valor Diferencial</w:t>
+      </w:r>
+    </w:p>
+    <w:p>
+      <w:pPr>
+        <w:rPr>
+          <w:rFonts w:ascii="Book Antiqua" w:hAnsi="Book Antiqua"/>
+        </w:rPr>
+      </w:pPr>
+      <w:r>
+        <w:rPr>
+          <w:rFonts w:ascii="Book Antiqua" w:hAnsi="Book Antiqua"/>
+        </w:rPr>
+        <w:t>•</w:t>
+      </w:r>
+      <w:r>
+        <w:rPr>
+          <w:rFonts w:ascii="Book Antiqua" w:hAnsi="Book Antiqua"/>
+        </w:rPr>
+        <w:tab/>
+        <w:t>Independencia tecnológica: No depende de servicios propietarios</w:t>
+      </w:r>
+    </w:p>
+    <w:p>
+      <w:pPr>
+        <w:rPr>
+          <w:rFonts w:ascii="Book Antiqua" w:hAnsi="Book Antiqua"/>
+        </w:rPr>
+      </w:pPr>
+      <w:r>
+        <w:rPr>
+          <w:rFonts w:ascii="Book Antiqua" w:hAnsi="Book Antiqua"/>
+        </w:rPr>
+        <w:t>•</w:t>
+      </w:r>
+      <w:r>
+        <w:rPr>
+          <w:rFonts w:ascii="Book Antiqua" w:hAnsi="Book Antiqua"/>
+        </w:rPr>
+        <w:tab/>
+      </w:r>
+      <w:proofErr w:type="spellStart"/>
+      <w:r>
+        <w:rPr>
+          <w:rFonts w:ascii="Book Antiqua" w:hAnsi="Book Antiqua"/>
+        </w:rPr>
+        <w:t>Multiidioma</w:t>
+      </w:r>
+      <w:proofErr w:type="spellEnd"/>
+      <w:r>
+        <w:rPr>
+          <w:rFonts w:ascii="Book Antiqua" w:hAnsi="Book Antiqua"/>
+        </w:rPr>
+        <w:t xml:space="preserve"> nativo: Diseñado desde el inicio para soportar múltiples idiomas</w:t>
+      </w:r>
+    </w:p>
+    <w:p>
+      <w:pPr>
+        <w:rPr>
+          <w:rFonts w:ascii="Book Antiqua" w:hAnsi="Book Antiqua"/>
+        </w:rPr>
+      </w:pPr>
+      <w:r>
+        <w:rPr>
+          <w:rFonts w:ascii="Book Antiqua" w:hAnsi="Book Antiqua"/>
+        </w:rPr>
+        <w:t>•</w:t>
+      </w:r>
+      <w:r>
+        <w:rPr>
+          <w:rFonts w:ascii="Book Antiqua" w:hAnsi="Book Antiqua"/>
+        </w:rPr>
+        <w:tab/>
+        <w:t>Modularidad: Componentes intercambiables y extensibles</w:t>
+      </w:r>
+    </w:p>
+    <w:p>
+      <w:pPr>
+        <w:rPr>
+          <w:rFonts w:ascii="Book Antiqua" w:hAnsi="Book Antiqua"/>
+        </w:rPr>
+      </w:pPr>
+      <w:r>
+        <w:rPr>
+          <w:rFonts w:ascii="Book Antiqua" w:hAnsi="Book Antiqua"/>
+        </w:rPr>
+        <w:t>•</w:t>
+      </w:r>
+      <w:r>
+        <w:rPr>
+          <w:rFonts w:ascii="Book Antiqua" w:hAnsi="Book Antiqua"/>
+        </w:rPr>
+        <w:tab/>
+        <w:t xml:space="preserve">Open </w:t>
+      </w:r>
+      <w:proofErr w:type="spellStart"/>
+      <w:r>
+        <w:rPr>
+          <w:rFonts w:ascii="Book Antiqua" w:hAnsi="Book Antiqua"/>
+        </w:rPr>
+        <w:t>Source</w:t>
+      </w:r>
+      <w:proofErr w:type="spellEnd"/>
+      <w:r>
+        <w:rPr>
+          <w:rFonts w:ascii="Book Antiqua" w:hAnsi="Book Antiqua"/>
+        </w:rPr>
+        <w:t>: Accesible para la comunidad académica y empresarial</w:t>
+      </w:r>
+    </w:p>
+    <w:p>
+      <w:pPr>
+        <w:rPr>
+          <w:rFonts w:ascii="Book Antiqua" w:hAnsi="Book Antiqua"/>
+        </w:rPr>
+      </w:pPr>
     </w:p>
     <w:sectPr>
       <w:pgSz w:w="11906" w:h="16838"/>
@@ -2772,18 +4599,18 @@
     <w:name w:val="Normal"/>
     <w:qFormat/>
   </w:style>
-  <w:style w:type="paragraph" w:styleId="Heading1">
+  <w:style w:type="paragraph" w:styleId="Ttulo1">
     <w:name w:val="heading 1"/>
     <w:basedOn w:val="Normal"/>
     <w:next w:val="Normal"/>
-    <w:link w:val="Heading1Char"/>
-    <w:autoRedefine/>
+    <w:link w:val="Ttulo1Car"/>
     <w:uiPriority w:val="9"/>
     <w:qFormat/>
-    <w:rsid w:val="00001170"/>
+    <w:rsid w:val="001D6C56"/>
     <w:pPr>
       <w:keepNext/>
       <w:keepLines/>
+      <w:pageBreakBefore/>
       <w:spacing w:before="80"/>
       <w:outlineLvl w:val="0"/>
     </w:pPr>
@@ -2794,11 +4621,11 @@
       <w:szCs w:val="40"/>
     </w:rPr>
   </w:style>
-  <w:style w:type="paragraph" w:styleId="Heading2">
+  <w:style w:type="paragraph" w:styleId="Ttulo2">
     <w:name w:val="heading 2"/>
     <w:basedOn w:val="Normal"/>
     <w:next w:val="Normal"/>
-    <w:link w:val="Heading2Char"/>
+    <w:link w:val="Ttulo2Car"/>
     <w:uiPriority w:val="9"/>
     <w:semiHidden/>
     <w:unhideWhenUsed/>
@@ -2817,11 +4644,11 @@
       <w:szCs w:val="32"/>
     </w:rPr>
   </w:style>
-  <w:style w:type="paragraph" w:styleId="Heading3">
+  <w:style w:type="paragraph" w:styleId="Ttulo3">
     <w:name w:val="heading 3"/>
     <w:basedOn w:val="Normal"/>
     <w:next w:val="Normal"/>
-    <w:link w:val="Heading3Char"/>
+    <w:link w:val="Ttulo3Car"/>
     <w:uiPriority w:val="9"/>
     <w:semiHidden/>
     <w:unhideWhenUsed/>
@@ -2840,11 +4667,11 @@
       <w:szCs w:val="28"/>
     </w:rPr>
   </w:style>
-  <w:style w:type="paragraph" w:styleId="Heading4">
+  <w:style w:type="paragraph" w:styleId="Ttulo4">
     <w:name w:val="heading 4"/>
     <w:basedOn w:val="Normal"/>
     <w:next w:val="Normal"/>
-    <w:link w:val="Heading4Char"/>
+    <w:link w:val="Ttulo4Car"/>
     <w:uiPriority w:val="9"/>
     <w:semiHidden/>
     <w:unhideWhenUsed/>
@@ -2863,11 +4690,11 @@
       <w:color w:val="2F5496" w:themeColor="accent1" w:themeShade="BF"/>
     </w:rPr>
   </w:style>
-  <w:style w:type="paragraph" w:styleId="Heading5">
+  <w:style w:type="paragraph" w:styleId="Ttulo5">
     <w:name w:val="heading 5"/>
     <w:basedOn w:val="Normal"/>
     <w:next w:val="Normal"/>
-    <w:link w:val="Heading5Char"/>
+    <w:link w:val="Ttulo5Car"/>
     <w:uiPriority w:val="9"/>
     <w:semiHidden/>
     <w:unhideWhenUsed/>
@@ -2884,11 +4711,11 @@
       <w:color w:val="2F5496" w:themeColor="accent1" w:themeShade="BF"/>
     </w:rPr>
   </w:style>
-  <w:style w:type="paragraph" w:styleId="Heading6">
+  <w:style w:type="paragraph" w:styleId="Ttulo6">
     <w:name w:val="heading 6"/>
     <w:basedOn w:val="Normal"/>
     <w:next w:val="Normal"/>
-    <w:link w:val="Heading6Char"/>
+    <w:link w:val="Ttulo6Car"/>
     <w:uiPriority w:val="9"/>
     <w:semiHidden/>
     <w:unhideWhenUsed/>
@@ -2907,11 +4734,11 @@
       <w:color w:val="595959" w:themeColor="text1" w:themeTint="A6"/>
     </w:rPr>
   </w:style>
-  <w:style w:type="paragraph" w:styleId="Heading7">
+  <w:style w:type="paragraph" w:styleId="Ttulo7">
     <w:name w:val="heading 7"/>
     <w:basedOn w:val="Normal"/>
     <w:next w:val="Normal"/>
-    <w:link w:val="Heading7Char"/>
+    <w:link w:val="Ttulo7Car"/>
     <w:uiPriority w:val="9"/>
     <w:semiHidden/>
     <w:unhideWhenUsed/>
@@ -2928,11 +4755,11 @@
       <w:color w:val="595959" w:themeColor="text1" w:themeTint="A6"/>
     </w:rPr>
   </w:style>
-  <w:style w:type="paragraph" w:styleId="Heading8">
+  <w:style w:type="paragraph" w:styleId="Ttulo8">
     <w:name w:val="heading 8"/>
     <w:basedOn w:val="Normal"/>
     <w:next w:val="Normal"/>
-    <w:link w:val="Heading8Char"/>
+    <w:link w:val="Ttulo8Car"/>
     <w:uiPriority w:val="9"/>
     <w:semiHidden/>
     <w:unhideWhenUsed/>
@@ -2951,11 +4778,11 @@
       <w:color w:val="272727" w:themeColor="text1" w:themeTint="D8"/>
     </w:rPr>
   </w:style>
-  <w:style w:type="paragraph" w:styleId="Heading9">
+  <w:style w:type="paragraph" w:styleId="Ttulo9">
     <w:name w:val="heading 9"/>
     <w:basedOn w:val="Normal"/>
     <w:next w:val="Normal"/>
-    <w:link w:val="Heading9Char"/>
+    <w:link w:val="Ttulo9Car"/>
     <w:uiPriority w:val="9"/>
     <w:semiHidden/>
     <w:unhideWhenUsed/>
@@ -2972,12 +4799,13 @@
       <w:color w:val="272727" w:themeColor="text1" w:themeTint="D8"/>
     </w:rPr>
   </w:style>
-  <w:style w:type="character" w:default="1" w:styleId="DefaultParagraphFont">
+  <w:style w:type="character" w:default="1" w:styleId="Fuentedeprrafopredeter">
     <w:name w:val="Default Paragraph Font"/>
     <w:uiPriority w:val="1"/>
+    <w:semiHidden/>
     <w:unhideWhenUsed/>
   </w:style>
-  <w:style w:type="table" w:default="1" w:styleId="TableNormal">
+  <w:style w:type="table" w:default="1" w:styleId="Tablanormal">
     <w:name w:val="Normal Table"/>
     <w:uiPriority w:val="99"/>
     <w:semiHidden/>
@@ -2992,18 +4820,18 @@
       </w:tblCellMar>
     </w:tblPr>
   </w:style>
-  <w:style w:type="numbering" w:default="1" w:styleId="NoList">
+  <w:style w:type="numbering" w:default="1" w:styleId="Sinlista">
     <w:name w:val="No List"/>
     <w:uiPriority w:val="99"/>
     <w:semiHidden/>
     <w:unhideWhenUsed/>
   </w:style>
-  <w:style w:type="character" w:customStyle="1" w:styleId="Heading1Char">
-    <w:name w:val="Heading 1 Char"/>
-    <w:basedOn w:val="DefaultParagraphFont"/>
-    <w:link w:val="Heading1"/>
+  <w:style w:type="character" w:customStyle="1" w:styleId="Ttulo1Car">
+    <w:name w:val="Título 1 Car"/>
+    <w:basedOn w:val="Fuentedeprrafopredeter"/>
+    <w:link w:val="Ttulo1"/>
     <w:uiPriority w:val="9"/>
-    <w:rsid w:val="00001170"/>
+    <w:rsid w:val="001D6C56"/>
     <w:rPr>
       <w:rFonts w:ascii="Book Antiqua" w:eastAsiaTheme="majorEastAsia" w:hAnsi="Book Antiqua" w:cstheme="majorBidi"/>
       <w:b/>
@@ -3011,10 +4839,10 @@
       <w:szCs w:val="40"/>
     </w:rPr>
   </w:style>
-  <w:style w:type="character" w:customStyle="1" w:styleId="Heading2Char">
-    <w:name w:val="Heading 2 Char"/>
-    <w:basedOn w:val="DefaultParagraphFont"/>
-    <w:link w:val="Heading2"/>
+  <w:style w:type="character" w:customStyle="1" w:styleId="Ttulo2Car">
+    <w:name w:val="Título 2 Car"/>
+    <w:basedOn w:val="Fuentedeprrafopredeter"/>
+    <w:link w:val="Ttulo2"/>
     <w:uiPriority w:val="9"/>
     <w:semiHidden/>
     <w:rsid w:val="00B61C5A"/>
@@ -3025,10 +4853,10 @@
       <w:szCs w:val="32"/>
     </w:rPr>
   </w:style>
-  <w:style w:type="character" w:customStyle="1" w:styleId="Heading3Char">
-    <w:name w:val="Heading 3 Char"/>
-    <w:basedOn w:val="DefaultParagraphFont"/>
-    <w:link w:val="Heading3"/>
+  <w:style w:type="character" w:customStyle="1" w:styleId="Ttulo3Car">
+    <w:name w:val="Título 3 Car"/>
+    <w:basedOn w:val="Fuentedeprrafopredeter"/>
+    <w:link w:val="Ttulo3"/>
     <w:uiPriority w:val="9"/>
     <w:semiHidden/>
     <w:rsid w:val="00B61C5A"/>
@@ -3039,10 +4867,10 @@
       <w:szCs w:val="28"/>
     </w:rPr>
   </w:style>
-  <w:style w:type="character" w:customStyle="1" w:styleId="Heading4Char">
-    <w:name w:val="Heading 4 Char"/>
-    <w:basedOn w:val="DefaultParagraphFont"/>
-    <w:link w:val="Heading4"/>
+  <w:style w:type="character" w:customStyle="1" w:styleId="Ttulo4Car">
+    <w:name w:val="Título 4 Car"/>
+    <w:basedOn w:val="Fuentedeprrafopredeter"/>
+    <w:link w:val="Ttulo4"/>
     <w:uiPriority w:val="9"/>
     <w:semiHidden/>
     <w:rsid w:val="00B61C5A"/>
@@ -3053,10 +4881,10 @@
       <w:color w:val="2F5496" w:themeColor="accent1" w:themeShade="BF"/>
     </w:rPr>
   </w:style>
-  <w:style w:type="character" w:customStyle="1" w:styleId="Heading5Char">
-    <w:name w:val="Heading 5 Char"/>
-    <w:basedOn w:val="DefaultParagraphFont"/>
-    <w:link w:val="Heading5"/>
+  <w:style w:type="character" w:customStyle="1" w:styleId="Ttulo5Car">
+    <w:name w:val="Título 5 Car"/>
+    <w:basedOn w:val="Fuentedeprrafopredeter"/>
+    <w:link w:val="Ttulo5"/>
     <w:uiPriority w:val="9"/>
     <w:semiHidden/>
     <w:rsid w:val="00B61C5A"/>
@@ -3065,10 +4893,10 @@
       <w:color w:val="2F5496" w:themeColor="accent1" w:themeShade="BF"/>
     </w:rPr>
   </w:style>
-  <w:style w:type="character" w:customStyle="1" w:styleId="Heading6Char">
-    <w:name w:val="Heading 6 Char"/>
-    <w:basedOn w:val="DefaultParagraphFont"/>
-    <w:link w:val="Heading6"/>
+  <w:style w:type="character" w:customStyle="1" w:styleId="Ttulo6Car">
+    <w:name w:val="Título 6 Car"/>
+    <w:basedOn w:val="Fuentedeprrafopredeter"/>
+    <w:link w:val="Ttulo6"/>
     <w:uiPriority w:val="9"/>
     <w:semiHidden/>
     <w:rsid w:val="00B61C5A"/>
@@ -3079,10 +4907,10 @@
       <w:color w:val="595959" w:themeColor="text1" w:themeTint="A6"/>
     </w:rPr>
   </w:style>
-  <w:style w:type="character" w:customStyle="1" w:styleId="Heading7Char">
-    <w:name w:val="Heading 7 Char"/>
-    <w:basedOn w:val="DefaultParagraphFont"/>
-    <w:link w:val="Heading7"/>
+  <w:style w:type="character" w:customStyle="1" w:styleId="Ttulo7Car">
+    <w:name w:val="Título 7 Car"/>
+    <w:basedOn w:val="Fuentedeprrafopredeter"/>
+    <w:link w:val="Ttulo7"/>
     <w:uiPriority w:val="9"/>
     <w:semiHidden/>
     <w:rsid w:val="00B61C5A"/>
@@ -3091,10 +4919,10 @@
       <w:color w:val="595959" w:themeColor="text1" w:themeTint="A6"/>
     </w:rPr>
   </w:style>
-  <w:style w:type="character" w:customStyle="1" w:styleId="Heading8Char">
-    <w:name w:val="Heading 8 Char"/>
-    <w:basedOn w:val="DefaultParagraphFont"/>
-    <w:link w:val="Heading8"/>
+  <w:style w:type="character" w:customStyle="1" w:styleId="Ttulo8Car">
+    <w:name w:val="Título 8 Car"/>
+    <w:basedOn w:val="Fuentedeprrafopredeter"/>
+    <w:link w:val="Ttulo8"/>
     <w:uiPriority w:val="9"/>
     <w:semiHidden/>
     <w:rsid w:val="00B61C5A"/>
@@ -3105,10 +4933,10 @@
       <w:color w:val="272727" w:themeColor="text1" w:themeTint="D8"/>
     </w:rPr>
   </w:style>
-  <w:style w:type="character" w:customStyle="1" w:styleId="Heading9Char">
-    <w:name w:val="Heading 9 Char"/>
-    <w:basedOn w:val="DefaultParagraphFont"/>
-    <w:link w:val="Heading9"/>
+  <w:style w:type="character" w:customStyle="1" w:styleId="Ttulo9Car">
+    <w:name w:val="Título 9 Car"/>
+    <w:basedOn w:val="Fuentedeprrafopredeter"/>
+    <w:link w:val="Ttulo9"/>
     <w:uiPriority w:val="9"/>
     <w:semiHidden/>
     <w:rsid w:val="00B61C5A"/>
@@ -3117,11 +4945,11 @@
       <w:color w:val="272727" w:themeColor="text1" w:themeTint="D8"/>
     </w:rPr>
   </w:style>
-  <w:style w:type="paragraph" w:styleId="Title">
+  <w:style w:type="paragraph" w:styleId="Ttulo">
     <w:name w:val="Title"/>
     <w:basedOn w:val="Normal"/>
     <w:next w:val="Normal"/>
-    <w:link w:val="TitleChar"/>
+    <w:link w:val="TtuloCar"/>
     <w:uiPriority w:val="10"/>
     <w:qFormat/>
     <w:rsid w:val="00B61C5A"/>
@@ -3137,10 +4965,10 @@
       <w:szCs w:val="56"/>
     </w:rPr>
   </w:style>
-  <w:style w:type="character" w:customStyle="1" w:styleId="TitleChar">
-    <w:name w:val="Title Char"/>
-    <w:basedOn w:val="DefaultParagraphFont"/>
-    <w:link w:val="Title"/>
+  <w:style w:type="character" w:customStyle="1" w:styleId="TtuloCar">
+    <w:name w:val="Título Car"/>
+    <w:basedOn w:val="Fuentedeprrafopredeter"/>
+    <w:link w:val="Ttulo"/>
     <w:uiPriority w:val="10"/>
     <w:rsid w:val="00B61C5A"/>
     <w:rPr>
@@ -3151,11 +4979,11 @@
       <w:szCs w:val="56"/>
     </w:rPr>
   </w:style>
-  <w:style w:type="paragraph" w:styleId="Subtitle">
+  <w:style w:type="paragraph" w:styleId="Subttulo">
     <w:name w:val="Subtitle"/>
     <w:basedOn w:val="Normal"/>
     <w:next w:val="Normal"/>
-    <w:link w:val="SubtitleChar"/>
+    <w:link w:val="SubttuloCar"/>
     <w:uiPriority w:val="11"/>
     <w:qFormat/>
     <w:rsid w:val="00B61C5A"/>
@@ -3173,10 +5001,10 @@
       <w:szCs w:val="28"/>
     </w:rPr>
   </w:style>
-  <w:style w:type="character" w:customStyle="1" w:styleId="SubtitleChar">
-    <w:name w:val="Subtitle Char"/>
-    <w:basedOn w:val="DefaultParagraphFont"/>
-    <w:link w:val="Subtitle"/>
+  <w:style w:type="character" w:customStyle="1" w:styleId="SubttuloCar">
+    <w:name w:val="Subtítulo Car"/>
+    <w:basedOn w:val="Fuentedeprrafopredeter"/>
+    <w:link w:val="Subttulo"/>
     <w:uiPriority w:val="11"/>
     <w:rsid w:val="00B61C5A"/>
     <w:rPr>
@@ -3187,11 +5015,11 @@
       <w:szCs w:val="28"/>
     </w:rPr>
   </w:style>
-  <w:style w:type="paragraph" w:styleId="Quote">
+  <w:style w:type="paragraph" w:styleId="Cita">
     <w:name w:val="Quote"/>
     <w:basedOn w:val="Normal"/>
     <w:next w:val="Normal"/>
-    <w:link w:val="QuoteChar"/>
+    <w:link w:val="CitaCar"/>
     <w:uiPriority w:val="29"/>
     <w:qFormat/>
     <w:rsid w:val="00B61C5A"/>
@@ -3205,10 +5033,10 @@
       <w:color w:val="404040" w:themeColor="text1" w:themeTint="BF"/>
     </w:rPr>
   </w:style>
-  <w:style w:type="character" w:customStyle="1" w:styleId="QuoteChar">
-    <w:name w:val="Quote Char"/>
-    <w:basedOn w:val="DefaultParagraphFont"/>
-    <w:link w:val="Quote"/>
+  <w:style w:type="character" w:customStyle="1" w:styleId="CitaCar">
+    <w:name w:val="Cita Car"/>
+    <w:basedOn w:val="Fuentedeprrafopredeter"/>
+    <w:link w:val="Cita"/>
     <w:uiPriority w:val="29"/>
     <w:rsid w:val="00B61C5A"/>
     <w:rPr>
@@ -3217,7 +5045,7 @@
       <w:color w:val="404040" w:themeColor="text1" w:themeTint="BF"/>
     </w:rPr>
   </w:style>
-  <w:style w:type="paragraph" w:styleId="ListParagraph">
+  <w:style w:type="paragraph" w:styleId="Prrafodelista">
     <w:name w:val="List Paragraph"/>
     <w:basedOn w:val="Normal"/>
     <w:uiPriority w:val="34"/>
@@ -3228,9 +5056,9 @@
       <w:contextualSpacing/>
     </w:pPr>
   </w:style>
-  <w:style w:type="character" w:styleId="IntenseEmphasis">
+  <w:style w:type="character" w:styleId="nfasisintenso">
     <w:name w:val="Intense Emphasis"/>
-    <w:basedOn w:val="DefaultParagraphFont"/>
+    <w:basedOn w:val="Fuentedeprrafopredeter"/>
     <w:uiPriority w:val="21"/>
     <w:qFormat/>
     <w:rsid w:val="00B61C5A"/>
@@ -3240,11 +5068,11 @@
       <w:color w:val="2F5496" w:themeColor="accent1" w:themeShade="BF"/>
     </w:rPr>
   </w:style>
-  <w:style w:type="paragraph" w:styleId="IntenseQuote">
+  <w:style w:type="paragraph" w:styleId="Citadestacada">
     <w:name w:val="Intense Quote"/>
     <w:basedOn w:val="Normal"/>
     <w:next w:val="Normal"/>
-    <w:link w:val="IntenseQuoteChar"/>
+    <w:link w:val="CitadestacadaCar"/>
     <w:uiPriority w:val="30"/>
     <w:qFormat/>
     <w:rsid w:val="00B61C5A"/>
@@ -3263,10 +5091,10 @@
       <w:color w:val="2F5496" w:themeColor="accent1" w:themeShade="BF"/>
     </w:rPr>
   </w:style>
-  <w:style w:type="character" w:customStyle="1" w:styleId="IntenseQuoteChar">
-    <w:name w:val="Intense Quote Char"/>
-    <w:basedOn w:val="DefaultParagraphFont"/>
-    <w:link w:val="IntenseQuote"/>
+  <w:style w:type="character" w:customStyle="1" w:styleId="CitadestacadaCar">
+    <w:name w:val="Cita destacada Car"/>
+    <w:basedOn w:val="Fuentedeprrafopredeter"/>
+    <w:link w:val="Citadestacada"/>
     <w:uiPriority w:val="30"/>
     <w:rsid w:val="00B61C5A"/>
     <w:rPr>
@@ -3275,9 +5103,9 @@
       <w:color w:val="2F5496" w:themeColor="accent1" w:themeShade="BF"/>
     </w:rPr>
   </w:style>
-  <w:style w:type="character" w:styleId="IntenseReference">
+  <w:style w:type="character" w:styleId="Referenciaintensa">
     <w:name w:val="Intense Reference"/>
-    <w:basedOn w:val="DefaultParagraphFont"/>
+    <w:basedOn w:val="Fuentedeprrafopredeter"/>
     <w:uiPriority w:val="32"/>
     <w:qFormat/>
     <w:rsid w:val="00B61C5A"/>
@@ -3289,9 +5117,9 @@
       <w:spacing w:val="5"/>
     </w:rPr>
   </w:style>
-  <w:style w:type="character" w:styleId="Hyperlink">
+  <w:style w:type="character" w:styleId="Hipervnculo">
     <w:name w:val="Hyperlink"/>
-    <w:basedOn w:val="DefaultParagraphFont"/>
+    <w:basedOn w:val="Fuentedeprrafopredeter"/>
     <w:uiPriority w:val="99"/>
     <w:unhideWhenUsed/>
     <w:rsid w:val="00A37B61"/>
@@ -3300,9 +5128,9 @@
       <w:u w:val="single"/>
     </w:rPr>
   </w:style>
-  <w:style w:type="character" w:styleId="UnresolvedMention">
+  <w:style w:type="character" w:styleId="Mencinsinresolver">
     <w:name w:val="Unresolved Mention"/>
-    <w:basedOn w:val="DefaultParagraphFont"/>
+    <w:basedOn w:val="Fuentedeprrafopredeter"/>
     <w:uiPriority w:val="99"/>
     <w:semiHidden/>
     <w:unhideWhenUsed/>
@@ -3310,6 +5138,35 @@
     <w:rPr>
       <w:color w:val="605E5C"/>
       <w:shd w:val="clear" w:color="auto" w:fill="E1DFDD"/>
+    </w:rPr>
+  </w:style>
+  <w:style w:type="paragraph" w:customStyle="1" w:styleId="Ttuloaux">
+    <w:name w:val="Título aux"/>
+    <w:basedOn w:val="Ttulo1"/>
+    <w:link w:val="TtuloauxCar"/>
+    <w:autoRedefine/>
+    <w:qFormat/>
+    <w:rsid w:val="001D6C56"/>
+    <w:pPr>
+      <w:pageBreakBefore w:val="0"/>
+    </w:pPr>
+    <w:rPr>
+      <w:rFonts w:eastAsiaTheme="minorHAnsi"/>
+      <w:sz w:val="24"/>
+      <w:u w:val="single"/>
+    </w:rPr>
+  </w:style>
+  <w:style w:type="character" w:customStyle="1" w:styleId="TtuloauxCar">
+    <w:name w:val="Título aux Car"/>
+    <w:basedOn w:val="Ttulo1Car"/>
+    <w:link w:val="Ttuloaux"/>
+    <w:rsid w:val="001D6C56"/>
+    <w:rPr>
+      <w:rFonts w:ascii="Book Antiqua" w:eastAsiaTheme="majorEastAsia" w:hAnsi="Book Antiqua" w:cstheme="majorBidi"/>
+      <w:b/>
+      <w:sz w:val="24"/>
+      <w:szCs w:val="40"/>
+      <w:u w:val="single"/>
     </w:rPr>
   </w:style>
 </w:styles>

--- a/doc/Memoria supongo.docx
+++ b/doc/Memoria supongo.docx
@@ -2071,12 +2071,20 @@
         </w:rPr>
         <w:t xml:space="preserve">Para </w:t>
       </w:r>
+      <w:proofErr w:type="spellStart"/>
       <w:proofErr w:type="gramStart"/>
       <w:r>
         <w:rPr>
           <w:rFonts w:ascii="Book Antiqua" w:hAnsi="Book Antiqua"/>
         </w:rPr>
-        <w:t>el .</w:t>
+        <w:t>el</w:t>
+      </w:r>
+      <w:proofErr w:type="spellEnd"/>
+      <w:r>
+        <w:rPr>
+          <w:rFonts w:ascii="Book Antiqua" w:hAnsi="Book Antiqua"/>
+        </w:rPr>
+        <w:t xml:space="preserve"> .</w:t>
       </w:r>
       <w:proofErr w:type="spellStart"/>
       <w:r>
@@ -2117,6 +2125,7 @@
       <w:r>
         <w:rPr>
           <w:rFonts w:ascii="Book Antiqua" w:hAnsi="Book Antiqua"/>
+          <w:noProof/>
         </w:rPr>
         <w:drawing>
           <wp:inline distT="0" distB="0" distL="0" distR="0" wp14:anchorId="1B5ECF16" wp14:editId="0FC4E02C">
@@ -2178,6 +2187,7 @@
       <w:r>
         <w:rPr>
           <w:rFonts w:ascii="Book Antiqua" w:hAnsi="Book Antiqua"/>
+          <w:noProof/>
         </w:rPr>
         <w:drawing>
           <wp:inline distT="0" distB="0" distL="0" distR="0" wp14:anchorId="0F1D5F5E" wp14:editId="13531473">

--- a/doc/Memoria supongo.docx
+++ b/doc/Memoria supongo.docx
@@ -158,7 +158,6 @@
         <w:t xml:space="preserve">coge más </w:t>
       </w:r>
       <w:proofErr w:type="spellStart"/>
-      <w:proofErr w:type="gramStart"/>
       <w:r>
         <w:rPr>
           <w:rFonts w:ascii="Book Antiqua" w:hAnsi="Book Antiqua"/>
@@ -166,7 +165,6 @@
         <w:t>chunks</w:t>
       </w:r>
       <w:proofErr w:type="spellEnd"/>
-      <w:proofErr w:type="gramEnd"/>
       <w:r>
         <w:rPr>
           <w:rFonts w:ascii="Book Antiqua" w:hAnsi="Book Antiqua"/>
@@ -251,7 +249,88 @@
         </w:rPr>
       </w:pPr>
     </w:p>
-    <w:p/>
+    <w:p>
+      <w:r>
+        <w:t xml:space="preserve">Vamos a implementar el </w:t>
+      </w:r>
+      <w:proofErr w:type="spellStart"/>
+      <w:r>
+        <w:t>chunkeo</w:t>
+      </w:r>
+      <w:proofErr w:type="spellEnd"/>
+      <w:r>
+        <w:t xml:space="preserve"> de </w:t>
+      </w:r>
+      <w:proofErr w:type="spellStart"/>
+      <w:r>
+        <w:t>CVs</w:t>
+      </w:r>
+      <w:proofErr w:type="spellEnd"/>
+      <w:r>
+        <w:t xml:space="preserve"> ahora paso a paso y poco a poco. Lo primero será crear un doc_chunking_cvs.py dentro de </w:t>
+      </w:r>
+      <w:proofErr w:type="spellStart"/>
+      <w:r>
+        <w:t>src</w:t>
+      </w:r>
+      <w:proofErr w:type="spellEnd"/>
+      <w:r>
+        <w:t>/</w:t>
+      </w:r>
+      <w:proofErr w:type="spellStart"/>
+      <w:r>
+        <w:t>document_ingestion</w:t>
+      </w:r>
+      <w:proofErr w:type="spellEnd"/>
+      <w:r>
+        <w:t>/</w:t>
+      </w:r>
+      <w:proofErr w:type="spellStart"/>
+      <w:r>
+        <w:t>cvs</w:t>
+      </w:r>
+      <w:proofErr w:type="spellEnd"/>
+      <w:r>
+        <w:t xml:space="preserve">/ que 1. copie tal cual el contenido del script doc_chunking.py 2. adapte ese código para </w:t>
+      </w:r>
+      <w:proofErr w:type="spellStart"/>
+      <w:r>
+        <w:t>chunkear</w:t>
+      </w:r>
+      <w:proofErr w:type="spellEnd"/>
+      <w:r>
+        <w:t xml:space="preserve"> </w:t>
+      </w:r>
+      <w:proofErr w:type="spellStart"/>
+      <w:r>
+        <w:t>cvs</w:t>
+      </w:r>
+      <w:proofErr w:type="spellEnd"/>
+      <w:r>
+        <w:t xml:space="preserve"> en vez de </w:t>
+      </w:r>
+      <w:proofErr w:type="spellStart"/>
+      <w:r>
+        <w:t>pdfs</w:t>
+      </w:r>
+      <w:proofErr w:type="spellEnd"/>
+      <w:r>
+        <w:t xml:space="preserve">. Ten en cuenta que los </w:t>
+      </w:r>
+      <w:proofErr w:type="spellStart"/>
+      <w:r>
+        <w:t>cvs</w:t>
+      </w:r>
+      <w:proofErr w:type="spellEnd"/>
+      <w:r>
+        <w:t xml:space="preserve"> están almacenados en el blob </w:t>
+      </w:r>
+      <w:proofErr w:type="spellStart"/>
+      <w:r>
+        <w:t>storage</w:t>
+      </w:r>
+      <w:proofErr w:type="spellEnd"/>
+    </w:p>
     <w:p/>
     <w:p/>
     <w:p/>
@@ -306,14 +385,7 @@
         <w:rPr>
           <w:rFonts w:ascii="Book Antiqua" w:hAnsi="Book Antiqua"/>
         </w:rPr>
-        <w:t xml:space="preserve"> </w:t>
-      </w:r>
-      <w:proofErr w:type="gramStart"/>
-      <w:r>
-        <w:rPr>
-          <w:rFonts w:ascii="Book Antiqua" w:hAnsi="Book Antiqua"/>
-        </w:rPr>
-        <w:t>en .</w:t>
+        <w:t xml:space="preserve"> en .</w:t>
       </w:r>
       <w:proofErr w:type="spellStart"/>
       <w:r>
@@ -323,7 +395,6 @@
         <w:t>json</w:t>
       </w:r>
       <w:proofErr w:type="spellEnd"/>
-      <w:proofErr w:type="gramEnd"/>
       <w:r>
         <w:rPr>
           <w:rFonts w:ascii="Book Antiqua" w:hAnsi="Book Antiqua"/>
@@ -384,14 +455,7 @@
         <w:rPr>
           <w:rFonts w:ascii="Book Antiqua" w:hAnsi="Book Antiqua"/>
         </w:rPr>
-        <w:t xml:space="preserve">Obras de literatura. Lo tengo guardado </w:t>
-      </w:r>
-      <w:proofErr w:type="gramStart"/>
-      <w:r>
-        <w:rPr>
-          <w:rFonts w:ascii="Book Antiqua" w:hAnsi="Book Antiqua"/>
-        </w:rPr>
-        <w:t>en .</w:t>
+        <w:t>Obras de literatura. Lo tengo guardado en .</w:t>
       </w:r>
       <w:proofErr w:type="spellStart"/>
       <w:r>
@@ -401,7 +465,6 @@
         <w:t>json</w:t>
       </w:r>
       <w:proofErr w:type="spellEnd"/>
-      <w:proofErr w:type="gramEnd"/>
       <w:r>
         <w:rPr>
           <w:rFonts w:ascii="Book Antiqua" w:hAnsi="Book Antiqua"/>
@@ -450,7 +513,6 @@
         <w:t xml:space="preserve">Generamos también </w:t>
       </w:r>
       <w:proofErr w:type="spellStart"/>
-      <w:proofErr w:type="gramStart"/>
       <w:r>
         <w:rPr>
           <w:rFonts w:ascii="Book Antiqua" w:hAnsi="Book Antiqua"/>
@@ -458,19 +520,11 @@
         <w:t>schema.json</w:t>
       </w:r>
       <w:proofErr w:type="spellEnd"/>
-      <w:proofErr w:type="gramEnd"/>
-      <w:r>
-        <w:rPr>
-          <w:rFonts w:ascii="Book Antiqua" w:hAnsi="Book Antiqua"/>
-        </w:rPr>
-        <w:t xml:space="preserve"> para los </w:t>
-      </w:r>
-      <w:proofErr w:type="gramStart"/>
-      <w:r>
-        <w:rPr>
-          <w:rFonts w:ascii="Book Antiqua" w:hAnsi="Book Antiqua"/>
-        </w:rPr>
-        <w:t>archivos .</w:t>
+      <w:r>
+        <w:rPr>
+          <w:rFonts w:ascii="Book Antiqua" w:hAnsi="Book Antiqua"/>
+        </w:rPr>
+        <w:t xml:space="preserve"> para los archivos .</w:t>
       </w:r>
       <w:proofErr w:type="spellStart"/>
       <w:r>
@@ -480,7 +534,6 @@
         <w:t>json</w:t>
       </w:r>
       <w:proofErr w:type="spellEnd"/>
-      <w:proofErr w:type="gramEnd"/>
       <w:r>
         <w:rPr>
           <w:rFonts w:ascii="Book Antiqua" w:hAnsi="Book Antiqua"/>
@@ -1132,71 +1185,42 @@
       <w:pPr>
         <w:rPr>
           <w:rFonts w:ascii="Book Antiqua" w:hAnsi="Book Antiqua"/>
-          <w:lang w:val="en-US"/>
-        </w:rPr>
-      </w:pPr>
-      <w:proofErr w:type="spellStart"/>
-      <w:r>
-        <w:rPr>
-          <w:rFonts w:ascii="Book Antiqua" w:hAnsi="Book Antiqua"/>
-          <w:lang w:val="en-US"/>
-        </w:rPr>
-        <w:t>Instalar</w:t>
-      </w:r>
-      <w:proofErr w:type="spellEnd"/>
-      <w:r>
-        <w:rPr>
-          <w:rFonts w:ascii="Book Antiqua" w:hAnsi="Book Antiqua"/>
-          <w:lang w:val="en-US"/>
-        </w:rPr>
-        <w:t xml:space="preserve"> </w:t>
-      </w:r>
-      <w:proofErr w:type="spellStart"/>
-      <w:r>
-        <w:rPr>
-          <w:rFonts w:ascii="Book Antiqua" w:hAnsi="Book Antiqua"/>
-          <w:lang w:val="en-US"/>
-        </w:rPr>
-        <w:t>fitz</w:t>
-      </w:r>
-      <w:proofErr w:type="spellEnd"/>
-      <w:r>
-        <w:rPr>
-          <w:rFonts w:ascii="Book Antiqua" w:hAnsi="Book Antiqua"/>
-          <w:lang w:val="en-US"/>
-        </w:rPr>
-        <w:t xml:space="preserve">: pip install --upgrade </w:t>
-      </w:r>
-      <w:proofErr w:type="spellStart"/>
-      <w:r>
-        <w:rPr>
-          <w:rFonts w:ascii="Book Antiqua" w:hAnsi="Book Antiqua"/>
-          <w:lang w:val="en-US"/>
-        </w:rPr>
-        <w:t>pymupdf</w:t>
-      </w:r>
-      <w:proofErr w:type="spellEnd"/>
-      <w:r>
-        <w:rPr>
-          <w:rFonts w:ascii="Book Antiqua" w:hAnsi="Book Antiqua"/>
-          <w:lang w:val="en-US"/>
+        </w:rPr>
+      </w:pPr>
+      <w:r>
+        <w:rPr>
+          <w:rFonts w:ascii="Book Antiqua" w:hAnsi="Book Antiqua"/>
+        </w:rPr>
+        <w:t>Instalar fitz: pip install --upgrade pymupdf</w:t>
+      </w:r>
+      <w:r>
+        <w:rPr>
+          <w:rFonts w:ascii="Book Antiqua" w:hAnsi="Book Antiqua"/>
         </w:rPr>
         <w:t xml:space="preserve"> (</w:t>
       </w:r>
-      <w:hyperlink r:id="rId6" w:history="1">
-        <w:r>
-          <w:rPr>
-            <w:rStyle w:val="Hipervnculo"/>
-            <w:rFonts w:ascii="Book Antiqua" w:hAnsi="Book Antiqua"/>
-            <w:lang w:val="en-US"/>
-          </w:rPr>
-          <w:t>https://pymupdf.readthedocs.io/en/latest/index.html</w:t>
-        </w:r>
-      </w:hyperlink>
-      <w:r>
-        <w:rPr>
-          <w:rFonts w:ascii="Book Antiqua" w:hAnsi="Book Antiqua"/>
-          <w:lang w:val="en-US"/>
+      <w:r>
+        <w:fldChar w:fldCharType="begin"/>
+      </w:r>
+      <w:r>
+        <w:instrText>HYPERLINK "https://pymupdf.readthedocs.io/en/latest/index.html"</w:instrText>
+      </w:r>
+      <w:r>
+        <w:fldChar w:fldCharType="separate"/>
+      </w:r>
+      <w:r>
+        <w:rPr>
+          <w:rStyle w:val="Hipervnculo"/>
+          <w:rFonts w:ascii="Book Antiqua" w:hAnsi="Book Antiqua"/>
+        </w:rPr>
+        <w:t>https://pymupdf.readthedocs.io/en/latest/index.html</w:t>
+      </w:r>
+      <w:r>
+        <w:fldChar w:fldCharType="end"/>
+      </w:r>
+      <w:r>
+        <w:rPr>
+          <w:rFonts w:ascii="Book Antiqua" w:hAnsi="Book Antiqua"/>
         </w:rPr>
         <w:t>)</w:t>
       </w:r>
@@ -1238,7 +1262,6 @@
         <w:t>pdf</w:t>
       </w:r>
       <w:proofErr w:type="spellEnd"/>
-      <w:proofErr w:type="gramStart"/>
       <w:r>
         <w:rPr>
           <w:rFonts w:ascii="Book Antiqua" w:hAnsi="Book Antiqua"/>
@@ -1253,7 +1276,6 @@
         <w:t>json</w:t>
       </w:r>
       <w:proofErr w:type="spellEnd"/>
-      <w:proofErr w:type="gramEnd"/>
       <w:r>
         <w:rPr>
           <w:rFonts w:ascii="Book Antiqua" w:hAnsi="Book Antiqua"/>
@@ -1272,14 +1294,7 @@
         <w:rPr>
           <w:rFonts w:ascii="Book Antiqua" w:hAnsi="Book Antiqua"/>
         </w:rPr>
-        <w:t xml:space="preserve">) lo más parecido posible. Por eso, el primer paso es extraer el texto de cada uno de ellos. Esto parece algo ineficiente, ya que de </w:t>
-      </w:r>
-      <w:proofErr w:type="gramStart"/>
-      <w:r>
-        <w:rPr>
-          <w:rFonts w:ascii="Book Antiqua" w:hAnsi="Book Antiqua"/>
-        </w:rPr>
-        <w:t>un .</w:t>
+        <w:t>) lo más parecido posible. Por eso, el primer paso es extraer el texto de cada uno de ellos. Esto parece algo ineficiente, ya que de un .</w:t>
       </w:r>
       <w:proofErr w:type="spellStart"/>
       <w:r>
@@ -1289,7 +1304,6 @@
         <w:t>json</w:t>
       </w:r>
       <w:proofErr w:type="spellEnd"/>
-      <w:proofErr w:type="gramEnd"/>
       <w:r>
         <w:rPr>
           <w:rFonts w:ascii="Book Antiqua" w:hAnsi="Book Antiqua"/>
@@ -1572,7 +1586,6 @@
         <w:t xml:space="preserve"> sea un CV distinto. Esta idea contradice el objetivo del </w:t>
       </w:r>
       <w:proofErr w:type="spellStart"/>
-      <w:proofErr w:type="gramStart"/>
       <w:r>
         <w:rPr>
           <w:rFonts w:ascii="Book Antiqua" w:hAnsi="Book Antiqua"/>
@@ -1580,7 +1593,6 @@
         <w:t>chunking</w:t>
       </w:r>
       <w:proofErr w:type="spellEnd"/>
-      <w:proofErr w:type="gramEnd"/>
       <w:r>
         <w:rPr>
           <w:rFonts w:ascii="Book Antiqua" w:hAnsi="Book Antiqua"/>
@@ -1946,7 +1958,7 @@
           <w:rFonts w:ascii="Book Antiqua" w:hAnsi="Book Antiqua"/>
         </w:rPr>
       </w:pPr>
-      <w:hyperlink r:id="rId7" w:history="1">
+      <w:hyperlink r:id="rId6" w:history="1">
         <w:r>
           <w:rPr>
             <w:rStyle w:val="Hipervnculo"/>
@@ -1987,14 +1999,7 @@
         <w:rPr>
           <w:rFonts w:ascii="Book Antiqua" w:hAnsi="Book Antiqua"/>
         </w:rPr>
-        <w:t xml:space="preserve"> </w:t>
-      </w:r>
-      <w:proofErr w:type="gramStart"/>
-      <w:r>
-        <w:rPr>
-          <w:rFonts w:ascii="Book Antiqua" w:hAnsi="Book Antiqua"/>
-        </w:rPr>
-        <w:t>y .</w:t>
+        <w:t xml:space="preserve"> y .</w:t>
       </w:r>
       <w:proofErr w:type="spellStart"/>
       <w:r>
@@ -2004,7 +2009,6 @@
         <w:t>json</w:t>
       </w:r>
       <w:proofErr w:type="spellEnd"/>
-      <w:proofErr w:type="gramEnd"/>
       <w:r>
         <w:rPr>
           <w:rFonts w:ascii="Book Antiqua" w:hAnsi="Book Antiqua"/>
@@ -2015,14 +2019,7 @@
         <w:rPr>
           <w:rFonts w:ascii="Book Antiqua" w:hAnsi="Book Antiqua"/>
         </w:rPr>
-        <w:t xml:space="preserve">. </w:t>
-      </w:r>
-      <w:proofErr w:type="gramStart"/>
-      <w:r>
-        <w:rPr>
-          <w:rFonts w:ascii="Book Antiqua" w:hAnsi="Book Antiqua"/>
-        </w:rPr>
-        <w:t xml:space="preserve">DEPENDE DE </w:t>
+        <w:t xml:space="preserve">. DEPENDE DE </w:t>
       </w:r>
       <w:proofErr w:type="spellStart"/>
       <w:r>
@@ -2038,7 +2035,6 @@
         </w:rPr>
         <w:t>!!</w:t>
       </w:r>
-      <w:proofErr w:type="gramEnd"/>
     </w:p>
     <w:p>
       <w:pPr>
@@ -2072,7 +2068,6 @@
         <w:t xml:space="preserve">Para </w:t>
       </w:r>
       <w:proofErr w:type="spellStart"/>
-      <w:proofErr w:type="gramStart"/>
       <w:r>
         <w:rPr>
           <w:rFonts w:ascii="Book Antiqua" w:hAnsi="Book Antiqua"/>
@@ -2094,7 +2089,6 @@
         <w:t>env</w:t>
       </w:r>
       <w:proofErr w:type="spellEnd"/>
-      <w:proofErr w:type="gramEnd"/>
       <w:r>
         <w:rPr>
           <w:rFonts w:ascii="Book Antiqua" w:hAnsi="Book Antiqua"/>
@@ -2143,7 +2137,7 @@
                     <pic:cNvPicPr/>
                   </pic:nvPicPr>
                   <pic:blipFill>
-                    <a:blip r:embed="rId8"/>
+                    <a:blip r:embed="rId7"/>
                     <a:stretch>
                       <a:fillRect/>
                     </a:stretch>
@@ -2205,7 +2199,7 @@
                     <pic:cNvPicPr/>
                   </pic:nvPicPr>
                   <pic:blipFill>
-                    <a:blip r:embed="rId9"/>
+                    <a:blip r:embed="rId8"/>
                     <a:stretch>
                       <a:fillRect/>
                     </a:stretch>
@@ -3465,7 +3459,6 @@
         <w:t xml:space="preserve">problema de una lista: “dame todas las personas que X”, “dame todos los modelos de </w:t>
       </w:r>
       <w:proofErr w:type="spellStart"/>
-      <w:proofErr w:type="gramStart"/>
       <w:r>
         <w:rPr>
           <w:rFonts w:ascii="Book Antiqua" w:hAnsi="Book Antiqua"/>
@@ -3477,14 +3470,7 @@
         <w:rPr>
           <w:rFonts w:ascii="Book Antiqua" w:hAnsi="Book Antiqua"/>
         </w:rPr>
-        <w:t>”…</w:t>
-      </w:r>
-      <w:proofErr w:type="gramEnd"/>
-      <w:r>
-        <w:rPr>
-          <w:rFonts w:ascii="Book Antiqua" w:hAnsi="Book Antiqua"/>
-        </w:rPr>
-        <w:t xml:space="preserve"> como sabéis, al hacer </w:t>
+        <w:t xml:space="preserve">”… como sabéis, al hacer </w:t>
       </w:r>
       <w:proofErr w:type="spellStart"/>
       <w:r>

--- a/doc/Memoria supongo.docx
+++ b/doc/Memoria supongo.docx
@@ -249,88 +249,6 @@
         </w:rPr>
       </w:pPr>
     </w:p>
-    <w:p>
-      <w:r>
-        <w:t xml:space="preserve">Vamos a implementar el </w:t>
-      </w:r>
-      <w:proofErr w:type="spellStart"/>
-      <w:r>
-        <w:t>chunkeo</w:t>
-      </w:r>
-      <w:proofErr w:type="spellEnd"/>
-      <w:r>
-        <w:t xml:space="preserve"> de </w:t>
-      </w:r>
-      <w:proofErr w:type="spellStart"/>
-      <w:r>
-        <w:t>CVs</w:t>
-      </w:r>
-      <w:proofErr w:type="spellEnd"/>
-      <w:r>
-        <w:t xml:space="preserve"> ahora paso a paso y poco a poco. Lo primero será crear un doc_chunking_cvs.py dentro de </w:t>
-      </w:r>
-      <w:proofErr w:type="spellStart"/>
-      <w:r>
-        <w:t>src</w:t>
-      </w:r>
-      <w:proofErr w:type="spellEnd"/>
-      <w:r>
-        <w:t>/</w:t>
-      </w:r>
-      <w:proofErr w:type="spellStart"/>
-      <w:r>
-        <w:t>document_ingestion</w:t>
-      </w:r>
-      <w:proofErr w:type="spellEnd"/>
-      <w:r>
-        <w:t>/</w:t>
-      </w:r>
-      <w:proofErr w:type="spellStart"/>
-      <w:r>
-        <w:t>cvs</w:t>
-      </w:r>
-      <w:proofErr w:type="spellEnd"/>
-      <w:r>
-        <w:t xml:space="preserve">/ que 1. copie tal cual el contenido del script doc_chunking.py 2. adapte ese código para </w:t>
-      </w:r>
-      <w:proofErr w:type="spellStart"/>
-      <w:r>
-        <w:t>chunkear</w:t>
-      </w:r>
-      <w:proofErr w:type="spellEnd"/>
-      <w:r>
-        <w:t xml:space="preserve"> </w:t>
-      </w:r>
-      <w:proofErr w:type="spellStart"/>
-      <w:r>
-        <w:t>cvs</w:t>
-      </w:r>
-      <w:proofErr w:type="spellEnd"/>
-      <w:r>
-        <w:t xml:space="preserve"> en vez de </w:t>
-      </w:r>
-      <w:proofErr w:type="spellStart"/>
-      <w:r>
-        <w:t>pdfs</w:t>
-      </w:r>
-      <w:proofErr w:type="spellEnd"/>
-      <w:r>
-        <w:t xml:space="preserve">. Ten en cuenta que los </w:t>
-      </w:r>
-      <w:proofErr w:type="spellStart"/>
-      <w:r>
-        <w:t>cvs</w:t>
-      </w:r>
-      <w:proofErr w:type="spellEnd"/>
-      <w:r>
-        <w:t xml:space="preserve"> están almacenados en el blob </w:t>
-      </w:r>
-      <w:proofErr w:type="spellStart"/>
-      <w:r>
-        <w:t>storage</w:t>
-      </w:r>
-      <w:proofErr w:type="spellEnd"/>
-    </w:p>
     <w:p/>
     <w:p/>
     <w:p/>
@@ -1191,33 +1109,87 @@
         <w:rPr>
           <w:rFonts w:ascii="Book Antiqua" w:hAnsi="Book Antiqua"/>
         </w:rPr>
-        <w:t>Instalar fitz: pip install --upgrade pymupdf</w:t>
-      </w:r>
+        <w:t xml:space="preserve">Instalar </w:t>
+      </w:r>
+      <w:proofErr w:type="spellStart"/>
+      <w:r>
+        <w:rPr>
+          <w:rFonts w:ascii="Book Antiqua" w:hAnsi="Book Antiqua"/>
+        </w:rPr>
+        <w:t>fitz</w:t>
+      </w:r>
+      <w:proofErr w:type="spellEnd"/>
+      <w:r>
+        <w:rPr>
+          <w:rFonts w:ascii="Book Antiqua" w:hAnsi="Book Antiqua"/>
+        </w:rPr>
+        <w:t xml:space="preserve">: </w:t>
+      </w:r>
+      <w:proofErr w:type="spellStart"/>
+      <w:r>
+        <w:rPr>
+          <w:rFonts w:ascii="Book Antiqua" w:hAnsi="Book Antiqua"/>
+        </w:rPr>
+        <w:t>pip</w:t>
+      </w:r>
+      <w:proofErr w:type="spellEnd"/>
+      <w:r>
+        <w:rPr>
+          <w:rFonts w:ascii="Book Antiqua" w:hAnsi="Book Antiqua"/>
+        </w:rPr>
+        <w:t xml:space="preserve"> </w:t>
+      </w:r>
+      <w:proofErr w:type="spellStart"/>
+      <w:r>
+        <w:rPr>
+          <w:rFonts w:ascii="Book Antiqua" w:hAnsi="Book Antiqua"/>
+        </w:rPr>
+        <w:t>install</w:t>
+      </w:r>
+      <w:proofErr w:type="spellEnd"/>
+      <w:r>
+        <w:rPr>
+          <w:rFonts w:ascii="Book Antiqua" w:hAnsi="Book Antiqua"/>
+        </w:rPr>
+        <w:t xml:space="preserve"> --</w:t>
+      </w:r>
+      <w:proofErr w:type="spellStart"/>
+      <w:r>
+        <w:rPr>
+          <w:rFonts w:ascii="Book Antiqua" w:hAnsi="Book Antiqua"/>
+        </w:rPr>
+        <w:t>upgrade</w:t>
+      </w:r>
+      <w:proofErr w:type="spellEnd"/>
+      <w:r>
+        <w:rPr>
+          <w:rFonts w:ascii="Book Antiqua" w:hAnsi="Book Antiqua"/>
+        </w:rPr>
+        <w:t xml:space="preserve"> </w:t>
+      </w:r>
+      <w:proofErr w:type="spellStart"/>
+      <w:r>
+        <w:rPr>
+          <w:rFonts w:ascii="Book Antiqua" w:hAnsi="Book Antiqua"/>
+        </w:rPr>
+        <w:t>pymupdf</w:t>
+      </w:r>
+      <w:proofErr w:type="spellEnd"/>
       <w:r>
         <w:rPr>
           <w:rFonts w:ascii="Book Antiqua" w:hAnsi="Book Antiqua"/>
         </w:rPr>
         <w:t xml:space="preserve"> (</w:t>
       </w:r>
-      <w:r>
-        <w:fldChar w:fldCharType="begin"/>
-      </w:r>
-      <w:r>
-        <w:instrText>HYPERLINK "https://pymupdf.readthedocs.io/en/latest/index.html"</w:instrText>
-      </w:r>
-      <w:r>
-        <w:fldChar w:fldCharType="separate"/>
-      </w:r>
-      <w:r>
-        <w:rPr>
-          <w:rStyle w:val="Hipervnculo"/>
-          <w:rFonts w:ascii="Book Antiqua" w:hAnsi="Book Antiqua"/>
-        </w:rPr>
-        <w:t>https://pymupdf.readthedocs.io/en/latest/index.html</w:t>
-      </w:r>
-      <w:r>
-        <w:fldChar w:fldCharType="end"/>
-      </w:r>
+      <w:hyperlink r:id="rId6" w:history="1">
+        <w:r>
+          <w:rPr>
+            <w:rStyle w:val="Hipervnculo"/>
+            <w:rFonts w:ascii="Book Antiqua" w:hAnsi="Book Antiqua"/>
+          </w:rPr>
+          <w:t>https://pymupdf.readthedocs.io/en/latest/index.html</w:t>
+        </w:r>
+      </w:hyperlink>
       <w:r>
         <w:rPr>
           <w:rFonts w:ascii="Book Antiqua" w:hAnsi="Book Antiqua"/>
@@ -1958,7 +1930,7 @@
           <w:rFonts w:ascii="Book Antiqua" w:hAnsi="Book Antiqua"/>
         </w:rPr>
       </w:pPr>
-      <w:hyperlink r:id="rId6" w:history="1">
+      <w:hyperlink r:id="rId7" w:history="1">
         <w:r>
           <w:rPr>
             <w:rStyle w:val="Hipervnculo"/>
@@ -2137,7 +2109,7 @@
                     <pic:cNvPicPr/>
                   </pic:nvPicPr>
                   <pic:blipFill>
-                    <a:blip r:embed="rId7"/>
+                    <a:blip r:embed="rId8"/>
                     <a:stretch>
                       <a:fillRect/>
                     </a:stretch>
@@ -2199,7 +2171,7 @@
                     <pic:cNvPicPr/>
                   </pic:nvPicPr>
                   <pic:blipFill>
-                    <a:blip r:embed="rId8"/>
+                    <a:blip r:embed="rId9"/>
                     <a:stretch>
                       <a:fillRect/>
                     </a:stretch>

--- a/doc/Memoria supongo.docx
+++ b/doc/Memoria supongo.docx
@@ -158,7 +158,6 @@
         <w:t xml:space="preserve">coge más </w:t>
       </w:r>
       <w:proofErr w:type="spellStart"/>
-      <w:proofErr w:type="gramStart"/>
       <w:r>
         <w:rPr>
           <w:rFonts w:ascii="Book Antiqua" w:hAnsi="Book Antiqua"/>
@@ -166,7 +165,6 @@
         <w:t>chunks</w:t>
       </w:r>
       <w:proofErr w:type="spellEnd"/>
-      <w:proofErr w:type="gramEnd"/>
       <w:r>
         <w:rPr>
           <w:rFonts w:ascii="Book Antiqua" w:hAnsi="Book Antiqua"/>
@@ -305,14 +303,7 @@
         <w:rPr>
           <w:rFonts w:ascii="Book Antiqua" w:hAnsi="Book Antiqua"/>
         </w:rPr>
-        <w:t xml:space="preserve"> </w:t>
-      </w:r>
-      <w:proofErr w:type="gramStart"/>
-      <w:r>
-        <w:rPr>
-          <w:rFonts w:ascii="Book Antiqua" w:hAnsi="Book Antiqua"/>
-        </w:rPr>
-        <w:t>en .</w:t>
+        <w:t xml:space="preserve"> en .</w:t>
       </w:r>
       <w:proofErr w:type="spellStart"/>
       <w:r>
@@ -322,7 +313,6 @@
         <w:t>json</w:t>
       </w:r>
       <w:proofErr w:type="spellEnd"/>
-      <w:proofErr w:type="gramEnd"/>
       <w:r>
         <w:rPr>
           <w:rFonts w:ascii="Book Antiqua" w:hAnsi="Book Antiqua"/>
@@ -383,14 +373,7 @@
         <w:rPr>
           <w:rFonts w:ascii="Book Antiqua" w:hAnsi="Book Antiqua"/>
         </w:rPr>
-        <w:t xml:space="preserve">Obras de literatura. Lo tengo guardado </w:t>
-      </w:r>
-      <w:proofErr w:type="gramStart"/>
-      <w:r>
-        <w:rPr>
-          <w:rFonts w:ascii="Book Antiqua" w:hAnsi="Book Antiqua"/>
-        </w:rPr>
-        <w:t>en .</w:t>
+        <w:t>Obras de literatura. Lo tengo guardado en .</w:t>
       </w:r>
       <w:proofErr w:type="spellStart"/>
       <w:r>
@@ -400,7 +383,6 @@
         <w:t>json</w:t>
       </w:r>
       <w:proofErr w:type="spellEnd"/>
-      <w:proofErr w:type="gramEnd"/>
       <w:r>
         <w:rPr>
           <w:rFonts w:ascii="Book Antiqua" w:hAnsi="Book Antiqua"/>
@@ -449,7 +431,6 @@
         <w:t xml:space="preserve">Generamos también </w:t>
       </w:r>
       <w:proofErr w:type="spellStart"/>
-      <w:proofErr w:type="gramStart"/>
       <w:r>
         <w:rPr>
           <w:rFonts w:ascii="Book Antiqua" w:hAnsi="Book Antiqua"/>
@@ -457,19 +438,11 @@
         <w:t>schema.json</w:t>
       </w:r>
       <w:proofErr w:type="spellEnd"/>
-      <w:proofErr w:type="gramEnd"/>
-      <w:r>
-        <w:rPr>
-          <w:rFonts w:ascii="Book Antiqua" w:hAnsi="Book Antiqua"/>
-        </w:rPr>
-        <w:t xml:space="preserve"> para los </w:t>
-      </w:r>
-      <w:proofErr w:type="gramStart"/>
-      <w:r>
-        <w:rPr>
-          <w:rFonts w:ascii="Book Antiqua" w:hAnsi="Book Antiqua"/>
-        </w:rPr>
-        <w:t>archivos .</w:t>
+      <w:r>
+        <w:rPr>
+          <w:rFonts w:ascii="Book Antiqua" w:hAnsi="Book Antiqua"/>
+        </w:rPr>
+        <w:t xml:space="preserve"> para los archivos .</w:t>
       </w:r>
       <w:proofErr w:type="spellStart"/>
       <w:r>
@@ -479,7 +452,6 @@
         <w:t>json</w:t>
       </w:r>
       <w:proofErr w:type="spellEnd"/>
-      <w:proofErr w:type="gramEnd"/>
       <w:r>
         <w:rPr>
           <w:rFonts w:ascii="Book Antiqua" w:hAnsi="Book Antiqua"/>
@@ -1278,7 +1250,6 @@
         <w:t>pdf</w:t>
       </w:r>
       <w:proofErr w:type="spellEnd"/>
-      <w:proofErr w:type="gramStart"/>
       <w:r>
         <w:rPr>
           <w:rFonts w:ascii="Book Antiqua" w:hAnsi="Book Antiqua"/>
@@ -1295,7 +1266,6 @@
         <w:t>json</w:t>
       </w:r>
       <w:proofErr w:type="spellEnd"/>
-      <w:proofErr w:type="gramEnd"/>
       <w:r>
         <w:rPr>
           <w:rFonts w:ascii="Book Antiqua" w:hAnsi="Book Antiqua"/>
@@ -1317,26 +1287,17 @@
           <w:rFonts w:ascii="Book Antiqua" w:hAnsi="Book Antiqua"/>
           <w:strike/>
         </w:rPr>
-        <w:t xml:space="preserve">) lo más parecido posible. Por eso, el primer paso es extraer el texto de cada uno de ellos. Esto parece algo ineficiente, ya que de </w:t>
-      </w:r>
-      <w:proofErr w:type="gramStart"/>
+        <w:t>) lo más parecido posible. Por eso, el primer paso es extraer el texto de cada uno de ellos. Esto parece algo ineficiente, ya que de un .</w:t>
+      </w:r>
+      <w:proofErr w:type="spellStart"/>
       <w:r>
         <w:rPr>
           <w:rFonts w:ascii="Book Antiqua" w:hAnsi="Book Antiqua"/>
           <w:strike/>
         </w:rPr>
-        <w:t>un .</w:t>
-      </w:r>
-      <w:proofErr w:type="spellStart"/>
-      <w:r>
-        <w:rPr>
-          <w:rFonts w:ascii="Book Antiqua" w:hAnsi="Book Antiqua"/>
-          <w:strike/>
-        </w:rPr>
         <w:t>json</w:t>
       </w:r>
       <w:proofErr w:type="spellEnd"/>
-      <w:proofErr w:type="gramEnd"/>
       <w:r>
         <w:rPr>
           <w:rFonts w:ascii="Book Antiqua" w:hAnsi="Book Antiqua"/>
@@ -1575,7 +1536,6 @@
         <w:t xml:space="preserve"> sea un CV distinto. Esta idea contradice el objetivo del </w:t>
       </w:r>
       <w:proofErr w:type="spellStart"/>
-      <w:proofErr w:type="gramStart"/>
       <w:r>
         <w:rPr>
           <w:rFonts w:ascii="Book Antiqua" w:hAnsi="Book Antiqua"/>
@@ -1583,7 +1543,6 @@
         <w:t>chunking</w:t>
       </w:r>
       <w:proofErr w:type="spellEnd"/>
-      <w:proofErr w:type="gramEnd"/>
       <w:r>
         <w:rPr>
           <w:rFonts w:ascii="Book Antiqua" w:hAnsi="Book Antiqua"/>
@@ -2577,14 +2536,7 @@
         <w:rPr>
           <w:rFonts w:ascii="Book Antiqua" w:hAnsi="Book Antiqua"/>
         </w:rPr>
-        <w:t xml:space="preserve"> </w:t>
-      </w:r>
-      <w:proofErr w:type="gramStart"/>
-      <w:r>
-        <w:rPr>
-          <w:rFonts w:ascii="Book Antiqua" w:hAnsi="Book Antiqua"/>
-        </w:rPr>
-        <w:t>y .</w:t>
+        <w:t xml:space="preserve"> y .</w:t>
       </w:r>
       <w:proofErr w:type="spellStart"/>
       <w:r>
@@ -2594,7 +2546,6 @@
         <w:t>json</w:t>
       </w:r>
       <w:proofErr w:type="spellEnd"/>
-      <w:proofErr w:type="gramEnd"/>
       <w:r>
         <w:rPr>
           <w:rFonts w:ascii="Book Antiqua" w:hAnsi="Book Antiqua"/>
@@ -2605,14 +2556,7 @@
         <w:rPr>
           <w:rFonts w:ascii="Book Antiqua" w:hAnsi="Book Antiqua"/>
         </w:rPr>
-        <w:t xml:space="preserve">. </w:t>
-      </w:r>
-      <w:proofErr w:type="gramStart"/>
-      <w:r>
-        <w:rPr>
-          <w:rFonts w:ascii="Book Antiqua" w:hAnsi="Book Antiqua"/>
-        </w:rPr>
-        <w:t xml:space="preserve">DEPENDE DE </w:t>
+        <w:t xml:space="preserve">. DEPENDE DE </w:t>
       </w:r>
       <w:proofErr w:type="spellStart"/>
       <w:r>
@@ -2628,7 +2572,6 @@
         </w:rPr>
         <w:t>!!</w:t>
       </w:r>
-      <w:proofErr w:type="gramEnd"/>
     </w:p>
     <w:p>
       <w:pPr>
@@ -2662,7 +2605,6 @@
         <w:t xml:space="preserve">Para </w:t>
       </w:r>
       <w:proofErr w:type="spellStart"/>
-      <w:proofErr w:type="gramStart"/>
       <w:r>
         <w:rPr>
           <w:rFonts w:ascii="Book Antiqua" w:hAnsi="Book Antiqua"/>
@@ -2684,7 +2626,6 @@
         <w:t>env</w:t>
       </w:r>
       <w:proofErr w:type="spellEnd"/>
-      <w:proofErr w:type="gramEnd"/>
       <w:r>
         <w:rPr>
           <w:rFonts w:ascii="Book Antiqua" w:hAnsi="Book Antiqua"/>
@@ -4713,14 +4654,7 @@
         <w:rPr>
           <w:rFonts w:ascii="Book Antiqua" w:hAnsi="Book Antiqua"/>
         </w:rPr>
-        <w:t>por ejemplo “de”, “la”, “que</w:t>
-      </w:r>
-      <w:proofErr w:type="gramStart"/>
-      <w:r>
-        <w:rPr>
-          <w:rFonts w:ascii="Book Antiqua" w:hAnsi="Book Antiqua"/>
-        </w:rPr>
-        <w:t>”</w:t>
+        <w:t>por ejemplo “de”, “la”, “que”</w:t>
       </w:r>
       <w:r>
         <w:rPr>
@@ -4732,14 +4666,7 @@
         <w:rPr>
           <w:rFonts w:ascii="Book Antiqua" w:hAnsi="Book Antiqua"/>
         </w:rPr>
-        <w:t>…</w:t>
-      </w:r>
-      <w:proofErr w:type="gramEnd"/>
-      <w:r>
-        <w:rPr>
-          <w:rFonts w:ascii="Book Antiqua" w:hAnsi="Book Antiqua"/>
-        </w:rPr>
-        <w:t>)</w:t>
+        <w:t>…)</w:t>
       </w:r>
       <w:r>
         <w:rPr>
@@ -4804,25 +4731,7 @@
           <w:color w:val="4472C4" w:themeColor="accent1"/>
           <w:lang w:val="en-US"/>
         </w:rPr>
-        <w:t xml:space="preserve">"        </w:t>
-      </w:r>
-      <w:proofErr w:type="gramStart"/>
-      <w:r>
-        <w:rPr>
-          <w:rFonts w:ascii="Book Antiqua" w:hAnsi="Book Antiqua"/>
-          <w:color w:val="4472C4" w:themeColor="accent1"/>
-          <w:lang w:val="en-US"/>
-        </w:rPr>
-        <w:t>→  [</w:t>
-      </w:r>
-      <w:proofErr w:type="gramEnd"/>
-      <w:r>
-        <w:rPr>
-          <w:rFonts w:ascii="Book Antiqua" w:hAnsi="Book Antiqua"/>
-          <w:color w:val="4472C4" w:themeColor="accent1"/>
-          <w:lang w:val="en-US"/>
-        </w:rPr>
-        <w:t>chunk_23 (×4), chunk_47 (×1), chunk_89 (×2)]</w:t>
+        <w:t>"        →  [chunk_23 (×4), chunk_47 (×1), chunk_89 (×2)]</w:t>
       </w:r>
     </w:p>
     <w:p>
@@ -4890,23 +4799,7 @@
           <w:rFonts w:ascii="Book Antiqua" w:hAnsi="Book Antiqua"/>
           <w:color w:val="4472C4" w:themeColor="accent1"/>
         </w:rPr>
-        <w:t xml:space="preserve">"      </w:t>
-      </w:r>
-      <w:proofErr w:type="gramStart"/>
-      <w:r>
-        <w:rPr>
-          <w:rFonts w:ascii="Book Antiqua" w:hAnsi="Book Antiqua"/>
-          <w:color w:val="4472C4" w:themeColor="accent1"/>
-        </w:rPr>
-        <w:t>→  [</w:t>
-      </w:r>
-      <w:proofErr w:type="gramEnd"/>
-      <w:r>
-        <w:rPr>
-          <w:rFonts w:ascii="Book Antiqua" w:hAnsi="Book Antiqua"/>
-          <w:color w:val="4472C4" w:themeColor="accent1"/>
-        </w:rPr>
-        <w:t>chunk_12 (×5), chunk_23 (×1), ...]</w:t>
+        <w:t>"      →  [chunk_12 (×5), chunk_23 (×1), ...]</w:t>
       </w:r>
     </w:p>
     <w:p>
@@ -5364,25 +5257,7 @@
           <w:color w:val="4472C4" w:themeColor="accent1"/>
           <w:lang w:val="en-US"/>
         </w:rPr>
-        <w:t>(</w:t>
-      </w:r>
-      <w:proofErr w:type="gramStart"/>
-      <w:r>
-        <w:rPr>
-          <w:rFonts w:ascii="Book Antiqua" w:hAnsi="Book Antiqua"/>
-          <w:color w:val="4472C4" w:themeColor="accent1"/>
-          <w:lang w:val="en-US"/>
-        </w:rPr>
-        <w:t>query)  #</w:t>
-      </w:r>
-      <w:proofErr w:type="gramEnd"/>
-      <w:r>
-        <w:rPr>
-          <w:rFonts w:ascii="Book Antiqua" w:hAnsi="Book Antiqua"/>
-          <w:color w:val="4472C4" w:themeColor="accent1"/>
-          <w:lang w:val="en-US"/>
-        </w:rPr>
-        <w:t xml:space="preserve"> vector de la query</w:t>
+        <w:t>(query)  # vector de la query</w:t>
       </w:r>
     </w:p>
     <w:p>
@@ -5410,19 +5285,9 @@
           <w:color w:val="4472C4" w:themeColor="accent1"/>
           <w:lang w:val="en-US"/>
         </w:rPr>
-        <w:t>search_</w:t>
-      </w:r>
-      <w:proofErr w:type="gramStart"/>
-      <w:r>
-        <w:rPr>
-          <w:rFonts w:ascii="Book Antiqua" w:hAnsi="Book Antiqua"/>
-          <w:color w:val="4472C4" w:themeColor="accent1"/>
-          <w:lang w:val="en-US"/>
-        </w:rPr>
-        <w:t>client.search</w:t>
-      </w:r>
-      <w:proofErr w:type="spellEnd"/>
-      <w:proofErr w:type="gramEnd"/>
+        <w:t>search_client.search</w:t>
+      </w:r>
+      <w:proofErr w:type="spellEnd"/>
       <w:r>
         <w:rPr>
           <w:rFonts w:ascii="Book Antiqua" w:hAnsi="Book Antiqua"/>
@@ -5466,7 +5331,6 @@
         <w:t>=</w:t>
       </w:r>
       <w:proofErr w:type="spellStart"/>
-      <w:proofErr w:type="gramStart"/>
       <w:r>
         <w:rPr>
           <w:rFonts w:ascii="Book Antiqua" w:hAnsi="Book Antiqua"/>
@@ -5480,15 +5344,7 @@
           <w:rFonts w:ascii="Book Antiqua" w:hAnsi="Book Antiqua"/>
           <w:color w:val="4472C4" w:themeColor="accent1"/>
         </w:rPr>
-        <w:t xml:space="preserve">,   </w:t>
-      </w:r>
-      <w:proofErr w:type="gramEnd"/>
-      <w:r>
-        <w:rPr>
-          <w:rFonts w:ascii="Book Antiqua" w:hAnsi="Book Antiqua"/>
-          <w:color w:val="4472C4" w:themeColor="accent1"/>
-        </w:rPr>
-        <w:t xml:space="preserve">                     # búsqueda léxica</w:t>
+        <w:t>,                        # búsqueda léxica</w:t>
       </w:r>
     </w:p>
     <w:p>
@@ -5516,7 +5372,6 @@
         <w:t>vector_queries</w:t>
       </w:r>
       <w:proofErr w:type="spellEnd"/>
-      <w:proofErr w:type="gramStart"/>
       <w:r>
         <w:rPr>
           <w:rFonts w:ascii="Book Antiqua" w:hAnsi="Book Antiqua"/>
@@ -5540,7 +5395,6 @@
         </w:rPr>
         <w:t>(</w:t>
       </w:r>
-      <w:proofErr w:type="gramEnd"/>
     </w:p>
     <w:p>
       <w:pPr>
@@ -5574,34 +5428,16 @@
           <w:color w:val="4472C4" w:themeColor="accent1"/>
           <w:lang w:val="en-US"/>
         </w:rPr>
-        <w:t>query_</w:t>
-      </w:r>
-      <w:proofErr w:type="gramStart"/>
-      <w:r>
-        <w:rPr>
-          <w:rFonts w:ascii="Book Antiqua" w:hAnsi="Book Antiqua"/>
-          <w:color w:val="4472C4" w:themeColor="accent1"/>
-          <w:lang w:val="en-US"/>
-        </w:rPr>
-        <w:t>embedding</w:t>
-      </w:r>
-      <w:proofErr w:type="spellEnd"/>
-      <w:r>
-        <w:rPr>
-          <w:rFonts w:ascii="Book Antiqua" w:hAnsi="Book Antiqua"/>
-          <w:color w:val="4472C4" w:themeColor="accent1"/>
-          <w:lang w:val="en-US"/>
-        </w:rPr>
-        <w:t xml:space="preserve">,   </w:t>
-      </w:r>
-      <w:proofErr w:type="gramEnd"/>
-      <w:r>
-        <w:rPr>
-          <w:rFonts w:ascii="Book Antiqua" w:hAnsi="Book Antiqua"/>
-          <w:color w:val="4472C4" w:themeColor="accent1"/>
-          <w:lang w:val="en-US"/>
-        </w:rPr>
-        <w:t xml:space="preserve">            # </w:t>
+        <w:t>query_embedding</w:t>
+      </w:r>
+      <w:proofErr w:type="spellEnd"/>
+      <w:r>
+        <w:rPr>
+          <w:rFonts w:ascii="Book Antiqua" w:hAnsi="Book Antiqua"/>
+          <w:color w:val="4472C4" w:themeColor="accent1"/>
+          <w:lang w:val="en-US"/>
+        </w:rPr>
+        <w:t xml:space="preserve">,               # </w:t>
       </w:r>
       <w:proofErr w:type="spellStart"/>
       <w:r>
@@ -5719,21 +5555,12 @@
         <w:t>embedding</w:t>
       </w:r>
       <w:proofErr w:type="spellEnd"/>
-      <w:proofErr w:type="gramStart"/>
-      <w:r>
-        <w:rPr>
-          <w:rFonts w:ascii="Book Antiqua" w:hAnsi="Book Antiqua"/>
-          <w:color w:val="4472C4" w:themeColor="accent1"/>
-        </w:rPr>
-        <w:t xml:space="preserve">",   </w:t>
-      </w:r>
-      <w:proofErr w:type="gramEnd"/>
-      <w:r>
-        <w:rPr>
-          <w:rFonts w:ascii="Book Antiqua" w:hAnsi="Book Antiqua"/>
-          <w:color w:val="4472C4" w:themeColor="accent1"/>
-        </w:rPr>
-        <w:t xml:space="preserve">                # campo del índice con los vectores</w:t>
+      <w:r>
+        <w:rPr>
+          <w:rFonts w:ascii="Book Antiqua" w:hAnsi="Book Antiqua"/>
+          <w:color w:val="4472C4" w:themeColor="accent1"/>
+        </w:rPr>
+        <w:t>",                   # campo del índice con los vectores</w:t>
       </w:r>
     </w:p>
     <w:p>
@@ -5925,7 +5752,6 @@
         </w:rPr>
         <w:t>) que evalúa la relevancia de cada resultado </w:t>
       </w:r>
-      <w:proofErr w:type="gramStart"/>
       <w:r>
         <w:rPr>
           <w:rFonts w:ascii="Book Antiqua" w:hAnsi="Book Antiqua"/>
@@ -5933,17 +5759,7 @@
           <w:bCs/>
           <w:color w:val="4472C4" w:themeColor="accent1"/>
         </w:rPr>
-        <w:t>en relación a</w:t>
-      </w:r>
-      <w:proofErr w:type="gramEnd"/>
-      <w:r>
-        <w:rPr>
-          <w:rFonts w:ascii="Book Antiqua" w:hAnsi="Book Antiqua"/>
-          <w:b/>
-          <w:bCs/>
-          <w:color w:val="4472C4" w:themeColor="accent1"/>
-        </w:rPr>
-        <w:t xml:space="preserve"> la </w:t>
+        <w:t xml:space="preserve">en relación a la </w:t>
       </w:r>
       <w:proofErr w:type="spellStart"/>
       <w:r>
@@ -8382,34 +8198,16 @@
           <w:color w:val="4472C4" w:themeColor="accent1"/>
           <w:lang w:val="en-US"/>
         </w:rPr>
-        <w:t>guardrails_</w:t>
-      </w:r>
-      <w:proofErr w:type="gramStart"/>
-      <w:r>
-        <w:rPr>
-          <w:rFonts w:ascii="Book Antiqua" w:hAnsi="Book Antiqua"/>
-          <w:color w:val="4472C4" w:themeColor="accent1"/>
-          <w:lang w:val="en-US"/>
-        </w:rPr>
-        <w:t>input</w:t>
-      </w:r>
-      <w:proofErr w:type="spellEnd"/>
-      <w:r>
-        <w:rPr>
-          <w:rFonts w:ascii="Book Antiqua" w:hAnsi="Book Antiqua"/>
-          <w:color w:val="4472C4" w:themeColor="accent1"/>
-          <w:lang w:val="en-US"/>
-        </w:rPr>
-        <w:t xml:space="preserve">]   </w:t>
-      </w:r>
-      <w:proofErr w:type="gramEnd"/>
-      <w:r>
-        <w:rPr>
-          <w:rFonts w:ascii="Book Antiqua" w:hAnsi="Book Antiqua"/>
-          <w:color w:val="4472C4" w:themeColor="accent1"/>
-          <w:lang w:val="en-US"/>
-        </w:rPr>
-        <w:t xml:space="preserve">  ← </w:t>
+        <w:t>guardrails_input</w:t>
+      </w:r>
+      <w:proofErr w:type="spellEnd"/>
+      <w:r>
+        <w:rPr>
+          <w:rFonts w:ascii="Book Antiqua" w:hAnsi="Book Antiqua"/>
+          <w:color w:val="4472C4" w:themeColor="accent1"/>
+          <w:lang w:val="en-US"/>
+        </w:rPr>
+        <w:t xml:space="preserve">]     ← </w:t>
       </w:r>
       <w:proofErr w:type="spellStart"/>
       <w:r>
@@ -8454,7 +8252,6 @@
         <w:rPr>
           <w:rFonts w:ascii="Book Antiqua" w:hAnsi="Book Antiqua"/>
           <w:color w:val="4472C4" w:themeColor="accent1"/>
-          <w:lang w:val="en-US"/>
         </w:rPr>
       </w:pPr>
       <w:r>
@@ -8469,7 +8266,6 @@
         <w:rPr>
           <w:rFonts w:ascii="Book Antiqua" w:hAnsi="Book Antiqua"/>
           <w:color w:val="4472C4" w:themeColor="accent1"/>
-          <w:lang w:val="en-US"/>
         </w:rPr>
         <w:t xml:space="preserve">└→ </w:t>
       </w:r>
@@ -8478,7 +8274,6 @@
         <w:rPr>
           <w:rFonts w:ascii="Book Antiqua" w:hAnsi="Book Antiqua"/>
           <w:color w:val="4472C4" w:themeColor="accent1"/>
-          <w:lang w:val="en-US"/>
         </w:rPr>
         <w:t>classify_context</w:t>
       </w:r>
@@ -8496,7 +8291,6 @@
         <w:rPr>
           <w:rFonts w:ascii="Book Antiqua" w:hAnsi="Book Antiqua"/>
           <w:color w:val="4472C4" w:themeColor="accent1"/>
-          <w:lang w:val="en-US"/>
         </w:rPr>
         <w:t xml:space="preserve">                 </w:t>
       </w:r>
@@ -8614,21 +8408,12 @@
         <w:t>guardrails_output</w:t>
       </w:r>
       <w:proofErr w:type="spellEnd"/>
-      <w:proofErr w:type="gramStart"/>
-      <w:r>
-        <w:rPr>
-          <w:rFonts w:ascii="Book Antiqua" w:hAnsi="Book Antiqua"/>
-          <w:color w:val="4472C4" w:themeColor="accent1"/>
-        </w:rPr>
-        <w:t>]  ←</w:t>
-      </w:r>
-      <w:proofErr w:type="gramEnd"/>
-      <w:r>
-        <w:rPr>
-          <w:rFonts w:ascii="Book Antiqua" w:hAnsi="Book Antiqua"/>
-          <w:color w:val="4472C4" w:themeColor="accent1"/>
-        </w:rPr>
-        <w:t xml:space="preserve"> opcional</w:t>
+      <w:r>
+        <w:rPr>
+          <w:rFonts w:ascii="Book Antiqua" w:hAnsi="Book Antiqua"/>
+          <w:color w:val="4472C4" w:themeColor="accent1"/>
+        </w:rPr>
+        <w:t>]  ← opcional</w:t>
       </w:r>
     </w:p>
     <w:p>
@@ -8680,21 +8465,12 @@
         <w:t>handle_error</w:t>
       </w:r>
       <w:proofErr w:type="spellEnd"/>
-      <w:proofErr w:type="gramStart"/>
-      <w:r>
-        <w:rPr>
-          <w:rFonts w:ascii="Book Antiqua" w:hAnsi="Book Antiqua"/>
-          <w:color w:val="4472C4" w:themeColor="accent1"/>
-        </w:rPr>
-        <w:t>]  ←</w:t>
-      </w:r>
-      <w:proofErr w:type="gramEnd"/>
-      <w:r>
-        <w:rPr>
-          <w:rFonts w:ascii="Book Antiqua" w:hAnsi="Book Antiqua"/>
-          <w:color w:val="4472C4" w:themeColor="accent1"/>
-        </w:rPr>
-        <w:t xml:space="preserve"> accesible desde cualquier punto de fallo</w:t>
+      <w:r>
+        <w:rPr>
+          <w:rFonts w:ascii="Book Antiqua" w:hAnsi="Book Antiqua"/>
+          <w:color w:val="4472C4" w:themeColor="accent1"/>
+        </w:rPr>
+        <w:t>]  ← accesible desde cualquier punto de fallo</w:t>
       </w:r>
     </w:p>
     <w:p>
@@ -10340,52 +10116,83 @@
           <w:b/>
           <w:bCs/>
           <w:color w:val="4472C4" w:themeColor="accent1"/>
-          <w:lang w:val="en-US"/>
-        </w:rPr>
-        <w:t>Modo Assistant (</w:t>
-      </w:r>
-      <w:proofErr w:type="spellStart"/>
-      <w:r>
-        <w:fldChar w:fldCharType="begin"/>
-      </w:r>
-      <w:r>
-        <w:rPr>
-          <w:lang w:val="en-US"/>
-        </w:rPr>
-        <w:instrText>HYPERLINK "vscode-file://vscode-app/c:/Users/WG918GS/AppData/Local/Programs/Microsoft%20VS%20Code/ce099c1ed2/resources/app/out/vs/code/electron-browser/workbench/workbench.html"</w:instrText>
-      </w:r>
-      <w:r>
-        <w:fldChar w:fldCharType="separate"/>
-      </w:r>
-      <w:r>
-        <w:rPr>
-          <w:rStyle w:val="Hipervnculo"/>
-          <w:rFonts w:ascii="Book Antiqua" w:hAnsi="Book Antiqua"/>
-          <w:color w:val="4472C4" w:themeColor="accent1"/>
-          <w:lang w:val="en-US"/>
-        </w:rPr>
-        <w:t>rag_mode</w:t>
-      </w:r>
-      <w:proofErr w:type="spellEnd"/>
-      <w:r>
-        <w:rPr>
-          <w:rStyle w:val="Hipervnculo"/>
-          <w:rFonts w:ascii="Book Antiqua" w:hAnsi="Book Antiqua"/>
-          <w:color w:val="4472C4" w:themeColor="accent1"/>
-          <w:lang w:val="en-US"/>
-        </w:rPr>
-        <w:t xml:space="preserve"> = "assistant"</w:t>
-      </w:r>
-      <w:r>
-        <w:fldChar w:fldCharType="end"/>
-      </w:r>
+        </w:rPr>
+        <w:t xml:space="preserve">Modo </w:t>
+      </w:r>
+      <w:proofErr w:type="spellStart"/>
       <w:r>
         <w:rPr>
           <w:rFonts w:ascii="Book Antiqua" w:hAnsi="Book Antiqua"/>
           <w:b/>
           <w:bCs/>
           <w:color w:val="4472C4" w:themeColor="accent1"/>
-          <w:lang w:val="en-US"/>
+        </w:rPr>
+        <w:t>Assistant</w:t>
+      </w:r>
+      <w:proofErr w:type="spellEnd"/>
+      <w:r>
+        <w:rPr>
+          <w:rFonts w:ascii="Book Antiqua" w:hAnsi="Book Antiqua"/>
+          <w:b/>
+          <w:bCs/>
+          <w:color w:val="4472C4" w:themeColor="accent1"/>
+        </w:rPr>
+        <w:t xml:space="preserve"> (</w:t>
+      </w:r>
+      <w:proofErr w:type="spellStart"/>
+      <w:r>
+        <w:fldChar w:fldCharType="begin"/>
+      </w:r>
+      <w:r>
+        <w:instrText>HYPERLINK "vscode-file://vscode-app/c:/Users/WG918GS/AppData/Local/Programs/Microsoft%20VS%20Code/ce099c1ed2/resources/app/out/vs/code/electron-browser/workbench/workbench.html"</w:instrText>
+      </w:r>
+      <w:r>
+        <w:fldChar w:fldCharType="separate"/>
+      </w:r>
+      <w:r>
+        <w:rPr>
+          <w:rStyle w:val="Hipervnculo"/>
+          <w:rFonts w:ascii="Book Antiqua" w:hAnsi="Book Antiqua"/>
+          <w:color w:val="4472C4" w:themeColor="accent1"/>
+        </w:rPr>
+        <w:t>rag_mode</w:t>
+      </w:r>
+      <w:proofErr w:type="spellEnd"/>
+      <w:r>
+        <w:rPr>
+          <w:rStyle w:val="Hipervnculo"/>
+          <w:rFonts w:ascii="Book Antiqua" w:hAnsi="Book Antiqua"/>
+          <w:color w:val="4472C4" w:themeColor="accent1"/>
+        </w:rPr>
+        <w:t xml:space="preserve"> = "</w:t>
+      </w:r>
+      <w:proofErr w:type="spellStart"/>
+      <w:r>
+        <w:rPr>
+          <w:rStyle w:val="Hipervnculo"/>
+          <w:rFonts w:ascii="Book Antiqua" w:hAnsi="Book Antiqua"/>
+          <w:color w:val="4472C4" w:themeColor="accent1"/>
+        </w:rPr>
+        <w:t>assistant</w:t>
+      </w:r>
+      <w:proofErr w:type="spellEnd"/>
+      <w:r>
+        <w:rPr>
+          <w:rStyle w:val="Hipervnculo"/>
+          <w:rFonts w:ascii="Book Antiqua" w:hAnsi="Book Antiqua"/>
+          <w:color w:val="4472C4" w:themeColor="accent1"/>
+        </w:rPr>
+        <w:t>"</w:t>
+      </w:r>
+      <w:r>
+        <w:fldChar w:fldCharType="end"/>
+      </w:r>
+      <w:r>
+        <w:rPr>
+          <w:rFonts w:ascii="Book Antiqua" w:hAnsi="Book Antiqua"/>
+          <w:b/>
+          <w:bCs/>
+          <w:color w:val="4472C4" w:themeColor="accent1"/>
         </w:rPr>
         <w:t>).</w:t>
       </w:r>
@@ -10393,7 +10200,6 @@
         <w:rPr>
           <w:rFonts w:ascii="Book Antiqua" w:hAnsi="Book Antiqua"/>
           <w:color w:val="4472C4" w:themeColor="accent1"/>
-          <w:lang w:val="en-US"/>
         </w:rPr>
         <w:t> </w:t>
       </w:r>
@@ -11486,7 +11292,6 @@
         <w:t>, </w:t>
       </w:r>
       <w:proofErr w:type="spellStart"/>
-      <w:proofErr w:type="gramStart"/>
       <w:r>
         <w:rPr>
           <w:rFonts w:ascii="Book Antiqua" w:hAnsi="Book Antiqua"/>
@@ -11500,15 +11305,7 @@
           <w:rFonts w:ascii="Book Antiqua" w:hAnsi="Book Antiqua"/>
           <w:color w:val="4472C4" w:themeColor="accent1"/>
         </w:rPr>
-        <w:t>(</w:t>
-      </w:r>
-      <w:proofErr w:type="gramEnd"/>
-      <w:r>
-        <w:rPr>
-          <w:rFonts w:ascii="Book Antiqua" w:hAnsi="Book Antiqua"/>
-          <w:color w:val="4472C4" w:themeColor="accent1"/>
-        </w:rPr>
-        <w:t>, &lt;script&gt;, etc.)</w:t>
+        <w:t>(, &lt;script&gt;, etc.)</w:t>
       </w:r>
     </w:p>
     <w:p>
@@ -11573,7 +11370,6 @@
         <w:t>, </w:t>
       </w:r>
       <w:proofErr w:type="spellStart"/>
-      <w:proofErr w:type="gramStart"/>
       <w:r>
         <w:rPr>
           <w:rFonts w:ascii="Book Antiqua" w:hAnsi="Book Antiqua"/>
@@ -11584,7 +11380,6 @@
         <w:t>password</w:t>
       </w:r>
       <w:proofErr w:type="spellEnd"/>
-      <w:proofErr w:type="gramEnd"/>
     </w:p>
     <w:p>
       <w:pPr>
@@ -12219,23 +12014,13 @@
           <w:lang w:val="en-US"/>
         </w:rPr>
       </w:pPr>
-      <w:proofErr w:type="gramStart"/>
-      <w:r>
-        <w:rPr>
-          <w:rFonts w:ascii="Book Antiqua" w:hAnsi="Book Antiqua"/>
-          <w:color w:val="4472C4" w:themeColor="accent1"/>
-          <w:lang w:val="en-US"/>
-        </w:rPr>
-        <w:t>main.py  →</w:t>
-      </w:r>
-      <w:proofErr w:type="gramEnd"/>
-      <w:r>
-        <w:rPr>
-          <w:rFonts w:ascii="Book Antiqua" w:hAnsi="Book Antiqua"/>
-          <w:color w:val="4472C4" w:themeColor="accent1"/>
-          <w:lang w:val="en-US"/>
-        </w:rPr>
-        <w:t xml:space="preserve">  </w:t>
+      <w:r>
+        <w:rPr>
+          <w:rFonts w:ascii="Book Antiqua" w:hAnsi="Book Antiqua"/>
+          <w:color w:val="4472C4" w:themeColor="accent1"/>
+          <w:lang w:val="en-US"/>
+        </w:rPr>
+        <w:t xml:space="preserve">main.py  →  </w:t>
       </w:r>
       <w:proofErr w:type="spellStart"/>
       <w:r>
@@ -12253,28 +12038,9 @@
           <w:color w:val="4472C4" w:themeColor="accent1"/>
           <w:lang w:val="en-US"/>
         </w:rPr>
-        <w:t xml:space="preserve"> </w:t>
-      </w:r>
-      <w:proofErr w:type="gramStart"/>
-      <w:r>
-        <w:rPr>
-          <w:rFonts w:ascii="Book Antiqua" w:hAnsi="Book Antiqua"/>
-          <w:color w:val="4472C4" w:themeColor="accent1"/>
-          <w:lang w:val="en-US"/>
-        </w:rPr>
-        <w:t>endpoint  →</w:t>
-      </w:r>
-      <w:proofErr w:type="gramEnd"/>
-      <w:r>
-        <w:rPr>
-          <w:rFonts w:ascii="Book Antiqua" w:hAnsi="Book Antiqua"/>
-          <w:color w:val="4472C4" w:themeColor="accent1"/>
-          <w:lang w:val="en-US"/>
-        </w:rPr>
-        <w:t xml:space="preserve">  </w:t>
-      </w:r>
-      <w:proofErr w:type="spellStart"/>
-      <w:proofErr w:type="gramStart"/>
+        <w:t xml:space="preserve"> endpoint  →  </w:t>
+      </w:r>
+      <w:proofErr w:type="spellStart"/>
       <w:r>
         <w:rPr>
           <w:rFonts w:ascii="Book Antiqua" w:hAnsi="Book Antiqua"/>
@@ -12290,16 +12056,7 @@
           <w:color w:val="4472C4" w:themeColor="accent1"/>
           <w:lang w:val="en-US"/>
         </w:rPr>
-        <w:t>(</w:t>
-      </w:r>
-      <w:proofErr w:type="gramEnd"/>
-      <w:r>
-        <w:rPr>
-          <w:rFonts w:ascii="Book Antiqua" w:hAnsi="Book Antiqua"/>
-          <w:color w:val="4472C4" w:themeColor="accent1"/>
-          <w:lang w:val="en-US"/>
-        </w:rPr>
-        <w:t xml:space="preserve">query, </w:t>
+        <w:t xml:space="preserve">(query, </w:t>
       </w:r>
       <w:proofErr w:type="spellStart"/>
       <w:r>
@@ -12756,23 +12513,7 @@
           <w:rFonts w:ascii="Book Antiqua" w:hAnsi="Book Antiqua"/>
           <w:color w:val="4472C4" w:themeColor="accent1"/>
         </w:rPr>
-        <w:t>:</w:t>
-      </w:r>
-      <w:proofErr w:type="gramStart"/>
-      <w:r>
-        <w:rPr>
-          <w:rFonts w:ascii="Book Antiqua" w:hAnsi="Book Antiqua"/>
-          <w:color w:val="4472C4" w:themeColor="accent1"/>
-        </w:rPr>
-        <w:t xml:space="preserve">   [</w:t>
-      </w:r>
-      <w:proofErr w:type="gramEnd"/>
-      <w:r>
-        <w:rPr>
-          <w:rFonts w:ascii="Book Antiqua" w:hAnsi="Book Antiqua"/>
-          <w:color w:val="4472C4" w:themeColor="accent1"/>
-        </w:rPr>
-        <w:t xml:space="preserve">"perfiles </w:t>
+        <w:t xml:space="preserve">:   ["perfiles </w:t>
       </w:r>
       <w:proofErr w:type="spellStart"/>
       <w:r>
@@ -13238,10 +12979,7 @@
       </w:pPr>
       <w:r>
         <w:lastRenderedPageBreak/>
-        <w:t>Investigación para solucionar problemas típicos de</w:t>
-      </w:r>
-      <w:r>
-        <w:t xml:space="preserve"> RAG</w:t>
+        <w:t>Investigación para solucionar problemas típicos de RAG</w:t>
       </w:r>
     </w:p>
     <w:p>
@@ -13490,7 +13228,6 @@
         <w:t xml:space="preserve"> más relevantes. en </w:t>
       </w:r>
       <w:proofErr w:type="spellStart"/>
-      <w:proofErr w:type="gramStart"/>
       <w:r>
         <w:rPr>
           <w:rFonts w:ascii="Book Antiqua" w:hAnsi="Book Antiqua"/>
@@ -13512,7 +13249,6 @@
         <w:t>env</w:t>
       </w:r>
       <w:proofErr w:type="spellEnd"/>
-      <w:proofErr w:type="gramEnd"/>
       <w:r>
         <w:rPr>
           <w:rFonts w:ascii="Book Antiqua" w:hAnsi="Book Antiqua"/>
@@ -13603,14 +13339,7 @@
         <w:rPr>
           <w:rFonts w:ascii="Book Antiqua" w:hAnsi="Book Antiqua"/>
         </w:rPr>
-        <w:t xml:space="preserve">definir historial. La idea es tener </w:t>
-      </w:r>
-      <w:proofErr w:type="gramStart"/>
-      <w:r>
-        <w:rPr>
-          <w:rFonts w:ascii="Book Antiqua" w:hAnsi="Book Antiqua"/>
-        </w:rPr>
-        <w:t>un .</w:t>
+        <w:t>definir historial. La idea es tener un .</w:t>
       </w:r>
       <w:proofErr w:type="spellStart"/>
       <w:r>
@@ -13620,7 +13349,6 @@
         <w:t>json</w:t>
       </w:r>
       <w:proofErr w:type="spellEnd"/>
-      <w:proofErr w:type="gramEnd"/>
       <w:r>
         <w:rPr>
           <w:rFonts w:ascii="Book Antiqua" w:hAnsi="Book Antiqua"/>
@@ -13698,7 +13426,6 @@
         <w:t xml:space="preserve">definir fiabilidad. En </w:t>
       </w:r>
       <w:proofErr w:type="spellStart"/>
-      <w:proofErr w:type="gramStart"/>
       <w:r>
         <w:rPr>
           <w:rFonts w:ascii="Book Antiqua" w:hAnsi="Book Antiqua"/>
@@ -13720,7 +13447,6 @@
         <w:t>env</w:t>
       </w:r>
       <w:proofErr w:type="spellEnd"/>
-      <w:proofErr w:type="gramEnd"/>
       <w:r>
         <w:rPr>
           <w:rFonts w:ascii="Book Antiqua" w:hAnsi="Book Antiqua"/>
@@ -13851,17 +13577,6509 @@
     </w:p>
     <w:p>
       <w:pPr>
-        <w:pStyle w:val="Prrafodelista"/>
-        <w:ind w:left="360"/>
-        <w:rPr>
-          <w:rFonts w:ascii="Book Antiqua" w:hAnsi="Book Antiqua"/>
-        </w:rPr>
-      </w:pPr>
-    </w:p>
-    <w:p>
-      <w:pPr>
-        <w:rPr>
-          <w:rFonts w:ascii="Book Antiqua" w:hAnsi="Book Antiqua"/>
+        <w:rPr>
+          <w:rFonts w:ascii="Book Antiqua" w:hAnsi="Book Antiqua"/>
+        </w:rPr>
+      </w:pPr>
+    </w:p>
+    <w:p>
+      <w:pPr>
+        <w:rPr>
+          <w:rFonts w:ascii="Book Antiqua" w:hAnsi="Book Antiqua"/>
+          <w:color w:val="4472C4" w:themeColor="accent1"/>
+        </w:rPr>
+      </w:pPr>
+    </w:p>
+    <w:p>
+      <w:pPr>
+        <w:rPr>
+          <w:rFonts w:ascii="Book Antiqua" w:hAnsi="Book Antiqua"/>
+          <w:b/>
+          <w:bCs/>
+          <w:color w:val="4472C4" w:themeColor="accent1"/>
+          <w:lang w:val="en-US"/>
+        </w:rPr>
+      </w:pPr>
+      <w:r>
+        <w:rPr>
+          <w:rFonts w:ascii="Book Antiqua" w:hAnsi="Book Antiqua"/>
+          <w:b/>
+          <w:bCs/>
+          <w:color w:val="4472C4" w:themeColor="accent1"/>
+          <w:lang w:val="en-US"/>
+        </w:rPr>
+        <w:t>Plan &amp; Explanation</w:t>
+      </w:r>
+    </w:p>
+    <w:p>
+      <w:pPr>
+        <w:rPr>
+          <w:rFonts w:ascii="Book Antiqua" w:hAnsi="Book Antiqua"/>
+          <w:color w:val="4472C4" w:themeColor="accent1"/>
+          <w:lang w:val="en-US"/>
+        </w:rPr>
+      </w:pPr>
+      <w:r>
+        <w:rPr>
+          <w:rFonts w:ascii="Book Antiqua" w:hAnsi="Book Antiqua"/>
+          <w:color w:val="4472C4" w:themeColor="accent1"/>
+          <w:lang w:val="en-US"/>
+        </w:rPr>
+        <w:t>Here's what the architecture from the diagram requires and how it maps to the code:</w:t>
+      </w:r>
+    </w:p>
+    <w:p>
+      <w:pPr>
+        <w:rPr>
+          <w:rFonts w:ascii="Book Antiqua" w:hAnsi="Book Antiqua"/>
+          <w:b/>
+          <w:bCs/>
+          <w:color w:val="4472C4" w:themeColor="accent1"/>
+          <w:lang w:val="en-US"/>
+        </w:rPr>
+      </w:pPr>
+      <w:r>
+        <w:rPr>
+          <w:rFonts w:ascii="Book Antiqua" w:hAnsi="Book Antiqua"/>
+          <w:b/>
+          <w:bCs/>
+          <w:color w:val="4472C4" w:themeColor="accent1"/>
+          <w:lang w:val="en-US"/>
+        </w:rPr>
+        <w:t>What already exists (but is NOT connected):</w:t>
+      </w:r>
+    </w:p>
+    <w:p>
+      <w:pPr>
+        <w:numPr>
+          <w:ilvl w:val="0"/>
+          <w:numId w:val="23"/>
+        </w:numPr>
+        <w:rPr>
+          <w:rFonts w:ascii="Book Antiqua" w:hAnsi="Book Antiqua"/>
+          <w:color w:val="4472C4" w:themeColor="accent1"/>
+          <w:lang w:val="en-US"/>
+        </w:rPr>
+      </w:pPr>
+      <w:r>
+        <w:rPr>
+          <w:rFonts w:ascii="Book Antiqua" w:hAnsi="Book Antiqua"/>
+          <w:b/>
+          <w:bCs/>
+          <w:color w:val="4472C4" w:themeColor="accent1"/>
+          <w:lang w:val="en-US"/>
+        </w:rPr>
+        <w:t>Config</w:t>
+      </w:r>
+      <w:r>
+        <w:rPr>
+          <w:rFonts w:ascii="Book Antiqua" w:hAnsi="Book Antiqua"/>
+          <w:color w:val="4472C4" w:themeColor="accent1"/>
+          <w:lang w:val="en-US"/>
+        </w:rPr>
+        <w:t> (</w:t>
+      </w:r>
+      <w:hyperlink r:id="rId31" w:history="1">
+        <w:r>
+          <w:rPr>
+            <w:rStyle w:val="Hipervnculo"/>
+            <w:rFonts w:ascii="Book Antiqua" w:hAnsi="Book Antiqua"/>
+            <w:lang w:val="en-US"/>
+          </w:rPr>
+          <w:t>config.py:104</w:t>
+        </w:r>
+      </w:hyperlink>
+      <w:r>
+        <w:rPr>
+          <w:rFonts w:ascii="Book Antiqua" w:hAnsi="Book Antiqua"/>
+          <w:color w:val="4472C4" w:themeColor="accent1"/>
+          <w:lang w:val="en-US"/>
+        </w:rPr>
+        <w:t>): </w:t>
+      </w:r>
+      <w:hyperlink r:id="rId32" w:history="1">
+        <w:r>
+          <w:rPr>
+            <w:rStyle w:val="Hipervnculo"/>
+            <w:rFonts w:ascii="Book Antiqua" w:hAnsi="Book Antiqua"/>
+            <w:lang w:val="en-US"/>
+          </w:rPr>
+          <w:t>cvs_top_k</w:t>
+        </w:r>
+      </w:hyperlink>
+      <w:r>
+        <w:rPr>
+          <w:rFonts w:ascii="Book Antiqua" w:hAnsi="Book Antiqua"/>
+          <w:color w:val="4472C4" w:themeColor="accent1"/>
+          <w:lang w:val="en-US"/>
+        </w:rPr>
+        <w:t>, </w:t>
+      </w:r>
+      <w:hyperlink r:id="rId33" w:history="1">
+        <w:r>
+          <w:rPr>
+            <w:rStyle w:val="Hipervnculo"/>
+            <w:rFonts w:ascii="Book Antiqua" w:hAnsi="Book Antiqua"/>
+            <w:lang w:val="en-US"/>
+          </w:rPr>
+          <w:t>cvs_chunk_size</w:t>
+        </w:r>
+      </w:hyperlink>
+      <w:r>
+        <w:rPr>
+          <w:rFonts w:ascii="Book Antiqua" w:hAnsi="Book Antiqua"/>
+          <w:color w:val="4472C4" w:themeColor="accent1"/>
+          <w:lang w:val="en-US"/>
+        </w:rPr>
+        <w:t>, </w:t>
+      </w:r>
+      <w:hyperlink r:id="rId34" w:history="1">
+        <w:r>
+          <w:rPr>
+            <w:rStyle w:val="Hipervnculo"/>
+            <w:rFonts w:ascii="Book Antiqua" w:hAnsi="Book Antiqua"/>
+            <w:lang w:val="en-US"/>
+          </w:rPr>
+          <w:t>cvs_group1_use_llm</w:t>
+        </w:r>
+      </w:hyperlink>
+      <w:r>
+        <w:rPr>
+          <w:rFonts w:ascii="Book Antiqua" w:hAnsi="Book Antiqua"/>
+          <w:color w:val="4472C4" w:themeColor="accent1"/>
+          <w:lang w:val="en-US"/>
+        </w:rPr>
+        <w:t>, </w:t>
+      </w:r>
+      <w:hyperlink r:id="rId35" w:history="1">
+        <w:r>
+          <w:rPr>
+            <w:rStyle w:val="Hipervnculo"/>
+            <w:rFonts w:ascii="Book Antiqua" w:hAnsi="Book Antiqua"/>
+            <w:lang w:val="en-US"/>
+          </w:rPr>
+          <w:t>cvs_reliability_t1-t4</w:t>
+        </w:r>
+      </w:hyperlink>
+      <w:r>
+        <w:rPr>
+          <w:rFonts w:ascii="Book Antiqua" w:hAnsi="Book Antiqua"/>
+          <w:color w:val="4472C4" w:themeColor="accent1"/>
+          <w:lang w:val="en-US"/>
+        </w:rPr>
+        <w:t>, </w:t>
+      </w:r>
+      <w:hyperlink r:id="rId36" w:history="1">
+        <w:r>
+          <w:rPr>
+            <w:rStyle w:val="Hipervnculo"/>
+            <w:rFonts w:ascii="Book Antiqua" w:hAnsi="Book Antiqua"/>
+            <w:lang w:val="en-US"/>
+          </w:rPr>
+          <w:t>cvs_history_path</w:t>
+        </w:r>
+      </w:hyperlink>
+      <w:r>
+        <w:rPr>
+          <w:rFonts w:ascii="Book Antiqua" w:hAnsi="Book Antiqua"/>
+          <w:color w:val="4472C4" w:themeColor="accent1"/>
+          <w:lang w:val="en-US"/>
+        </w:rPr>
+        <w:t> — all already in place</w:t>
+      </w:r>
+    </w:p>
+    <w:p>
+      <w:pPr>
+        <w:numPr>
+          <w:ilvl w:val="0"/>
+          <w:numId w:val="23"/>
+        </w:numPr>
+        <w:rPr>
+          <w:rFonts w:ascii="Book Antiqua" w:hAnsi="Book Antiqua"/>
+          <w:color w:val="4472C4" w:themeColor="accent1"/>
+          <w:lang w:val="en-US"/>
+        </w:rPr>
+      </w:pPr>
+      <w:r>
+        <w:rPr>
+          <w:rFonts w:ascii="Book Antiqua" w:hAnsi="Book Antiqua"/>
+          <w:b/>
+          <w:bCs/>
+          <w:color w:val="4472C4" w:themeColor="accent1"/>
+          <w:lang w:val="en-US"/>
+        </w:rPr>
+        <w:t>CVS Handler</w:t>
+      </w:r>
+      <w:r>
+        <w:rPr>
+          <w:rFonts w:ascii="Book Antiqua" w:hAnsi="Book Antiqua"/>
+          <w:color w:val="4472C4" w:themeColor="accent1"/>
+          <w:lang w:val="en-US"/>
+        </w:rPr>
+        <w:t> (</w:t>
+      </w:r>
+      <w:hyperlink r:id="rId37" w:history="1">
+        <w:r>
+          <w:rPr>
+            <w:rStyle w:val="Hipervnculo"/>
+            <w:rFonts w:ascii="Book Antiqua" w:hAnsi="Book Antiqua"/>
+            <w:lang w:val="en-US"/>
+          </w:rPr>
+          <w:t>cvs_handler.py</w:t>
+        </w:r>
+      </w:hyperlink>
+      <w:r>
+        <w:rPr>
+          <w:rFonts w:ascii="Book Antiqua" w:hAnsi="Book Antiqua"/>
+          <w:color w:val="4472C4" w:themeColor="accent1"/>
+          <w:lang w:val="en-US"/>
+        </w:rPr>
+        <w:t>): </w:t>
+      </w:r>
+      <w:hyperlink r:id="rId38" w:history="1">
+        <w:r>
+          <w:rPr>
+            <w:rStyle w:val="Hipervnculo"/>
+            <w:rFonts w:ascii="Book Antiqua" w:hAnsi="Book Antiqua"/>
+            <w:lang w:val="en-US"/>
+          </w:rPr>
+          <w:t>classify_chunks_by_reliability()</w:t>
+        </w:r>
+      </w:hyperlink>
+      <w:r>
+        <w:rPr>
+          <w:rFonts w:ascii="Book Antiqua" w:hAnsi="Book Antiqua"/>
+          <w:color w:val="4472C4" w:themeColor="accent1"/>
+          <w:lang w:val="en-US"/>
+        </w:rPr>
+        <w:t>, </w:t>
+      </w:r>
+      <w:hyperlink r:id="rId39" w:history="1">
+        <w:r>
+          <w:rPr>
+            <w:rStyle w:val="Hipervnculo"/>
+            <w:rFonts w:ascii="Book Antiqua" w:hAnsi="Book Antiqua"/>
+            <w:lang w:val="en-US"/>
+          </w:rPr>
+          <w:t>_call_mini_llm_batch()</w:t>
+        </w:r>
+      </w:hyperlink>
+      <w:r>
+        <w:rPr>
+          <w:rFonts w:ascii="Book Antiqua" w:hAnsi="Book Antiqua"/>
+          <w:color w:val="4472C4" w:themeColor="accent1"/>
+          <w:lang w:val="en-US"/>
+        </w:rPr>
+        <w:t>, </w:t>
+      </w:r>
+      <w:hyperlink r:id="rId40" w:history="1">
+        <w:r>
+          <w:rPr>
+            <w:rStyle w:val="Hipervnculo"/>
+            <w:rFonts w:ascii="Book Antiqua" w:hAnsi="Book Antiqua"/>
+            <w:lang w:val="en-US"/>
+          </w:rPr>
+          <w:t>_process_group_with_mini_llm()</w:t>
+        </w:r>
+      </w:hyperlink>
+      <w:r>
+        <w:rPr>
+          <w:rFonts w:ascii="Book Antiqua" w:hAnsi="Book Antiqua"/>
+          <w:color w:val="4472C4" w:themeColor="accent1"/>
+          <w:lang w:val="en-US"/>
+        </w:rPr>
+        <w:t>, </w:t>
+      </w:r>
+      <w:hyperlink r:id="rId41" w:history="1">
+        <w:r>
+          <w:rPr>
+            <w:rStyle w:val="Hipervnculo"/>
+            <w:rFonts w:ascii="Book Antiqua" w:hAnsi="Book Antiqua"/>
+            <w:lang w:val="en-US"/>
+          </w:rPr>
+          <w:t>process_query()</w:t>
+        </w:r>
+      </w:hyperlink>
+      <w:r>
+        <w:rPr>
+          <w:rFonts w:ascii="Book Antiqua" w:hAnsi="Book Antiqua"/>
+          <w:color w:val="4472C4" w:themeColor="accent1"/>
+          <w:lang w:val="en-US"/>
+        </w:rPr>
+        <w:t> — fully implemented</w:t>
+      </w:r>
+    </w:p>
+    <w:p>
+      <w:pPr>
+        <w:numPr>
+          <w:ilvl w:val="0"/>
+          <w:numId w:val="23"/>
+        </w:numPr>
+        <w:rPr>
+          <w:rFonts w:ascii="Book Antiqua" w:hAnsi="Book Antiqua"/>
+          <w:color w:val="4472C4" w:themeColor="accent1"/>
+        </w:rPr>
+      </w:pPr>
+      <w:r>
+        <w:rPr>
+          <w:rFonts w:ascii="Book Antiqua" w:hAnsi="Book Antiqua"/>
+          <w:b/>
+          <w:bCs/>
+          <w:color w:val="4472C4" w:themeColor="accent1"/>
+          <w:lang w:val="en-US"/>
+        </w:rPr>
+        <w:t>CVS History</w:t>
+      </w:r>
+      <w:r>
+        <w:rPr>
+          <w:rFonts w:ascii="Book Antiqua" w:hAnsi="Book Antiqua"/>
+          <w:color w:val="4472C4" w:themeColor="accent1"/>
+          <w:lang w:val="en-US"/>
+        </w:rPr>
+        <w:t> (</w:t>
+      </w:r>
+      <w:hyperlink r:id="rId42" w:history="1">
+        <w:r>
+          <w:rPr>
+            <w:rStyle w:val="Hipervnculo"/>
+            <w:rFonts w:ascii="Book Antiqua" w:hAnsi="Book Antiqua"/>
+            <w:lang w:val="en-US"/>
+          </w:rPr>
+          <w:t>cvs_history.py</w:t>
+        </w:r>
+      </w:hyperlink>
+      <w:r>
+        <w:rPr>
+          <w:rFonts w:ascii="Book Antiqua" w:hAnsi="Book Antiqua"/>
+          <w:color w:val="4472C4" w:themeColor="accent1"/>
+          <w:lang w:val="en-US"/>
+        </w:rPr>
+        <w:t>): JSON persistence with </w:t>
+      </w:r>
+      <w:hyperlink r:id="rId43" w:history="1">
+        <w:r>
+          <w:rPr>
+            <w:rStyle w:val="Hipervnculo"/>
+            <w:rFonts w:ascii="Book Antiqua" w:hAnsi="Book Antiqua"/>
+            <w:lang w:val="en-US"/>
+          </w:rPr>
+          <w:t>{id, timestamp, query, groups: {grupo1: {reliability, data, reasoning}, ...}}</w:t>
+        </w:r>
+      </w:hyperlink>
+      <w:r>
+        <w:rPr>
+          <w:rFonts w:ascii="Book Antiqua" w:hAnsi="Book Antiqua"/>
+          <w:color w:val="4472C4" w:themeColor="accent1"/>
+          <w:lang w:val="en-US"/>
+        </w:rPr>
+        <w:t> </w:t>
+      </w:r>
+      <w:r>
+        <w:rPr>
+          <w:rFonts w:ascii="Book Antiqua" w:hAnsi="Book Antiqua"/>
+          <w:color w:val="4472C4" w:themeColor="accent1"/>
+        </w:rPr>
+        <w:t>— done</w:t>
+      </w:r>
+    </w:p>
+    <w:p>
+      <w:pPr>
+        <w:numPr>
+          <w:ilvl w:val="0"/>
+          <w:numId w:val="23"/>
+        </w:numPr>
+        <w:rPr>
+          <w:rFonts w:ascii="Book Antiqua" w:hAnsi="Book Antiqua"/>
+          <w:color w:val="4472C4" w:themeColor="accent1"/>
+          <w:lang w:val="en-US"/>
+        </w:rPr>
+      </w:pPr>
+      <w:r>
+        <w:rPr>
+          <w:rFonts w:ascii="Book Antiqua" w:hAnsi="Book Antiqua"/>
+          <w:b/>
+          <w:bCs/>
+          <w:color w:val="4472C4" w:themeColor="accent1"/>
+          <w:lang w:val="en-US"/>
+        </w:rPr>
+        <w:t>CVS Prompts</w:t>
+      </w:r>
+      <w:r>
+        <w:rPr>
+          <w:rFonts w:ascii="Book Antiqua" w:hAnsi="Book Antiqua"/>
+          <w:color w:val="4472C4" w:themeColor="accent1"/>
+          <w:lang w:val="en-US"/>
+        </w:rPr>
+        <w:t> (</w:t>
+      </w:r>
+      <w:hyperlink r:id="rId44" w:history="1">
+        <w:r>
+          <w:rPr>
+            <w:rStyle w:val="Hipervnculo"/>
+            <w:rFonts w:ascii="Book Antiqua" w:hAnsi="Book Antiqua"/>
+            <w:lang w:val="en-US"/>
+          </w:rPr>
+          <w:t>cvs_prompts.py</w:t>
+        </w:r>
+      </w:hyperlink>
+      <w:r>
+        <w:rPr>
+          <w:rFonts w:ascii="Book Antiqua" w:hAnsi="Book Antiqua"/>
+          <w:color w:val="4472C4" w:themeColor="accent1"/>
+          <w:lang w:val="en-US"/>
+        </w:rPr>
+        <w:t>): </w:t>
+      </w:r>
+      <w:proofErr w:type="spellStart"/>
+      <w:r>
+        <w:rPr>
+          <w:rFonts w:ascii="Book Antiqua" w:hAnsi="Book Antiqua"/>
+          <w:color w:val="4472C4" w:themeColor="accent1"/>
+        </w:rPr>
+        <w:fldChar w:fldCharType="begin"/>
+      </w:r>
+      <w:r>
+        <w:rPr>
+          <w:rFonts w:ascii="Book Antiqua" w:hAnsi="Book Antiqua"/>
+          <w:color w:val="4472C4" w:themeColor="accent1"/>
+          <w:lang w:val="en-US"/>
+        </w:rPr>
+        <w:instrText>HYPERLINK "vscode-file://vscode-app/c:/Users/WG918GS/AppData/Local/Programs/Microsoft%20VS%20Code/07ff9d6178/resources/app/out/vs/code/electron-browser/workbench/workbench.html" \o ""</w:instrText>
+      </w:r>
+      <w:r>
+        <w:rPr>
+          <w:rFonts w:ascii="Book Antiqua" w:hAnsi="Book Antiqua"/>
+          <w:color w:val="4472C4" w:themeColor="accent1"/>
+        </w:rPr>
+      </w:r>
+      <w:r>
+        <w:rPr>
+          <w:rFonts w:ascii="Book Antiqua" w:hAnsi="Book Antiqua"/>
+          <w:color w:val="4472C4" w:themeColor="accent1"/>
+        </w:rPr>
+        <w:fldChar w:fldCharType="separate"/>
+      </w:r>
+      <w:r>
+        <w:rPr>
+          <w:rStyle w:val="Hipervnculo"/>
+          <w:rFonts w:ascii="Book Antiqua" w:hAnsi="Book Antiqua"/>
+          <w:lang w:val="en-US"/>
+        </w:rPr>
+        <w:t>mini_llm_batch</w:t>
+      </w:r>
+      <w:proofErr w:type="spellEnd"/>
+      <w:r>
+        <w:rPr>
+          <w:rStyle w:val="Hipervnculo"/>
+          <w:rFonts w:ascii="Book Antiqua" w:hAnsi="Book Antiqua"/>
+          <w:lang w:val="en-US"/>
+        </w:rPr>
+        <w:t>()</w:t>
+      </w:r>
+      <w:r>
+        <w:rPr>
+          <w:rFonts w:ascii="Book Antiqua" w:hAnsi="Book Antiqua"/>
+          <w:color w:val="4472C4" w:themeColor="accent1"/>
+        </w:rPr>
+        <w:fldChar w:fldCharType="end"/>
+      </w:r>
+      <w:r>
+        <w:rPr>
+          <w:rFonts w:ascii="Book Antiqua" w:hAnsi="Book Antiqua"/>
+          <w:color w:val="4472C4" w:themeColor="accent1"/>
+          <w:lang w:val="en-US"/>
+        </w:rPr>
+        <w:t> prompt — done</w:t>
+      </w:r>
+    </w:p>
+    <w:p>
+      <w:pPr>
+        <w:rPr>
+          <w:rFonts w:ascii="Book Antiqua" w:hAnsi="Book Antiqua"/>
+          <w:b/>
+          <w:bCs/>
+          <w:color w:val="4472C4" w:themeColor="accent1"/>
+        </w:rPr>
+      </w:pPr>
+      <w:proofErr w:type="spellStart"/>
+      <w:r>
+        <w:rPr>
+          <w:rFonts w:ascii="Book Antiqua" w:hAnsi="Book Antiqua"/>
+          <w:b/>
+          <w:bCs/>
+          <w:color w:val="4472C4" w:themeColor="accent1"/>
+        </w:rPr>
+        <w:t>What's</w:t>
+      </w:r>
+      <w:proofErr w:type="spellEnd"/>
+      <w:r>
+        <w:rPr>
+          <w:rFonts w:ascii="Book Antiqua" w:hAnsi="Book Antiqua"/>
+          <w:b/>
+          <w:bCs/>
+          <w:color w:val="4472C4" w:themeColor="accent1"/>
+        </w:rPr>
+        <w:t xml:space="preserve"> </w:t>
+      </w:r>
+      <w:proofErr w:type="spellStart"/>
+      <w:r>
+        <w:rPr>
+          <w:rFonts w:ascii="Book Antiqua" w:hAnsi="Book Antiqua"/>
+          <w:b/>
+          <w:bCs/>
+          <w:color w:val="4472C4" w:themeColor="accent1"/>
+        </w:rPr>
+        <w:t>missing</w:t>
+      </w:r>
+      <w:proofErr w:type="spellEnd"/>
+      <w:r>
+        <w:rPr>
+          <w:rFonts w:ascii="Book Antiqua" w:hAnsi="Book Antiqua"/>
+          <w:b/>
+          <w:bCs/>
+          <w:color w:val="4472C4" w:themeColor="accent1"/>
+        </w:rPr>
+        <w:t>:</w:t>
+      </w:r>
+    </w:p>
+    <w:p>
+      <w:pPr>
+        <w:numPr>
+          <w:ilvl w:val="0"/>
+          <w:numId w:val="24"/>
+        </w:numPr>
+        <w:rPr>
+          <w:rFonts w:ascii="Book Antiqua" w:hAnsi="Book Antiqua"/>
+          <w:color w:val="4472C4" w:themeColor="accent1"/>
+          <w:lang w:val="en-US"/>
+        </w:rPr>
+      </w:pPr>
+      <w:r>
+        <w:rPr>
+          <w:rFonts w:ascii="Book Antiqua" w:hAnsi="Book Antiqua"/>
+          <w:b/>
+          <w:bCs/>
+          <w:color w:val="4472C4" w:themeColor="accent1"/>
+          <w:lang w:val="en-US"/>
+        </w:rPr>
+        <w:t>Retriever bug</w:t>
+      </w:r>
+      <w:r>
+        <w:rPr>
+          <w:rFonts w:ascii="Book Antiqua" w:hAnsi="Book Antiqua"/>
+          <w:color w:val="4472C4" w:themeColor="accent1"/>
+          <w:lang w:val="en-US"/>
+        </w:rPr>
+        <w:t>: </w:t>
+      </w:r>
+      <w:proofErr w:type="spellStart"/>
+      <w:r>
+        <w:rPr>
+          <w:rFonts w:ascii="Book Antiqua" w:hAnsi="Book Antiqua"/>
+          <w:color w:val="4472C4" w:themeColor="accent1"/>
+        </w:rPr>
+        <w:fldChar w:fldCharType="begin"/>
+      </w:r>
+      <w:r>
+        <w:rPr>
+          <w:rFonts w:ascii="Book Antiqua" w:hAnsi="Book Antiqua"/>
+          <w:color w:val="4472C4" w:themeColor="accent1"/>
+          <w:lang w:val="en-US"/>
+        </w:rPr>
+        <w:instrText>HYPERLINK "vscode-file://vscode-app/c:/Users/WG918GS/AppData/Local/Programs/Microsoft%20VS%20Code/07ff9d6178/resources/app/out/vs/code/electron-browser/workbench/workbench.html" \o ""</w:instrText>
+      </w:r>
+      <w:r>
+        <w:rPr>
+          <w:rFonts w:ascii="Book Antiqua" w:hAnsi="Book Antiqua"/>
+          <w:color w:val="4472C4" w:themeColor="accent1"/>
+        </w:rPr>
+      </w:r>
+      <w:r>
+        <w:rPr>
+          <w:rFonts w:ascii="Book Antiqua" w:hAnsi="Book Antiqua"/>
+          <w:color w:val="4472C4" w:themeColor="accent1"/>
+        </w:rPr>
+        <w:fldChar w:fldCharType="separate"/>
+      </w:r>
+      <w:r>
+        <w:rPr>
+          <w:rStyle w:val="Hipervnculo"/>
+          <w:rFonts w:ascii="Book Antiqua" w:hAnsi="Book Antiqua"/>
+          <w:lang w:val="en-US"/>
+        </w:rPr>
+        <w:t>generate_synthetic_queries</w:t>
+      </w:r>
+      <w:proofErr w:type="spellEnd"/>
+      <w:r>
+        <w:rPr>
+          <w:rStyle w:val="Hipervnculo"/>
+          <w:rFonts w:ascii="Book Antiqua" w:hAnsi="Book Antiqua"/>
+          <w:lang w:val="en-US"/>
+        </w:rPr>
+        <w:t>()</w:t>
+      </w:r>
+      <w:r>
+        <w:rPr>
+          <w:rFonts w:ascii="Book Antiqua" w:hAnsi="Book Antiqua"/>
+          <w:color w:val="4472C4" w:themeColor="accent1"/>
+        </w:rPr>
+        <w:fldChar w:fldCharType="end"/>
+      </w:r>
+      <w:r>
+        <w:rPr>
+          <w:rFonts w:ascii="Book Antiqua" w:hAnsi="Book Antiqua"/>
+          <w:color w:val="4472C4" w:themeColor="accent1"/>
+          <w:lang w:val="en-US"/>
+        </w:rPr>
+        <w:t> checks the </w:t>
+      </w:r>
+      <w:r>
+        <w:rPr>
+          <w:rFonts w:ascii="Book Antiqua" w:hAnsi="Book Antiqua"/>
+          <w:b/>
+          <w:bCs/>
+          <w:color w:val="4472C4" w:themeColor="accent1"/>
+          <w:lang w:val="en-US"/>
+        </w:rPr>
+        <w:t>global</w:t>
+      </w:r>
+      <w:r>
+        <w:rPr>
+          <w:rFonts w:ascii="Book Antiqua" w:hAnsi="Book Antiqua"/>
+          <w:color w:val="4472C4" w:themeColor="accent1"/>
+          <w:lang w:val="en-US"/>
+        </w:rPr>
+        <w:t> </w:t>
+      </w:r>
+      <w:proofErr w:type="spellStart"/>
+      <w:r>
+        <w:rPr>
+          <w:rFonts w:ascii="Book Antiqua" w:hAnsi="Book Antiqua"/>
+          <w:color w:val="4472C4" w:themeColor="accent1"/>
+        </w:rPr>
+        <w:fldChar w:fldCharType="begin"/>
+      </w:r>
+      <w:r>
+        <w:rPr>
+          <w:rFonts w:ascii="Book Antiqua" w:hAnsi="Book Antiqua"/>
+          <w:color w:val="4472C4" w:themeColor="accent1"/>
+          <w:lang w:val="en-US"/>
+        </w:rPr>
+        <w:instrText>HYPERLINK "vscode-file://vscode-app/c:/Users/WG918GS/AppData/Local/Programs/Microsoft%20VS%20Code/07ff9d6178/resources/app/out/vs/code/electron-browser/workbench/workbench.html" \o ""</w:instrText>
+      </w:r>
+      <w:r>
+        <w:rPr>
+          <w:rFonts w:ascii="Book Antiqua" w:hAnsi="Book Antiqua"/>
+          <w:color w:val="4472C4" w:themeColor="accent1"/>
+        </w:rPr>
+      </w:r>
+      <w:r>
+        <w:rPr>
+          <w:rFonts w:ascii="Book Antiqua" w:hAnsi="Book Antiqua"/>
+          <w:color w:val="4472C4" w:themeColor="accent1"/>
+        </w:rPr>
+        <w:fldChar w:fldCharType="separate"/>
+      </w:r>
+      <w:r>
+        <w:rPr>
+          <w:rStyle w:val="Hipervnculo"/>
+          <w:rFonts w:ascii="Book Antiqua" w:hAnsi="Book Antiqua"/>
+          <w:lang w:val="en-US"/>
+        </w:rPr>
+        <w:t>config.use_rag_fusion</w:t>
+      </w:r>
+      <w:proofErr w:type="spellEnd"/>
+      <w:r>
+        <w:rPr>
+          <w:rFonts w:ascii="Book Antiqua" w:hAnsi="Book Antiqua"/>
+          <w:color w:val="4472C4" w:themeColor="accent1"/>
+        </w:rPr>
+        <w:fldChar w:fldCharType="end"/>
+      </w:r>
+      <w:r>
+        <w:rPr>
+          <w:rFonts w:ascii="Book Antiqua" w:hAnsi="Book Antiqua"/>
+          <w:color w:val="4472C4" w:themeColor="accent1"/>
+          <w:lang w:val="en-US"/>
+        </w:rPr>
+        <w:t> instead of the handler's </w:t>
+      </w:r>
+      <w:proofErr w:type="spellStart"/>
+      <w:r>
+        <w:rPr>
+          <w:rFonts w:ascii="Book Antiqua" w:hAnsi="Book Antiqua"/>
+          <w:color w:val="4472C4" w:themeColor="accent1"/>
+        </w:rPr>
+        <w:fldChar w:fldCharType="begin"/>
+      </w:r>
+      <w:r>
+        <w:rPr>
+          <w:rFonts w:ascii="Book Antiqua" w:hAnsi="Book Antiqua"/>
+          <w:color w:val="4472C4" w:themeColor="accent1"/>
+          <w:lang w:val="en-US"/>
+        </w:rPr>
+        <w:instrText>HYPERLINK "vscode-file://vscode-app/c:/Users/WG918GS/AppData/Local/Programs/Microsoft%20VS%20Code/07ff9d6178/resources/app/out/vs/code/electron-browser/workbench/workbench.html" \o ""</w:instrText>
+      </w:r>
+      <w:r>
+        <w:rPr>
+          <w:rFonts w:ascii="Book Antiqua" w:hAnsi="Book Antiqua"/>
+          <w:color w:val="4472C4" w:themeColor="accent1"/>
+        </w:rPr>
+      </w:r>
+      <w:r>
+        <w:rPr>
+          <w:rFonts w:ascii="Book Antiqua" w:hAnsi="Book Antiqua"/>
+          <w:color w:val="4472C4" w:themeColor="accent1"/>
+        </w:rPr>
+        <w:fldChar w:fldCharType="separate"/>
+      </w:r>
+      <w:r>
+        <w:rPr>
+          <w:rStyle w:val="Hipervnculo"/>
+          <w:rFonts w:ascii="Book Antiqua" w:hAnsi="Book Antiqua"/>
+          <w:lang w:val="en-US"/>
+        </w:rPr>
+        <w:t>retrieval_cfg.use_rag_fusion</w:t>
+      </w:r>
+      <w:proofErr w:type="spellEnd"/>
+      <w:r>
+        <w:rPr>
+          <w:rFonts w:ascii="Book Antiqua" w:hAnsi="Book Antiqua"/>
+          <w:color w:val="4472C4" w:themeColor="accent1"/>
+        </w:rPr>
+        <w:fldChar w:fldCharType="end"/>
+      </w:r>
+      <w:r>
+        <w:rPr>
+          <w:rFonts w:ascii="Book Antiqua" w:hAnsi="Book Antiqua"/>
+          <w:color w:val="4472C4" w:themeColor="accent1"/>
+          <w:lang w:val="en-US"/>
+        </w:rPr>
+        <w:t>. For CVs the handler returns </w:t>
+      </w:r>
+      <w:proofErr w:type="spellStart"/>
+      <w:r>
+        <w:rPr>
+          <w:rFonts w:ascii="Book Antiqua" w:hAnsi="Book Antiqua"/>
+          <w:color w:val="4472C4" w:themeColor="accent1"/>
+        </w:rPr>
+        <w:fldChar w:fldCharType="begin"/>
+      </w:r>
+      <w:r>
+        <w:rPr>
+          <w:rFonts w:ascii="Book Antiqua" w:hAnsi="Book Antiqua"/>
+          <w:color w:val="4472C4" w:themeColor="accent1"/>
+          <w:lang w:val="en-US"/>
+        </w:rPr>
+        <w:instrText>HYPERLINK "vscode-file://vscode-app/c:/Users/WG918GS/AppData/Local/Programs/Microsoft%20VS%20Code/07ff9d6178/resources/app/out/vs/code/electron-browser/workbench/workbench.html" \o ""</w:instrText>
+      </w:r>
+      <w:r>
+        <w:rPr>
+          <w:rFonts w:ascii="Book Antiqua" w:hAnsi="Book Antiqua"/>
+          <w:color w:val="4472C4" w:themeColor="accent1"/>
+        </w:rPr>
+      </w:r>
+      <w:r>
+        <w:rPr>
+          <w:rFonts w:ascii="Book Antiqua" w:hAnsi="Book Antiqua"/>
+          <w:color w:val="4472C4" w:themeColor="accent1"/>
+        </w:rPr>
+        <w:fldChar w:fldCharType="separate"/>
+      </w:r>
+      <w:r>
+        <w:rPr>
+          <w:rStyle w:val="Hipervnculo"/>
+          <w:rFonts w:ascii="Book Antiqua" w:hAnsi="Book Antiqua"/>
+          <w:lang w:val="en-US"/>
+        </w:rPr>
+        <w:t>use_rag_fusion</w:t>
+      </w:r>
+      <w:proofErr w:type="spellEnd"/>
+      <w:r>
+        <w:rPr>
+          <w:rStyle w:val="Hipervnculo"/>
+          <w:rFonts w:ascii="Book Antiqua" w:hAnsi="Book Antiqua"/>
+          <w:lang w:val="en-US"/>
+        </w:rPr>
+        <w:t>=False</w:t>
+      </w:r>
+      <w:r>
+        <w:rPr>
+          <w:rFonts w:ascii="Book Antiqua" w:hAnsi="Book Antiqua"/>
+          <w:color w:val="4472C4" w:themeColor="accent1"/>
+        </w:rPr>
+        <w:fldChar w:fldCharType="end"/>
+      </w:r>
+      <w:r>
+        <w:rPr>
+          <w:rFonts w:ascii="Book Antiqua" w:hAnsi="Book Antiqua"/>
+          <w:color w:val="4472C4" w:themeColor="accent1"/>
+          <w:lang w:val="en-US"/>
+        </w:rPr>
+        <w:t> but it's ignored.</w:t>
+      </w:r>
+    </w:p>
+    <w:p>
+      <w:pPr>
+        <w:numPr>
+          <w:ilvl w:val="0"/>
+          <w:numId w:val="24"/>
+        </w:numPr>
+        <w:rPr>
+          <w:rFonts w:ascii="Book Antiqua" w:hAnsi="Book Antiqua"/>
+          <w:color w:val="4472C4" w:themeColor="accent1"/>
+          <w:lang w:val="en-US"/>
+        </w:rPr>
+      </w:pPr>
+      <w:proofErr w:type="spellStart"/>
+      <w:r>
+        <w:rPr>
+          <w:rFonts w:ascii="Book Antiqua" w:hAnsi="Book Antiqua"/>
+          <w:b/>
+          <w:bCs/>
+          <w:color w:val="4472C4" w:themeColor="accent1"/>
+          <w:lang w:val="en-US"/>
+        </w:rPr>
+        <w:t>LangGraph</w:t>
+      </w:r>
+      <w:proofErr w:type="spellEnd"/>
+      <w:r>
+        <w:rPr>
+          <w:rFonts w:ascii="Book Antiqua" w:hAnsi="Book Antiqua"/>
+          <w:b/>
+          <w:bCs/>
+          <w:color w:val="4472C4" w:themeColor="accent1"/>
+          <w:lang w:val="en-US"/>
+        </w:rPr>
+        <w:t xml:space="preserve"> wiring</w:t>
+      </w:r>
+      <w:r>
+        <w:rPr>
+          <w:rFonts w:ascii="Book Antiqua" w:hAnsi="Book Antiqua"/>
+          <w:color w:val="4472C4" w:themeColor="accent1"/>
+          <w:lang w:val="en-US"/>
+        </w:rPr>
+        <w:t>: </w:t>
+      </w:r>
+      <w:proofErr w:type="spellStart"/>
+      <w:r>
+        <w:rPr>
+          <w:rFonts w:ascii="Book Antiqua" w:hAnsi="Book Antiqua"/>
+          <w:color w:val="4472C4" w:themeColor="accent1"/>
+        </w:rPr>
+        <w:fldChar w:fldCharType="begin"/>
+      </w:r>
+      <w:r>
+        <w:rPr>
+          <w:rFonts w:ascii="Book Antiqua" w:hAnsi="Book Antiqua"/>
+          <w:color w:val="4472C4" w:themeColor="accent1"/>
+          <w:lang w:val="en-US"/>
+        </w:rPr>
+        <w:instrText>HYPERLINK "vscode-file://vscode-app/c:/Users/WG918GS/AppData/Local/Programs/Microsoft%20VS%20Code/07ff9d6178/resources/app/out/vs/code/electron-browser/workbench/workbench.html" \o ""</w:instrText>
+      </w:r>
+      <w:r>
+        <w:rPr>
+          <w:rFonts w:ascii="Book Antiqua" w:hAnsi="Book Antiqua"/>
+          <w:color w:val="4472C4" w:themeColor="accent1"/>
+        </w:rPr>
+      </w:r>
+      <w:r>
+        <w:rPr>
+          <w:rFonts w:ascii="Book Antiqua" w:hAnsi="Book Antiqua"/>
+          <w:color w:val="4472C4" w:themeColor="accent1"/>
+        </w:rPr>
+        <w:fldChar w:fldCharType="separate"/>
+      </w:r>
+      <w:r>
+        <w:rPr>
+          <w:rStyle w:val="Hipervnculo"/>
+          <w:rFonts w:ascii="Book Antiqua" w:hAnsi="Book Antiqua"/>
+          <w:lang w:val="en-US"/>
+        </w:rPr>
+        <w:t>cvs_handler.process_query</w:t>
+      </w:r>
+      <w:proofErr w:type="spellEnd"/>
+      <w:r>
+        <w:rPr>
+          <w:rStyle w:val="Hipervnculo"/>
+          <w:rFonts w:ascii="Book Antiqua" w:hAnsi="Book Antiqua"/>
+          <w:lang w:val="en-US"/>
+        </w:rPr>
+        <w:t>()</w:t>
+      </w:r>
+      <w:r>
+        <w:rPr>
+          <w:rFonts w:ascii="Book Antiqua" w:hAnsi="Book Antiqua"/>
+          <w:color w:val="4472C4" w:themeColor="accent1"/>
+        </w:rPr>
+        <w:fldChar w:fldCharType="end"/>
+      </w:r>
+      <w:r>
+        <w:rPr>
+          <w:rFonts w:ascii="Book Antiqua" w:hAnsi="Book Antiqua"/>
+          <w:color w:val="4472C4" w:themeColor="accent1"/>
+          <w:lang w:val="en-US"/>
+        </w:rPr>
+        <w:t> is never called. The flow goes retrieve → generate (standard GPT), but for CVS it should go retrieve → </w:t>
+      </w:r>
+      <w:proofErr w:type="spellStart"/>
+      <w:r>
+        <w:rPr>
+          <w:rFonts w:ascii="Book Antiqua" w:hAnsi="Book Antiqua"/>
+          <w:b/>
+          <w:bCs/>
+          <w:color w:val="4472C4" w:themeColor="accent1"/>
+          <w:lang w:val="en-US"/>
+        </w:rPr>
+        <w:t>process_cvs</w:t>
+      </w:r>
+      <w:proofErr w:type="spellEnd"/>
+      <w:r>
+        <w:rPr>
+          <w:rFonts w:ascii="Book Antiqua" w:hAnsi="Book Antiqua"/>
+          <w:color w:val="4472C4" w:themeColor="accent1"/>
+          <w:lang w:val="en-US"/>
+        </w:rPr>
+        <w:t> (classify + mini-LLMs + history) → </w:t>
+      </w:r>
+      <w:proofErr w:type="spellStart"/>
+      <w:r>
+        <w:rPr>
+          <w:rFonts w:ascii="Book Antiqua" w:hAnsi="Book Antiqua"/>
+          <w:b/>
+          <w:bCs/>
+          <w:color w:val="4472C4" w:themeColor="accent1"/>
+          <w:lang w:val="en-US"/>
+        </w:rPr>
+        <w:t>response_format</w:t>
+      </w:r>
+      <w:proofErr w:type="spellEnd"/>
+      <w:r>
+        <w:rPr>
+          <w:rFonts w:ascii="Book Antiqua" w:hAnsi="Book Antiqua"/>
+          <w:color w:val="4472C4" w:themeColor="accent1"/>
+          <w:lang w:val="en-US"/>
+        </w:rPr>
+        <w:t> (powerful LLM to assemble final answer).</w:t>
+      </w:r>
+    </w:p>
+    <w:p>
+      <w:pPr>
+        <w:numPr>
+          <w:ilvl w:val="0"/>
+          <w:numId w:val="24"/>
+        </w:numPr>
+        <w:rPr>
+          <w:rFonts w:ascii="Book Antiqua" w:hAnsi="Book Antiqua"/>
+          <w:color w:val="4472C4" w:themeColor="accent1"/>
+          <w:lang w:val="en-US"/>
+        </w:rPr>
+      </w:pPr>
+      <w:r>
+        <w:rPr>
+          <w:rFonts w:ascii="Book Antiqua" w:hAnsi="Book Antiqua"/>
+          <w:b/>
+          <w:bCs/>
+          <w:color w:val="4472C4" w:themeColor="accent1"/>
+          <w:lang w:val="en-US"/>
+        </w:rPr>
+        <w:t>Response Format prompt</w:t>
+      </w:r>
+      <w:r>
+        <w:rPr>
+          <w:rFonts w:ascii="Book Antiqua" w:hAnsi="Book Antiqua"/>
+          <w:color w:val="4472C4" w:themeColor="accent1"/>
+          <w:lang w:val="en-US"/>
+        </w:rPr>
+        <w:t>: A prompt that takes all 5 group results + the original query and asks a powerful LLM to produce the final user-facing answer.</w:t>
+      </w:r>
+    </w:p>
+    <w:p>
+      <w:pPr>
+        <w:numPr>
+          <w:ilvl w:val="0"/>
+          <w:numId w:val="24"/>
+        </w:numPr>
+        <w:rPr>
+          <w:rFonts w:ascii="Book Antiqua" w:hAnsi="Book Antiqua"/>
+          <w:color w:val="4472C4" w:themeColor="accent1"/>
+          <w:lang w:val="en-US"/>
+        </w:rPr>
+      </w:pPr>
+      <w:r>
+        <w:rPr>
+          <w:rFonts w:ascii="Book Antiqua" w:hAnsi="Book Antiqua"/>
+          <w:b/>
+          <w:bCs/>
+          <w:color w:val="4472C4" w:themeColor="accent1"/>
+          <w:lang w:val="en-US"/>
+        </w:rPr>
+        <w:t>State field</w:t>
+      </w:r>
+      <w:r>
+        <w:rPr>
+          <w:rFonts w:ascii="Book Antiqua" w:hAnsi="Book Antiqua"/>
+          <w:color w:val="4472C4" w:themeColor="accent1"/>
+          <w:lang w:val="en-US"/>
+        </w:rPr>
+        <w:t>: </w:t>
+      </w:r>
+      <w:proofErr w:type="spellStart"/>
+      <w:r>
+        <w:rPr>
+          <w:rFonts w:ascii="Book Antiqua" w:hAnsi="Book Antiqua"/>
+          <w:color w:val="4472C4" w:themeColor="accent1"/>
+        </w:rPr>
+        <w:fldChar w:fldCharType="begin"/>
+      </w:r>
+      <w:r>
+        <w:rPr>
+          <w:rFonts w:ascii="Book Antiqua" w:hAnsi="Book Antiqua"/>
+          <w:color w:val="4472C4" w:themeColor="accent1"/>
+          <w:lang w:val="en-US"/>
+        </w:rPr>
+        <w:instrText>HYPERLINK "vscode-file://vscode-app/c:/Users/WG918GS/AppData/Local/Programs/Microsoft%20VS%20Code/07ff9d6178/resources/app/out/vs/code/electron-browser/workbench/workbench.html" \o ""</w:instrText>
+      </w:r>
+      <w:r>
+        <w:rPr>
+          <w:rFonts w:ascii="Book Antiqua" w:hAnsi="Book Antiqua"/>
+          <w:color w:val="4472C4" w:themeColor="accent1"/>
+        </w:rPr>
+      </w:r>
+      <w:r>
+        <w:rPr>
+          <w:rFonts w:ascii="Book Antiqua" w:hAnsi="Book Antiqua"/>
+          <w:color w:val="4472C4" w:themeColor="accent1"/>
+        </w:rPr>
+        <w:fldChar w:fldCharType="separate"/>
+      </w:r>
+      <w:r>
+        <w:rPr>
+          <w:rStyle w:val="Hipervnculo"/>
+          <w:rFonts w:ascii="Book Antiqua" w:hAnsi="Book Antiqua"/>
+          <w:lang w:val="en-US"/>
+        </w:rPr>
+        <w:t>RAGState</w:t>
+      </w:r>
+      <w:proofErr w:type="spellEnd"/>
+      <w:r>
+        <w:rPr>
+          <w:rFonts w:ascii="Book Antiqua" w:hAnsi="Book Antiqua"/>
+          <w:color w:val="4472C4" w:themeColor="accent1"/>
+        </w:rPr>
+        <w:fldChar w:fldCharType="end"/>
+      </w:r>
+      <w:r>
+        <w:rPr>
+          <w:rFonts w:ascii="Book Antiqua" w:hAnsi="Book Antiqua"/>
+          <w:color w:val="4472C4" w:themeColor="accent1"/>
+          <w:lang w:val="en-US"/>
+        </w:rPr>
+        <w:t> needs a </w:t>
+      </w:r>
+      <w:proofErr w:type="spellStart"/>
+      <w:r>
+        <w:rPr>
+          <w:rFonts w:ascii="Book Antiqua" w:hAnsi="Book Antiqua"/>
+          <w:color w:val="4472C4" w:themeColor="accent1"/>
+          <w:lang w:val="en-US"/>
+        </w:rPr>
+        <w:t>cvs_groups</w:t>
+      </w:r>
+      <w:proofErr w:type="spellEnd"/>
+      <w:r>
+        <w:rPr>
+          <w:rFonts w:ascii="Book Antiqua" w:hAnsi="Book Antiqua"/>
+          <w:color w:val="4472C4" w:themeColor="accent1"/>
+          <w:lang w:val="en-US"/>
+        </w:rPr>
+        <w:t> field to carry the intermediate group results.</w:t>
+      </w:r>
+    </w:p>
+    <w:p>
+      <w:pPr>
+        <w:rPr>
+          <w:rFonts w:ascii="Book Antiqua" w:hAnsi="Book Antiqua"/>
+          <w:b/>
+          <w:bCs/>
+          <w:color w:val="4472C4" w:themeColor="accent1"/>
+        </w:rPr>
+      </w:pPr>
+      <w:proofErr w:type="spellStart"/>
+      <w:r>
+        <w:rPr>
+          <w:rFonts w:ascii="Book Antiqua" w:hAnsi="Book Antiqua"/>
+          <w:b/>
+          <w:bCs/>
+          <w:color w:val="4472C4" w:themeColor="accent1"/>
+        </w:rPr>
+        <w:t>Changes</w:t>
+      </w:r>
+      <w:proofErr w:type="spellEnd"/>
+      <w:r>
+        <w:rPr>
+          <w:rFonts w:ascii="Book Antiqua" w:hAnsi="Book Antiqua"/>
+          <w:b/>
+          <w:bCs/>
+          <w:color w:val="4472C4" w:themeColor="accent1"/>
+        </w:rPr>
+        <w:t xml:space="preserve"> </w:t>
+      </w:r>
+      <w:proofErr w:type="spellStart"/>
+      <w:r>
+        <w:rPr>
+          <w:rFonts w:ascii="Book Antiqua" w:hAnsi="Book Antiqua"/>
+          <w:b/>
+          <w:bCs/>
+          <w:color w:val="4472C4" w:themeColor="accent1"/>
+        </w:rPr>
+        <w:t>I'll</w:t>
+      </w:r>
+      <w:proofErr w:type="spellEnd"/>
+      <w:r>
+        <w:rPr>
+          <w:rFonts w:ascii="Book Antiqua" w:hAnsi="Book Antiqua"/>
+          <w:b/>
+          <w:bCs/>
+          <w:color w:val="4472C4" w:themeColor="accent1"/>
+        </w:rPr>
+        <w:t xml:space="preserve"> </w:t>
+      </w:r>
+      <w:proofErr w:type="spellStart"/>
+      <w:r>
+        <w:rPr>
+          <w:rFonts w:ascii="Book Antiqua" w:hAnsi="Book Antiqua"/>
+          <w:b/>
+          <w:bCs/>
+          <w:color w:val="4472C4" w:themeColor="accent1"/>
+        </w:rPr>
+        <w:t>make</w:t>
+      </w:r>
+      <w:proofErr w:type="spellEnd"/>
+      <w:r>
+        <w:rPr>
+          <w:rFonts w:ascii="Book Antiqua" w:hAnsi="Book Antiqua"/>
+          <w:b/>
+          <w:bCs/>
+          <w:color w:val="4472C4" w:themeColor="accent1"/>
+        </w:rPr>
+        <w:t>:</w:t>
+      </w:r>
+    </w:p>
+    <w:tbl>
+      <w:tblPr>
+        <w:tblW w:w="0" w:type="auto"/>
+        <w:tblCellSpacing w:w="15" w:type="dxa"/>
+        <w:tblBorders>
+          <w:top w:val="single" w:sz="4" w:space="0" w:color="auto"/>
+          <w:left w:val="single" w:sz="4" w:space="0" w:color="auto"/>
+          <w:bottom w:val="single" w:sz="4" w:space="0" w:color="auto"/>
+          <w:right w:val="single" w:sz="4" w:space="0" w:color="auto"/>
+        </w:tblBorders>
+        <w:tblCellMar>
+          <w:top w:w="15" w:type="dxa"/>
+          <w:left w:w="15" w:type="dxa"/>
+          <w:bottom w:w="15" w:type="dxa"/>
+          <w:right w:w="15" w:type="dxa"/>
+        </w:tblCellMar>
+        <w:tblLook w:val="04A0" w:firstRow="1" w:lastRow="0" w:firstColumn="1" w:lastColumn="0" w:noHBand="0" w:noVBand="1"/>
+      </w:tblPr>
+      <w:tblGrid>
+        <w:gridCol w:w="2024"/>
+        <w:gridCol w:w="6480"/>
+      </w:tblGrid>
+      <w:tr>
+        <w:trPr>
+          <w:tblHeader/>
+          <w:tblCellSpacing w:w="15" w:type="dxa"/>
+        </w:trPr>
+        <w:tc>
+          <w:tcPr>
+            <w:tcW w:w="0" w:type="auto"/>
+            <w:tcBorders>
+              <w:top w:val="nil"/>
+              <w:left w:val="nil"/>
+            </w:tcBorders>
+            <w:tcMar>
+              <w:top w:w="60" w:type="dxa"/>
+              <w:left w:w="90" w:type="dxa"/>
+              <w:bottom w:w="60" w:type="dxa"/>
+              <w:right w:w="90" w:type="dxa"/>
+            </w:tcMar>
+            <w:vAlign w:val="center"/>
+            <w:hideMark/>
+          </w:tcPr>
+          <w:p>
+            <w:pPr>
+              <w:rPr>
+                <w:rFonts w:ascii="Book Antiqua" w:hAnsi="Book Antiqua"/>
+                <w:b/>
+                <w:bCs/>
+                <w:color w:val="4472C4" w:themeColor="accent1"/>
+              </w:rPr>
+            </w:pPr>
+            <w:r>
+              <w:rPr>
+                <w:rFonts w:ascii="Book Antiqua" w:hAnsi="Book Antiqua"/>
+                <w:b/>
+                <w:bCs/>
+                <w:color w:val="4472C4" w:themeColor="accent1"/>
+              </w:rPr>
+              <w:t>File</w:t>
+            </w:r>
+          </w:p>
+        </w:tc>
+        <w:tc>
+          <w:tcPr>
+            <w:tcW w:w="0" w:type="auto"/>
+            <w:tcBorders>
+              <w:top w:val="nil"/>
+              <w:left w:val="nil"/>
+              <w:right w:val="nil"/>
+            </w:tcBorders>
+            <w:tcMar>
+              <w:top w:w="60" w:type="dxa"/>
+              <w:left w:w="90" w:type="dxa"/>
+              <w:bottom w:w="60" w:type="dxa"/>
+              <w:right w:w="90" w:type="dxa"/>
+            </w:tcMar>
+            <w:vAlign w:val="center"/>
+            <w:hideMark/>
+          </w:tcPr>
+          <w:p>
+            <w:pPr>
+              <w:rPr>
+                <w:rFonts w:ascii="Book Antiqua" w:hAnsi="Book Antiqua"/>
+                <w:b/>
+                <w:bCs/>
+                <w:color w:val="4472C4" w:themeColor="accent1"/>
+              </w:rPr>
+            </w:pPr>
+            <w:r>
+              <w:rPr>
+                <w:rFonts w:ascii="Book Antiqua" w:hAnsi="Book Antiqua"/>
+                <w:b/>
+                <w:bCs/>
+                <w:color w:val="4472C4" w:themeColor="accent1"/>
+              </w:rPr>
+              <w:t>Change</w:t>
+            </w:r>
+          </w:p>
+        </w:tc>
+      </w:tr>
+      <w:tr>
+        <w:trPr>
+          <w:tblCellSpacing w:w="15" w:type="dxa"/>
+        </w:trPr>
+        <w:tc>
+          <w:tcPr>
+            <w:tcW w:w="0" w:type="auto"/>
+            <w:tcBorders>
+              <w:top w:val="nil"/>
+              <w:left w:val="nil"/>
+            </w:tcBorders>
+            <w:tcMar>
+              <w:top w:w="60" w:type="dxa"/>
+              <w:left w:w="90" w:type="dxa"/>
+              <w:bottom w:w="60" w:type="dxa"/>
+              <w:right w:w="90" w:type="dxa"/>
+            </w:tcMar>
+            <w:vAlign w:val="center"/>
+            <w:hideMark/>
+          </w:tcPr>
+          <w:p>
+            <w:pPr>
+              <w:rPr>
+                <w:rFonts w:ascii="Book Antiqua" w:hAnsi="Book Antiqua"/>
+                <w:color w:val="4472C4" w:themeColor="accent1"/>
+              </w:rPr>
+            </w:pPr>
+            <w:hyperlink r:id="rId45" w:history="1">
+              <w:r>
+                <w:rPr>
+                  <w:rStyle w:val="Hipervnculo"/>
+                  <w:rFonts w:ascii="Book Antiqua" w:hAnsi="Book Antiqua"/>
+                </w:rPr>
+                <w:t>retriever.py</w:t>
+              </w:r>
+            </w:hyperlink>
+          </w:p>
+        </w:tc>
+        <w:tc>
+          <w:tcPr>
+            <w:tcW w:w="0" w:type="auto"/>
+            <w:tcBorders>
+              <w:top w:val="nil"/>
+              <w:left w:val="nil"/>
+              <w:right w:val="nil"/>
+            </w:tcBorders>
+            <w:tcMar>
+              <w:top w:w="60" w:type="dxa"/>
+              <w:left w:w="90" w:type="dxa"/>
+              <w:bottom w:w="60" w:type="dxa"/>
+              <w:right w:w="90" w:type="dxa"/>
+            </w:tcMar>
+            <w:vAlign w:val="center"/>
+            <w:hideMark/>
+          </w:tcPr>
+          <w:p>
+            <w:pPr>
+              <w:rPr>
+                <w:rFonts w:ascii="Book Antiqua" w:hAnsi="Book Antiqua"/>
+                <w:color w:val="4472C4" w:themeColor="accent1"/>
+                <w:lang w:val="en-US"/>
+              </w:rPr>
+            </w:pPr>
+            <w:r>
+              <w:rPr>
+                <w:rFonts w:ascii="Book Antiqua" w:hAnsi="Book Antiqua"/>
+                <w:color w:val="4472C4" w:themeColor="accent1"/>
+                <w:lang w:val="en-US"/>
+              </w:rPr>
+              <w:t>Fix </w:t>
+            </w:r>
+            <w:hyperlink r:id="rId46" w:history="1">
+              <w:r>
+                <w:rPr>
+                  <w:rStyle w:val="Hipervnculo"/>
+                  <w:rFonts w:ascii="Book Antiqua" w:hAnsi="Book Antiqua"/>
+                  <w:lang w:val="en-US"/>
+                </w:rPr>
+                <w:t>retrieve()</w:t>
+              </w:r>
+            </w:hyperlink>
+            <w:r>
+              <w:rPr>
+                <w:rFonts w:ascii="Book Antiqua" w:hAnsi="Book Antiqua"/>
+                <w:color w:val="4472C4" w:themeColor="accent1"/>
+                <w:lang w:val="en-US"/>
+              </w:rPr>
+              <w:t> to pass handler's </w:t>
+            </w:r>
+            <w:proofErr w:type="spellStart"/>
+            <w:r>
+              <w:rPr>
+                <w:rFonts w:ascii="Book Antiqua" w:hAnsi="Book Antiqua"/>
+                <w:color w:val="4472C4" w:themeColor="accent1"/>
+              </w:rPr>
+              <w:fldChar w:fldCharType="begin"/>
+            </w:r>
+            <w:r>
+              <w:rPr>
+                <w:rFonts w:ascii="Book Antiqua" w:hAnsi="Book Antiqua"/>
+                <w:color w:val="4472C4" w:themeColor="accent1"/>
+                <w:lang w:val="en-US"/>
+              </w:rPr>
+              <w:instrText>HYPERLINK "vscode-file://vscode-app/c:/Users/WG918GS/AppData/Local/Programs/Microsoft%20VS%20Code/07ff9d6178/resources/app/out/vs/code/electron-browser/workbench/workbench.html" \o ""</w:instrText>
+            </w:r>
+            <w:r>
+              <w:rPr>
+                <w:rFonts w:ascii="Book Antiqua" w:hAnsi="Book Antiqua"/>
+                <w:color w:val="4472C4" w:themeColor="accent1"/>
+              </w:rPr>
+            </w:r>
+            <w:r>
+              <w:rPr>
+                <w:rFonts w:ascii="Book Antiqua" w:hAnsi="Book Antiqua"/>
+                <w:color w:val="4472C4" w:themeColor="accent1"/>
+              </w:rPr>
+              <w:fldChar w:fldCharType="separate"/>
+            </w:r>
+            <w:r>
+              <w:rPr>
+                <w:rStyle w:val="Hipervnculo"/>
+                <w:rFonts w:ascii="Book Antiqua" w:hAnsi="Book Antiqua"/>
+                <w:lang w:val="en-US"/>
+              </w:rPr>
+              <w:t>retrieval_cfg</w:t>
+            </w:r>
+            <w:proofErr w:type="spellEnd"/>
+            <w:r>
+              <w:rPr>
+                <w:rFonts w:ascii="Book Antiqua" w:hAnsi="Book Antiqua"/>
+                <w:color w:val="4472C4" w:themeColor="accent1"/>
+              </w:rPr>
+              <w:fldChar w:fldCharType="end"/>
+            </w:r>
+            <w:r>
+              <w:rPr>
+                <w:rFonts w:ascii="Book Antiqua" w:hAnsi="Book Antiqua"/>
+                <w:color w:val="4472C4" w:themeColor="accent1"/>
+                <w:lang w:val="en-US"/>
+              </w:rPr>
+              <w:t> to </w:t>
+            </w:r>
+            <w:proofErr w:type="spellStart"/>
+            <w:r>
+              <w:rPr>
+                <w:rFonts w:ascii="Book Antiqua" w:hAnsi="Book Antiqua"/>
+                <w:color w:val="4472C4" w:themeColor="accent1"/>
+              </w:rPr>
+              <w:fldChar w:fldCharType="begin"/>
+            </w:r>
+            <w:r>
+              <w:rPr>
+                <w:rFonts w:ascii="Book Antiqua" w:hAnsi="Book Antiqua"/>
+                <w:color w:val="4472C4" w:themeColor="accent1"/>
+                <w:lang w:val="en-US"/>
+              </w:rPr>
+              <w:instrText>HYPERLINK "vscode-file://vscode-app/c:/Users/WG918GS/AppData/Local/Programs/Microsoft%20VS%20Code/07ff9d6178/resources/app/out/vs/code/electron-browser/workbench/workbench.html" \o ""</w:instrText>
+            </w:r>
+            <w:r>
+              <w:rPr>
+                <w:rFonts w:ascii="Book Antiqua" w:hAnsi="Book Antiqua"/>
+                <w:color w:val="4472C4" w:themeColor="accent1"/>
+              </w:rPr>
+            </w:r>
+            <w:r>
+              <w:rPr>
+                <w:rFonts w:ascii="Book Antiqua" w:hAnsi="Book Antiqua"/>
+                <w:color w:val="4472C4" w:themeColor="accent1"/>
+              </w:rPr>
+              <w:fldChar w:fldCharType="separate"/>
+            </w:r>
+            <w:r>
+              <w:rPr>
+                <w:rStyle w:val="Hipervnculo"/>
+                <w:rFonts w:ascii="Book Antiqua" w:hAnsi="Book Antiqua"/>
+                <w:lang w:val="en-US"/>
+              </w:rPr>
+              <w:t>generate_synthetic_queries</w:t>
+            </w:r>
+            <w:proofErr w:type="spellEnd"/>
+            <w:r>
+              <w:rPr>
+                <w:rFonts w:ascii="Book Antiqua" w:hAnsi="Book Antiqua"/>
+                <w:color w:val="4472C4" w:themeColor="accent1"/>
+              </w:rPr>
+              <w:fldChar w:fldCharType="end"/>
+            </w:r>
+            <w:r>
+              <w:rPr>
+                <w:rFonts w:ascii="Book Antiqua" w:hAnsi="Book Antiqua"/>
+                <w:color w:val="4472C4" w:themeColor="accent1"/>
+                <w:lang w:val="en-US"/>
+              </w:rPr>
+              <w:t> so CVS bypasses RAG Fusion</w:t>
+            </w:r>
+          </w:p>
+        </w:tc>
+      </w:tr>
+      <w:tr>
+        <w:trPr>
+          <w:tblCellSpacing w:w="15" w:type="dxa"/>
+        </w:trPr>
+        <w:tc>
+          <w:tcPr>
+            <w:tcW w:w="0" w:type="auto"/>
+            <w:tcBorders>
+              <w:top w:val="nil"/>
+              <w:left w:val="nil"/>
+            </w:tcBorders>
+            <w:tcMar>
+              <w:top w:w="60" w:type="dxa"/>
+              <w:left w:w="90" w:type="dxa"/>
+              <w:bottom w:w="60" w:type="dxa"/>
+              <w:right w:w="90" w:type="dxa"/>
+            </w:tcMar>
+            <w:vAlign w:val="center"/>
+            <w:hideMark/>
+          </w:tcPr>
+          <w:p>
+            <w:pPr>
+              <w:rPr>
+                <w:rFonts w:ascii="Book Antiqua" w:hAnsi="Book Antiqua"/>
+                <w:color w:val="4472C4" w:themeColor="accent1"/>
+              </w:rPr>
+            </w:pPr>
+            <w:hyperlink r:id="rId47" w:history="1">
+              <w:r>
+                <w:rPr>
+                  <w:rStyle w:val="Hipervnculo"/>
+                  <w:rFonts w:ascii="Book Antiqua" w:hAnsi="Book Antiqua"/>
+                </w:rPr>
+                <w:t>app_langgraph.py</w:t>
+              </w:r>
+            </w:hyperlink>
+          </w:p>
+        </w:tc>
+        <w:tc>
+          <w:tcPr>
+            <w:tcW w:w="0" w:type="auto"/>
+            <w:tcBorders>
+              <w:top w:val="nil"/>
+              <w:left w:val="nil"/>
+              <w:right w:val="nil"/>
+            </w:tcBorders>
+            <w:tcMar>
+              <w:top w:w="60" w:type="dxa"/>
+              <w:left w:w="90" w:type="dxa"/>
+              <w:bottom w:w="60" w:type="dxa"/>
+              <w:right w:w="90" w:type="dxa"/>
+            </w:tcMar>
+            <w:vAlign w:val="center"/>
+            <w:hideMark/>
+          </w:tcPr>
+          <w:p>
+            <w:pPr>
+              <w:rPr>
+                <w:rFonts w:ascii="Book Antiqua" w:hAnsi="Book Antiqua"/>
+                <w:color w:val="4472C4" w:themeColor="accent1"/>
+                <w:lang w:val="en-US"/>
+              </w:rPr>
+            </w:pPr>
+            <w:r>
+              <w:rPr>
+                <w:rFonts w:ascii="Book Antiqua" w:hAnsi="Book Antiqua"/>
+                <w:color w:val="4472C4" w:themeColor="accent1"/>
+                <w:lang w:val="en-US"/>
+              </w:rPr>
+              <w:t>Add </w:t>
+            </w:r>
+            <w:proofErr w:type="spellStart"/>
+            <w:r>
+              <w:rPr>
+                <w:rFonts w:ascii="Book Antiqua" w:hAnsi="Book Antiqua"/>
+                <w:color w:val="4472C4" w:themeColor="accent1"/>
+                <w:lang w:val="en-US"/>
+              </w:rPr>
+              <w:t>process_cvs</w:t>
+            </w:r>
+            <w:proofErr w:type="spellEnd"/>
+            <w:r>
+              <w:rPr>
+                <w:rFonts w:ascii="Book Antiqua" w:hAnsi="Book Antiqua"/>
+                <w:color w:val="4472C4" w:themeColor="accent1"/>
+                <w:lang w:val="en-US"/>
+              </w:rPr>
+              <w:t> node + conditional routing after </w:t>
+            </w:r>
+            <w:hyperlink r:id="rId48" w:history="1">
+              <w:r>
+                <w:rPr>
+                  <w:rStyle w:val="Hipervnculo"/>
+                  <w:rFonts w:ascii="Book Antiqua" w:hAnsi="Book Antiqua"/>
+                  <w:lang w:val="en-US"/>
+                </w:rPr>
+                <w:t>retrieve</w:t>
+              </w:r>
+            </w:hyperlink>
+            <w:r>
+              <w:rPr>
+                <w:rFonts w:ascii="Book Antiqua" w:hAnsi="Book Antiqua"/>
+                <w:color w:val="4472C4" w:themeColor="accent1"/>
+                <w:lang w:val="en-US"/>
+              </w:rPr>
+              <w:t>: if </w:t>
+            </w:r>
+            <w:proofErr w:type="spellStart"/>
+            <w:r>
+              <w:rPr>
+                <w:rFonts w:ascii="Book Antiqua" w:hAnsi="Book Antiqua"/>
+                <w:color w:val="4472C4" w:themeColor="accent1"/>
+              </w:rPr>
+              <w:fldChar w:fldCharType="begin"/>
+            </w:r>
+            <w:r>
+              <w:rPr>
+                <w:rFonts w:ascii="Book Antiqua" w:hAnsi="Book Antiqua"/>
+                <w:color w:val="4472C4" w:themeColor="accent1"/>
+                <w:lang w:val="en-US"/>
+              </w:rPr>
+              <w:instrText>HYPERLINK "vscode-file://vscode-app/c:/Users/WG918GS/AppData/Local/Programs/Microsoft%20VS%20Code/07ff9d6178/resources/app/out/vs/code/electron-browser/workbench/workbench.html" \o ""</w:instrText>
+            </w:r>
+            <w:r>
+              <w:rPr>
+                <w:rFonts w:ascii="Book Antiqua" w:hAnsi="Book Antiqua"/>
+                <w:color w:val="4472C4" w:themeColor="accent1"/>
+              </w:rPr>
+            </w:r>
+            <w:r>
+              <w:rPr>
+                <w:rFonts w:ascii="Book Antiqua" w:hAnsi="Book Antiqua"/>
+                <w:color w:val="4472C4" w:themeColor="accent1"/>
+              </w:rPr>
+              <w:fldChar w:fldCharType="separate"/>
+            </w:r>
+            <w:r>
+              <w:rPr>
+                <w:rStyle w:val="Hipervnculo"/>
+                <w:rFonts w:ascii="Book Antiqua" w:hAnsi="Book Antiqua"/>
+                <w:lang w:val="en-US"/>
+              </w:rPr>
+              <w:t>use_case</w:t>
+            </w:r>
+            <w:proofErr w:type="spellEnd"/>
+            <w:r>
+              <w:rPr>
+                <w:rStyle w:val="Hipervnculo"/>
+                <w:rFonts w:ascii="Book Antiqua" w:hAnsi="Book Antiqua"/>
+                <w:lang w:val="en-US"/>
+              </w:rPr>
+              <w:t>=="</w:t>
+            </w:r>
+            <w:proofErr w:type="spellStart"/>
+            <w:r>
+              <w:rPr>
+                <w:rStyle w:val="Hipervnculo"/>
+                <w:rFonts w:ascii="Book Antiqua" w:hAnsi="Book Antiqua"/>
+                <w:lang w:val="en-US"/>
+              </w:rPr>
+              <w:t>cvs</w:t>
+            </w:r>
+            <w:proofErr w:type="spellEnd"/>
+            <w:r>
+              <w:rPr>
+                <w:rStyle w:val="Hipervnculo"/>
+                <w:rFonts w:ascii="Book Antiqua" w:hAnsi="Book Antiqua"/>
+                <w:lang w:val="en-US"/>
+              </w:rPr>
+              <w:t>"</w:t>
+            </w:r>
+            <w:r>
+              <w:rPr>
+                <w:rFonts w:ascii="Book Antiqua" w:hAnsi="Book Antiqua"/>
+                <w:color w:val="4472C4" w:themeColor="accent1"/>
+              </w:rPr>
+              <w:fldChar w:fldCharType="end"/>
+            </w:r>
+            <w:r>
+              <w:rPr>
+                <w:rFonts w:ascii="Book Antiqua" w:hAnsi="Book Antiqua"/>
+                <w:color w:val="4472C4" w:themeColor="accent1"/>
+                <w:lang w:val="en-US"/>
+              </w:rPr>
+              <w:t> → </w:t>
+            </w:r>
+            <w:proofErr w:type="spellStart"/>
+            <w:r>
+              <w:rPr>
+                <w:rFonts w:ascii="Book Antiqua" w:hAnsi="Book Antiqua"/>
+                <w:color w:val="4472C4" w:themeColor="accent1"/>
+                <w:lang w:val="en-US"/>
+              </w:rPr>
+              <w:t>process_cvs</w:t>
+            </w:r>
+            <w:proofErr w:type="spellEnd"/>
+            <w:r>
+              <w:rPr>
+                <w:rFonts w:ascii="Book Antiqua" w:hAnsi="Book Antiqua"/>
+                <w:color w:val="4472C4" w:themeColor="accent1"/>
+                <w:lang w:val="en-US"/>
+              </w:rPr>
+              <w:t> → END, otherwise → </w:t>
+            </w:r>
+            <w:hyperlink r:id="rId49" w:history="1">
+              <w:r>
+                <w:rPr>
+                  <w:rStyle w:val="Hipervnculo"/>
+                  <w:rFonts w:ascii="Book Antiqua" w:hAnsi="Book Antiqua"/>
+                  <w:lang w:val="en-US"/>
+                </w:rPr>
+                <w:t>generate</w:t>
+              </w:r>
+            </w:hyperlink>
+          </w:p>
+        </w:tc>
+      </w:tr>
+      <w:tr>
+        <w:trPr>
+          <w:tblCellSpacing w:w="15" w:type="dxa"/>
+        </w:trPr>
+        <w:tc>
+          <w:tcPr>
+            <w:tcW w:w="0" w:type="auto"/>
+            <w:tcBorders>
+              <w:top w:val="nil"/>
+              <w:left w:val="nil"/>
+            </w:tcBorders>
+            <w:tcMar>
+              <w:top w:w="60" w:type="dxa"/>
+              <w:left w:w="90" w:type="dxa"/>
+              <w:bottom w:w="60" w:type="dxa"/>
+              <w:right w:w="90" w:type="dxa"/>
+            </w:tcMar>
+            <w:vAlign w:val="center"/>
+            <w:hideMark/>
+          </w:tcPr>
+          <w:p>
+            <w:pPr>
+              <w:rPr>
+                <w:rFonts w:ascii="Book Antiqua" w:hAnsi="Book Antiqua"/>
+                <w:color w:val="4472C4" w:themeColor="accent1"/>
+              </w:rPr>
+            </w:pPr>
+            <w:hyperlink r:id="rId50" w:history="1">
+              <w:r>
+                <w:rPr>
+                  <w:rStyle w:val="Hipervnculo"/>
+                  <w:rFonts w:ascii="Book Antiqua" w:hAnsi="Book Antiqua"/>
+                </w:rPr>
+                <w:t>cvs_handler.py</w:t>
+              </w:r>
+            </w:hyperlink>
+          </w:p>
+        </w:tc>
+        <w:tc>
+          <w:tcPr>
+            <w:tcW w:w="0" w:type="auto"/>
+            <w:tcBorders>
+              <w:top w:val="nil"/>
+              <w:left w:val="nil"/>
+              <w:right w:val="nil"/>
+            </w:tcBorders>
+            <w:tcMar>
+              <w:top w:w="60" w:type="dxa"/>
+              <w:left w:w="90" w:type="dxa"/>
+              <w:bottom w:w="60" w:type="dxa"/>
+              <w:right w:w="90" w:type="dxa"/>
+            </w:tcMar>
+            <w:vAlign w:val="center"/>
+            <w:hideMark/>
+          </w:tcPr>
+          <w:p>
+            <w:pPr>
+              <w:rPr>
+                <w:rFonts w:ascii="Book Antiqua" w:hAnsi="Book Antiqua"/>
+                <w:color w:val="4472C4" w:themeColor="accent1"/>
+                <w:lang w:val="en-US"/>
+              </w:rPr>
+            </w:pPr>
+            <w:r>
+              <w:rPr>
+                <w:rFonts w:ascii="Book Antiqua" w:hAnsi="Book Antiqua"/>
+                <w:color w:val="4472C4" w:themeColor="accent1"/>
+                <w:lang w:val="en-US"/>
+              </w:rPr>
+              <w:t>Add </w:t>
+            </w:r>
+            <w:proofErr w:type="spellStart"/>
+            <w:r>
+              <w:rPr>
+                <w:rFonts w:ascii="Book Antiqua" w:hAnsi="Book Antiqua"/>
+                <w:color w:val="4472C4" w:themeColor="accent1"/>
+                <w:lang w:val="en-US"/>
+              </w:rPr>
+              <w:t>format_final_response</w:t>
+            </w:r>
+            <w:proofErr w:type="spellEnd"/>
+            <w:r>
+              <w:rPr>
+                <w:rFonts w:ascii="Book Antiqua" w:hAnsi="Book Antiqua"/>
+                <w:color w:val="4472C4" w:themeColor="accent1"/>
+                <w:lang w:val="en-US"/>
+              </w:rPr>
+              <w:t>() that calls a powerful LLM with all group results to assemble the user-facing answer</w:t>
+            </w:r>
+          </w:p>
+        </w:tc>
+      </w:tr>
+      <w:tr>
+        <w:trPr>
+          <w:tblCellSpacing w:w="15" w:type="dxa"/>
+        </w:trPr>
+        <w:tc>
+          <w:tcPr>
+            <w:tcW w:w="0" w:type="auto"/>
+            <w:tcBorders>
+              <w:top w:val="nil"/>
+              <w:left w:val="nil"/>
+              <w:bottom w:val="nil"/>
+            </w:tcBorders>
+            <w:tcMar>
+              <w:top w:w="60" w:type="dxa"/>
+              <w:left w:w="90" w:type="dxa"/>
+              <w:bottom w:w="60" w:type="dxa"/>
+              <w:right w:w="90" w:type="dxa"/>
+            </w:tcMar>
+            <w:vAlign w:val="center"/>
+            <w:hideMark/>
+          </w:tcPr>
+          <w:p>
+            <w:pPr>
+              <w:rPr>
+                <w:rFonts w:ascii="Book Antiqua" w:hAnsi="Book Antiqua"/>
+                <w:color w:val="4472C4" w:themeColor="accent1"/>
+              </w:rPr>
+            </w:pPr>
+            <w:hyperlink r:id="rId51" w:history="1">
+              <w:r>
+                <w:rPr>
+                  <w:rStyle w:val="Hipervnculo"/>
+                  <w:rFonts w:ascii="Book Antiqua" w:hAnsi="Book Antiqua"/>
+                </w:rPr>
+                <w:t>cvs_prompts.py</w:t>
+              </w:r>
+            </w:hyperlink>
+          </w:p>
+        </w:tc>
+        <w:tc>
+          <w:tcPr>
+            <w:tcW w:w="0" w:type="auto"/>
+            <w:tcBorders>
+              <w:top w:val="nil"/>
+              <w:left w:val="nil"/>
+              <w:bottom w:val="nil"/>
+              <w:right w:val="nil"/>
+            </w:tcBorders>
+            <w:tcMar>
+              <w:top w:w="60" w:type="dxa"/>
+              <w:left w:w="90" w:type="dxa"/>
+              <w:bottom w:w="60" w:type="dxa"/>
+              <w:right w:w="90" w:type="dxa"/>
+            </w:tcMar>
+            <w:vAlign w:val="center"/>
+            <w:hideMark/>
+          </w:tcPr>
+          <w:p>
+            <w:pPr>
+              <w:rPr>
+                <w:rFonts w:ascii="Book Antiqua" w:hAnsi="Book Antiqua"/>
+                <w:color w:val="4472C4" w:themeColor="accent1"/>
+                <w:lang w:val="en-US"/>
+              </w:rPr>
+            </w:pPr>
+            <w:r>
+              <w:rPr>
+                <w:rFonts w:ascii="Book Antiqua" w:hAnsi="Book Antiqua"/>
+                <w:color w:val="4472C4" w:themeColor="accent1"/>
+                <w:lang w:val="en-US"/>
+              </w:rPr>
+              <w:t>Add </w:t>
+            </w:r>
+            <w:proofErr w:type="spellStart"/>
+            <w:r>
+              <w:rPr>
+                <w:rFonts w:ascii="Book Antiqua" w:hAnsi="Book Antiqua"/>
+                <w:color w:val="4472C4" w:themeColor="accent1"/>
+                <w:lang w:val="en-US"/>
+              </w:rPr>
+              <w:t>response_format</w:t>
+            </w:r>
+            <w:proofErr w:type="spellEnd"/>
+            <w:r>
+              <w:rPr>
+                <w:rFonts w:ascii="Book Antiqua" w:hAnsi="Book Antiqua"/>
+                <w:color w:val="4472C4" w:themeColor="accent1"/>
+                <w:lang w:val="en-US"/>
+              </w:rPr>
+              <w:t>() prompt for the final assembly step</w:t>
+            </w:r>
+          </w:p>
+        </w:tc>
+      </w:tr>
+    </w:tbl>
+    <w:p>
+      <w:pPr>
+        <w:rPr>
+          <w:rFonts w:ascii="Book Antiqua" w:hAnsi="Book Antiqua"/>
+          <w:color w:val="4472C4" w:themeColor="accent1"/>
+          <w:lang w:val="en-US"/>
+        </w:rPr>
+      </w:pPr>
+    </w:p>
+    <w:p>
+      <w:pPr>
+        <w:rPr>
+          <w:rFonts w:ascii="Book Antiqua" w:hAnsi="Book Antiqua"/>
+          <w:color w:val="4472C4" w:themeColor="accent1"/>
+          <w:lang w:val="en-US"/>
+        </w:rPr>
+      </w:pPr>
+      <w:r>
+        <w:rPr>
+          <w:rFonts w:ascii="Book Antiqua" w:hAnsi="Book Antiqua"/>
+          <w:color w:val="4472C4" w:themeColor="accent1"/>
+          <w:lang w:val="en-US"/>
+        </w:rPr>
+        <w:t xml:space="preserve">Updated </w:t>
+      </w:r>
+      <w:proofErr w:type="spellStart"/>
+      <w:r>
+        <w:rPr>
+          <w:rFonts w:ascii="Book Antiqua" w:hAnsi="Book Antiqua"/>
+          <w:color w:val="4472C4" w:themeColor="accent1"/>
+          <w:lang w:val="en-US"/>
+        </w:rPr>
+        <w:t>todo</w:t>
+      </w:r>
+      <w:proofErr w:type="spellEnd"/>
+      <w:r>
+        <w:rPr>
+          <w:rFonts w:ascii="Book Antiqua" w:hAnsi="Book Antiqua"/>
+          <w:color w:val="4472C4" w:themeColor="accent1"/>
+          <w:lang w:val="en-US"/>
+        </w:rPr>
+        <w:t xml:space="preserve"> list</w:t>
+      </w:r>
+    </w:p>
+    <w:p>
+      <w:pPr>
+        <w:rPr>
+          <w:rFonts w:ascii="Book Antiqua" w:hAnsi="Book Antiqua"/>
+          <w:b/>
+          <w:bCs/>
+          <w:color w:val="4472C4" w:themeColor="accent1"/>
+          <w:lang w:val="en-US"/>
+        </w:rPr>
+      </w:pPr>
+      <w:r>
+        <w:rPr>
+          <w:rFonts w:ascii="Book Antiqua" w:hAnsi="Book Antiqua"/>
+          <w:b/>
+          <w:bCs/>
+          <w:color w:val="4472C4" w:themeColor="accent1"/>
+          <w:lang w:val="en-US"/>
+        </w:rPr>
+        <w:t>Step 1: Fix the Retriever to respect per-handler RAG Fusion config</w:t>
+      </w:r>
+    </w:p>
+    <w:p>
+      <w:pPr>
+        <w:rPr>
+          <w:rFonts w:ascii="Book Antiqua" w:hAnsi="Book Antiqua"/>
+          <w:b/>
+          <w:bCs/>
+          <w:color w:val="4472C4" w:themeColor="accent1"/>
+          <w:lang w:val="en-US"/>
+        </w:rPr>
+      </w:pPr>
+      <w:r>
+        <w:rPr>
+          <w:rFonts w:ascii="Book Antiqua" w:hAnsi="Book Antiqua"/>
+          <w:b/>
+          <w:bCs/>
+          <w:color w:val="4472C4" w:themeColor="accent1"/>
+          <w:lang w:val="en-US"/>
+        </w:rPr>
+        <w:t xml:space="preserve">Step 2: Add the </w:t>
+      </w:r>
+      <w:proofErr w:type="spellStart"/>
+      <w:r>
+        <w:rPr>
+          <w:rFonts w:ascii="Book Antiqua" w:hAnsi="Book Antiqua"/>
+          <w:b/>
+          <w:bCs/>
+          <w:color w:val="4472C4" w:themeColor="accent1"/>
+          <w:lang w:val="en-US"/>
+        </w:rPr>
+        <w:t>response_format</w:t>
+      </w:r>
+      <w:proofErr w:type="spellEnd"/>
+      <w:r>
+        <w:rPr>
+          <w:rFonts w:ascii="Book Antiqua" w:hAnsi="Book Antiqua"/>
+          <w:b/>
+          <w:bCs/>
+          <w:color w:val="4472C4" w:themeColor="accent1"/>
+          <w:lang w:val="en-US"/>
+        </w:rPr>
+        <w:t xml:space="preserve"> prompt to </w:t>
+      </w:r>
+      <w:proofErr w:type="spellStart"/>
+      <w:r>
+        <w:rPr>
+          <w:rFonts w:ascii="Book Antiqua" w:hAnsi="Book Antiqua"/>
+          <w:b/>
+          <w:bCs/>
+          <w:color w:val="4472C4" w:themeColor="accent1"/>
+          <w:lang w:val="en-US"/>
+        </w:rPr>
+        <w:t>CVsPrompts</w:t>
+      </w:r>
+      <w:proofErr w:type="spellEnd"/>
+    </w:p>
+    <w:p>
+      <w:pPr>
+        <w:rPr>
+          <w:rFonts w:ascii="Book Antiqua" w:hAnsi="Book Antiqua"/>
+          <w:b/>
+          <w:bCs/>
+          <w:color w:val="4472C4" w:themeColor="accent1"/>
+          <w:lang w:val="en-US"/>
+        </w:rPr>
+      </w:pPr>
+      <w:r>
+        <w:rPr>
+          <w:rFonts w:ascii="Book Antiqua" w:hAnsi="Book Antiqua"/>
+          <w:b/>
+          <w:bCs/>
+          <w:color w:val="4472C4" w:themeColor="accent1"/>
+          <w:lang w:val="en-US"/>
+        </w:rPr>
+        <w:t>Step 3: Add </w:t>
+      </w:r>
+      <w:proofErr w:type="spellStart"/>
+      <w:r>
+        <w:rPr>
+          <w:rFonts w:ascii="Book Antiqua" w:hAnsi="Book Antiqua"/>
+          <w:b/>
+          <w:bCs/>
+          <w:color w:val="4472C4" w:themeColor="accent1"/>
+          <w:lang w:val="en-US"/>
+        </w:rPr>
+        <w:t>format_final_response</w:t>
+      </w:r>
+      <w:proofErr w:type="spellEnd"/>
+      <w:r>
+        <w:rPr>
+          <w:rFonts w:ascii="Book Antiqua" w:hAnsi="Book Antiqua"/>
+          <w:b/>
+          <w:bCs/>
+          <w:color w:val="4472C4" w:themeColor="accent1"/>
+          <w:lang w:val="en-US"/>
+        </w:rPr>
+        <w:t xml:space="preserve">() to </w:t>
+      </w:r>
+      <w:proofErr w:type="spellStart"/>
+      <w:r>
+        <w:rPr>
+          <w:rFonts w:ascii="Book Antiqua" w:hAnsi="Book Antiqua"/>
+          <w:b/>
+          <w:bCs/>
+          <w:color w:val="4472C4" w:themeColor="accent1"/>
+          <w:lang w:val="en-US"/>
+        </w:rPr>
+        <w:t>CVsUseCaseHandler</w:t>
+      </w:r>
+      <w:proofErr w:type="spellEnd"/>
+    </w:p>
+    <w:p>
+      <w:pPr>
+        <w:rPr>
+          <w:rFonts w:ascii="Book Antiqua" w:hAnsi="Book Antiqua"/>
+          <w:b/>
+          <w:bCs/>
+          <w:color w:val="4472C4" w:themeColor="accent1"/>
+          <w:lang w:val="en-US"/>
+        </w:rPr>
+      </w:pPr>
+      <w:r>
+        <w:rPr>
+          <w:rFonts w:ascii="Book Antiqua" w:hAnsi="Book Antiqua"/>
+          <w:b/>
+          <w:bCs/>
+          <w:color w:val="4472C4" w:themeColor="accent1"/>
+          <w:lang w:val="en-US"/>
+        </w:rPr>
+        <w:t xml:space="preserve">Step 4: Wire the CVS pipeline into </w:t>
+      </w:r>
+      <w:proofErr w:type="spellStart"/>
+      <w:r>
+        <w:rPr>
+          <w:rFonts w:ascii="Book Antiqua" w:hAnsi="Book Antiqua"/>
+          <w:b/>
+          <w:bCs/>
+          <w:color w:val="4472C4" w:themeColor="accent1"/>
+          <w:lang w:val="en-US"/>
+        </w:rPr>
+        <w:t>LangGraph</w:t>
+      </w:r>
+      <w:proofErr w:type="spellEnd"/>
+    </w:p>
+    <w:p>
+      <w:pPr>
+        <w:rPr>
+          <w:rFonts w:ascii="Book Antiqua" w:hAnsi="Book Antiqua"/>
+          <w:color w:val="4472C4" w:themeColor="accent1"/>
+          <w:lang w:val="en-US"/>
+        </w:rPr>
+      </w:pPr>
+      <w:r>
+        <w:rPr>
+          <w:rFonts w:ascii="Book Antiqua" w:hAnsi="Book Antiqua"/>
+          <w:color w:val="4472C4" w:themeColor="accent1"/>
+          <w:lang w:val="en-US"/>
+        </w:rPr>
+        <w:t>Now the key part — I need to add a </w:t>
+      </w:r>
+      <w:proofErr w:type="spellStart"/>
+      <w:r>
+        <w:rPr>
+          <w:rFonts w:ascii="Book Antiqua" w:hAnsi="Book Antiqua"/>
+          <w:color w:val="4472C4" w:themeColor="accent1"/>
+          <w:lang w:val="en-US"/>
+        </w:rPr>
+        <w:t>process_cvs</w:t>
+      </w:r>
+      <w:proofErr w:type="spellEnd"/>
+      <w:r>
+        <w:rPr>
+          <w:rFonts w:ascii="Book Antiqua" w:hAnsi="Book Antiqua"/>
+          <w:color w:val="4472C4" w:themeColor="accent1"/>
+          <w:lang w:val="en-US"/>
+        </w:rPr>
+        <w:t xml:space="preserve"> node to the </w:t>
+      </w:r>
+      <w:proofErr w:type="spellStart"/>
+      <w:r>
+        <w:rPr>
+          <w:rFonts w:ascii="Book Antiqua" w:hAnsi="Book Antiqua"/>
+          <w:color w:val="4472C4" w:themeColor="accent1"/>
+          <w:lang w:val="en-US"/>
+        </w:rPr>
+        <w:t>LangGraph</w:t>
+      </w:r>
+      <w:proofErr w:type="spellEnd"/>
+      <w:r>
+        <w:rPr>
+          <w:rFonts w:ascii="Book Antiqua" w:hAnsi="Book Antiqua"/>
+          <w:color w:val="4472C4" w:themeColor="accent1"/>
+          <w:lang w:val="en-US"/>
+        </w:rPr>
+        <w:t xml:space="preserve"> that:</w:t>
+      </w:r>
+    </w:p>
+    <w:p>
+      <w:pPr>
+        <w:numPr>
+          <w:ilvl w:val="0"/>
+          <w:numId w:val="25"/>
+        </w:numPr>
+        <w:rPr>
+          <w:rFonts w:ascii="Book Antiqua" w:hAnsi="Book Antiqua"/>
+          <w:color w:val="4472C4" w:themeColor="accent1"/>
+        </w:rPr>
+      </w:pPr>
+      <w:proofErr w:type="spellStart"/>
+      <w:r>
+        <w:rPr>
+          <w:rFonts w:ascii="Book Antiqua" w:hAnsi="Book Antiqua"/>
+          <w:color w:val="4472C4" w:themeColor="accent1"/>
+        </w:rPr>
+        <w:t>Runs</w:t>
+      </w:r>
+      <w:proofErr w:type="spellEnd"/>
+      <w:r>
+        <w:rPr>
+          <w:rFonts w:ascii="Book Antiqua" w:hAnsi="Book Antiqua"/>
+          <w:color w:val="4472C4" w:themeColor="accent1"/>
+        </w:rPr>
+        <w:t> </w:t>
+      </w:r>
+      <w:proofErr w:type="spellStart"/>
+      <w:r>
+        <w:rPr>
+          <w:rFonts w:ascii="Book Antiqua" w:hAnsi="Book Antiqua"/>
+          <w:color w:val="4472C4" w:themeColor="accent1"/>
+        </w:rPr>
+        <w:fldChar w:fldCharType="begin"/>
+      </w:r>
+      <w:r>
+        <w:rPr>
+          <w:rFonts w:ascii="Book Antiqua" w:hAnsi="Book Antiqua"/>
+          <w:color w:val="4472C4" w:themeColor="accent1"/>
+        </w:rPr>
+        <w:instrText>HYPERLINK "vscode-file://vscode-app/c:/Users/WG918GS/AppData/Local/Programs/Microsoft%20VS%20Code/07ff9d6178/resources/app/out/vs/code/electron-browser/workbench/workbench.html" \o ""</w:instrText>
+      </w:r>
+      <w:r>
+        <w:rPr>
+          <w:rFonts w:ascii="Book Antiqua" w:hAnsi="Book Antiqua"/>
+          <w:color w:val="4472C4" w:themeColor="accent1"/>
+        </w:rPr>
+      </w:r>
+      <w:r>
+        <w:rPr>
+          <w:rFonts w:ascii="Book Antiqua" w:hAnsi="Book Antiqua"/>
+          <w:color w:val="4472C4" w:themeColor="accent1"/>
+        </w:rPr>
+        <w:fldChar w:fldCharType="separate"/>
+      </w:r>
+      <w:r>
+        <w:rPr>
+          <w:rStyle w:val="Hipervnculo"/>
+          <w:rFonts w:ascii="Book Antiqua" w:hAnsi="Book Antiqua"/>
+        </w:rPr>
+        <w:t>cvs_handler.process_query</w:t>
+      </w:r>
+      <w:proofErr w:type="spellEnd"/>
+      <w:r>
+        <w:rPr>
+          <w:rStyle w:val="Hipervnculo"/>
+          <w:rFonts w:ascii="Book Antiqua" w:hAnsi="Book Antiqua"/>
+        </w:rPr>
+        <w:t>()</w:t>
+      </w:r>
+      <w:r>
+        <w:rPr>
+          <w:rFonts w:ascii="Book Antiqua" w:hAnsi="Book Antiqua"/>
+          <w:color w:val="4472C4" w:themeColor="accent1"/>
+          <w:lang w:val="en-US"/>
+        </w:rPr>
+        <w:fldChar w:fldCharType="end"/>
+      </w:r>
+      <w:r>
+        <w:rPr>
+          <w:rFonts w:ascii="Book Antiqua" w:hAnsi="Book Antiqua"/>
+          <w:color w:val="4472C4" w:themeColor="accent1"/>
+        </w:rPr>
+        <w:t> (</w:t>
+      </w:r>
+      <w:proofErr w:type="spellStart"/>
+      <w:r>
+        <w:rPr>
+          <w:rFonts w:ascii="Book Antiqua" w:hAnsi="Book Antiqua"/>
+          <w:color w:val="4472C4" w:themeColor="accent1"/>
+        </w:rPr>
+        <w:t>classify</w:t>
+      </w:r>
+      <w:proofErr w:type="spellEnd"/>
+      <w:r>
+        <w:rPr>
+          <w:rFonts w:ascii="Book Antiqua" w:hAnsi="Book Antiqua"/>
+          <w:color w:val="4472C4" w:themeColor="accent1"/>
+        </w:rPr>
+        <w:t xml:space="preserve"> → grupo1 </w:t>
+      </w:r>
+      <w:proofErr w:type="spellStart"/>
+      <w:r>
+        <w:rPr>
+          <w:rFonts w:ascii="Book Antiqua" w:hAnsi="Book Antiqua"/>
+          <w:color w:val="4472C4" w:themeColor="accent1"/>
+        </w:rPr>
+        <w:t>direct</w:t>
+      </w:r>
+      <w:proofErr w:type="spellEnd"/>
+      <w:r>
+        <w:rPr>
+          <w:rFonts w:ascii="Book Antiqua" w:hAnsi="Book Antiqua"/>
+          <w:color w:val="4472C4" w:themeColor="accent1"/>
+        </w:rPr>
+        <w:t xml:space="preserve"> → grupos 2-5 mini-LLM → </w:t>
+      </w:r>
+      <w:proofErr w:type="spellStart"/>
+      <w:r>
+        <w:rPr>
+          <w:rFonts w:ascii="Book Antiqua" w:hAnsi="Book Antiqua"/>
+          <w:color w:val="4472C4" w:themeColor="accent1"/>
+        </w:rPr>
+        <w:t>history</w:t>
+      </w:r>
+      <w:proofErr w:type="spellEnd"/>
+      <w:r>
+        <w:rPr>
+          <w:rFonts w:ascii="Book Antiqua" w:hAnsi="Book Antiqua"/>
+          <w:color w:val="4472C4" w:themeColor="accent1"/>
+        </w:rPr>
+        <w:t>)</w:t>
+      </w:r>
+    </w:p>
+    <w:p>
+      <w:pPr>
+        <w:numPr>
+          <w:ilvl w:val="0"/>
+          <w:numId w:val="25"/>
+        </w:numPr>
+        <w:rPr>
+          <w:rFonts w:ascii="Book Antiqua" w:hAnsi="Book Antiqua"/>
+          <w:color w:val="4472C4" w:themeColor="accent1"/>
+          <w:lang w:val="en-US"/>
+        </w:rPr>
+      </w:pPr>
+      <w:r>
+        <w:rPr>
+          <w:rFonts w:ascii="Book Antiqua" w:hAnsi="Book Antiqua"/>
+          <w:color w:val="4472C4" w:themeColor="accent1"/>
+          <w:lang w:val="en-US"/>
+        </w:rPr>
+        <w:t>Runs </w:t>
+      </w:r>
+      <w:proofErr w:type="spellStart"/>
+      <w:r>
+        <w:rPr>
+          <w:rFonts w:ascii="Book Antiqua" w:hAnsi="Book Antiqua"/>
+          <w:color w:val="4472C4" w:themeColor="accent1"/>
+        </w:rPr>
+        <w:fldChar w:fldCharType="begin"/>
+      </w:r>
+      <w:r>
+        <w:rPr>
+          <w:rFonts w:ascii="Book Antiqua" w:hAnsi="Book Antiqua"/>
+          <w:color w:val="4472C4" w:themeColor="accent1"/>
+          <w:lang w:val="en-US"/>
+        </w:rPr>
+        <w:instrText>HYPERLINK "vscode-file://vscode-app/c:/Users/WG918GS/AppData/Local/Programs/Microsoft%20VS%20Code/07ff9d6178/resources/app/out/vs/code/electron-browser/workbench/workbench.html" \o ""</w:instrText>
+      </w:r>
+      <w:r>
+        <w:rPr>
+          <w:rFonts w:ascii="Book Antiqua" w:hAnsi="Book Antiqua"/>
+          <w:color w:val="4472C4" w:themeColor="accent1"/>
+        </w:rPr>
+      </w:r>
+      <w:r>
+        <w:rPr>
+          <w:rFonts w:ascii="Book Antiqua" w:hAnsi="Book Antiqua"/>
+          <w:color w:val="4472C4" w:themeColor="accent1"/>
+        </w:rPr>
+        <w:fldChar w:fldCharType="separate"/>
+      </w:r>
+      <w:r>
+        <w:rPr>
+          <w:rStyle w:val="Hipervnculo"/>
+          <w:rFonts w:ascii="Book Antiqua" w:hAnsi="Book Antiqua"/>
+          <w:lang w:val="en-US"/>
+        </w:rPr>
+        <w:t>cvs_handler.format_final_response</w:t>
+      </w:r>
+      <w:proofErr w:type="spellEnd"/>
+      <w:r>
+        <w:rPr>
+          <w:rStyle w:val="Hipervnculo"/>
+          <w:rFonts w:ascii="Book Antiqua" w:hAnsi="Book Antiqua"/>
+          <w:lang w:val="en-US"/>
+        </w:rPr>
+        <w:t>()</w:t>
+      </w:r>
+      <w:r>
+        <w:rPr>
+          <w:rFonts w:ascii="Book Antiqua" w:hAnsi="Book Antiqua"/>
+          <w:color w:val="4472C4" w:themeColor="accent1"/>
+          <w:lang w:val="en-US"/>
+        </w:rPr>
+        <w:fldChar w:fldCharType="end"/>
+      </w:r>
+      <w:r>
+        <w:rPr>
+          <w:rFonts w:ascii="Book Antiqua" w:hAnsi="Book Antiqua"/>
+          <w:color w:val="4472C4" w:themeColor="accent1"/>
+          <w:lang w:val="en-US"/>
+        </w:rPr>
+        <w:t> (powerful LLM to assemble the final answer)</w:t>
+      </w:r>
+    </w:p>
+    <w:p>
+      <w:pPr>
+        <w:numPr>
+          <w:ilvl w:val="0"/>
+          <w:numId w:val="25"/>
+        </w:numPr>
+        <w:rPr>
+          <w:rFonts w:ascii="Book Antiqua" w:hAnsi="Book Antiqua"/>
+          <w:color w:val="4472C4" w:themeColor="accent1"/>
+        </w:rPr>
+      </w:pPr>
+      <w:r>
+        <w:rPr>
+          <w:rFonts w:ascii="Book Antiqua" w:hAnsi="Book Antiqua"/>
+          <w:color w:val="4472C4" w:themeColor="accent1"/>
+        </w:rPr>
+        <w:t xml:space="preserve">Sets </w:t>
+      </w:r>
+      <w:proofErr w:type="spellStart"/>
+      <w:r>
+        <w:rPr>
+          <w:rFonts w:ascii="Book Antiqua" w:hAnsi="Book Antiqua"/>
+          <w:color w:val="4472C4" w:themeColor="accent1"/>
+        </w:rPr>
+        <w:t>the</w:t>
+      </w:r>
+      <w:proofErr w:type="spellEnd"/>
+      <w:r>
+        <w:rPr>
+          <w:rFonts w:ascii="Book Antiqua" w:hAnsi="Book Antiqua"/>
+          <w:color w:val="4472C4" w:themeColor="accent1"/>
+        </w:rPr>
+        <w:t xml:space="preserve"> </w:t>
+      </w:r>
+      <w:proofErr w:type="spellStart"/>
+      <w:r>
+        <w:rPr>
+          <w:rFonts w:ascii="Book Antiqua" w:hAnsi="Book Antiqua"/>
+          <w:color w:val="4472C4" w:themeColor="accent1"/>
+        </w:rPr>
+        <w:t>answer</w:t>
+      </w:r>
+      <w:proofErr w:type="spellEnd"/>
+      <w:r>
+        <w:rPr>
+          <w:rFonts w:ascii="Book Antiqua" w:hAnsi="Book Antiqua"/>
+          <w:color w:val="4472C4" w:themeColor="accent1"/>
+        </w:rPr>
+        <w:t xml:space="preserve"> in </w:t>
+      </w:r>
+      <w:proofErr w:type="spellStart"/>
+      <w:r>
+        <w:rPr>
+          <w:rFonts w:ascii="Book Antiqua" w:hAnsi="Book Antiqua"/>
+          <w:color w:val="4472C4" w:themeColor="accent1"/>
+        </w:rPr>
+        <w:t>state</w:t>
+      </w:r>
+      <w:proofErr w:type="spellEnd"/>
+    </w:p>
+    <w:p>
+      <w:pPr>
+        <w:rPr>
+          <w:rFonts w:ascii="Book Antiqua" w:hAnsi="Book Antiqua"/>
+          <w:color w:val="4472C4" w:themeColor="accent1"/>
+          <w:lang w:val="en-US"/>
+        </w:rPr>
+      </w:pPr>
+      <w:r>
+        <w:rPr>
+          <w:rFonts w:ascii="Book Antiqua" w:hAnsi="Book Antiqua"/>
+          <w:color w:val="4472C4" w:themeColor="accent1"/>
+          <w:lang w:val="en-US"/>
+        </w:rPr>
+        <w:t>And route conditionally: after </w:t>
+      </w:r>
+      <w:hyperlink r:id="rId52" w:history="1">
+        <w:r>
+          <w:rPr>
+            <w:rStyle w:val="Hipervnculo"/>
+            <w:rFonts w:ascii="Book Antiqua" w:hAnsi="Book Antiqua"/>
+            <w:lang w:val="en-US"/>
+          </w:rPr>
+          <w:t>retrieve</w:t>
+        </w:r>
+      </w:hyperlink>
+      <w:r>
+        <w:rPr>
+          <w:rFonts w:ascii="Book Antiqua" w:hAnsi="Book Antiqua"/>
+          <w:color w:val="4472C4" w:themeColor="accent1"/>
+          <w:lang w:val="en-US"/>
+        </w:rPr>
+        <w:t>, if </w:t>
+      </w:r>
+      <w:hyperlink r:id="rId53" w:history="1">
+        <w:proofErr w:type="spellStart"/>
+        <w:r>
+          <w:rPr>
+            <w:rStyle w:val="Hipervnculo"/>
+            <w:rFonts w:ascii="Book Antiqua" w:hAnsi="Book Antiqua"/>
+            <w:lang w:val="en-US"/>
+          </w:rPr>
+          <w:t>use_case</w:t>
+        </w:r>
+        <w:proofErr w:type="spellEnd"/>
+        <w:r>
+          <w:rPr>
+            <w:rStyle w:val="Hipervnculo"/>
+            <w:rFonts w:ascii="Book Antiqua" w:hAnsi="Book Antiqua"/>
+            <w:lang w:val="en-US"/>
+          </w:rPr>
+          <w:t>=="</w:t>
+        </w:r>
+        <w:proofErr w:type="spellStart"/>
+        <w:r>
+          <w:rPr>
+            <w:rStyle w:val="Hipervnculo"/>
+            <w:rFonts w:ascii="Book Antiqua" w:hAnsi="Book Antiqua"/>
+            <w:lang w:val="en-US"/>
+          </w:rPr>
+          <w:t>cvs</w:t>
+        </w:r>
+        <w:proofErr w:type="spellEnd"/>
+        <w:r>
+          <w:rPr>
+            <w:rStyle w:val="Hipervnculo"/>
+            <w:rFonts w:ascii="Book Antiqua" w:hAnsi="Book Antiqua"/>
+            <w:lang w:val="en-US"/>
+          </w:rPr>
+          <w:t>"</w:t>
+        </w:r>
+      </w:hyperlink>
+      <w:r>
+        <w:rPr>
+          <w:rFonts w:ascii="Book Antiqua" w:hAnsi="Book Antiqua"/>
+          <w:color w:val="4472C4" w:themeColor="accent1"/>
+          <w:lang w:val="en-US"/>
+        </w:rPr>
+        <w:t> go to </w:t>
+      </w:r>
+      <w:proofErr w:type="spellStart"/>
+      <w:r>
+        <w:rPr>
+          <w:rFonts w:ascii="Book Antiqua" w:hAnsi="Book Antiqua"/>
+          <w:color w:val="4472C4" w:themeColor="accent1"/>
+          <w:lang w:val="en-US"/>
+        </w:rPr>
+        <w:t>process_cvs</w:t>
+      </w:r>
+      <w:proofErr w:type="spellEnd"/>
+      <w:r>
+        <w:rPr>
+          <w:rFonts w:ascii="Book Antiqua" w:hAnsi="Book Antiqua"/>
+          <w:color w:val="4472C4" w:themeColor="accent1"/>
+          <w:lang w:val="en-US"/>
+        </w:rPr>
+        <w:t>, otherwise go to </w:t>
+      </w:r>
+      <w:hyperlink r:id="rId54" w:history="1">
+        <w:r>
+          <w:rPr>
+            <w:rStyle w:val="Hipervnculo"/>
+            <w:rFonts w:ascii="Book Antiqua" w:hAnsi="Book Antiqua"/>
+            <w:lang w:val="en-US"/>
+          </w:rPr>
+          <w:t>generate</w:t>
+        </w:r>
+      </w:hyperlink>
+      <w:r>
+        <w:rPr>
+          <w:rFonts w:ascii="Book Antiqua" w:hAnsi="Book Antiqua"/>
+          <w:color w:val="4472C4" w:themeColor="accent1"/>
+          <w:lang w:val="en-US"/>
+        </w:rPr>
+        <w:t>.</w:t>
+      </w:r>
+    </w:p>
+    <w:p>
+      <w:pPr>
+        <w:rPr>
+          <w:rFonts w:ascii="Book Antiqua" w:hAnsi="Book Antiqua"/>
+          <w:color w:val="4472C4" w:themeColor="accent1"/>
+          <w:lang w:val="en-US"/>
+        </w:rPr>
+      </w:pPr>
+      <w:r>
+        <w:rPr>
+          <w:rFonts w:ascii="Book Antiqua" w:hAnsi="Book Antiqua"/>
+          <w:color w:val="4472C4" w:themeColor="accent1"/>
+          <w:lang w:val="en-US"/>
+        </w:rPr>
+        <w:t>Edited</w:t>
+      </w:r>
+    </w:p>
+    <w:p>
+      <w:pPr>
+        <w:rPr>
+          <w:rFonts w:ascii="Book Antiqua" w:hAnsi="Book Antiqua"/>
+          <w:color w:val="4472C4" w:themeColor="accent1"/>
+          <w:lang w:val="en-US"/>
+        </w:rPr>
+      </w:pPr>
+      <w:r>
+        <w:rPr>
+          <w:rFonts w:ascii="Book Antiqua" w:hAnsi="Book Antiqua"/>
+          <w:color w:val="4472C4" w:themeColor="accent1"/>
+          <w:lang w:val="en-US"/>
+        </w:rPr>
+        <w:t>app_langgraph.py+19-1</w:t>
+      </w:r>
+    </w:p>
+    <w:p>
+      <w:pPr>
+        <w:rPr>
+          <w:rFonts w:ascii="Book Antiqua" w:hAnsi="Book Antiqua"/>
+          <w:color w:val="4472C4" w:themeColor="accent1"/>
+          <w:lang w:val="en-US"/>
+        </w:rPr>
+      </w:pPr>
+      <w:r>
+        <w:rPr>
+          <w:rFonts w:ascii="Book Antiqua" w:hAnsi="Book Antiqua"/>
+          <w:color w:val="4472C4" w:themeColor="accent1"/>
+          <w:lang w:val="en-US"/>
+        </w:rPr>
+        <w:t>Now add the </w:t>
+      </w:r>
+      <w:proofErr w:type="spellStart"/>
+      <w:r>
+        <w:rPr>
+          <w:rFonts w:ascii="Book Antiqua" w:hAnsi="Book Antiqua"/>
+          <w:color w:val="4472C4" w:themeColor="accent1"/>
+        </w:rPr>
+        <w:fldChar w:fldCharType="begin"/>
+      </w:r>
+      <w:r>
+        <w:rPr>
+          <w:rFonts w:ascii="Book Antiqua" w:hAnsi="Book Antiqua"/>
+          <w:color w:val="4472C4" w:themeColor="accent1"/>
+          <w:lang w:val="en-US"/>
+        </w:rPr>
+        <w:instrText>HYPERLINK "vscode-file://vscode-app/c:/Users/WG918GS/AppData/Local/Programs/Microsoft%20VS%20Code/07ff9d6178/resources/app/out/vs/code/electron-browser/workbench/workbench.html" \o ""</w:instrText>
+      </w:r>
+      <w:r>
+        <w:rPr>
+          <w:rFonts w:ascii="Book Antiqua" w:hAnsi="Book Antiqua"/>
+          <w:color w:val="4472C4" w:themeColor="accent1"/>
+        </w:rPr>
+      </w:r>
+      <w:r>
+        <w:rPr>
+          <w:rFonts w:ascii="Book Antiqua" w:hAnsi="Book Antiqua"/>
+          <w:color w:val="4472C4" w:themeColor="accent1"/>
+        </w:rPr>
+        <w:fldChar w:fldCharType="separate"/>
+      </w:r>
+      <w:r>
+        <w:rPr>
+          <w:rStyle w:val="Hipervnculo"/>
+          <w:rFonts w:ascii="Book Antiqua" w:hAnsi="Book Antiqua"/>
+          <w:lang w:val="en-US"/>
+        </w:rPr>
+        <w:t>process_cvs</w:t>
+      </w:r>
+      <w:proofErr w:type="spellEnd"/>
+      <w:r>
+        <w:rPr>
+          <w:rFonts w:ascii="Book Antiqua" w:hAnsi="Book Antiqua"/>
+          <w:color w:val="4472C4" w:themeColor="accent1"/>
+          <w:lang w:val="en-US"/>
+        </w:rPr>
+        <w:fldChar w:fldCharType="end"/>
+      </w:r>
+      <w:r>
+        <w:rPr>
+          <w:rFonts w:ascii="Book Antiqua" w:hAnsi="Book Antiqua"/>
+          <w:color w:val="4472C4" w:themeColor="accent1"/>
+          <w:lang w:val="en-US"/>
+        </w:rPr>
+        <w:t> node method itself, right after </w:t>
+      </w:r>
+      <w:proofErr w:type="spellStart"/>
+      <w:r>
+        <w:rPr>
+          <w:rFonts w:ascii="Book Antiqua" w:hAnsi="Book Antiqua"/>
+          <w:color w:val="4472C4" w:themeColor="accent1"/>
+        </w:rPr>
+        <w:fldChar w:fldCharType="begin"/>
+      </w:r>
+      <w:r>
+        <w:rPr>
+          <w:rFonts w:ascii="Book Antiqua" w:hAnsi="Book Antiqua"/>
+          <w:color w:val="4472C4" w:themeColor="accent1"/>
+          <w:lang w:val="en-US"/>
+        </w:rPr>
+        <w:instrText>HYPERLINK "vscode-file://vscode-app/c:/Users/WG918GS/AppData/Local/Programs/Microsoft%20VS%20Code/07ff9d6178/resources/app/out/vs/code/electron-browser/workbench/workbench.html" \o ""</w:instrText>
+      </w:r>
+      <w:r>
+        <w:rPr>
+          <w:rFonts w:ascii="Book Antiqua" w:hAnsi="Book Antiqua"/>
+          <w:color w:val="4472C4" w:themeColor="accent1"/>
+        </w:rPr>
+      </w:r>
+      <w:r>
+        <w:rPr>
+          <w:rFonts w:ascii="Book Antiqua" w:hAnsi="Book Antiqua"/>
+          <w:color w:val="4472C4" w:themeColor="accent1"/>
+        </w:rPr>
+        <w:fldChar w:fldCharType="separate"/>
+      </w:r>
+      <w:r>
+        <w:rPr>
+          <w:rStyle w:val="Hipervnculo"/>
+          <w:rFonts w:ascii="Book Antiqua" w:hAnsi="Book Antiqua"/>
+          <w:lang w:val="en-US"/>
+        </w:rPr>
+        <w:t>retrieve_chunks</w:t>
+      </w:r>
+      <w:proofErr w:type="spellEnd"/>
+      <w:r>
+        <w:rPr>
+          <w:rFonts w:ascii="Book Antiqua" w:hAnsi="Book Antiqua"/>
+          <w:color w:val="4472C4" w:themeColor="accent1"/>
+          <w:lang w:val="en-US"/>
+        </w:rPr>
+        <w:fldChar w:fldCharType="end"/>
+      </w:r>
+      <w:r>
+        <w:rPr>
+          <w:rFonts w:ascii="Book Antiqua" w:hAnsi="Book Antiqua"/>
+          <w:color w:val="4472C4" w:themeColor="accent1"/>
+          <w:lang w:val="en-US"/>
+        </w:rPr>
+        <w:t>:</w:t>
+      </w:r>
+    </w:p>
+    <w:p>
+      <w:pPr>
+        <w:rPr>
+          <w:rFonts w:ascii="Book Antiqua" w:hAnsi="Book Antiqua"/>
+          <w:color w:val="4472C4" w:themeColor="accent1"/>
+          <w:lang w:val="en-US"/>
+        </w:rPr>
+      </w:pPr>
+      <w:r>
+        <w:rPr>
+          <w:rFonts w:ascii="Book Antiqua" w:hAnsi="Book Antiqua"/>
+          <w:color w:val="4472C4" w:themeColor="accent1"/>
+          <w:lang w:val="en-US"/>
+        </w:rPr>
+        <w:t>Now update the </w:t>
+      </w:r>
+      <w:proofErr w:type="spellStart"/>
+      <w:r>
+        <w:rPr>
+          <w:rFonts w:ascii="Book Antiqua" w:hAnsi="Book Antiqua"/>
+          <w:color w:val="4472C4" w:themeColor="accent1"/>
+        </w:rPr>
+        <w:fldChar w:fldCharType="begin"/>
+      </w:r>
+      <w:r>
+        <w:rPr>
+          <w:rFonts w:ascii="Book Antiqua" w:hAnsi="Book Antiqua"/>
+          <w:color w:val="4472C4" w:themeColor="accent1"/>
+          <w:lang w:val="en-US"/>
+        </w:rPr>
+        <w:instrText>HYPERLINK "vscode-file://vscode-app/c:/Users/WG918GS/AppData/Local/Programs/Microsoft%20VS%20Code/07ff9d6178/resources/app/out/vs/code/electron-browser/workbench/workbench.html" \o ""</w:instrText>
+      </w:r>
+      <w:r>
+        <w:rPr>
+          <w:rFonts w:ascii="Book Antiqua" w:hAnsi="Book Antiqua"/>
+          <w:color w:val="4472C4" w:themeColor="accent1"/>
+        </w:rPr>
+      </w:r>
+      <w:r>
+        <w:rPr>
+          <w:rFonts w:ascii="Book Antiqua" w:hAnsi="Book Antiqua"/>
+          <w:color w:val="4472C4" w:themeColor="accent1"/>
+        </w:rPr>
+        <w:fldChar w:fldCharType="separate"/>
+      </w:r>
+      <w:r>
+        <w:rPr>
+          <w:rStyle w:val="Hipervnculo"/>
+          <w:rFonts w:ascii="Book Antiqua" w:hAnsi="Book Antiqua"/>
+          <w:lang w:val="en-US"/>
+        </w:rPr>
+        <w:t>initial_state</w:t>
+      </w:r>
+      <w:proofErr w:type="spellEnd"/>
+      <w:r>
+        <w:rPr>
+          <w:rFonts w:ascii="Book Antiqua" w:hAnsi="Book Antiqua"/>
+          <w:color w:val="4472C4" w:themeColor="accent1"/>
+          <w:lang w:val="en-US"/>
+        </w:rPr>
+        <w:fldChar w:fldCharType="end"/>
+      </w:r>
+      <w:r>
+        <w:rPr>
+          <w:rFonts w:ascii="Book Antiqua" w:hAnsi="Book Antiqua"/>
+          <w:color w:val="4472C4" w:themeColor="accent1"/>
+          <w:lang w:val="en-US"/>
+        </w:rPr>
+        <w:t> in the </w:t>
+      </w:r>
+      <w:hyperlink r:id="rId55" w:history="1">
+        <w:r>
+          <w:rPr>
+            <w:rStyle w:val="Hipervnculo"/>
+            <w:rFonts w:ascii="Book Antiqua" w:hAnsi="Book Antiqua"/>
+            <w:lang w:val="en-US"/>
+          </w:rPr>
+          <w:t>run()</w:t>
+        </w:r>
+      </w:hyperlink>
+      <w:r>
+        <w:rPr>
+          <w:rFonts w:ascii="Book Antiqua" w:hAnsi="Book Antiqua"/>
+          <w:color w:val="4472C4" w:themeColor="accent1"/>
+          <w:lang w:val="en-US"/>
+        </w:rPr>
+        <w:t> method to include the new </w:t>
+      </w:r>
+      <w:proofErr w:type="spellStart"/>
+      <w:r>
+        <w:rPr>
+          <w:rFonts w:ascii="Book Antiqua" w:hAnsi="Book Antiqua"/>
+          <w:color w:val="4472C4" w:themeColor="accent1"/>
+        </w:rPr>
+        <w:fldChar w:fldCharType="begin"/>
+      </w:r>
+      <w:r>
+        <w:rPr>
+          <w:rFonts w:ascii="Book Antiqua" w:hAnsi="Book Antiqua"/>
+          <w:color w:val="4472C4" w:themeColor="accent1"/>
+          <w:lang w:val="en-US"/>
+        </w:rPr>
+        <w:instrText>HYPERLINK "vscode-file://vscode-app/c:/Users/WG918GS/AppData/Local/Programs/Microsoft%20VS%20Code/07ff9d6178/resources/app/out/vs/code/electron-browser/workbench/workbench.html" \o ""</w:instrText>
+      </w:r>
+      <w:r>
+        <w:rPr>
+          <w:rFonts w:ascii="Book Antiqua" w:hAnsi="Book Antiqua"/>
+          <w:color w:val="4472C4" w:themeColor="accent1"/>
+        </w:rPr>
+      </w:r>
+      <w:r>
+        <w:rPr>
+          <w:rFonts w:ascii="Book Antiqua" w:hAnsi="Book Antiqua"/>
+          <w:color w:val="4472C4" w:themeColor="accent1"/>
+        </w:rPr>
+        <w:fldChar w:fldCharType="separate"/>
+      </w:r>
+      <w:r>
+        <w:rPr>
+          <w:rStyle w:val="Hipervnculo"/>
+          <w:rFonts w:ascii="Book Antiqua" w:hAnsi="Book Antiqua"/>
+          <w:lang w:val="en-US"/>
+        </w:rPr>
+        <w:t>cvs_groups</w:t>
+      </w:r>
+      <w:proofErr w:type="spellEnd"/>
+      <w:r>
+        <w:rPr>
+          <w:rFonts w:ascii="Book Antiqua" w:hAnsi="Book Antiqua"/>
+          <w:color w:val="4472C4" w:themeColor="accent1"/>
+          <w:lang w:val="en-US"/>
+        </w:rPr>
+        <w:fldChar w:fldCharType="end"/>
+      </w:r>
+      <w:r>
+        <w:rPr>
+          <w:rFonts w:ascii="Book Antiqua" w:hAnsi="Book Antiqua"/>
+          <w:color w:val="4472C4" w:themeColor="accent1"/>
+          <w:lang w:val="en-US"/>
+        </w:rPr>
+        <w:t> field:</w:t>
+      </w:r>
+    </w:p>
+    <w:p>
+      <w:pPr>
+        <w:rPr>
+          <w:rFonts w:ascii="Book Antiqua" w:hAnsi="Book Antiqua"/>
+          <w:color w:val="4472C4" w:themeColor="accent1"/>
+          <w:lang w:val="en-US"/>
+        </w:rPr>
+      </w:pPr>
+      <w:r>
+        <w:rPr>
+          <w:rFonts w:ascii="Book Antiqua" w:hAnsi="Book Antiqua"/>
+          <w:color w:val="4472C4" w:themeColor="accent1"/>
+          <w:lang w:val="en-US"/>
+        </w:rPr>
+        <w:t>Now let me verify the final state of all modified files:</w:t>
+      </w:r>
+    </w:p>
+    <w:p>
+      <w:pPr>
+        <w:rPr>
+          <w:rFonts w:ascii="Book Antiqua" w:hAnsi="Book Antiqua"/>
+          <w:color w:val="4472C4" w:themeColor="accent1"/>
+          <w:lang w:val="en-US"/>
+        </w:rPr>
+      </w:pPr>
+      <w:r>
+        <w:rPr>
+          <w:rFonts w:ascii="Book Antiqua" w:hAnsi="Book Antiqua"/>
+          <w:color w:val="4472C4" w:themeColor="accent1"/>
+          <w:lang w:val="en-US"/>
+        </w:rPr>
+        <w:t>Checked </w:t>
+      </w:r>
+      <w:hyperlink r:id="rId56" w:history="1">
+        <w:r>
+          <w:rPr>
+            <w:rStyle w:val="Hipervnculo"/>
+            <w:rFonts w:ascii="Book Antiqua" w:hAnsi="Book Antiqua"/>
+            <w:lang w:val="en-US"/>
+          </w:rPr>
+          <w:t>app_langgraph.py</w:t>
+        </w:r>
+      </w:hyperlink>
+      <w:r>
+        <w:rPr>
+          <w:rFonts w:ascii="Book Antiqua" w:hAnsi="Book Antiqua"/>
+          <w:color w:val="4472C4" w:themeColor="accent1"/>
+          <w:lang w:val="en-US"/>
+        </w:rPr>
+        <w:t>, </w:t>
+      </w:r>
+      <w:hyperlink r:id="rId57" w:history="1">
+        <w:r>
+          <w:rPr>
+            <w:rStyle w:val="Hipervnculo"/>
+            <w:rFonts w:ascii="Book Antiqua" w:hAnsi="Book Antiqua"/>
+            <w:lang w:val="en-US"/>
+          </w:rPr>
+          <w:t>cvs_handler.py</w:t>
+        </w:r>
+      </w:hyperlink>
+      <w:r>
+        <w:rPr>
+          <w:rFonts w:ascii="Book Antiqua" w:hAnsi="Book Antiqua"/>
+          <w:color w:val="4472C4" w:themeColor="accent1"/>
+          <w:lang w:val="en-US"/>
+        </w:rPr>
+        <w:t>, </w:t>
+      </w:r>
+      <w:hyperlink r:id="rId58" w:history="1">
+        <w:r>
+          <w:rPr>
+            <w:rStyle w:val="Hipervnculo"/>
+            <w:rFonts w:ascii="Book Antiqua" w:hAnsi="Book Antiqua"/>
+            <w:lang w:val="en-US"/>
+          </w:rPr>
+          <w:t>cvs_prompts.py</w:t>
+        </w:r>
+      </w:hyperlink>
+      <w:r>
+        <w:rPr>
+          <w:rFonts w:ascii="Book Antiqua" w:hAnsi="Book Antiqua"/>
+          <w:color w:val="4472C4" w:themeColor="accent1"/>
+          <w:lang w:val="en-US"/>
+        </w:rPr>
+        <w:t>, </w:t>
+      </w:r>
+      <w:hyperlink r:id="rId59" w:history="1">
+        <w:r>
+          <w:rPr>
+            <w:rStyle w:val="Hipervnculo"/>
+            <w:rFonts w:ascii="Book Antiqua" w:hAnsi="Book Antiqua"/>
+            <w:lang w:val="en-US"/>
+          </w:rPr>
+          <w:t>retriever.py</w:t>
+        </w:r>
+      </w:hyperlink>
+      <w:r>
+        <w:rPr>
+          <w:rFonts w:ascii="Book Antiqua" w:hAnsi="Book Antiqua"/>
+          <w:color w:val="4472C4" w:themeColor="accent1"/>
+          <w:lang w:val="en-US"/>
+        </w:rPr>
+        <w:t>, no problems found</w:t>
+      </w:r>
+    </w:p>
+    <w:p>
+      <w:pPr>
+        <w:rPr>
+          <w:rFonts w:ascii="Book Antiqua" w:hAnsi="Book Antiqua"/>
+          <w:color w:val="4472C4" w:themeColor="accent1"/>
+          <w:lang w:val="en-US"/>
+        </w:rPr>
+      </w:pPr>
+      <w:r>
+        <w:rPr>
+          <w:rFonts w:ascii="Book Antiqua" w:hAnsi="Book Antiqua"/>
+          <w:color w:val="4472C4" w:themeColor="accent1"/>
+          <w:lang w:val="en-US"/>
+        </w:rPr>
+        <w:t xml:space="preserve">Let me also verify the </w:t>
+      </w:r>
+      <w:proofErr w:type="spellStart"/>
+      <w:r>
+        <w:rPr>
+          <w:rFonts w:ascii="Book Antiqua" w:hAnsi="Book Antiqua"/>
+          <w:color w:val="4472C4" w:themeColor="accent1"/>
+          <w:lang w:val="en-US"/>
+        </w:rPr>
+        <w:t>LangGraph</w:t>
+      </w:r>
+      <w:proofErr w:type="spellEnd"/>
+      <w:r>
+        <w:rPr>
+          <w:rFonts w:ascii="Book Antiqua" w:hAnsi="Book Antiqua"/>
+          <w:color w:val="4472C4" w:themeColor="accent1"/>
+          <w:lang w:val="en-US"/>
+        </w:rPr>
+        <w:t xml:space="preserve"> edges are correct — especially the </w:t>
+      </w:r>
+      <w:proofErr w:type="spellStart"/>
+      <w:r>
+        <w:rPr>
+          <w:rFonts w:ascii="Book Antiqua" w:hAnsi="Book Antiqua"/>
+          <w:color w:val="4472C4" w:themeColor="accent1"/>
+        </w:rPr>
+        <w:fldChar w:fldCharType="begin"/>
+      </w:r>
+      <w:r>
+        <w:rPr>
+          <w:rFonts w:ascii="Book Antiqua" w:hAnsi="Book Antiqua"/>
+          <w:color w:val="4472C4" w:themeColor="accent1"/>
+          <w:lang w:val="en-US"/>
+        </w:rPr>
+        <w:instrText>HYPERLINK "vscode-file://vscode-app/c:/Users/WG918GS/AppData/Local/Programs/Microsoft%20VS%20Code/07ff9d6178/resources/app/out/vs/code/electron-browser/workbench/workbench.html" \o ""</w:instrText>
+      </w:r>
+      <w:r>
+        <w:rPr>
+          <w:rFonts w:ascii="Book Antiqua" w:hAnsi="Book Antiqua"/>
+          <w:color w:val="4472C4" w:themeColor="accent1"/>
+        </w:rPr>
+      </w:r>
+      <w:r>
+        <w:rPr>
+          <w:rFonts w:ascii="Book Antiqua" w:hAnsi="Book Antiqua"/>
+          <w:color w:val="4472C4" w:themeColor="accent1"/>
+        </w:rPr>
+        <w:fldChar w:fldCharType="separate"/>
+      </w:r>
+      <w:r>
+        <w:rPr>
+          <w:rStyle w:val="Hipervnculo"/>
+          <w:rFonts w:ascii="Book Antiqua" w:hAnsi="Book Antiqua"/>
+          <w:lang w:val="en-US"/>
+        </w:rPr>
+        <w:t>process_cvs</w:t>
+      </w:r>
+      <w:proofErr w:type="spellEnd"/>
+      <w:r>
+        <w:rPr>
+          <w:rFonts w:ascii="Book Antiqua" w:hAnsi="Book Antiqua"/>
+          <w:color w:val="4472C4" w:themeColor="accent1"/>
+          <w:lang w:val="en-US"/>
+        </w:rPr>
+        <w:fldChar w:fldCharType="end"/>
+      </w:r>
+      <w:r>
+        <w:rPr>
+          <w:rFonts w:ascii="Book Antiqua" w:hAnsi="Book Antiqua"/>
+          <w:color w:val="4472C4" w:themeColor="accent1"/>
+          <w:lang w:val="en-US"/>
+        </w:rPr>
+        <w:t> edge with </w:t>
+      </w:r>
+      <w:proofErr w:type="spellStart"/>
+      <w:r>
+        <w:rPr>
+          <w:rFonts w:ascii="Book Antiqua" w:hAnsi="Book Antiqua"/>
+          <w:color w:val="4472C4" w:themeColor="accent1"/>
+          <w:lang w:val="en-US"/>
+        </w:rPr>
+        <w:t>guardrails_output</w:t>
+      </w:r>
+      <w:proofErr w:type="spellEnd"/>
+      <w:r>
+        <w:rPr>
+          <w:rFonts w:ascii="Book Antiqua" w:hAnsi="Book Antiqua"/>
+          <w:color w:val="4472C4" w:themeColor="accent1"/>
+          <w:lang w:val="en-US"/>
+        </w:rPr>
+        <w:t>:</w:t>
+      </w:r>
+    </w:p>
+    <w:p>
+      <w:pPr>
+        <w:rPr>
+          <w:rFonts w:ascii="Book Antiqua" w:hAnsi="Book Antiqua"/>
+          <w:color w:val="4472C4" w:themeColor="accent1"/>
+          <w:lang w:val="en-US"/>
+        </w:rPr>
+      </w:pPr>
+      <w:r>
+        <w:rPr>
+          <w:rFonts w:ascii="Book Antiqua" w:hAnsi="Book Antiqua"/>
+          <w:color w:val="4472C4" w:themeColor="accent1"/>
+          <w:lang w:val="en-US"/>
+        </w:rPr>
+        <w:t>Read </w:t>
+      </w:r>
+      <w:hyperlink r:id="rId60" w:history="1">
+        <w:r>
+          <w:rPr>
+            <w:rStyle w:val="Hipervnculo"/>
+            <w:rFonts w:ascii="Book Antiqua" w:hAnsi="Book Antiqua"/>
+            <w:lang w:val="en-US"/>
+          </w:rPr>
+          <w:t>app_langgraph.py</w:t>
+        </w:r>
+      </w:hyperlink>
+      <w:r>
+        <w:rPr>
+          <w:rFonts w:ascii="Book Antiqua" w:hAnsi="Book Antiqua"/>
+          <w:color w:val="4472C4" w:themeColor="accent1"/>
+          <w:lang w:val="en-US"/>
+        </w:rPr>
+        <w:t>, lines 70 to 115</w:t>
+      </w:r>
+    </w:p>
+    <w:p>
+      <w:pPr>
+        <w:rPr>
+          <w:rFonts w:ascii="Book Antiqua" w:hAnsi="Book Antiqua"/>
+          <w:color w:val="4472C4" w:themeColor="accent1"/>
+          <w:lang w:val="en-US"/>
+        </w:rPr>
+      </w:pPr>
+      <w:r>
+        <w:rPr>
+          <w:rFonts w:ascii="Book Antiqua" w:hAnsi="Book Antiqua"/>
+          <w:color w:val="4472C4" w:themeColor="accent1"/>
+          <w:lang w:val="en-US"/>
+        </w:rPr>
+        <w:t>Good. The flow is now:</w:t>
+      </w:r>
+    </w:p>
+    <w:p>
+      <w:pPr>
+        <w:rPr>
+          <w:rFonts w:ascii="Book Antiqua" w:hAnsi="Book Antiqua"/>
+          <w:color w:val="4472C4" w:themeColor="accent1"/>
+          <w:lang w:val="en-US"/>
+        </w:rPr>
+      </w:pPr>
+      <w:r>
+        <w:rPr>
+          <w:rFonts w:ascii="Book Antiqua" w:hAnsi="Book Antiqua"/>
+          <w:color w:val="4472C4" w:themeColor="accent1"/>
+          <w:lang w:val="en-US"/>
+        </w:rPr>
+        <w:t>validate → [</w:t>
+      </w:r>
+      <w:proofErr w:type="spellStart"/>
+      <w:r>
+        <w:rPr>
+          <w:rFonts w:ascii="Book Antiqua" w:hAnsi="Book Antiqua"/>
+          <w:color w:val="4472C4" w:themeColor="accent1"/>
+          <w:lang w:val="en-US"/>
+        </w:rPr>
+        <w:t>guardrails_input</w:t>
+      </w:r>
+      <w:proofErr w:type="spellEnd"/>
+      <w:r>
+        <w:rPr>
+          <w:rFonts w:ascii="Book Antiqua" w:hAnsi="Book Antiqua"/>
+          <w:color w:val="4472C4" w:themeColor="accent1"/>
+          <w:lang w:val="en-US"/>
+        </w:rPr>
+        <w:t xml:space="preserve">] → classify → retrieve → </w:t>
+      </w:r>
+    </w:p>
+    <w:p>
+      <w:pPr>
+        <w:rPr>
+          <w:rFonts w:ascii="Book Antiqua" w:hAnsi="Book Antiqua"/>
+          <w:color w:val="4472C4" w:themeColor="accent1"/>
+          <w:lang w:val="en-US"/>
+        </w:rPr>
+      </w:pPr>
+      <w:r>
+        <w:rPr>
+          <w:rFonts w:ascii="Book Antiqua" w:hAnsi="Book Antiqua"/>
+          <w:color w:val="4472C4" w:themeColor="accent1"/>
+          <w:lang w:val="en-US"/>
+        </w:rPr>
+        <w:t xml:space="preserve">  ├─ (</w:t>
+      </w:r>
+      <w:proofErr w:type="spellStart"/>
+      <w:r>
+        <w:rPr>
+          <w:rFonts w:ascii="Book Antiqua" w:hAnsi="Book Antiqua"/>
+          <w:color w:val="4472C4" w:themeColor="accent1"/>
+          <w:lang w:val="en-US"/>
+        </w:rPr>
+        <w:t>cvs</w:t>
+      </w:r>
+      <w:proofErr w:type="spellEnd"/>
+      <w:r>
+        <w:rPr>
+          <w:rFonts w:ascii="Book Antiqua" w:hAnsi="Book Antiqua"/>
+          <w:color w:val="4472C4" w:themeColor="accent1"/>
+          <w:lang w:val="en-US"/>
+        </w:rPr>
+        <w:t xml:space="preserve">) → </w:t>
+      </w:r>
+      <w:proofErr w:type="spellStart"/>
+      <w:r>
+        <w:rPr>
+          <w:rFonts w:ascii="Book Antiqua" w:hAnsi="Book Antiqua"/>
+          <w:color w:val="4472C4" w:themeColor="accent1"/>
+          <w:lang w:val="en-US"/>
+        </w:rPr>
+        <w:t>process_cvs</w:t>
+      </w:r>
+      <w:proofErr w:type="spellEnd"/>
+      <w:r>
+        <w:rPr>
+          <w:rFonts w:ascii="Book Antiqua" w:hAnsi="Book Antiqua"/>
+          <w:color w:val="4472C4" w:themeColor="accent1"/>
+          <w:lang w:val="en-US"/>
+        </w:rPr>
+        <w:t xml:space="preserve"> → [</w:t>
+      </w:r>
+      <w:proofErr w:type="spellStart"/>
+      <w:r>
+        <w:rPr>
+          <w:rFonts w:ascii="Book Antiqua" w:hAnsi="Book Antiqua"/>
+          <w:color w:val="4472C4" w:themeColor="accent1"/>
+          <w:lang w:val="en-US"/>
+        </w:rPr>
+        <w:t>guardrails_output</w:t>
+      </w:r>
+      <w:proofErr w:type="spellEnd"/>
+      <w:r>
+        <w:rPr>
+          <w:rFonts w:ascii="Book Antiqua" w:hAnsi="Book Antiqua"/>
+          <w:color w:val="4472C4" w:themeColor="accent1"/>
+          <w:lang w:val="en-US"/>
+        </w:rPr>
+        <w:t>] → END</w:t>
+      </w:r>
+    </w:p>
+    <w:p>
+      <w:pPr>
+        <w:rPr>
+          <w:rFonts w:ascii="Book Antiqua" w:hAnsi="Book Antiqua"/>
+          <w:color w:val="4472C4" w:themeColor="accent1"/>
+          <w:lang w:val="en-US"/>
+        </w:rPr>
+      </w:pPr>
+      <w:r>
+        <w:rPr>
+          <w:rFonts w:ascii="Book Antiqua" w:hAnsi="Book Antiqua"/>
+          <w:color w:val="4472C4" w:themeColor="accent1"/>
+          <w:lang w:val="en-US"/>
+        </w:rPr>
+        <w:t xml:space="preserve">  └─ (</w:t>
+      </w:r>
+      <w:proofErr w:type="spellStart"/>
+      <w:r>
+        <w:rPr>
+          <w:rFonts w:ascii="Book Antiqua" w:hAnsi="Book Antiqua"/>
+          <w:color w:val="4472C4" w:themeColor="accent1"/>
+          <w:lang w:val="en-US"/>
+        </w:rPr>
+        <w:t>eu</w:t>
+      </w:r>
+      <w:proofErr w:type="spellEnd"/>
+      <w:r>
+        <w:rPr>
+          <w:rFonts w:ascii="Book Antiqua" w:hAnsi="Book Antiqua"/>
+          <w:color w:val="4472C4" w:themeColor="accent1"/>
+          <w:lang w:val="en-US"/>
+        </w:rPr>
+        <w:t>/wiki) → generate → [</w:t>
+      </w:r>
+      <w:proofErr w:type="spellStart"/>
+      <w:r>
+        <w:rPr>
+          <w:rFonts w:ascii="Book Antiqua" w:hAnsi="Book Antiqua"/>
+          <w:color w:val="4472C4" w:themeColor="accent1"/>
+          <w:lang w:val="en-US"/>
+        </w:rPr>
+        <w:t>guardrails_output</w:t>
+      </w:r>
+      <w:proofErr w:type="spellEnd"/>
+      <w:r>
+        <w:rPr>
+          <w:rFonts w:ascii="Book Antiqua" w:hAnsi="Book Antiqua"/>
+          <w:color w:val="4472C4" w:themeColor="accent1"/>
+          <w:lang w:val="en-US"/>
+        </w:rPr>
+        <w:t>] → END</w:t>
+      </w:r>
+    </w:p>
+    <w:p>
+      <w:pPr>
+        <w:rPr>
+          <w:rFonts w:ascii="Book Antiqua" w:hAnsi="Book Antiqua"/>
+          <w:color w:val="4472C4" w:themeColor="accent1"/>
+          <w:lang w:val="en-US"/>
+        </w:rPr>
+      </w:pPr>
+    </w:p>
+    <w:p>
+      <w:pPr>
+        <w:rPr>
+          <w:rFonts w:ascii="Book Antiqua" w:hAnsi="Book Antiqua"/>
+          <w:color w:val="4472C4" w:themeColor="accent1"/>
+          <w:lang w:val="en-US"/>
+        </w:rPr>
+      </w:pPr>
+      <w:r>
+        <w:rPr>
+          <w:rFonts w:ascii="Book Antiqua" w:hAnsi="Book Antiqua"/>
+          <w:color w:val="4472C4" w:themeColor="accent1"/>
+          <w:lang w:val="en-US"/>
+        </w:rPr>
+        <w:t>Let me also quickly verify the </w:t>
+      </w:r>
+      <w:proofErr w:type="spellStart"/>
+      <w:r>
+        <w:rPr>
+          <w:rFonts w:ascii="Book Antiqua" w:hAnsi="Book Antiqua"/>
+          <w:color w:val="4472C4" w:themeColor="accent1"/>
+        </w:rPr>
+        <w:fldChar w:fldCharType="begin"/>
+      </w:r>
+      <w:r>
+        <w:rPr>
+          <w:rFonts w:ascii="Book Antiqua" w:hAnsi="Book Antiqua"/>
+          <w:color w:val="4472C4" w:themeColor="accent1"/>
+          <w:lang w:val="en-US"/>
+        </w:rPr>
+        <w:instrText>HYPERLINK "vscode-file://vscode-app/c:/Users/WG918GS/AppData/Local/Programs/Microsoft%20VS%20Code/07ff9d6178/resources/app/out/vs/code/electron-browser/workbench/workbench.html" \o ""</w:instrText>
+      </w:r>
+      <w:r>
+        <w:rPr>
+          <w:rFonts w:ascii="Book Antiqua" w:hAnsi="Book Antiqua"/>
+          <w:color w:val="4472C4" w:themeColor="accent1"/>
+        </w:rPr>
+      </w:r>
+      <w:r>
+        <w:rPr>
+          <w:rFonts w:ascii="Book Antiqua" w:hAnsi="Book Antiqua"/>
+          <w:color w:val="4472C4" w:themeColor="accent1"/>
+        </w:rPr>
+        <w:fldChar w:fldCharType="separate"/>
+      </w:r>
+      <w:r>
+        <w:rPr>
+          <w:rStyle w:val="Hipervnculo"/>
+          <w:rFonts w:ascii="Book Antiqua" w:hAnsi="Book Antiqua"/>
+          <w:lang w:val="en-US"/>
+        </w:rPr>
+        <w:t>process_cvs</w:t>
+      </w:r>
+      <w:proofErr w:type="spellEnd"/>
+      <w:r>
+        <w:rPr>
+          <w:rFonts w:ascii="Book Antiqua" w:hAnsi="Book Antiqua"/>
+          <w:color w:val="4472C4" w:themeColor="accent1"/>
+          <w:lang w:val="en-US"/>
+        </w:rPr>
+        <w:fldChar w:fldCharType="end"/>
+      </w:r>
+      <w:r>
+        <w:rPr>
+          <w:rFonts w:ascii="Book Antiqua" w:hAnsi="Book Antiqua"/>
+          <w:color w:val="4472C4" w:themeColor="accent1"/>
+          <w:lang w:val="en-US"/>
+        </w:rPr>
+        <w:t> and </w:t>
+      </w:r>
+      <w:proofErr w:type="spellStart"/>
+      <w:r>
+        <w:rPr>
+          <w:rFonts w:ascii="Book Antiqua" w:hAnsi="Book Antiqua"/>
+          <w:color w:val="4472C4" w:themeColor="accent1"/>
+        </w:rPr>
+        <w:fldChar w:fldCharType="begin"/>
+      </w:r>
+      <w:r>
+        <w:rPr>
+          <w:rFonts w:ascii="Book Antiqua" w:hAnsi="Book Antiqua"/>
+          <w:color w:val="4472C4" w:themeColor="accent1"/>
+          <w:lang w:val="en-US"/>
+        </w:rPr>
+        <w:instrText>HYPERLINK "vscode-file://vscode-app/c:/Users/WG918GS/AppData/Local/Programs/Microsoft%20VS%20Code/07ff9d6178/resources/app/out/vs/code/electron-browser/workbench/workbench.html" \o ""</w:instrText>
+      </w:r>
+      <w:r>
+        <w:rPr>
+          <w:rFonts w:ascii="Book Antiqua" w:hAnsi="Book Antiqua"/>
+          <w:color w:val="4472C4" w:themeColor="accent1"/>
+        </w:rPr>
+      </w:r>
+      <w:r>
+        <w:rPr>
+          <w:rFonts w:ascii="Book Antiqua" w:hAnsi="Book Antiqua"/>
+          <w:color w:val="4472C4" w:themeColor="accent1"/>
+        </w:rPr>
+        <w:fldChar w:fldCharType="separate"/>
+      </w:r>
+      <w:r>
+        <w:rPr>
+          <w:rStyle w:val="Hipervnculo"/>
+          <w:rFonts w:ascii="Book Antiqua" w:hAnsi="Book Antiqua"/>
+          <w:lang w:val="en-US"/>
+        </w:rPr>
+        <w:t>format_final_response</w:t>
+      </w:r>
+      <w:proofErr w:type="spellEnd"/>
+      <w:r>
+        <w:rPr>
+          <w:rFonts w:ascii="Book Antiqua" w:hAnsi="Book Antiqua"/>
+          <w:color w:val="4472C4" w:themeColor="accent1"/>
+          <w:lang w:val="en-US"/>
+        </w:rPr>
+        <w:fldChar w:fldCharType="end"/>
+      </w:r>
+      <w:r>
+        <w:rPr>
+          <w:rFonts w:ascii="Book Antiqua" w:hAnsi="Book Antiqua"/>
+          <w:color w:val="4472C4" w:themeColor="accent1"/>
+          <w:lang w:val="en-US"/>
+        </w:rPr>
+        <w:t> chain by reading the final state:</w:t>
+      </w:r>
+    </w:p>
+    <w:p>
+      <w:pPr>
+        <w:rPr>
+          <w:rFonts w:ascii="Book Antiqua" w:hAnsi="Book Antiqua"/>
+          <w:color w:val="4472C4" w:themeColor="accent1"/>
+          <w:lang w:val="en-US"/>
+        </w:rPr>
+      </w:pPr>
+      <w:r>
+        <w:rPr>
+          <w:rFonts w:ascii="Book Antiqua" w:hAnsi="Book Antiqua"/>
+          <w:color w:val="4472C4" w:themeColor="accent1"/>
+          <w:lang w:val="en-US"/>
+        </w:rPr>
+        <w:t>Read </w:t>
+      </w:r>
+      <w:hyperlink r:id="rId61" w:history="1">
+        <w:r>
+          <w:rPr>
+            <w:rStyle w:val="Hipervnculo"/>
+            <w:rFonts w:ascii="Book Antiqua" w:hAnsi="Book Antiqua"/>
+            <w:lang w:val="en-US"/>
+          </w:rPr>
+          <w:t>app_langgraph.py</w:t>
+        </w:r>
+      </w:hyperlink>
+      <w:r>
+        <w:rPr>
+          <w:rFonts w:ascii="Book Antiqua" w:hAnsi="Book Antiqua"/>
+          <w:color w:val="4472C4" w:themeColor="accent1"/>
+          <w:lang w:val="en-US"/>
+        </w:rPr>
+        <w:t>, lines 185 to 240</w:t>
+      </w:r>
+    </w:p>
+    <w:p>
+      <w:pPr>
+        <w:rPr>
+          <w:rFonts w:ascii="Book Antiqua" w:hAnsi="Book Antiqua"/>
+          <w:color w:val="4472C4" w:themeColor="accent1"/>
+          <w:lang w:val="en-US"/>
+        </w:rPr>
+      </w:pPr>
+      <w:r>
+        <w:rPr>
+          <w:rFonts w:ascii="Book Antiqua" w:hAnsi="Book Antiqua"/>
+          <w:color w:val="4472C4" w:themeColor="accent1"/>
+          <w:lang w:val="en-US"/>
+        </w:rPr>
+        <w:t>Everything looks consistent. Let me also check there's a small indentation issue with the closing parenthesis on the conditional edges:</w:t>
+      </w:r>
+    </w:p>
+    <w:p>
+      <w:pPr>
+        <w:rPr>
+          <w:rFonts w:ascii="Book Antiqua" w:hAnsi="Book Antiqua"/>
+          <w:color w:val="4472C4" w:themeColor="accent1"/>
+        </w:rPr>
+      </w:pPr>
+      <w:r>
+        <w:rPr>
+          <w:rFonts w:ascii="Book Antiqua" w:hAnsi="Book Antiqua"/>
+          <w:color w:val="4472C4" w:themeColor="accent1"/>
+        </w:rPr>
+        <w:pict w14:anchorId="63A3AA67">
+          <v:rect id="_x0000_i1031" style="width:0;height:1.5pt" o:hralign="center" o:hrstd="t" o:hr="t" fillcolor="#a0a0a0" stroked="f"/>
+        </w:pict>
+      </w:r>
+    </w:p>
+    <w:p>
+      <w:pPr>
+        <w:rPr>
+          <w:rFonts w:ascii="Book Antiqua" w:hAnsi="Book Antiqua"/>
+          <w:b/>
+          <w:bCs/>
+          <w:color w:val="4472C4" w:themeColor="accent1"/>
+        </w:rPr>
+      </w:pPr>
+      <w:r>
+        <w:rPr>
+          <w:rFonts w:ascii="Book Antiqua" w:hAnsi="Book Antiqua"/>
+          <w:b/>
+          <w:bCs/>
+          <w:color w:val="4472C4" w:themeColor="accent1"/>
+        </w:rPr>
+        <w:lastRenderedPageBreak/>
+        <w:t>Resumen de cambios implementados</w:t>
+      </w:r>
+    </w:p>
+    <w:p>
+      <w:pPr>
+        <w:rPr>
+          <w:rFonts w:ascii="Book Antiqua" w:hAnsi="Book Antiqua"/>
+          <w:b/>
+          <w:bCs/>
+          <w:color w:val="4472C4" w:themeColor="accent1"/>
+        </w:rPr>
+      </w:pPr>
+      <w:r>
+        <w:rPr>
+          <w:rFonts w:ascii="Book Antiqua" w:hAnsi="Book Antiqua"/>
+          <w:b/>
+          <w:bCs/>
+          <w:color w:val="4472C4" w:themeColor="accent1"/>
+        </w:rPr>
+        <w:t>Arquitectura implementada (3 fases del diagrama):</w:t>
+      </w:r>
+    </w:p>
+    <w:p>
+      <w:pPr>
+        <w:rPr>
+          <w:rFonts w:ascii="Book Antiqua" w:hAnsi="Book Antiqua"/>
+          <w:color w:val="4472C4" w:themeColor="accent1"/>
+        </w:rPr>
+      </w:pPr>
+      <w:r>
+        <w:rPr>
+          <w:rFonts w:ascii="Book Antiqua" w:hAnsi="Book Antiqua"/>
+          <w:b/>
+          <w:bCs/>
+          <w:color w:val="4472C4" w:themeColor="accent1"/>
+        </w:rPr>
+        <w:t xml:space="preserve">Fase 1 — </w:t>
+      </w:r>
+      <w:proofErr w:type="spellStart"/>
+      <w:r>
+        <w:rPr>
+          <w:rFonts w:ascii="Book Antiqua" w:hAnsi="Book Antiqua"/>
+          <w:b/>
+          <w:bCs/>
+          <w:color w:val="4472C4" w:themeColor="accent1"/>
+        </w:rPr>
+        <w:t>Retrieve</w:t>
+      </w:r>
+      <w:proofErr w:type="spellEnd"/>
+    </w:p>
+    <w:p>
+      <w:pPr>
+        <w:numPr>
+          <w:ilvl w:val="0"/>
+          <w:numId w:val="27"/>
+        </w:numPr>
+        <w:rPr>
+          <w:rFonts w:ascii="Book Antiqua" w:hAnsi="Book Antiqua"/>
+          <w:color w:val="4472C4" w:themeColor="accent1"/>
+        </w:rPr>
+      </w:pPr>
+      <w:r>
+        <w:rPr>
+          <w:rFonts w:ascii="Book Antiqua" w:hAnsi="Book Antiqua"/>
+          <w:color w:val="4472C4" w:themeColor="accent1"/>
+        </w:rPr>
+        <w:t>Se corrigió </w:t>
+      </w:r>
+      <w:hyperlink r:id="rId62" w:history="1">
+        <w:r>
+          <w:rPr>
+            <w:rStyle w:val="Hipervnculo"/>
+            <w:rFonts w:ascii="Book Antiqua" w:hAnsi="Book Antiqua"/>
+          </w:rPr>
+          <w:t>retriever.py:127</w:t>
+        </w:r>
+      </w:hyperlink>
+      <w:r>
+        <w:rPr>
+          <w:rFonts w:ascii="Book Antiqua" w:hAnsi="Book Antiqua"/>
+          <w:color w:val="4472C4" w:themeColor="accent1"/>
+        </w:rPr>
+        <w:t> para que </w:t>
+      </w:r>
+      <w:proofErr w:type="spellStart"/>
+      <w:r>
+        <w:rPr>
+          <w:rFonts w:ascii="Book Antiqua" w:hAnsi="Book Antiqua"/>
+          <w:color w:val="4472C4" w:themeColor="accent1"/>
+        </w:rPr>
+        <w:fldChar w:fldCharType="begin"/>
+      </w:r>
+      <w:r>
+        <w:rPr>
+          <w:rFonts w:ascii="Book Antiqua" w:hAnsi="Book Antiqua"/>
+          <w:color w:val="4472C4" w:themeColor="accent1"/>
+        </w:rPr>
+        <w:instrText>HYPERLINK "vscode-file://vscode-app/c:/Users/WG918GS/AppData/Local/Programs/Microsoft%20VS%20Code/07ff9d6178/resources/app/out/vs/code/electron-browser/workbench/workbench.html" \o ""</w:instrText>
+      </w:r>
+      <w:r>
+        <w:rPr>
+          <w:rFonts w:ascii="Book Antiqua" w:hAnsi="Book Antiqua"/>
+          <w:color w:val="4472C4" w:themeColor="accent1"/>
+        </w:rPr>
+      </w:r>
+      <w:r>
+        <w:rPr>
+          <w:rFonts w:ascii="Book Antiqua" w:hAnsi="Book Antiqua"/>
+          <w:color w:val="4472C4" w:themeColor="accent1"/>
+        </w:rPr>
+        <w:fldChar w:fldCharType="separate"/>
+      </w:r>
+      <w:r>
+        <w:rPr>
+          <w:rStyle w:val="Hipervnculo"/>
+          <w:rFonts w:ascii="Book Antiqua" w:hAnsi="Book Antiqua"/>
+        </w:rPr>
+        <w:t>generate_synthetic_queries</w:t>
+      </w:r>
+      <w:proofErr w:type="spellEnd"/>
+      <w:r>
+        <w:rPr>
+          <w:rStyle w:val="Hipervnculo"/>
+          <w:rFonts w:ascii="Book Antiqua" w:hAnsi="Book Antiqua"/>
+        </w:rPr>
+        <w:t>()</w:t>
+      </w:r>
+      <w:r>
+        <w:rPr>
+          <w:rFonts w:ascii="Book Antiqua" w:hAnsi="Book Antiqua"/>
+          <w:color w:val="4472C4" w:themeColor="accent1"/>
+          <w:lang w:val="en-US"/>
+        </w:rPr>
+        <w:fldChar w:fldCharType="end"/>
+      </w:r>
+      <w:r>
+        <w:rPr>
+          <w:rFonts w:ascii="Book Antiqua" w:hAnsi="Book Antiqua"/>
+          <w:color w:val="4472C4" w:themeColor="accent1"/>
+        </w:rPr>
+        <w:t> ahora respete el </w:t>
+      </w:r>
+      <w:proofErr w:type="spellStart"/>
+      <w:r>
+        <w:rPr>
+          <w:rFonts w:ascii="Book Antiqua" w:hAnsi="Book Antiqua"/>
+          <w:color w:val="4472C4" w:themeColor="accent1"/>
+        </w:rPr>
+        <w:fldChar w:fldCharType="begin"/>
+      </w:r>
+      <w:r>
+        <w:rPr>
+          <w:rFonts w:ascii="Book Antiqua" w:hAnsi="Book Antiqua"/>
+          <w:color w:val="4472C4" w:themeColor="accent1"/>
+        </w:rPr>
+        <w:instrText>HYPERLINK "vscode-file://vscode-app/c:/Users/WG918GS/AppData/Local/Programs/Microsoft%20VS%20Code/07ff9d6178/resources/app/out/vs/code/electron-browser/workbench/workbench.html" \o ""</w:instrText>
+      </w:r>
+      <w:r>
+        <w:rPr>
+          <w:rFonts w:ascii="Book Antiqua" w:hAnsi="Book Antiqua"/>
+          <w:color w:val="4472C4" w:themeColor="accent1"/>
+        </w:rPr>
+      </w:r>
+      <w:r>
+        <w:rPr>
+          <w:rFonts w:ascii="Book Antiqua" w:hAnsi="Book Antiqua"/>
+          <w:color w:val="4472C4" w:themeColor="accent1"/>
+        </w:rPr>
+        <w:fldChar w:fldCharType="separate"/>
+      </w:r>
+      <w:r>
+        <w:rPr>
+          <w:rStyle w:val="Hipervnculo"/>
+          <w:rFonts w:ascii="Book Antiqua" w:hAnsi="Book Antiqua"/>
+        </w:rPr>
+        <w:t>retrieval_cfg</w:t>
+      </w:r>
+      <w:proofErr w:type="spellEnd"/>
+      <w:r>
+        <w:rPr>
+          <w:rFonts w:ascii="Book Antiqua" w:hAnsi="Book Antiqua"/>
+          <w:color w:val="4472C4" w:themeColor="accent1"/>
+          <w:lang w:val="en-US"/>
+        </w:rPr>
+        <w:fldChar w:fldCharType="end"/>
+      </w:r>
+      <w:r>
+        <w:rPr>
+          <w:rFonts w:ascii="Book Antiqua" w:hAnsi="Book Antiqua"/>
+          <w:color w:val="4472C4" w:themeColor="accent1"/>
+        </w:rPr>
+        <w:t xml:space="preserve"> del </w:t>
+      </w:r>
+      <w:proofErr w:type="spellStart"/>
+      <w:r>
+        <w:rPr>
+          <w:rFonts w:ascii="Book Antiqua" w:hAnsi="Book Antiqua"/>
+          <w:color w:val="4472C4" w:themeColor="accent1"/>
+        </w:rPr>
+        <w:t>handler</w:t>
+      </w:r>
+      <w:proofErr w:type="spellEnd"/>
+      <w:r>
+        <w:rPr>
+          <w:rFonts w:ascii="Book Antiqua" w:hAnsi="Book Antiqua"/>
+          <w:color w:val="4472C4" w:themeColor="accent1"/>
+        </w:rPr>
+        <w:t xml:space="preserve">. Para </w:t>
+      </w:r>
+      <w:proofErr w:type="spellStart"/>
+      <w:r>
+        <w:rPr>
+          <w:rFonts w:ascii="Book Antiqua" w:hAnsi="Book Antiqua"/>
+          <w:color w:val="4472C4" w:themeColor="accent1"/>
+        </w:rPr>
+        <w:t>CVs</w:t>
+      </w:r>
+      <w:proofErr w:type="spellEnd"/>
+      <w:r>
+        <w:rPr>
+          <w:rFonts w:ascii="Book Antiqua" w:hAnsi="Book Antiqua"/>
+          <w:color w:val="4472C4" w:themeColor="accent1"/>
+        </w:rPr>
+        <w:t xml:space="preserve">, el </w:t>
+      </w:r>
+      <w:proofErr w:type="spellStart"/>
+      <w:r>
+        <w:rPr>
+          <w:rFonts w:ascii="Book Antiqua" w:hAnsi="Book Antiqua"/>
+          <w:color w:val="4472C4" w:themeColor="accent1"/>
+        </w:rPr>
+        <w:t>handler</w:t>
+      </w:r>
+      <w:proofErr w:type="spellEnd"/>
+      <w:r>
+        <w:rPr>
+          <w:rFonts w:ascii="Book Antiqua" w:hAnsi="Book Antiqua"/>
+          <w:color w:val="4472C4" w:themeColor="accent1"/>
+        </w:rPr>
+        <w:t xml:space="preserve"> ya devolvía </w:t>
+      </w:r>
+      <w:proofErr w:type="spellStart"/>
+      <w:r>
+        <w:rPr>
+          <w:rFonts w:ascii="Book Antiqua" w:hAnsi="Book Antiqua"/>
+          <w:color w:val="4472C4" w:themeColor="accent1"/>
+        </w:rPr>
+        <w:fldChar w:fldCharType="begin"/>
+      </w:r>
+      <w:r>
+        <w:rPr>
+          <w:rFonts w:ascii="Book Antiqua" w:hAnsi="Book Antiqua"/>
+          <w:color w:val="4472C4" w:themeColor="accent1"/>
+        </w:rPr>
+        <w:instrText>HYPERLINK "vscode-file://vscode-app/c:/Users/WG918GS/AppData/Local/Programs/Microsoft%20VS%20Code/07ff9d6178/resources/app/out/vs/code/electron-browser/workbench/workbench.html" \o ""</w:instrText>
+      </w:r>
+      <w:r>
+        <w:rPr>
+          <w:rFonts w:ascii="Book Antiqua" w:hAnsi="Book Antiqua"/>
+          <w:color w:val="4472C4" w:themeColor="accent1"/>
+        </w:rPr>
+      </w:r>
+      <w:r>
+        <w:rPr>
+          <w:rFonts w:ascii="Book Antiqua" w:hAnsi="Book Antiqua"/>
+          <w:color w:val="4472C4" w:themeColor="accent1"/>
+        </w:rPr>
+        <w:fldChar w:fldCharType="separate"/>
+      </w:r>
+      <w:r>
+        <w:rPr>
+          <w:rStyle w:val="Hipervnculo"/>
+          <w:rFonts w:ascii="Book Antiqua" w:hAnsi="Book Antiqua"/>
+        </w:rPr>
+        <w:t>use_rag_fusion</w:t>
+      </w:r>
+      <w:proofErr w:type="spellEnd"/>
+      <w:r>
+        <w:rPr>
+          <w:rStyle w:val="Hipervnculo"/>
+          <w:rFonts w:ascii="Book Antiqua" w:hAnsi="Book Antiqua"/>
+        </w:rPr>
+        <w:t>=False</w:t>
+      </w:r>
+      <w:r>
+        <w:rPr>
+          <w:rFonts w:ascii="Book Antiqua" w:hAnsi="Book Antiqua"/>
+          <w:color w:val="4472C4" w:themeColor="accent1"/>
+          <w:lang w:val="en-US"/>
+        </w:rPr>
+        <w:fldChar w:fldCharType="end"/>
+      </w:r>
+      <w:r>
+        <w:rPr>
+          <w:rFonts w:ascii="Book Antiqua" w:hAnsi="Book Antiqua"/>
+          <w:color w:val="4472C4" w:themeColor="accent1"/>
+        </w:rPr>
+        <w:t> y </w:t>
+      </w:r>
+      <w:proofErr w:type="spellStart"/>
+      <w:r>
+        <w:rPr>
+          <w:rFonts w:ascii="Book Antiqua" w:hAnsi="Book Antiqua"/>
+          <w:color w:val="4472C4" w:themeColor="accent1"/>
+        </w:rPr>
+        <w:fldChar w:fldCharType="begin"/>
+      </w:r>
+      <w:r>
+        <w:rPr>
+          <w:rFonts w:ascii="Book Antiqua" w:hAnsi="Book Antiqua"/>
+          <w:color w:val="4472C4" w:themeColor="accent1"/>
+        </w:rPr>
+        <w:instrText>HYPERLINK "vscode-file://vscode-app/c:/Users/WG918GS/AppData/Local/Programs/Microsoft%20VS%20Code/07ff9d6178/resources/app/out/vs/code/electron-browser/workbench/workbench.html" \o ""</w:instrText>
+      </w:r>
+      <w:r>
+        <w:rPr>
+          <w:rFonts w:ascii="Book Antiqua" w:hAnsi="Book Antiqua"/>
+          <w:color w:val="4472C4" w:themeColor="accent1"/>
+        </w:rPr>
+      </w:r>
+      <w:r>
+        <w:rPr>
+          <w:rFonts w:ascii="Book Antiqua" w:hAnsi="Book Antiqua"/>
+          <w:color w:val="4472C4" w:themeColor="accent1"/>
+        </w:rPr>
+        <w:fldChar w:fldCharType="separate"/>
+      </w:r>
+      <w:r>
+        <w:rPr>
+          <w:rStyle w:val="Hipervnculo"/>
+          <w:rFonts w:ascii="Book Antiqua" w:hAnsi="Book Antiqua"/>
+        </w:rPr>
+        <w:t>top_k</w:t>
+      </w:r>
+      <w:proofErr w:type="spellEnd"/>
+      <w:r>
+        <w:rPr>
+          <w:rStyle w:val="Hipervnculo"/>
+          <w:rFonts w:ascii="Book Antiqua" w:hAnsi="Book Antiqua"/>
+        </w:rPr>
+        <w:t>=CVS_TOP_K (50)</w:t>
+      </w:r>
+      <w:r>
+        <w:rPr>
+          <w:rFonts w:ascii="Book Antiqua" w:hAnsi="Book Antiqua"/>
+          <w:color w:val="4472C4" w:themeColor="accent1"/>
+          <w:lang w:val="en-US"/>
+        </w:rPr>
+        <w:fldChar w:fldCharType="end"/>
+      </w:r>
+      <w:r>
+        <w:rPr>
+          <w:rFonts w:ascii="Book Antiqua" w:hAnsi="Book Antiqua"/>
+          <w:color w:val="4472C4" w:themeColor="accent1"/>
+        </w:rPr>
+        <w:t xml:space="preserve">, pero el </w:t>
+      </w:r>
+      <w:proofErr w:type="spellStart"/>
+      <w:r>
+        <w:rPr>
+          <w:rFonts w:ascii="Book Antiqua" w:hAnsi="Book Antiqua"/>
+          <w:color w:val="4472C4" w:themeColor="accent1"/>
+        </w:rPr>
+        <w:t>retriever</w:t>
+      </w:r>
+      <w:proofErr w:type="spellEnd"/>
+      <w:r>
+        <w:rPr>
+          <w:rFonts w:ascii="Book Antiqua" w:hAnsi="Book Antiqua"/>
+          <w:color w:val="4472C4" w:themeColor="accent1"/>
+        </w:rPr>
+        <w:t xml:space="preserve"> ignoraba esa </w:t>
+      </w:r>
+      <w:proofErr w:type="spellStart"/>
+      <w:r>
+        <w:rPr>
+          <w:rFonts w:ascii="Book Antiqua" w:hAnsi="Book Antiqua"/>
+          <w:color w:val="4472C4" w:themeColor="accent1"/>
+        </w:rPr>
+        <w:t>config</w:t>
+      </w:r>
+      <w:proofErr w:type="spellEnd"/>
+      <w:r>
+        <w:rPr>
+          <w:rFonts w:ascii="Book Antiqua" w:hAnsi="Book Antiqua"/>
+          <w:color w:val="4472C4" w:themeColor="accent1"/>
+        </w:rPr>
+        <w:t xml:space="preserve"> y usaba la global. Ahora:</w:t>
+      </w:r>
+    </w:p>
+    <w:p>
+      <w:pPr>
+        <w:numPr>
+          <w:ilvl w:val="1"/>
+          <w:numId w:val="27"/>
+        </w:numPr>
+        <w:rPr>
+          <w:rFonts w:ascii="Book Antiqua" w:hAnsi="Book Antiqua"/>
+          <w:color w:val="4472C4" w:themeColor="accent1"/>
+        </w:rPr>
+      </w:pPr>
+      <w:proofErr w:type="spellStart"/>
+      <w:r>
+        <w:rPr>
+          <w:rFonts w:ascii="Book Antiqua" w:hAnsi="Book Antiqua"/>
+          <w:color w:val="4472C4" w:themeColor="accent1"/>
+        </w:rPr>
+        <w:t>CVs</w:t>
+      </w:r>
+      <w:proofErr w:type="spellEnd"/>
+      <w:r>
+        <w:rPr>
+          <w:rFonts w:ascii="Book Antiqua" w:hAnsi="Book Antiqua"/>
+          <w:color w:val="4472C4" w:themeColor="accent1"/>
+        </w:rPr>
+        <w:t>: </w:t>
+      </w:r>
+      <w:r>
+        <w:rPr>
+          <w:rFonts w:ascii="Book Antiqua" w:hAnsi="Book Antiqua"/>
+          <w:b/>
+          <w:bCs/>
+          <w:color w:val="4472C4" w:themeColor="accent1"/>
+        </w:rPr>
+        <w:t xml:space="preserve">sin RAG </w:t>
+      </w:r>
+      <w:proofErr w:type="spellStart"/>
+      <w:r>
+        <w:rPr>
+          <w:rFonts w:ascii="Book Antiqua" w:hAnsi="Book Antiqua"/>
+          <w:b/>
+          <w:bCs/>
+          <w:color w:val="4472C4" w:themeColor="accent1"/>
+        </w:rPr>
+        <w:t>Fusion</w:t>
+      </w:r>
+      <w:proofErr w:type="spellEnd"/>
+      <w:r>
+        <w:rPr>
+          <w:rFonts w:ascii="Book Antiqua" w:hAnsi="Book Antiqua"/>
+          <w:color w:val="4472C4" w:themeColor="accent1"/>
+        </w:rPr>
+        <w:t xml:space="preserve">, búsqueda directa con la </w:t>
+      </w:r>
+      <w:proofErr w:type="spellStart"/>
+      <w:r>
+        <w:rPr>
+          <w:rFonts w:ascii="Book Antiqua" w:hAnsi="Book Antiqua"/>
+          <w:color w:val="4472C4" w:themeColor="accent1"/>
+        </w:rPr>
+        <w:t>query</w:t>
+      </w:r>
+      <w:proofErr w:type="spellEnd"/>
+      <w:r>
+        <w:rPr>
+          <w:rFonts w:ascii="Book Antiqua" w:hAnsi="Book Antiqua"/>
+          <w:color w:val="4472C4" w:themeColor="accent1"/>
+        </w:rPr>
+        <w:t xml:space="preserve"> del usuario, recupera CVS_TOP_K </w:t>
+      </w:r>
+      <w:proofErr w:type="spellStart"/>
+      <w:r>
+        <w:rPr>
+          <w:rFonts w:ascii="Book Antiqua" w:hAnsi="Book Antiqua"/>
+          <w:color w:val="4472C4" w:themeColor="accent1"/>
+        </w:rPr>
+        <w:t>chunks</w:t>
+      </w:r>
+      <w:proofErr w:type="spellEnd"/>
+    </w:p>
+    <w:p>
+      <w:pPr>
+        <w:numPr>
+          <w:ilvl w:val="1"/>
+          <w:numId w:val="27"/>
+        </w:numPr>
+        <w:rPr>
+          <w:rFonts w:ascii="Book Antiqua" w:hAnsi="Book Antiqua"/>
+          <w:color w:val="4472C4" w:themeColor="accent1"/>
+        </w:rPr>
+      </w:pPr>
+      <w:r>
+        <w:rPr>
+          <w:rFonts w:ascii="Book Antiqua" w:hAnsi="Book Antiqua"/>
+          <w:color w:val="4472C4" w:themeColor="accent1"/>
+        </w:rPr>
+        <w:t xml:space="preserve">EU/Wiki: siguen usando RAG </w:t>
+      </w:r>
+      <w:proofErr w:type="spellStart"/>
+      <w:r>
+        <w:rPr>
+          <w:rFonts w:ascii="Book Antiqua" w:hAnsi="Book Antiqua"/>
+          <w:color w:val="4472C4" w:themeColor="accent1"/>
+        </w:rPr>
+        <w:t>Fusion</w:t>
+      </w:r>
+      <w:proofErr w:type="spellEnd"/>
+      <w:r>
+        <w:rPr>
+          <w:rFonts w:ascii="Book Antiqua" w:hAnsi="Book Antiqua"/>
+          <w:color w:val="4472C4" w:themeColor="accent1"/>
+        </w:rPr>
+        <w:t xml:space="preserve"> normalmente</w:t>
+      </w:r>
+    </w:p>
+    <w:p>
+      <w:pPr>
+        <w:rPr>
+          <w:rFonts w:ascii="Book Antiqua" w:hAnsi="Book Antiqua"/>
+          <w:color w:val="4472C4" w:themeColor="accent1"/>
+        </w:rPr>
+      </w:pPr>
+      <w:r>
+        <w:rPr>
+          <w:rFonts w:ascii="Book Antiqua" w:hAnsi="Book Antiqua"/>
+          <w:b/>
+          <w:bCs/>
+          <w:color w:val="4472C4" w:themeColor="accent1"/>
+        </w:rPr>
+        <w:t xml:space="preserve">Fase 2 — </w:t>
+      </w:r>
+      <w:proofErr w:type="spellStart"/>
+      <w:r>
+        <w:rPr>
+          <w:rFonts w:ascii="Book Antiqua" w:hAnsi="Book Antiqua"/>
+          <w:b/>
+          <w:bCs/>
+          <w:color w:val="4472C4" w:themeColor="accent1"/>
+        </w:rPr>
+        <w:t>Generate</w:t>
+      </w:r>
+      <w:proofErr w:type="spellEnd"/>
+      <w:r>
+        <w:rPr>
+          <w:rFonts w:ascii="Book Antiqua" w:hAnsi="Book Antiqua"/>
+          <w:b/>
+          <w:bCs/>
+          <w:color w:val="4472C4" w:themeColor="accent1"/>
+        </w:rPr>
+        <w:t xml:space="preserve"> (clasificar + mini-</w:t>
+      </w:r>
+      <w:proofErr w:type="spellStart"/>
+      <w:r>
+        <w:rPr>
+          <w:rFonts w:ascii="Book Antiqua" w:hAnsi="Book Antiqua"/>
+          <w:b/>
+          <w:bCs/>
+          <w:color w:val="4472C4" w:themeColor="accent1"/>
+        </w:rPr>
+        <w:t>LLMs</w:t>
+      </w:r>
+      <w:proofErr w:type="spellEnd"/>
+      <w:r>
+        <w:rPr>
+          <w:rFonts w:ascii="Book Antiqua" w:hAnsi="Book Antiqua"/>
+          <w:b/>
+          <w:bCs/>
+          <w:color w:val="4472C4" w:themeColor="accent1"/>
+        </w:rPr>
+        <w:t>)</w:t>
+      </w:r>
+    </w:p>
+    <w:p>
+      <w:pPr>
+        <w:numPr>
+          <w:ilvl w:val="0"/>
+          <w:numId w:val="28"/>
+        </w:numPr>
+        <w:rPr>
+          <w:rFonts w:ascii="Book Antiqua" w:hAnsi="Book Antiqua"/>
+          <w:color w:val="4472C4" w:themeColor="accent1"/>
+        </w:rPr>
+      </w:pPr>
+      <w:r>
+        <w:rPr>
+          <w:rFonts w:ascii="Book Antiqua" w:hAnsi="Book Antiqua"/>
+          <w:color w:val="4472C4" w:themeColor="accent1"/>
+        </w:rPr>
+        <w:t>Se añadió el nodo </w:t>
+      </w:r>
+      <w:proofErr w:type="spellStart"/>
+      <w:r>
+        <w:rPr>
+          <w:rFonts w:ascii="Book Antiqua" w:hAnsi="Book Antiqua"/>
+          <w:color w:val="4472C4" w:themeColor="accent1"/>
+        </w:rPr>
+        <w:fldChar w:fldCharType="begin"/>
+      </w:r>
+      <w:r>
+        <w:rPr>
+          <w:rFonts w:ascii="Book Antiqua" w:hAnsi="Book Antiqua"/>
+          <w:color w:val="4472C4" w:themeColor="accent1"/>
+        </w:rPr>
+        <w:instrText>HYPERLINK "vscode-file://vscode-app/c:/Users/WG918GS/AppData/Local/Programs/Microsoft%20VS%20Code/07ff9d6178/resources/app/out/vs/code/electron-browser/workbench/workbench.html" \o ""</w:instrText>
+      </w:r>
+      <w:r>
+        <w:rPr>
+          <w:rFonts w:ascii="Book Antiqua" w:hAnsi="Book Antiqua"/>
+          <w:color w:val="4472C4" w:themeColor="accent1"/>
+        </w:rPr>
+      </w:r>
+      <w:r>
+        <w:rPr>
+          <w:rFonts w:ascii="Book Antiqua" w:hAnsi="Book Antiqua"/>
+          <w:color w:val="4472C4" w:themeColor="accent1"/>
+        </w:rPr>
+        <w:fldChar w:fldCharType="separate"/>
+      </w:r>
+      <w:r>
+        <w:rPr>
+          <w:rStyle w:val="Hipervnculo"/>
+          <w:rFonts w:ascii="Book Antiqua" w:hAnsi="Book Antiqua"/>
+        </w:rPr>
+        <w:t>process_cvs</w:t>
+      </w:r>
+      <w:proofErr w:type="spellEnd"/>
+      <w:r>
+        <w:rPr>
+          <w:rFonts w:ascii="Book Antiqua" w:hAnsi="Book Antiqua"/>
+          <w:color w:val="4472C4" w:themeColor="accent1"/>
+          <w:lang w:val="en-US"/>
+        </w:rPr>
+        <w:fldChar w:fldCharType="end"/>
+      </w:r>
+      <w:r>
+        <w:rPr>
+          <w:rFonts w:ascii="Book Antiqua" w:hAnsi="Book Antiqua"/>
+          <w:color w:val="4472C4" w:themeColor="accent1"/>
+        </w:rPr>
+        <w:t> en </w:t>
+      </w:r>
+      <w:hyperlink r:id="rId63" w:history="1">
+        <w:r>
+          <w:rPr>
+            <w:rStyle w:val="Hipervnculo"/>
+            <w:rFonts w:ascii="Book Antiqua" w:hAnsi="Book Antiqua"/>
+          </w:rPr>
+          <w:t>app_langgraph.py:183</w:t>
+        </w:r>
+      </w:hyperlink>
+      <w:r>
+        <w:rPr>
+          <w:rFonts w:ascii="Book Antiqua" w:hAnsi="Book Antiqua"/>
+          <w:color w:val="4472C4" w:themeColor="accent1"/>
+        </w:rPr>
+        <w:t> que invoca </w:t>
+      </w:r>
+      <w:proofErr w:type="spellStart"/>
+      <w:r>
+        <w:rPr>
+          <w:rFonts w:ascii="Book Antiqua" w:hAnsi="Book Antiqua"/>
+          <w:color w:val="4472C4" w:themeColor="accent1"/>
+        </w:rPr>
+        <w:fldChar w:fldCharType="begin"/>
+      </w:r>
+      <w:r>
+        <w:rPr>
+          <w:rFonts w:ascii="Book Antiqua" w:hAnsi="Book Antiqua"/>
+          <w:color w:val="4472C4" w:themeColor="accent1"/>
+        </w:rPr>
+        <w:instrText>HYPERLINK "vscode-file://vscode-app/c:/Users/WG918GS/AppData/Local/Programs/Microsoft%20VS%20Code/07ff9d6178/resources/app/out/vs/code/electron-browser/workbench/workbench.html" \o ""</w:instrText>
+      </w:r>
+      <w:r>
+        <w:rPr>
+          <w:rFonts w:ascii="Book Antiqua" w:hAnsi="Book Antiqua"/>
+          <w:color w:val="4472C4" w:themeColor="accent1"/>
+        </w:rPr>
+      </w:r>
+      <w:r>
+        <w:rPr>
+          <w:rFonts w:ascii="Book Antiqua" w:hAnsi="Book Antiqua"/>
+          <w:color w:val="4472C4" w:themeColor="accent1"/>
+        </w:rPr>
+        <w:fldChar w:fldCharType="separate"/>
+      </w:r>
+      <w:r>
+        <w:rPr>
+          <w:rStyle w:val="Hipervnculo"/>
+          <w:rFonts w:ascii="Book Antiqua" w:hAnsi="Book Antiqua"/>
+        </w:rPr>
+        <w:t>cvs_handler.process_query</w:t>
+      </w:r>
+      <w:proofErr w:type="spellEnd"/>
+      <w:r>
+        <w:rPr>
+          <w:rStyle w:val="Hipervnculo"/>
+          <w:rFonts w:ascii="Book Antiqua" w:hAnsi="Book Antiqua"/>
+        </w:rPr>
+        <w:t>()</w:t>
+      </w:r>
+      <w:r>
+        <w:rPr>
+          <w:rFonts w:ascii="Book Antiqua" w:hAnsi="Book Antiqua"/>
+          <w:color w:val="4472C4" w:themeColor="accent1"/>
+          <w:lang w:val="en-US"/>
+        </w:rPr>
+        <w:fldChar w:fldCharType="end"/>
+      </w:r>
+      <w:r>
+        <w:rPr>
+          <w:rFonts w:ascii="Book Antiqua" w:hAnsi="Book Antiqua"/>
+          <w:color w:val="4472C4" w:themeColor="accent1"/>
+        </w:rPr>
+        <w:t>. Este método (que ya existía pero no se llamaba nunca) hace:</w:t>
+      </w:r>
+    </w:p>
+    <w:p>
+      <w:pPr>
+        <w:numPr>
+          <w:ilvl w:val="1"/>
+          <w:numId w:val="28"/>
+        </w:numPr>
+        <w:rPr>
+          <w:rFonts w:ascii="Book Antiqua" w:hAnsi="Book Antiqua"/>
+          <w:color w:val="4472C4" w:themeColor="accent1"/>
+        </w:rPr>
+      </w:pPr>
+      <w:r>
+        <w:rPr>
+          <w:rFonts w:ascii="Book Antiqua" w:hAnsi="Book Antiqua"/>
+          <w:b/>
+          <w:bCs/>
+          <w:color w:val="4472C4" w:themeColor="accent1"/>
+        </w:rPr>
+        <w:t xml:space="preserve">Clasifica los </w:t>
+      </w:r>
+      <w:proofErr w:type="spellStart"/>
+      <w:r>
+        <w:rPr>
+          <w:rFonts w:ascii="Book Antiqua" w:hAnsi="Book Antiqua"/>
+          <w:b/>
+          <w:bCs/>
+          <w:color w:val="4472C4" w:themeColor="accent1"/>
+        </w:rPr>
+        <w:t>chunks</w:t>
+      </w:r>
+      <w:proofErr w:type="spellEnd"/>
+      <w:r>
+        <w:rPr>
+          <w:rFonts w:ascii="Book Antiqua" w:hAnsi="Book Antiqua"/>
+          <w:b/>
+          <w:bCs/>
+          <w:color w:val="4472C4" w:themeColor="accent1"/>
+        </w:rPr>
+        <w:t xml:space="preserve"> en 5 grupos</w:t>
+      </w:r>
+      <w:r>
+        <w:rPr>
+          <w:rFonts w:ascii="Book Antiqua" w:hAnsi="Book Antiqua"/>
+          <w:color w:val="4472C4" w:themeColor="accent1"/>
+        </w:rPr>
+        <w:t> de fiabilidad según el score de Azure Search:</w:t>
+      </w:r>
+    </w:p>
+    <w:p>
+      <w:pPr>
+        <w:numPr>
+          <w:ilvl w:val="2"/>
+          <w:numId w:val="28"/>
+        </w:numPr>
+        <w:rPr>
+          <w:rFonts w:ascii="Book Antiqua" w:hAnsi="Book Antiqua"/>
+          <w:color w:val="4472C4" w:themeColor="accent1"/>
+        </w:rPr>
+      </w:pPr>
+      <w:r>
+        <w:rPr>
+          <w:rFonts w:ascii="Book Antiqua" w:hAnsi="Book Antiqua"/>
+          <w:color w:val="4472C4" w:themeColor="accent1"/>
+        </w:rPr>
+        <w:t>Grupo 1: score &gt;= 0.9 → </w:t>
+      </w:r>
+      <w:r>
+        <w:rPr>
+          <w:rFonts w:ascii="Book Antiqua" w:hAnsi="Book Antiqua"/>
+          <w:b/>
+          <w:bCs/>
+          <w:color w:val="4472C4" w:themeColor="accent1"/>
+        </w:rPr>
+        <w:t>extracción directa</w:t>
+      </w:r>
+      <w:r>
+        <w:rPr>
+          <w:rFonts w:ascii="Book Antiqua" w:hAnsi="Book Antiqua"/>
+          <w:color w:val="4472C4" w:themeColor="accent1"/>
+        </w:rPr>
+        <w:t> de nombres desde </w:t>
+      </w:r>
+      <w:proofErr w:type="spellStart"/>
+      <w:r>
+        <w:rPr>
+          <w:rFonts w:ascii="Book Antiqua" w:hAnsi="Book Antiqua"/>
+          <w:color w:val="4472C4" w:themeColor="accent1"/>
+        </w:rPr>
+        <w:fldChar w:fldCharType="begin"/>
+      </w:r>
+      <w:r>
+        <w:rPr>
+          <w:rFonts w:ascii="Book Antiqua" w:hAnsi="Book Antiqua"/>
+          <w:color w:val="4472C4" w:themeColor="accent1"/>
+        </w:rPr>
+        <w:instrText>HYPERLINK "vscode-file://vscode-app/c:/Users/WG918GS/AppData/Local/Programs/Microsoft%20VS%20Code/07ff9d6178/resources/app/out/vs/code/electron-browser/workbench/workbench.html" \o ""</w:instrText>
+      </w:r>
+      <w:r>
+        <w:rPr>
+          <w:rFonts w:ascii="Book Antiqua" w:hAnsi="Book Antiqua"/>
+          <w:color w:val="4472C4" w:themeColor="accent1"/>
+        </w:rPr>
+      </w:r>
+      <w:r>
+        <w:rPr>
+          <w:rFonts w:ascii="Book Antiqua" w:hAnsi="Book Antiqua"/>
+          <w:color w:val="4472C4" w:themeColor="accent1"/>
+        </w:rPr>
+        <w:fldChar w:fldCharType="separate"/>
+      </w:r>
+      <w:r>
+        <w:rPr>
+          <w:rStyle w:val="Hipervnculo"/>
+          <w:rFonts w:ascii="Book Antiqua" w:hAnsi="Book Antiqua"/>
+        </w:rPr>
+        <w:t>doc_title</w:t>
+      </w:r>
+      <w:proofErr w:type="spellEnd"/>
+      <w:r>
+        <w:rPr>
+          <w:rFonts w:ascii="Book Antiqua" w:hAnsi="Book Antiqua"/>
+          <w:color w:val="4472C4" w:themeColor="accent1"/>
+          <w:lang w:val="en-US"/>
+        </w:rPr>
+        <w:fldChar w:fldCharType="end"/>
+      </w:r>
+      <w:r>
+        <w:rPr>
+          <w:rFonts w:ascii="Book Antiqua" w:hAnsi="Book Antiqua"/>
+          <w:color w:val="4472C4" w:themeColor="accent1"/>
+        </w:rPr>
+        <w:t> (sin LLM)</w:t>
+      </w:r>
+    </w:p>
+    <w:p>
+      <w:pPr>
+        <w:numPr>
+          <w:ilvl w:val="2"/>
+          <w:numId w:val="28"/>
+        </w:numPr>
+        <w:rPr>
+          <w:rFonts w:ascii="Book Antiqua" w:hAnsi="Book Antiqua"/>
+          <w:color w:val="4472C4" w:themeColor="accent1"/>
+        </w:rPr>
+      </w:pPr>
+      <w:r>
+        <w:rPr>
+          <w:rFonts w:ascii="Book Antiqua" w:hAnsi="Book Antiqua"/>
+          <w:color w:val="4472C4" w:themeColor="accent1"/>
+        </w:rPr>
+        <w:t>Grupo 2: 0.7–0.9 → mini-LLM en lotes de CVS_CHUNK_SIZE</w:t>
+      </w:r>
+    </w:p>
+    <w:p>
+      <w:pPr>
+        <w:numPr>
+          <w:ilvl w:val="2"/>
+          <w:numId w:val="28"/>
+        </w:numPr>
+        <w:rPr>
+          <w:rFonts w:ascii="Book Antiqua" w:hAnsi="Book Antiqua"/>
+          <w:color w:val="4472C4" w:themeColor="accent1"/>
+        </w:rPr>
+      </w:pPr>
+      <w:r>
+        <w:rPr>
+          <w:rFonts w:ascii="Book Antiqua" w:hAnsi="Book Antiqua"/>
+          <w:color w:val="4472C4" w:themeColor="accent1"/>
+        </w:rPr>
+        <w:t>Grupo 3: 0.5–0.7 → mini-LLM</w:t>
+      </w:r>
+    </w:p>
+    <w:p>
+      <w:pPr>
+        <w:numPr>
+          <w:ilvl w:val="2"/>
+          <w:numId w:val="28"/>
+        </w:numPr>
+        <w:rPr>
+          <w:rFonts w:ascii="Book Antiqua" w:hAnsi="Book Antiqua"/>
+          <w:color w:val="4472C4" w:themeColor="accent1"/>
+        </w:rPr>
+      </w:pPr>
+      <w:r>
+        <w:rPr>
+          <w:rFonts w:ascii="Book Antiqua" w:hAnsi="Book Antiqua"/>
+          <w:color w:val="4472C4" w:themeColor="accent1"/>
+        </w:rPr>
+        <w:t>Grupo 4: 0.3–0.5 → mini-LLM</w:t>
+      </w:r>
+    </w:p>
+    <w:p>
+      <w:pPr>
+        <w:numPr>
+          <w:ilvl w:val="2"/>
+          <w:numId w:val="28"/>
+        </w:numPr>
+        <w:rPr>
+          <w:rFonts w:ascii="Book Antiqua" w:hAnsi="Book Antiqua"/>
+          <w:color w:val="4472C4" w:themeColor="accent1"/>
+        </w:rPr>
+      </w:pPr>
+      <w:r>
+        <w:rPr>
+          <w:rFonts w:ascii="Book Antiqua" w:hAnsi="Book Antiqua"/>
+          <w:color w:val="4472C4" w:themeColor="accent1"/>
+        </w:rPr>
+        <w:t>Grupo 5: &lt; 0.3 → mini-LLM</w:t>
+      </w:r>
+    </w:p>
+    <w:p>
+      <w:pPr>
+        <w:numPr>
+          <w:ilvl w:val="1"/>
+          <w:numId w:val="28"/>
+        </w:numPr>
+        <w:rPr>
+          <w:rFonts w:ascii="Book Antiqua" w:hAnsi="Book Antiqua"/>
+          <w:color w:val="4472C4" w:themeColor="accent1"/>
+        </w:rPr>
+      </w:pPr>
+      <w:r>
+        <w:rPr>
+          <w:rFonts w:ascii="Book Antiqua" w:hAnsi="Book Antiqua"/>
+          <w:b/>
+          <w:bCs/>
+          <w:color w:val="4472C4" w:themeColor="accent1"/>
+        </w:rPr>
+        <w:t>Procesa cada grupo en paralelo</w:t>
+      </w:r>
+      <w:r>
+        <w:rPr>
+          <w:rFonts w:ascii="Book Antiqua" w:hAnsi="Book Antiqua"/>
+          <w:color w:val="4472C4" w:themeColor="accent1"/>
+        </w:rPr>
+        <w:t> con </w:t>
+      </w:r>
+      <w:proofErr w:type="spellStart"/>
+      <w:r>
+        <w:rPr>
+          <w:rFonts w:ascii="Book Antiqua" w:hAnsi="Book Antiqua"/>
+          <w:color w:val="4472C4" w:themeColor="accent1"/>
+        </w:rPr>
+        <w:fldChar w:fldCharType="begin"/>
+      </w:r>
+      <w:r>
+        <w:rPr>
+          <w:rFonts w:ascii="Book Antiqua" w:hAnsi="Book Antiqua"/>
+          <w:color w:val="4472C4" w:themeColor="accent1"/>
+        </w:rPr>
+        <w:instrText>HYPERLINK "vscode-file://vscode-app/c:/Users/WG918GS/AppData/Local/Programs/Microsoft%20VS%20Code/07ff9d6178/resources/app/out/vs/code/electron-browser/workbench/workbench.html" \o ""</w:instrText>
+      </w:r>
+      <w:r>
+        <w:rPr>
+          <w:rFonts w:ascii="Book Antiqua" w:hAnsi="Book Antiqua"/>
+          <w:color w:val="4472C4" w:themeColor="accent1"/>
+        </w:rPr>
+      </w:r>
+      <w:r>
+        <w:rPr>
+          <w:rFonts w:ascii="Book Antiqua" w:hAnsi="Book Antiqua"/>
+          <w:color w:val="4472C4" w:themeColor="accent1"/>
+        </w:rPr>
+        <w:fldChar w:fldCharType="separate"/>
+      </w:r>
+      <w:r>
+        <w:rPr>
+          <w:rStyle w:val="Hipervnculo"/>
+          <w:rFonts w:ascii="Book Antiqua" w:hAnsi="Book Antiqua"/>
+        </w:rPr>
+        <w:t>ThreadPoolExecutor</w:t>
+      </w:r>
+      <w:proofErr w:type="spellEnd"/>
+      <w:r>
+        <w:rPr>
+          <w:rFonts w:ascii="Book Antiqua" w:hAnsi="Book Antiqua"/>
+          <w:color w:val="4472C4" w:themeColor="accent1"/>
+          <w:lang w:val="en-US"/>
+        </w:rPr>
+        <w:fldChar w:fldCharType="end"/>
+      </w:r>
+    </w:p>
+    <w:p>
+      <w:pPr>
+        <w:numPr>
+          <w:ilvl w:val="1"/>
+          <w:numId w:val="28"/>
+        </w:numPr>
+        <w:rPr>
+          <w:rFonts w:ascii="Book Antiqua" w:hAnsi="Book Antiqua"/>
+          <w:color w:val="4472C4" w:themeColor="accent1"/>
+        </w:rPr>
+      </w:pPr>
+      <w:r>
+        <w:rPr>
+          <w:rFonts w:ascii="Book Antiqua" w:hAnsi="Book Antiqua"/>
+          <w:b/>
+          <w:bCs/>
+          <w:color w:val="4472C4" w:themeColor="accent1"/>
+        </w:rPr>
+        <w:t>Persiste en el historial</w:t>
+      </w:r>
+      <w:r>
+        <w:rPr>
+          <w:rFonts w:ascii="Book Antiqua" w:hAnsi="Book Antiqua"/>
+          <w:color w:val="4472C4" w:themeColor="accent1"/>
+        </w:rPr>
+        <w:t> </w:t>
+      </w:r>
+      <w:hyperlink r:id="rId64" w:history="1">
+        <w:r>
+          <w:rPr>
+            <w:rStyle w:val="Hipervnculo"/>
+            <w:rFonts w:ascii="Book Antiqua" w:hAnsi="Book Antiqua"/>
+          </w:rPr>
+          <w:t>data/</w:t>
+        </w:r>
+        <w:proofErr w:type="spellStart"/>
+        <w:r>
+          <w:rPr>
+            <w:rStyle w:val="Hipervnculo"/>
+            <w:rFonts w:ascii="Book Antiqua" w:hAnsi="Book Antiqua"/>
+          </w:rPr>
+          <w:t>cvs_history.json</w:t>
+        </w:r>
+        <w:proofErr w:type="spellEnd"/>
+      </w:hyperlink>
+      <w:r>
+        <w:rPr>
+          <w:rFonts w:ascii="Book Antiqua" w:hAnsi="Book Antiqua"/>
+          <w:color w:val="4472C4" w:themeColor="accent1"/>
+        </w:rPr>
+        <w:t> con estructura:</w:t>
+      </w:r>
+    </w:p>
+    <w:p>
+      <w:pPr>
+        <w:rPr>
+          <w:rFonts w:ascii="Book Antiqua" w:hAnsi="Book Antiqua"/>
+          <w:color w:val="4472C4" w:themeColor="accent1"/>
+          <w:lang w:val="en-US"/>
+        </w:rPr>
+      </w:pPr>
+      <w:r>
+        <w:rPr>
+          <w:rFonts w:ascii="Book Antiqua" w:hAnsi="Book Antiqua"/>
+          <w:color w:val="4472C4" w:themeColor="accent1"/>
+          <w:lang w:val="en-US"/>
+        </w:rPr>
+        <w:t>{"id": "</w:t>
+      </w:r>
+      <w:proofErr w:type="spellStart"/>
+      <w:r>
+        <w:rPr>
+          <w:rFonts w:ascii="Book Antiqua" w:hAnsi="Book Antiqua"/>
+          <w:color w:val="4472C4" w:themeColor="accent1"/>
+          <w:lang w:val="en-US"/>
+        </w:rPr>
+        <w:t>uuid</w:t>
+      </w:r>
+      <w:proofErr w:type="spellEnd"/>
+      <w:r>
+        <w:rPr>
+          <w:rFonts w:ascii="Book Antiqua" w:hAnsi="Book Antiqua"/>
+          <w:color w:val="4472C4" w:themeColor="accent1"/>
+          <w:lang w:val="en-US"/>
+        </w:rPr>
+        <w:t>", "timestamp": "ISO-8601", "query": "...", "groups": {</w:t>
+      </w:r>
+    </w:p>
+    <w:p>
+      <w:pPr>
+        <w:rPr>
+          <w:rFonts w:ascii="Book Antiqua" w:hAnsi="Book Antiqua"/>
+          <w:color w:val="4472C4" w:themeColor="accent1"/>
+          <w:lang w:val="en-US"/>
+        </w:rPr>
+      </w:pPr>
+      <w:r>
+        <w:rPr>
+          <w:rFonts w:ascii="Book Antiqua" w:hAnsi="Book Antiqua"/>
+          <w:color w:val="4472C4" w:themeColor="accent1"/>
+          <w:lang w:val="en-US"/>
+        </w:rPr>
+        <w:t xml:space="preserve">  "grupo1": {"reliability": "≥90%", "data": ["Nombre1", ...], "reasoning": "..."},</w:t>
+      </w:r>
+    </w:p>
+    <w:p>
+      <w:pPr>
+        <w:rPr>
+          <w:rFonts w:ascii="Book Antiqua" w:hAnsi="Book Antiqua"/>
+          <w:color w:val="4472C4" w:themeColor="accent1"/>
+        </w:rPr>
+      </w:pPr>
+      <w:r>
+        <w:rPr>
+          <w:rFonts w:ascii="Book Antiqua" w:hAnsi="Book Antiqua"/>
+          <w:color w:val="4472C4" w:themeColor="accent1"/>
+          <w:lang w:val="en-US"/>
+        </w:rPr>
+        <w:t xml:space="preserve">  </w:t>
+      </w:r>
+      <w:r>
+        <w:rPr>
+          <w:rFonts w:ascii="Book Antiqua" w:hAnsi="Book Antiqua"/>
+          <w:color w:val="4472C4" w:themeColor="accent1"/>
+        </w:rPr>
+        <w:t>"grupo2": {"</w:t>
+      </w:r>
+      <w:proofErr w:type="spellStart"/>
+      <w:r>
+        <w:rPr>
+          <w:rFonts w:ascii="Book Antiqua" w:hAnsi="Book Antiqua"/>
+          <w:color w:val="4472C4" w:themeColor="accent1"/>
+        </w:rPr>
+        <w:t>reliability</w:t>
+      </w:r>
+      <w:proofErr w:type="spellEnd"/>
+      <w:r>
+        <w:rPr>
+          <w:rFonts w:ascii="Book Antiqua" w:hAnsi="Book Antiqua"/>
+          <w:color w:val="4472C4" w:themeColor="accent1"/>
+        </w:rPr>
+        <w:t>": "70%–90%", "data": "nombre | nombre", "</w:t>
+      </w:r>
+      <w:proofErr w:type="spellStart"/>
+      <w:r>
+        <w:rPr>
+          <w:rFonts w:ascii="Book Antiqua" w:hAnsi="Book Antiqua"/>
+          <w:color w:val="4472C4" w:themeColor="accent1"/>
+        </w:rPr>
+        <w:t>reasoning</w:t>
+      </w:r>
+      <w:proofErr w:type="spellEnd"/>
+      <w:r>
+        <w:rPr>
+          <w:rFonts w:ascii="Book Antiqua" w:hAnsi="Book Antiqua"/>
+          <w:color w:val="4472C4" w:themeColor="accent1"/>
+        </w:rPr>
+        <w:t>": "..."},</w:t>
+      </w:r>
+    </w:p>
+    <w:p>
+      <w:pPr>
+        <w:rPr>
+          <w:rFonts w:ascii="Book Antiqua" w:hAnsi="Book Antiqua"/>
+          <w:color w:val="4472C4" w:themeColor="accent1"/>
+        </w:rPr>
+      </w:pPr>
+      <w:r>
+        <w:rPr>
+          <w:rFonts w:ascii="Book Antiqua" w:hAnsi="Book Antiqua"/>
+          <w:color w:val="4472C4" w:themeColor="accent1"/>
+        </w:rPr>
+        <w:t xml:space="preserve">  ...</w:t>
+      </w:r>
+    </w:p>
+    <w:p>
+      <w:pPr>
+        <w:rPr>
+          <w:rFonts w:ascii="Book Antiqua" w:hAnsi="Book Antiqua"/>
+          <w:color w:val="4472C4" w:themeColor="accent1"/>
+        </w:rPr>
+      </w:pPr>
+      <w:r>
+        <w:rPr>
+          <w:rFonts w:ascii="Book Antiqua" w:hAnsi="Book Antiqua"/>
+          <w:color w:val="4472C4" w:themeColor="accent1"/>
+        </w:rPr>
+        <w:t>}}</w:t>
+      </w:r>
+    </w:p>
+    <w:p>
+      <w:pPr>
+        <w:rPr>
+          <w:rFonts w:ascii="Book Antiqua" w:hAnsi="Book Antiqua"/>
+          <w:color w:val="4472C4" w:themeColor="accent1"/>
+        </w:rPr>
+      </w:pPr>
+    </w:p>
+    <w:p>
+      <w:pPr>
+        <w:rPr>
+          <w:rFonts w:ascii="Book Antiqua" w:hAnsi="Book Antiqua"/>
+          <w:color w:val="4472C4" w:themeColor="accent1"/>
+        </w:rPr>
+      </w:pPr>
+      <w:r>
+        <w:rPr>
+          <w:rFonts w:ascii="Book Antiqua" w:hAnsi="Book Antiqua"/>
+          <w:b/>
+          <w:bCs/>
+          <w:color w:val="4472C4" w:themeColor="accent1"/>
+        </w:rPr>
+        <w:t xml:space="preserve">Fase 3 — Response </w:t>
+      </w:r>
+      <w:proofErr w:type="spellStart"/>
+      <w:r>
+        <w:rPr>
+          <w:rFonts w:ascii="Book Antiqua" w:hAnsi="Book Antiqua"/>
+          <w:b/>
+          <w:bCs/>
+          <w:color w:val="4472C4" w:themeColor="accent1"/>
+        </w:rPr>
+        <w:t>Format</w:t>
+      </w:r>
+      <w:proofErr w:type="spellEnd"/>
+    </w:p>
+    <w:p>
+      <w:pPr>
+        <w:numPr>
+          <w:ilvl w:val="0"/>
+          <w:numId w:val="29"/>
+        </w:numPr>
+        <w:rPr>
+          <w:rFonts w:ascii="Book Antiqua" w:hAnsi="Book Antiqua"/>
+          <w:color w:val="4472C4" w:themeColor="accent1"/>
+        </w:rPr>
+      </w:pPr>
+      <w:r>
+        <w:rPr>
+          <w:rFonts w:ascii="Book Antiqua" w:hAnsi="Book Antiqua"/>
+          <w:color w:val="4472C4" w:themeColor="accent1"/>
+        </w:rPr>
+        <w:t>Se añadió </w:t>
+      </w:r>
+      <w:proofErr w:type="spellStart"/>
+      <w:r>
+        <w:rPr>
+          <w:rFonts w:ascii="Book Antiqua" w:hAnsi="Book Antiqua"/>
+          <w:color w:val="4472C4" w:themeColor="accent1"/>
+        </w:rPr>
+        <w:fldChar w:fldCharType="begin"/>
+      </w:r>
+      <w:r>
+        <w:rPr>
+          <w:rFonts w:ascii="Book Antiqua" w:hAnsi="Book Antiqua"/>
+          <w:color w:val="4472C4" w:themeColor="accent1"/>
+        </w:rPr>
+        <w:instrText>HYPERLINK "vscode-file://vscode-app/c:/Users/WG918GS/AppData/Local/Programs/Microsoft%20VS%20Code/07ff9d6178/resources/app/out/vs/code/electron-browser/workbench/workbench.html" \o ""</w:instrText>
+      </w:r>
+      <w:r>
+        <w:rPr>
+          <w:rFonts w:ascii="Book Antiqua" w:hAnsi="Book Antiqua"/>
+          <w:color w:val="4472C4" w:themeColor="accent1"/>
+        </w:rPr>
+      </w:r>
+      <w:r>
+        <w:rPr>
+          <w:rFonts w:ascii="Book Antiqua" w:hAnsi="Book Antiqua"/>
+          <w:color w:val="4472C4" w:themeColor="accent1"/>
+        </w:rPr>
+        <w:fldChar w:fldCharType="separate"/>
+      </w:r>
+      <w:r>
+        <w:rPr>
+          <w:rStyle w:val="Hipervnculo"/>
+          <w:rFonts w:ascii="Book Antiqua" w:hAnsi="Book Antiqua"/>
+        </w:rPr>
+        <w:t>format_final_response</w:t>
+      </w:r>
+      <w:proofErr w:type="spellEnd"/>
+      <w:r>
+        <w:rPr>
+          <w:rStyle w:val="Hipervnculo"/>
+          <w:rFonts w:ascii="Book Antiqua" w:hAnsi="Book Antiqua"/>
+        </w:rPr>
+        <w:t>()</w:t>
+      </w:r>
+      <w:r>
+        <w:rPr>
+          <w:rFonts w:ascii="Book Antiqua" w:hAnsi="Book Antiqua"/>
+          <w:color w:val="4472C4" w:themeColor="accent1"/>
+          <w:lang w:val="en-US"/>
+        </w:rPr>
+        <w:fldChar w:fldCharType="end"/>
+      </w:r>
+      <w:r>
+        <w:rPr>
+          <w:rFonts w:ascii="Book Antiqua" w:hAnsi="Book Antiqua"/>
+          <w:color w:val="4472C4" w:themeColor="accent1"/>
+        </w:rPr>
+        <w:t> en </w:t>
+      </w:r>
+      <w:hyperlink r:id="rId65" w:history="1">
+        <w:r>
+          <w:rPr>
+            <w:rStyle w:val="Hipervnculo"/>
+            <w:rFonts w:ascii="Book Antiqua" w:hAnsi="Book Antiqua"/>
+          </w:rPr>
+          <w:t>cvs_handler.py</w:t>
+        </w:r>
+      </w:hyperlink>
+      <w:r>
+        <w:rPr>
+          <w:rFonts w:ascii="Book Antiqua" w:hAnsi="Book Antiqua"/>
+          <w:color w:val="4472C4" w:themeColor="accent1"/>
+        </w:rPr>
+        <w:t> que toma los resultados de todos los grupos y los pasa a un </w:t>
+      </w:r>
+      <w:r>
+        <w:rPr>
+          <w:rFonts w:ascii="Book Antiqua" w:hAnsi="Book Antiqua"/>
+          <w:b/>
+          <w:bCs/>
+          <w:color w:val="4472C4" w:themeColor="accent1"/>
+        </w:rPr>
+        <w:t>LLM potente</w:t>
+      </w:r>
+      <w:r>
+        <w:rPr>
+          <w:rFonts w:ascii="Book Antiqua" w:hAnsi="Book Antiqua"/>
+          <w:color w:val="4472C4" w:themeColor="accent1"/>
+        </w:rPr>
+        <w:t> (gpt-4.1) para ensamblar la respuesta final</w:t>
+      </w:r>
+    </w:p>
+    <w:p>
+      <w:pPr>
+        <w:numPr>
+          <w:ilvl w:val="0"/>
+          <w:numId w:val="29"/>
+        </w:numPr>
+        <w:rPr>
+          <w:rFonts w:ascii="Book Antiqua" w:hAnsi="Book Antiqua"/>
+          <w:color w:val="4472C4" w:themeColor="accent1"/>
+        </w:rPr>
+      </w:pPr>
+      <w:r>
+        <w:rPr>
+          <w:rFonts w:ascii="Book Antiqua" w:hAnsi="Book Antiqua"/>
+          <w:color w:val="4472C4" w:themeColor="accent1"/>
+        </w:rPr>
+        <w:t xml:space="preserve">Se creó el </w:t>
+      </w:r>
+      <w:proofErr w:type="spellStart"/>
+      <w:r>
+        <w:rPr>
+          <w:rFonts w:ascii="Book Antiqua" w:hAnsi="Book Antiqua"/>
+          <w:color w:val="4472C4" w:themeColor="accent1"/>
+        </w:rPr>
+        <w:t>prompt</w:t>
+      </w:r>
+      <w:proofErr w:type="spellEnd"/>
+      <w:r>
+        <w:rPr>
+          <w:rFonts w:ascii="Book Antiqua" w:hAnsi="Book Antiqua"/>
+          <w:color w:val="4472C4" w:themeColor="accent1"/>
+        </w:rPr>
+        <w:t> </w:t>
+      </w:r>
+      <w:proofErr w:type="spellStart"/>
+      <w:r>
+        <w:rPr>
+          <w:rFonts w:ascii="Book Antiqua" w:hAnsi="Book Antiqua"/>
+          <w:color w:val="4472C4" w:themeColor="accent1"/>
+        </w:rPr>
+        <w:fldChar w:fldCharType="begin"/>
+      </w:r>
+      <w:r>
+        <w:rPr>
+          <w:rFonts w:ascii="Book Antiqua" w:hAnsi="Book Antiqua"/>
+          <w:color w:val="4472C4" w:themeColor="accent1"/>
+        </w:rPr>
+        <w:instrText>HYPERLINK "vscode-file://vscode-app/c:/Users/WG918GS/AppData/Local/Programs/Microsoft%20VS%20Code/07ff9d6178/resources/app/out/vs/code/electron-browser/workbench/workbench.html" \o ""</w:instrText>
+      </w:r>
+      <w:r>
+        <w:rPr>
+          <w:rFonts w:ascii="Book Antiqua" w:hAnsi="Book Antiqua"/>
+          <w:color w:val="4472C4" w:themeColor="accent1"/>
+        </w:rPr>
+      </w:r>
+      <w:r>
+        <w:rPr>
+          <w:rFonts w:ascii="Book Antiqua" w:hAnsi="Book Antiqua"/>
+          <w:color w:val="4472C4" w:themeColor="accent1"/>
+        </w:rPr>
+        <w:fldChar w:fldCharType="separate"/>
+      </w:r>
+      <w:r>
+        <w:rPr>
+          <w:rStyle w:val="Hipervnculo"/>
+          <w:rFonts w:ascii="Book Antiqua" w:hAnsi="Book Antiqua"/>
+        </w:rPr>
+        <w:t>response_format</w:t>
+      </w:r>
+      <w:proofErr w:type="spellEnd"/>
+      <w:r>
+        <w:rPr>
+          <w:rStyle w:val="Hipervnculo"/>
+          <w:rFonts w:ascii="Book Antiqua" w:hAnsi="Book Antiqua"/>
+        </w:rPr>
+        <w:t>()</w:t>
+      </w:r>
+      <w:r>
+        <w:rPr>
+          <w:rFonts w:ascii="Book Antiqua" w:hAnsi="Book Antiqua"/>
+          <w:color w:val="4472C4" w:themeColor="accent1"/>
+          <w:lang w:val="en-US"/>
+        </w:rPr>
+        <w:fldChar w:fldCharType="end"/>
+      </w:r>
+      <w:r>
+        <w:rPr>
+          <w:rFonts w:ascii="Book Antiqua" w:hAnsi="Book Antiqua"/>
+          <w:color w:val="4472C4" w:themeColor="accent1"/>
+        </w:rPr>
+        <w:t> en </w:t>
+      </w:r>
+      <w:hyperlink r:id="rId66" w:history="1">
+        <w:r>
+          <w:rPr>
+            <w:rStyle w:val="Hipervnculo"/>
+            <w:rFonts w:ascii="Book Antiqua" w:hAnsi="Book Antiqua"/>
+          </w:rPr>
+          <w:t>cvs_prompts.py</w:t>
+        </w:r>
+      </w:hyperlink>
+      <w:r>
+        <w:rPr>
+          <w:rFonts w:ascii="Book Antiqua" w:hAnsi="Book Antiqua"/>
+          <w:color w:val="4472C4" w:themeColor="accent1"/>
+        </w:rPr>
+        <w:t> que instruye al LLM a presentar candidatos de alta fiabilidad primero, usar matices para fiabilidad baja, y dar un resumen con distribución</w:t>
+      </w:r>
+    </w:p>
+    <w:p>
+      <w:pPr>
+        <w:rPr>
+          <w:rFonts w:ascii="Book Antiqua" w:hAnsi="Book Antiqua"/>
+          <w:color w:val="4472C4" w:themeColor="accent1"/>
+        </w:rPr>
+      </w:pPr>
+      <w:proofErr w:type="spellStart"/>
+      <w:r>
+        <w:rPr>
+          <w:rFonts w:ascii="Book Antiqua" w:hAnsi="Book Antiqua"/>
+          <w:b/>
+          <w:bCs/>
+          <w:color w:val="4472C4" w:themeColor="accent1"/>
+        </w:rPr>
+        <w:t>Routing</w:t>
+      </w:r>
+      <w:proofErr w:type="spellEnd"/>
+      <w:r>
+        <w:rPr>
+          <w:rFonts w:ascii="Book Antiqua" w:hAnsi="Book Antiqua"/>
+          <w:b/>
+          <w:bCs/>
+          <w:color w:val="4472C4" w:themeColor="accent1"/>
+        </w:rPr>
+        <w:t xml:space="preserve"> en </w:t>
+      </w:r>
+      <w:proofErr w:type="spellStart"/>
+      <w:r>
+        <w:rPr>
+          <w:rFonts w:ascii="Book Antiqua" w:hAnsi="Book Antiqua"/>
+          <w:b/>
+          <w:bCs/>
+          <w:color w:val="4472C4" w:themeColor="accent1"/>
+        </w:rPr>
+        <w:t>LangGraph</w:t>
+      </w:r>
+      <w:proofErr w:type="spellEnd"/>
+      <w:r>
+        <w:rPr>
+          <w:rFonts w:ascii="Book Antiqua" w:hAnsi="Book Antiqua"/>
+          <w:b/>
+          <w:bCs/>
+          <w:color w:val="4472C4" w:themeColor="accent1"/>
+        </w:rPr>
+        <w:t>:</w:t>
+      </w:r>
+    </w:p>
+    <w:p>
+      <w:pPr>
+        <w:numPr>
+          <w:ilvl w:val="0"/>
+          <w:numId w:val="30"/>
+        </w:numPr>
+        <w:rPr>
+          <w:rFonts w:ascii="Book Antiqua" w:hAnsi="Book Antiqua"/>
+          <w:color w:val="4472C4" w:themeColor="accent1"/>
+        </w:rPr>
+      </w:pPr>
+      <w:r>
+        <w:rPr>
+          <w:rFonts w:ascii="Book Antiqua" w:hAnsi="Book Antiqua"/>
+          <w:color w:val="4472C4" w:themeColor="accent1"/>
+        </w:rPr>
+        <w:lastRenderedPageBreak/>
+        <w:t>Se añadió </w:t>
+      </w:r>
+      <w:proofErr w:type="spellStart"/>
+      <w:r>
+        <w:rPr>
+          <w:rFonts w:ascii="Book Antiqua" w:hAnsi="Book Antiqua"/>
+          <w:color w:val="4472C4" w:themeColor="accent1"/>
+        </w:rPr>
+        <w:fldChar w:fldCharType="begin"/>
+      </w:r>
+      <w:r>
+        <w:rPr>
+          <w:rFonts w:ascii="Book Antiqua" w:hAnsi="Book Antiqua"/>
+          <w:color w:val="4472C4" w:themeColor="accent1"/>
+        </w:rPr>
+        <w:instrText>HYPERLINK "vscode-file://vscode-app/c:/Users/WG918GS/AppData/Local/Programs/Microsoft%20VS%20Code/07ff9d6178/resources/app/out/vs/code/electron-browser/workbench/workbench.html" \o ""</w:instrText>
+      </w:r>
+      <w:r>
+        <w:rPr>
+          <w:rFonts w:ascii="Book Antiqua" w:hAnsi="Book Antiqua"/>
+          <w:color w:val="4472C4" w:themeColor="accent1"/>
+        </w:rPr>
+      </w:r>
+      <w:r>
+        <w:rPr>
+          <w:rFonts w:ascii="Book Antiqua" w:hAnsi="Book Antiqua"/>
+          <w:color w:val="4472C4" w:themeColor="accent1"/>
+        </w:rPr>
+        <w:fldChar w:fldCharType="separate"/>
+      </w:r>
+      <w:r>
+        <w:rPr>
+          <w:rStyle w:val="Hipervnculo"/>
+          <w:rFonts w:ascii="Book Antiqua" w:hAnsi="Book Antiqua"/>
+        </w:rPr>
+        <w:t>cvs_groups</w:t>
+      </w:r>
+      <w:proofErr w:type="spellEnd"/>
+      <w:r>
+        <w:rPr>
+          <w:rFonts w:ascii="Book Antiqua" w:hAnsi="Book Antiqua"/>
+          <w:color w:val="4472C4" w:themeColor="accent1"/>
+          <w:lang w:val="en-US"/>
+        </w:rPr>
+        <w:fldChar w:fldCharType="end"/>
+      </w:r>
+      <w:r>
+        <w:rPr>
+          <w:rFonts w:ascii="Book Antiqua" w:hAnsi="Book Antiqua"/>
+          <w:color w:val="4472C4" w:themeColor="accent1"/>
+        </w:rPr>
+        <w:t> como nuevo campo del estado </w:t>
+      </w:r>
+      <w:proofErr w:type="spellStart"/>
+      <w:r>
+        <w:rPr>
+          <w:rFonts w:ascii="Book Antiqua" w:hAnsi="Book Antiqua"/>
+          <w:color w:val="4472C4" w:themeColor="accent1"/>
+        </w:rPr>
+        <w:fldChar w:fldCharType="begin"/>
+      </w:r>
+      <w:r>
+        <w:rPr>
+          <w:rFonts w:ascii="Book Antiqua" w:hAnsi="Book Antiqua"/>
+          <w:color w:val="4472C4" w:themeColor="accent1"/>
+        </w:rPr>
+        <w:instrText>HYPERLINK "vscode-file://vscode-app/c:/Users/WG918GS/AppData/Local/Programs/Microsoft%20VS%20Code/07ff9d6178/resources/app/out/vs/code/electron-browser/workbench/workbench.html" \o ""</w:instrText>
+      </w:r>
+      <w:r>
+        <w:rPr>
+          <w:rFonts w:ascii="Book Antiqua" w:hAnsi="Book Antiqua"/>
+          <w:color w:val="4472C4" w:themeColor="accent1"/>
+        </w:rPr>
+      </w:r>
+      <w:r>
+        <w:rPr>
+          <w:rFonts w:ascii="Book Antiqua" w:hAnsi="Book Antiqua"/>
+          <w:color w:val="4472C4" w:themeColor="accent1"/>
+        </w:rPr>
+        <w:fldChar w:fldCharType="separate"/>
+      </w:r>
+      <w:r>
+        <w:rPr>
+          <w:rStyle w:val="Hipervnculo"/>
+          <w:rFonts w:ascii="Book Antiqua" w:hAnsi="Book Antiqua"/>
+        </w:rPr>
+        <w:t>RAGState</w:t>
+      </w:r>
+      <w:proofErr w:type="spellEnd"/>
+      <w:r>
+        <w:rPr>
+          <w:rFonts w:ascii="Book Antiqua" w:hAnsi="Book Antiqua"/>
+          <w:color w:val="4472C4" w:themeColor="accent1"/>
+          <w:lang w:val="en-US"/>
+        </w:rPr>
+        <w:fldChar w:fldCharType="end"/>
+      </w:r>
+      <w:r>
+        <w:rPr>
+          <w:rFonts w:ascii="Book Antiqua" w:hAnsi="Book Antiqua"/>
+          <w:color w:val="4472C4" w:themeColor="accent1"/>
+        </w:rPr>
+        <w:t> en </w:t>
+      </w:r>
+      <w:hyperlink r:id="rId67" w:history="1">
+        <w:r>
+          <w:rPr>
+            <w:rStyle w:val="Hipervnculo"/>
+            <w:rFonts w:ascii="Book Antiqua" w:hAnsi="Book Antiqua"/>
+          </w:rPr>
+          <w:t>app_langgraph.py:35</w:t>
+        </w:r>
+      </w:hyperlink>
+    </w:p>
+    <w:p>
+      <w:pPr>
+        <w:numPr>
+          <w:ilvl w:val="0"/>
+          <w:numId w:val="30"/>
+        </w:numPr>
+        <w:rPr>
+          <w:rFonts w:ascii="Book Antiqua" w:hAnsi="Book Antiqua"/>
+          <w:color w:val="4472C4" w:themeColor="accent1"/>
+          <w:lang w:val="en-US"/>
+        </w:rPr>
+      </w:pPr>
+      <w:proofErr w:type="spellStart"/>
+      <w:r>
+        <w:rPr>
+          <w:rFonts w:ascii="Book Antiqua" w:hAnsi="Book Antiqua"/>
+          <w:color w:val="4472C4" w:themeColor="accent1"/>
+          <w:lang w:val="en-US"/>
+        </w:rPr>
+        <w:t>Tras</w:t>
+      </w:r>
+      <w:proofErr w:type="spellEnd"/>
+      <w:r>
+        <w:rPr>
+          <w:rFonts w:ascii="Book Antiqua" w:hAnsi="Book Antiqua"/>
+          <w:color w:val="4472C4" w:themeColor="accent1"/>
+          <w:lang w:val="en-US"/>
+        </w:rPr>
+        <w:t> </w:t>
+      </w:r>
+      <w:hyperlink r:id="rId68" w:history="1">
+        <w:r>
+          <w:rPr>
+            <w:rStyle w:val="Hipervnculo"/>
+            <w:rFonts w:ascii="Book Antiqua" w:hAnsi="Book Antiqua"/>
+            <w:lang w:val="en-US"/>
+          </w:rPr>
+          <w:t>retrieve</w:t>
+        </w:r>
+      </w:hyperlink>
+      <w:r>
+        <w:rPr>
+          <w:rFonts w:ascii="Book Antiqua" w:hAnsi="Book Antiqua"/>
+          <w:color w:val="4472C4" w:themeColor="accent1"/>
+          <w:lang w:val="en-US"/>
+        </w:rPr>
+        <w:t xml:space="preserve">, un routing </w:t>
+      </w:r>
+      <w:proofErr w:type="spellStart"/>
+      <w:r>
+        <w:rPr>
+          <w:rFonts w:ascii="Book Antiqua" w:hAnsi="Book Antiqua"/>
+          <w:color w:val="4472C4" w:themeColor="accent1"/>
+          <w:lang w:val="en-US"/>
+        </w:rPr>
+        <w:t>condicional</w:t>
+      </w:r>
+      <w:proofErr w:type="spellEnd"/>
+      <w:r>
+        <w:rPr>
+          <w:rFonts w:ascii="Book Antiqua" w:hAnsi="Book Antiqua"/>
+          <w:color w:val="4472C4" w:themeColor="accent1"/>
+          <w:lang w:val="en-US"/>
+        </w:rPr>
+        <w:t xml:space="preserve"> (</w:t>
+      </w:r>
+      <w:proofErr w:type="spellStart"/>
+      <w:r>
+        <w:rPr>
+          <w:rFonts w:ascii="Book Antiqua" w:hAnsi="Book Antiqua"/>
+          <w:color w:val="4472C4" w:themeColor="accent1"/>
+        </w:rPr>
+        <w:fldChar w:fldCharType="begin"/>
+      </w:r>
+      <w:r>
+        <w:rPr>
+          <w:rFonts w:ascii="Book Antiqua" w:hAnsi="Book Antiqua"/>
+          <w:color w:val="4472C4" w:themeColor="accent1"/>
+          <w:lang w:val="en-US"/>
+        </w:rPr>
+        <w:instrText>HYPERLINK "vscode-file://vscode-app/c:/Users/WG918GS/AppData/Local/Programs/Microsoft%20VS%20Code/07ff9d6178/resources/app/out/vs/code/electron-browser/workbench/workbench.html" \o ""</w:instrText>
+      </w:r>
+      <w:r>
+        <w:rPr>
+          <w:rFonts w:ascii="Book Antiqua" w:hAnsi="Book Antiqua"/>
+          <w:color w:val="4472C4" w:themeColor="accent1"/>
+        </w:rPr>
+      </w:r>
+      <w:r>
+        <w:rPr>
+          <w:rFonts w:ascii="Book Antiqua" w:hAnsi="Book Antiqua"/>
+          <w:color w:val="4472C4" w:themeColor="accent1"/>
+        </w:rPr>
+        <w:fldChar w:fldCharType="separate"/>
+      </w:r>
+      <w:r>
+        <w:rPr>
+          <w:rStyle w:val="Hipervnculo"/>
+          <w:rFonts w:ascii="Book Antiqua" w:hAnsi="Book Antiqua"/>
+          <w:lang w:val="en-US"/>
+        </w:rPr>
+        <w:t>should_use_cvs_pipeline</w:t>
+      </w:r>
+      <w:proofErr w:type="spellEnd"/>
+      <w:r>
+        <w:rPr>
+          <w:rFonts w:ascii="Book Antiqua" w:hAnsi="Book Antiqua"/>
+          <w:color w:val="4472C4" w:themeColor="accent1"/>
+          <w:lang w:val="en-US"/>
+        </w:rPr>
+        <w:fldChar w:fldCharType="end"/>
+      </w:r>
+      <w:r>
+        <w:rPr>
+          <w:rFonts w:ascii="Book Antiqua" w:hAnsi="Book Antiqua"/>
+          <w:color w:val="4472C4" w:themeColor="accent1"/>
+          <w:lang w:val="en-US"/>
+        </w:rPr>
+        <w:t>) decide:</w:t>
+      </w:r>
+    </w:p>
+    <w:p>
+      <w:pPr>
+        <w:numPr>
+          <w:ilvl w:val="1"/>
+          <w:numId w:val="30"/>
+        </w:numPr>
+        <w:rPr>
+          <w:rFonts w:ascii="Book Antiqua" w:hAnsi="Book Antiqua"/>
+          <w:color w:val="4472C4" w:themeColor="accent1"/>
+          <w:lang w:val="en-US"/>
+        </w:rPr>
+      </w:pPr>
+      <w:hyperlink r:id="rId69" w:history="1">
+        <w:proofErr w:type="spellStart"/>
+        <w:r>
+          <w:rPr>
+            <w:rStyle w:val="Hipervnculo"/>
+            <w:rFonts w:ascii="Book Antiqua" w:hAnsi="Book Antiqua"/>
+            <w:lang w:val="en-US"/>
+          </w:rPr>
+          <w:t>use_case</w:t>
+        </w:r>
+        <w:proofErr w:type="spellEnd"/>
+        <w:r>
+          <w:rPr>
+            <w:rStyle w:val="Hipervnculo"/>
+            <w:rFonts w:ascii="Book Antiqua" w:hAnsi="Book Antiqua"/>
+            <w:lang w:val="en-US"/>
+          </w:rPr>
+          <w:t xml:space="preserve"> == "</w:t>
+        </w:r>
+        <w:proofErr w:type="spellStart"/>
+        <w:r>
+          <w:rPr>
+            <w:rStyle w:val="Hipervnculo"/>
+            <w:rFonts w:ascii="Book Antiqua" w:hAnsi="Book Antiqua"/>
+            <w:lang w:val="en-US"/>
+          </w:rPr>
+          <w:t>cvs</w:t>
+        </w:r>
+        <w:proofErr w:type="spellEnd"/>
+        <w:r>
+          <w:rPr>
+            <w:rStyle w:val="Hipervnculo"/>
+            <w:rFonts w:ascii="Book Antiqua" w:hAnsi="Book Antiqua"/>
+            <w:lang w:val="en-US"/>
+          </w:rPr>
+          <w:t>"</w:t>
+        </w:r>
+      </w:hyperlink>
+      <w:r>
+        <w:rPr>
+          <w:rFonts w:ascii="Book Antiqua" w:hAnsi="Book Antiqua"/>
+          <w:color w:val="4472C4" w:themeColor="accent1"/>
+          <w:lang w:val="en-US"/>
+        </w:rPr>
+        <w:t> → </w:t>
+      </w:r>
+      <w:proofErr w:type="spellStart"/>
+      <w:r>
+        <w:rPr>
+          <w:rFonts w:ascii="Book Antiqua" w:hAnsi="Book Antiqua"/>
+          <w:color w:val="4472C4" w:themeColor="accent1"/>
+        </w:rPr>
+        <w:fldChar w:fldCharType="begin"/>
+      </w:r>
+      <w:r>
+        <w:rPr>
+          <w:rFonts w:ascii="Book Antiqua" w:hAnsi="Book Antiqua"/>
+          <w:color w:val="4472C4" w:themeColor="accent1"/>
+          <w:lang w:val="en-US"/>
+        </w:rPr>
+        <w:instrText>HYPERLINK "vscode-file://vscode-app/c:/Users/WG918GS/AppData/Local/Programs/Microsoft%20VS%20Code/07ff9d6178/resources/app/out/vs/code/electron-browser/workbench/workbench.html" \o ""</w:instrText>
+      </w:r>
+      <w:r>
+        <w:rPr>
+          <w:rFonts w:ascii="Book Antiqua" w:hAnsi="Book Antiqua"/>
+          <w:color w:val="4472C4" w:themeColor="accent1"/>
+        </w:rPr>
+      </w:r>
+      <w:r>
+        <w:rPr>
+          <w:rFonts w:ascii="Book Antiqua" w:hAnsi="Book Antiqua"/>
+          <w:color w:val="4472C4" w:themeColor="accent1"/>
+        </w:rPr>
+        <w:fldChar w:fldCharType="separate"/>
+      </w:r>
+      <w:r>
+        <w:rPr>
+          <w:rStyle w:val="Hipervnculo"/>
+          <w:rFonts w:ascii="Book Antiqua" w:hAnsi="Book Antiqua"/>
+          <w:lang w:val="en-US"/>
+        </w:rPr>
+        <w:t>process_cvs</w:t>
+      </w:r>
+      <w:proofErr w:type="spellEnd"/>
+      <w:r>
+        <w:rPr>
+          <w:rFonts w:ascii="Book Antiqua" w:hAnsi="Book Antiqua"/>
+          <w:color w:val="4472C4" w:themeColor="accent1"/>
+          <w:lang w:val="en-US"/>
+        </w:rPr>
+        <w:fldChar w:fldCharType="end"/>
+      </w:r>
+      <w:r>
+        <w:rPr>
+          <w:rFonts w:ascii="Book Antiqua" w:hAnsi="Book Antiqua"/>
+          <w:color w:val="4472C4" w:themeColor="accent1"/>
+          <w:lang w:val="en-US"/>
+        </w:rPr>
+        <w:t xml:space="preserve"> → </w:t>
+      </w:r>
+      <w:proofErr w:type="spellStart"/>
+      <w:r>
+        <w:rPr>
+          <w:rFonts w:ascii="Book Antiqua" w:hAnsi="Book Antiqua"/>
+          <w:color w:val="4472C4" w:themeColor="accent1"/>
+          <w:lang w:val="en-US"/>
+        </w:rPr>
+        <w:t>guardrails_output</w:t>
+      </w:r>
+      <w:proofErr w:type="spellEnd"/>
+      <w:r>
+        <w:rPr>
+          <w:rFonts w:ascii="Book Antiqua" w:hAnsi="Book Antiqua"/>
+          <w:color w:val="4472C4" w:themeColor="accent1"/>
+          <w:lang w:val="en-US"/>
+        </w:rPr>
+        <w:t xml:space="preserve"> → END</w:t>
+      </w:r>
+    </w:p>
+    <w:p>
+      <w:pPr>
+        <w:numPr>
+          <w:ilvl w:val="1"/>
+          <w:numId w:val="30"/>
+        </w:numPr>
+        <w:rPr>
+          <w:rFonts w:ascii="Book Antiqua" w:hAnsi="Book Antiqua"/>
+          <w:color w:val="4472C4" w:themeColor="accent1"/>
+        </w:rPr>
+      </w:pPr>
+      <w:r>
+        <w:rPr>
+          <w:rFonts w:ascii="Book Antiqua" w:hAnsi="Book Antiqua"/>
+          <w:color w:val="4472C4" w:themeColor="accent1"/>
+        </w:rPr>
+        <w:t>Otros → </w:t>
+      </w:r>
+      <w:proofErr w:type="spellStart"/>
+      <w:r>
+        <w:rPr>
+          <w:rFonts w:ascii="Book Antiqua" w:hAnsi="Book Antiqua"/>
+          <w:color w:val="4472C4" w:themeColor="accent1"/>
+        </w:rPr>
+        <w:fldChar w:fldCharType="begin"/>
+      </w:r>
+      <w:r>
+        <w:rPr>
+          <w:rFonts w:ascii="Book Antiqua" w:hAnsi="Book Antiqua"/>
+          <w:color w:val="4472C4" w:themeColor="accent1"/>
+        </w:rPr>
+        <w:instrText>HYPERLINK "vscode-file://vscode-app/c:/Users/WG918GS/AppData/Local/Programs/Microsoft%20VS%20Code/07ff9d6178/resources/app/out/vs/code/electron-browser/workbench/workbench.html" \o ""</w:instrText>
+      </w:r>
+      <w:r>
+        <w:rPr>
+          <w:rFonts w:ascii="Book Antiqua" w:hAnsi="Book Antiqua"/>
+          <w:color w:val="4472C4" w:themeColor="accent1"/>
+        </w:rPr>
+      </w:r>
+      <w:r>
+        <w:rPr>
+          <w:rFonts w:ascii="Book Antiqua" w:hAnsi="Book Antiqua"/>
+          <w:color w:val="4472C4" w:themeColor="accent1"/>
+        </w:rPr>
+        <w:fldChar w:fldCharType="separate"/>
+      </w:r>
+      <w:r>
+        <w:rPr>
+          <w:rStyle w:val="Hipervnculo"/>
+          <w:rFonts w:ascii="Book Antiqua" w:hAnsi="Book Antiqua"/>
+        </w:rPr>
+        <w:t>generate</w:t>
+      </w:r>
+      <w:proofErr w:type="spellEnd"/>
+      <w:r>
+        <w:rPr>
+          <w:rFonts w:ascii="Book Antiqua" w:hAnsi="Book Antiqua"/>
+          <w:color w:val="4472C4" w:themeColor="accent1"/>
+          <w:lang w:val="en-US"/>
+        </w:rPr>
+        <w:fldChar w:fldCharType="end"/>
+      </w:r>
+      <w:r>
+        <w:rPr>
+          <w:rFonts w:ascii="Book Antiqua" w:hAnsi="Book Antiqua"/>
+          <w:color w:val="4472C4" w:themeColor="accent1"/>
+        </w:rPr>
+        <w:t xml:space="preserve"> (flujo estándar) → </w:t>
+      </w:r>
+      <w:proofErr w:type="spellStart"/>
+      <w:r>
+        <w:rPr>
+          <w:rFonts w:ascii="Book Antiqua" w:hAnsi="Book Antiqua"/>
+          <w:color w:val="4472C4" w:themeColor="accent1"/>
+        </w:rPr>
+        <w:t>guardrails_output</w:t>
+      </w:r>
+      <w:proofErr w:type="spellEnd"/>
+      <w:r>
+        <w:rPr>
+          <w:rFonts w:ascii="Book Antiqua" w:hAnsi="Book Antiqua"/>
+          <w:color w:val="4472C4" w:themeColor="accent1"/>
+        </w:rPr>
+        <w:t xml:space="preserve"> → END</w:t>
+      </w:r>
+    </w:p>
+    <w:p>
+      <w:pPr>
+        <w:rPr>
+          <w:rFonts w:ascii="Book Antiqua" w:hAnsi="Book Antiqua"/>
+          <w:b/>
+          <w:bCs/>
+          <w:color w:val="4472C4" w:themeColor="accent1"/>
+        </w:rPr>
+      </w:pPr>
+      <w:r>
+        <w:rPr>
+          <w:rFonts w:ascii="Book Antiqua" w:hAnsi="Book Antiqua"/>
+          <w:b/>
+          <w:bCs/>
+          <w:color w:val="4472C4" w:themeColor="accent1"/>
+        </w:rPr>
+        <w:t>Variables de entorno (ya existentes en </w:t>
+      </w:r>
+      <w:hyperlink r:id="rId70" w:history="1">
+        <w:r>
+          <w:rPr>
+            <w:rStyle w:val="Hipervnculo"/>
+            <w:rFonts w:ascii="Book Antiqua" w:hAnsi="Book Antiqua"/>
+          </w:rPr>
+          <w:t>config.py</w:t>
+        </w:r>
+      </w:hyperlink>
+      <w:r>
+        <w:rPr>
+          <w:rFonts w:ascii="Book Antiqua" w:hAnsi="Book Antiqua"/>
+          <w:b/>
+          <w:bCs/>
+          <w:color w:val="4472C4" w:themeColor="accent1"/>
+        </w:rPr>
+        <w:t>):</w:t>
+      </w:r>
+    </w:p>
+    <w:tbl>
+      <w:tblPr>
+        <w:tblW w:w="0" w:type="auto"/>
+        <w:tblCellSpacing w:w="15" w:type="dxa"/>
+        <w:tblBorders>
+          <w:top w:val="single" w:sz="4" w:space="0" w:color="auto"/>
+          <w:left w:val="single" w:sz="4" w:space="0" w:color="auto"/>
+          <w:bottom w:val="single" w:sz="4" w:space="0" w:color="auto"/>
+          <w:right w:val="single" w:sz="4" w:space="0" w:color="auto"/>
+        </w:tblBorders>
+        <w:tblCellMar>
+          <w:top w:w="15" w:type="dxa"/>
+          <w:left w:w="15" w:type="dxa"/>
+          <w:bottom w:w="15" w:type="dxa"/>
+          <w:right w:w="15" w:type="dxa"/>
+        </w:tblCellMar>
+        <w:tblLook w:val="04A0" w:firstRow="1" w:lastRow="0" w:firstColumn="1" w:lastColumn="0" w:noHBand="0" w:noVBand="1"/>
+      </w:tblPr>
+      <w:tblGrid>
+        <w:gridCol w:w="2785"/>
+        <w:gridCol w:w="2329"/>
+        <w:gridCol w:w="3390"/>
+      </w:tblGrid>
+      <w:tr>
+        <w:trPr>
+          <w:tblHeader/>
+          <w:tblCellSpacing w:w="15" w:type="dxa"/>
+        </w:trPr>
+        <w:tc>
+          <w:tcPr>
+            <w:tcW w:w="0" w:type="auto"/>
+            <w:tcBorders>
+              <w:top w:val="nil"/>
+              <w:left w:val="nil"/>
+            </w:tcBorders>
+            <w:tcMar>
+              <w:top w:w="60" w:type="dxa"/>
+              <w:left w:w="90" w:type="dxa"/>
+              <w:bottom w:w="60" w:type="dxa"/>
+              <w:right w:w="90" w:type="dxa"/>
+            </w:tcMar>
+            <w:vAlign w:val="center"/>
+            <w:hideMark/>
+          </w:tcPr>
+          <w:p>
+            <w:pPr>
+              <w:rPr>
+                <w:rFonts w:ascii="Book Antiqua" w:hAnsi="Book Antiqua"/>
+                <w:b/>
+                <w:bCs/>
+                <w:color w:val="4472C4" w:themeColor="accent1"/>
+              </w:rPr>
+            </w:pPr>
+            <w:r>
+              <w:rPr>
+                <w:rFonts w:ascii="Book Antiqua" w:hAnsi="Book Antiqua"/>
+                <w:b/>
+                <w:bCs/>
+                <w:color w:val="4472C4" w:themeColor="accent1"/>
+              </w:rPr>
+              <w:t>Variable</w:t>
+            </w:r>
+          </w:p>
+        </w:tc>
+        <w:tc>
+          <w:tcPr>
+            <w:tcW w:w="0" w:type="auto"/>
+            <w:tcBorders>
+              <w:top w:val="nil"/>
+              <w:left w:val="nil"/>
+            </w:tcBorders>
+            <w:tcMar>
+              <w:top w:w="60" w:type="dxa"/>
+              <w:left w:w="90" w:type="dxa"/>
+              <w:bottom w:w="60" w:type="dxa"/>
+              <w:right w:w="90" w:type="dxa"/>
+            </w:tcMar>
+            <w:vAlign w:val="center"/>
+            <w:hideMark/>
+          </w:tcPr>
+          <w:p>
+            <w:pPr>
+              <w:rPr>
+                <w:rFonts w:ascii="Book Antiqua" w:hAnsi="Book Antiqua"/>
+                <w:b/>
+                <w:bCs/>
+                <w:color w:val="4472C4" w:themeColor="accent1"/>
+              </w:rPr>
+            </w:pPr>
+            <w:r>
+              <w:rPr>
+                <w:rFonts w:ascii="Book Antiqua" w:hAnsi="Book Antiqua"/>
+                <w:b/>
+                <w:bCs/>
+                <w:color w:val="4472C4" w:themeColor="accent1"/>
+              </w:rPr>
+              <w:t>Default</w:t>
+            </w:r>
+          </w:p>
+        </w:tc>
+        <w:tc>
+          <w:tcPr>
+            <w:tcW w:w="0" w:type="auto"/>
+            <w:tcBorders>
+              <w:top w:val="nil"/>
+              <w:left w:val="nil"/>
+              <w:right w:val="nil"/>
+            </w:tcBorders>
+            <w:tcMar>
+              <w:top w:w="60" w:type="dxa"/>
+              <w:left w:w="90" w:type="dxa"/>
+              <w:bottom w:w="60" w:type="dxa"/>
+              <w:right w:w="90" w:type="dxa"/>
+            </w:tcMar>
+            <w:vAlign w:val="center"/>
+            <w:hideMark/>
+          </w:tcPr>
+          <w:p>
+            <w:pPr>
+              <w:rPr>
+                <w:rFonts w:ascii="Book Antiqua" w:hAnsi="Book Antiqua"/>
+                <w:b/>
+                <w:bCs/>
+                <w:color w:val="4472C4" w:themeColor="accent1"/>
+              </w:rPr>
+            </w:pPr>
+            <w:r>
+              <w:rPr>
+                <w:rFonts w:ascii="Book Antiqua" w:hAnsi="Book Antiqua"/>
+                <w:b/>
+                <w:bCs/>
+                <w:color w:val="4472C4" w:themeColor="accent1"/>
+              </w:rPr>
+              <w:t>Uso</w:t>
+            </w:r>
+          </w:p>
+        </w:tc>
+      </w:tr>
+      <w:tr>
+        <w:trPr>
+          <w:tblCellSpacing w:w="15" w:type="dxa"/>
+        </w:trPr>
+        <w:tc>
+          <w:tcPr>
+            <w:tcW w:w="0" w:type="auto"/>
+            <w:tcBorders>
+              <w:top w:val="nil"/>
+              <w:left w:val="nil"/>
+            </w:tcBorders>
+            <w:tcMar>
+              <w:top w:w="60" w:type="dxa"/>
+              <w:left w:w="90" w:type="dxa"/>
+              <w:bottom w:w="60" w:type="dxa"/>
+              <w:right w:w="90" w:type="dxa"/>
+            </w:tcMar>
+            <w:vAlign w:val="center"/>
+            <w:hideMark/>
+          </w:tcPr>
+          <w:p>
+            <w:pPr>
+              <w:rPr>
+                <w:rFonts w:ascii="Book Antiqua" w:hAnsi="Book Antiqua"/>
+                <w:color w:val="4472C4" w:themeColor="accent1"/>
+              </w:rPr>
+            </w:pPr>
+            <w:r>
+              <w:rPr>
+                <w:rFonts w:ascii="Book Antiqua" w:hAnsi="Book Antiqua"/>
+                <w:color w:val="4472C4" w:themeColor="accent1"/>
+              </w:rPr>
+              <w:t>CVS_TOP_K</w:t>
+            </w:r>
+          </w:p>
+        </w:tc>
+        <w:tc>
+          <w:tcPr>
+            <w:tcW w:w="0" w:type="auto"/>
+            <w:tcBorders>
+              <w:top w:val="nil"/>
+              <w:left w:val="nil"/>
+            </w:tcBorders>
+            <w:tcMar>
+              <w:top w:w="60" w:type="dxa"/>
+              <w:left w:w="90" w:type="dxa"/>
+              <w:bottom w:w="60" w:type="dxa"/>
+              <w:right w:w="90" w:type="dxa"/>
+            </w:tcMar>
+            <w:vAlign w:val="center"/>
+            <w:hideMark/>
+          </w:tcPr>
+          <w:p>
+            <w:pPr>
+              <w:rPr>
+                <w:rFonts w:ascii="Book Antiqua" w:hAnsi="Book Antiqua"/>
+                <w:color w:val="4472C4" w:themeColor="accent1"/>
+              </w:rPr>
+            </w:pPr>
+            <w:r>
+              <w:rPr>
+                <w:rFonts w:ascii="Book Antiqua" w:hAnsi="Book Antiqua"/>
+                <w:color w:val="4472C4" w:themeColor="accent1"/>
+              </w:rPr>
+              <w:t>50</w:t>
+            </w:r>
+          </w:p>
+        </w:tc>
+        <w:tc>
+          <w:tcPr>
+            <w:tcW w:w="0" w:type="auto"/>
+            <w:tcBorders>
+              <w:top w:val="nil"/>
+              <w:left w:val="nil"/>
+              <w:right w:val="nil"/>
+            </w:tcBorders>
+            <w:tcMar>
+              <w:top w:w="60" w:type="dxa"/>
+              <w:left w:w="90" w:type="dxa"/>
+              <w:bottom w:w="60" w:type="dxa"/>
+              <w:right w:w="90" w:type="dxa"/>
+            </w:tcMar>
+            <w:vAlign w:val="center"/>
+            <w:hideMark/>
+          </w:tcPr>
+          <w:p>
+            <w:pPr>
+              <w:rPr>
+                <w:rFonts w:ascii="Book Antiqua" w:hAnsi="Book Antiqua"/>
+                <w:color w:val="4472C4" w:themeColor="accent1"/>
+              </w:rPr>
+            </w:pPr>
+            <w:proofErr w:type="spellStart"/>
+            <w:r>
+              <w:rPr>
+                <w:rFonts w:ascii="Book Antiqua" w:hAnsi="Book Antiqua"/>
+                <w:color w:val="4472C4" w:themeColor="accent1"/>
+              </w:rPr>
+              <w:t>Chunks</w:t>
+            </w:r>
+            <w:proofErr w:type="spellEnd"/>
+            <w:r>
+              <w:rPr>
+                <w:rFonts w:ascii="Book Antiqua" w:hAnsi="Book Antiqua"/>
+                <w:color w:val="4472C4" w:themeColor="accent1"/>
+              </w:rPr>
+              <w:t xml:space="preserve"> a recuperar sin RAG </w:t>
+            </w:r>
+            <w:proofErr w:type="spellStart"/>
+            <w:r>
+              <w:rPr>
+                <w:rFonts w:ascii="Book Antiqua" w:hAnsi="Book Antiqua"/>
+                <w:color w:val="4472C4" w:themeColor="accent1"/>
+              </w:rPr>
+              <w:t>Fusion</w:t>
+            </w:r>
+            <w:proofErr w:type="spellEnd"/>
+          </w:p>
+        </w:tc>
+      </w:tr>
+      <w:tr>
+        <w:trPr>
+          <w:tblCellSpacing w:w="15" w:type="dxa"/>
+        </w:trPr>
+        <w:tc>
+          <w:tcPr>
+            <w:tcW w:w="0" w:type="auto"/>
+            <w:tcBorders>
+              <w:top w:val="nil"/>
+              <w:left w:val="nil"/>
+            </w:tcBorders>
+            <w:tcMar>
+              <w:top w:w="60" w:type="dxa"/>
+              <w:left w:w="90" w:type="dxa"/>
+              <w:bottom w:w="60" w:type="dxa"/>
+              <w:right w:w="90" w:type="dxa"/>
+            </w:tcMar>
+            <w:vAlign w:val="center"/>
+            <w:hideMark/>
+          </w:tcPr>
+          <w:p>
+            <w:pPr>
+              <w:rPr>
+                <w:rFonts w:ascii="Book Antiqua" w:hAnsi="Book Antiqua"/>
+                <w:color w:val="4472C4" w:themeColor="accent1"/>
+              </w:rPr>
+            </w:pPr>
+            <w:r>
+              <w:rPr>
+                <w:rFonts w:ascii="Book Antiqua" w:hAnsi="Book Antiqua"/>
+                <w:color w:val="4472C4" w:themeColor="accent1"/>
+              </w:rPr>
+              <w:t>CVS_CHUNK_SIZE</w:t>
+            </w:r>
+          </w:p>
+        </w:tc>
+        <w:tc>
+          <w:tcPr>
+            <w:tcW w:w="0" w:type="auto"/>
+            <w:tcBorders>
+              <w:top w:val="nil"/>
+              <w:left w:val="nil"/>
+            </w:tcBorders>
+            <w:tcMar>
+              <w:top w:w="60" w:type="dxa"/>
+              <w:left w:w="90" w:type="dxa"/>
+              <w:bottom w:w="60" w:type="dxa"/>
+              <w:right w:w="90" w:type="dxa"/>
+            </w:tcMar>
+            <w:vAlign w:val="center"/>
+            <w:hideMark/>
+          </w:tcPr>
+          <w:p>
+            <w:pPr>
+              <w:rPr>
+                <w:rFonts w:ascii="Book Antiqua" w:hAnsi="Book Antiqua"/>
+                <w:color w:val="4472C4" w:themeColor="accent1"/>
+              </w:rPr>
+            </w:pPr>
+            <w:r>
+              <w:rPr>
+                <w:rFonts w:ascii="Book Antiqua" w:hAnsi="Book Antiqua"/>
+                <w:color w:val="4472C4" w:themeColor="accent1"/>
+              </w:rPr>
+              <w:t>5</w:t>
+            </w:r>
+          </w:p>
+        </w:tc>
+        <w:tc>
+          <w:tcPr>
+            <w:tcW w:w="0" w:type="auto"/>
+            <w:tcBorders>
+              <w:top w:val="nil"/>
+              <w:left w:val="nil"/>
+              <w:right w:val="nil"/>
+            </w:tcBorders>
+            <w:tcMar>
+              <w:top w:w="60" w:type="dxa"/>
+              <w:left w:w="90" w:type="dxa"/>
+              <w:bottom w:w="60" w:type="dxa"/>
+              <w:right w:w="90" w:type="dxa"/>
+            </w:tcMar>
+            <w:vAlign w:val="center"/>
+            <w:hideMark/>
+          </w:tcPr>
+          <w:p>
+            <w:pPr>
+              <w:rPr>
+                <w:rFonts w:ascii="Book Antiqua" w:hAnsi="Book Antiqua"/>
+                <w:color w:val="4472C4" w:themeColor="accent1"/>
+              </w:rPr>
+            </w:pPr>
+            <w:r>
+              <w:rPr>
+                <w:rFonts w:ascii="Book Antiqua" w:hAnsi="Book Antiqua"/>
+                <w:color w:val="4472C4" w:themeColor="accent1"/>
+              </w:rPr>
+              <w:t xml:space="preserve">Lote de </w:t>
+            </w:r>
+            <w:proofErr w:type="spellStart"/>
+            <w:r>
+              <w:rPr>
+                <w:rFonts w:ascii="Book Antiqua" w:hAnsi="Book Antiqua"/>
+                <w:color w:val="4472C4" w:themeColor="accent1"/>
+              </w:rPr>
+              <w:t>chunks</w:t>
+            </w:r>
+            <w:proofErr w:type="spellEnd"/>
+            <w:r>
+              <w:rPr>
+                <w:rFonts w:ascii="Book Antiqua" w:hAnsi="Book Antiqua"/>
+                <w:color w:val="4472C4" w:themeColor="accent1"/>
+              </w:rPr>
+              <w:t xml:space="preserve"> por llamada mini-LLM</w:t>
+            </w:r>
+          </w:p>
+        </w:tc>
+      </w:tr>
+      <w:tr>
+        <w:trPr>
+          <w:tblCellSpacing w:w="15" w:type="dxa"/>
+        </w:trPr>
+        <w:tc>
+          <w:tcPr>
+            <w:tcW w:w="0" w:type="auto"/>
+            <w:tcBorders>
+              <w:top w:val="nil"/>
+              <w:left w:val="nil"/>
+            </w:tcBorders>
+            <w:tcMar>
+              <w:top w:w="60" w:type="dxa"/>
+              <w:left w:w="90" w:type="dxa"/>
+              <w:bottom w:w="60" w:type="dxa"/>
+              <w:right w:w="90" w:type="dxa"/>
+            </w:tcMar>
+            <w:vAlign w:val="center"/>
+            <w:hideMark/>
+          </w:tcPr>
+          <w:p>
+            <w:pPr>
+              <w:rPr>
+                <w:rFonts w:ascii="Book Antiqua" w:hAnsi="Book Antiqua"/>
+                <w:color w:val="4472C4" w:themeColor="accent1"/>
+              </w:rPr>
+            </w:pPr>
+            <w:r>
+              <w:rPr>
+                <w:rFonts w:ascii="Book Antiqua" w:hAnsi="Book Antiqua"/>
+                <w:color w:val="4472C4" w:themeColor="accent1"/>
+              </w:rPr>
+              <w:t>CVS_GROUP1_USE_LLM</w:t>
+            </w:r>
+          </w:p>
+        </w:tc>
+        <w:tc>
+          <w:tcPr>
+            <w:tcW w:w="0" w:type="auto"/>
+            <w:tcBorders>
+              <w:top w:val="nil"/>
+              <w:left w:val="nil"/>
+            </w:tcBorders>
+            <w:tcMar>
+              <w:top w:w="60" w:type="dxa"/>
+              <w:left w:w="90" w:type="dxa"/>
+              <w:bottom w:w="60" w:type="dxa"/>
+              <w:right w:w="90" w:type="dxa"/>
+            </w:tcMar>
+            <w:vAlign w:val="center"/>
+            <w:hideMark/>
+          </w:tcPr>
+          <w:p>
+            <w:pPr>
+              <w:rPr>
+                <w:rFonts w:ascii="Book Antiqua" w:hAnsi="Book Antiqua"/>
+                <w:color w:val="4472C4" w:themeColor="accent1"/>
+              </w:rPr>
+            </w:pPr>
+            <w:r>
+              <w:rPr>
+                <w:rFonts w:ascii="Book Antiqua" w:hAnsi="Book Antiqua"/>
+                <w:color w:val="4472C4" w:themeColor="accent1"/>
+              </w:rPr>
+              <w:t>false</w:t>
+            </w:r>
+          </w:p>
+        </w:tc>
+        <w:tc>
+          <w:tcPr>
+            <w:tcW w:w="0" w:type="auto"/>
+            <w:tcBorders>
+              <w:top w:val="nil"/>
+              <w:left w:val="nil"/>
+              <w:right w:val="nil"/>
+            </w:tcBorders>
+            <w:tcMar>
+              <w:top w:w="60" w:type="dxa"/>
+              <w:left w:w="90" w:type="dxa"/>
+              <w:bottom w:w="60" w:type="dxa"/>
+              <w:right w:w="90" w:type="dxa"/>
+            </w:tcMar>
+            <w:vAlign w:val="center"/>
+            <w:hideMark/>
+          </w:tcPr>
+          <w:p>
+            <w:pPr>
+              <w:rPr>
+                <w:rFonts w:ascii="Book Antiqua" w:hAnsi="Book Antiqua"/>
+                <w:color w:val="4472C4" w:themeColor="accent1"/>
+              </w:rPr>
+            </w:pPr>
+            <w:r>
+              <w:rPr>
+                <w:rFonts w:ascii="Book Antiqua" w:hAnsi="Book Antiqua"/>
+                <w:color w:val="4472C4" w:themeColor="accent1"/>
+              </w:rPr>
+              <w:t>Si true, grupo1 también pasa por mini-LLM</w:t>
+            </w:r>
+          </w:p>
+        </w:tc>
+      </w:tr>
+      <w:tr>
+        <w:trPr>
+          <w:tblCellSpacing w:w="15" w:type="dxa"/>
+        </w:trPr>
+        <w:tc>
+          <w:tcPr>
+            <w:tcW w:w="0" w:type="auto"/>
+            <w:tcBorders>
+              <w:top w:val="nil"/>
+              <w:left w:val="nil"/>
+            </w:tcBorders>
+            <w:tcMar>
+              <w:top w:w="60" w:type="dxa"/>
+              <w:left w:w="90" w:type="dxa"/>
+              <w:bottom w:w="60" w:type="dxa"/>
+              <w:right w:w="90" w:type="dxa"/>
+            </w:tcMar>
+            <w:vAlign w:val="center"/>
+            <w:hideMark/>
+          </w:tcPr>
+          <w:p>
+            <w:pPr>
+              <w:rPr>
+                <w:rFonts w:ascii="Book Antiqua" w:hAnsi="Book Antiqua"/>
+                <w:color w:val="4472C4" w:themeColor="accent1"/>
+              </w:rPr>
+            </w:pPr>
+            <w:r>
+              <w:rPr>
+                <w:rFonts w:ascii="Book Antiqua" w:hAnsi="Book Antiqua"/>
+                <w:color w:val="4472C4" w:themeColor="accent1"/>
+              </w:rPr>
+              <w:t>CVS_RELIABILITY_T1</w:t>
+            </w:r>
+          </w:p>
+        </w:tc>
+        <w:tc>
+          <w:tcPr>
+            <w:tcW w:w="0" w:type="auto"/>
+            <w:tcBorders>
+              <w:top w:val="nil"/>
+              <w:left w:val="nil"/>
+            </w:tcBorders>
+            <w:tcMar>
+              <w:top w:w="60" w:type="dxa"/>
+              <w:left w:w="90" w:type="dxa"/>
+              <w:bottom w:w="60" w:type="dxa"/>
+              <w:right w:w="90" w:type="dxa"/>
+            </w:tcMar>
+            <w:vAlign w:val="center"/>
+            <w:hideMark/>
+          </w:tcPr>
+          <w:p>
+            <w:pPr>
+              <w:rPr>
+                <w:rFonts w:ascii="Book Antiqua" w:hAnsi="Book Antiqua"/>
+                <w:color w:val="4472C4" w:themeColor="accent1"/>
+              </w:rPr>
+            </w:pPr>
+            <w:r>
+              <w:rPr>
+                <w:rFonts w:ascii="Book Antiqua" w:hAnsi="Book Antiqua"/>
+                <w:color w:val="4472C4" w:themeColor="accent1"/>
+              </w:rPr>
+              <w:t>0.9</w:t>
+            </w:r>
+          </w:p>
+        </w:tc>
+        <w:tc>
+          <w:tcPr>
+            <w:tcW w:w="0" w:type="auto"/>
+            <w:tcBorders>
+              <w:top w:val="nil"/>
+              <w:left w:val="nil"/>
+              <w:right w:val="nil"/>
+            </w:tcBorders>
+            <w:tcMar>
+              <w:top w:w="60" w:type="dxa"/>
+              <w:left w:w="90" w:type="dxa"/>
+              <w:bottom w:w="60" w:type="dxa"/>
+              <w:right w:w="90" w:type="dxa"/>
+            </w:tcMar>
+            <w:vAlign w:val="center"/>
+            <w:hideMark/>
+          </w:tcPr>
+          <w:p>
+            <w:pPr>
+              <w:rPr>
+                <w:rFonts w:ascii="Book Antiqua" w:hAnsi="Book Antiqua"/>
+                <w:color w:val="4472C4" w:themeColor="accent1"/>
+              </w:rPr>
+            </w:pPr>
+            <w:r>
+              <w:rPr>
+                <w:rFonts w:ascii="Book Antiqua" w:hAnsi="Book Antiqua"/>
+                <w:color w:val="4472C4" w:themeColor="accent1"/>
+              </w:rPr>
+              <w:t>Umbral grupo1 (alta fiabilidad)</w:t>
+            </w:r>
+          </w:p>
+        </w:tc>
+      </w:tr>
+      <w:tr>
+        <w:trPr>
+          <w:tblCellSpacing w:w="15" w:type="dxa"/>
+        </w:trPr>
+        <w:tc>
+          <w:tcPr>
+            <w:tcW w:w="0" w:type="auto"/>
+            <w:tcBorders>
+              <w:top w:val="nil"/>
+              <w:left w:val="nil"/>
+            </w:tcBorders>
+            <w:tcMar>
+              <w:top w:w="60" w:type="dxa"/>
+              <w:left w:w="90" w:type="dxa"/>
+              <w:bottom w:w="60" w:type="dxa"/>
+              <w:right w:w="90" w:type="dxa"/>
+            </w:tcMar>
+            <w:vAlign w:val="center"/>
+            <w:hideMark/>
+          </w:tcPr>
+          <w:p>
+            <w:pPr>
+              <w:rPr>
+                <w:rFonts w:ascii="Book Antiqua" w:hAnsi="Book Antiqua"/>
+                <w:color w:val="4472C4" w:themeColor="accent1"/>
+              </w:rPr>
+            </w:pPr>
+            <w:r>
+              <w:rPr>
+                <w:rFonts w:ascii="Book Antiqua" w:hAnsi="Book Antiqua"/>
+                <w:color w:val="4472C4" w:themeColor="accent1"/>
+              </w:rPr>
+              <w:t>CVS_RELIABILITY_T2</w:t>
+            </w:r>
+          </w:p>
+        </w:tc>
+        <w:tc>
+          <w:tcPr>
+            <w:tcW w:w="0" w:type="auto"/>
+            <w:tcBorders>
+              <w:top w:val="nil"/>
+              <w:left w:val="nil"/>
+            </w:tcBorders>
+            <w:tcMar>
+              <w:top w:w="60" w:type="dxa"/>
+              <w:left w:w="90" w:type="dxa"/>
+              <w:bottom w:w="60" w:type="dxa"/>
+              <w:right w:w="90" w:type="dxa"/>
+            </w:tcMar>
+            <w:vAlign w:val="center"/>
+            <w:hideMark/>
+          </w:tcPr>
+          <w:p>
+            <w:pPr>
+              <w:rPr>
+                <w:rFonts w:ascii="Book Antiqua" w:hAnsi="Book Antiqua"/>
+                <w:color w:val="4472C4" w:themeColor="accent1"/>
+              </w:rPr>
+            </w:pPr>
+            <w:r>
+              <w:rPr>
+                <w:rFonts w:ascii="Book Antiqua" w:hAnsi="Book Antiqua"/>
+                <w:color w:val="4472C4" w:themeColor="accent1"/>
+              </w:rPr>
+              <w:t>0.7</w:t>
+            </w:r>
+          </w:p>
+        </w:tc>
+        <w:tc>
+          <w:tcPr>
+            <w:tcW w:w="0" w:type="auto"/>
+            <w:tcBorders>
+              <w:top w:val="nil"/>
+              <w:left w:val="nil"/>
+              <w:right w:val="nil"/>
+            </w:tcBorders>
+            <w:tcMar>
+              <w:top w:w="60" w:type="dxa"/>
+              <w:left w:w="90" w:type="dxa"/>
+              <w:bottom w:w="60" w:type="dxa"/>
+              <w:right w:w="90" w:type="dxa"/>
+            </w:tcMar>
+            <w:vAlign w:val="center"/>
+            <w:hideMark/>
+          </w:tcPr>
+          <w:p>
+            <w:pPr>
+              <w:rPr>
+                <w:rFonts w:ascii="Book Antiqua" w:hAnsi="Book Antiqua"/>
+                <w:color w:val="4472C4" w:themeColor="accent1"/>
+              </w:rPr>
+            </w:pPr>
+            <w:r>
+              <w:rPr>
+                <w:rFonts w:ascii="Book Antiqua" w:hAnsi="Book Antiqua"/>
+                <w:color w:val="4472C4" w:themeColor="accent1"/>
+              </w:rPr>
+              <w:t>Umbral grupo2</w:t>
+            </w:r>
+          </w:p>
+        </w:tc>
+      </w:tr>
+      <w:tr>
+        <w:trPr>
+          <w:tblCellSpacing w:w="15" w:type="dxa"/>
+        </w:trPr>
+        <w:tc>
+          <w:tcPr>
+            <w:tcW w:w="0" w:type="auto"/>
+            <w:tcBorders>
+              <w:top w:val="nil"/>
+              <w:left w:val="nil"/>
+            </w:tcBorders>
+            <w:tcMar>
+              <w:top w:w="60" w:type="dxa"/>
+              <w:left w:w="90" w:type="dxa"/>
+              <w:bottom w:w="60" w:type="dxa"/>
+              <w:right w:w="90" w:type="dxa"/>
+            </w:tcMar>
+            <w:vAlign w:val="center"/>
+            <w:hideMark/>
+          </w:tcPr>
+          <w:p>
+            <w:pPr>
+              <w:rPr>
+                <w:rFonts w:ascii="Book Antiqua" w:hAnsi="Book Antiqua"/>
+                <w:color w:val="4472C4" w:themeColor="accent1"/>
+              </w:rPr>
+            </w:pPr>
+            <w:r>
+              <w:rPr>
+                <w:rFonts w:ascii="Book Antiqua" w:hAnsi="Book Antiqua"/>
+                <w:color w:val="4472C4" w:themeColor="accent1"/>
+              </w:rPr>
+              <w:t>CVS_RELIABILITY_T3</w:t>
+            </w:r>
+          </w:p>
+        </w:tc>
+        <w:tc>
+          <w:tcPr>
+            <w:tcW w:w="0" w:type="auto"/>
+            <w:tcBorders>
+              <w:top w:val="nil"/>
+              <w:left w:val="nil"/>
+            </w:tcBorders>
+            <w:tcMar>
+              <w:top w:w="60" w:type="dxa"/>
+              <w:left w:w="90" w:type="dxa"/>
+              <w:bottom w:w="60" w:type="dxa"/>
+              <w:right w:w="90" w:type="dxa"/>
+            </w:tcMar>
+            <w:vAlign w:val="center"/>
+            <w:hideMark/>
+          </w:tcPr>
+          <w:p>
+            <w:pPr>
+              <w:rPr>
+                <w:rFonts w:ascii="Book Antiqua" w:hAnsi="Book Antiqua"/>
+                <w:color w:val="4472C4" w:themeColor="accent1"/>
+              </w:rPr>
+            </w:pPr>
+            <w:r>
+              <w:rPr>
+                <w:rFonts w:ascii="Book Antiqua" w:hAnsi="Book Antiqua"/>
+                <w:color w:val="4472C4" w:themeColor="accent1"/>
+              </w:rPr>
+              <w:t>0.5</w:t>
+            </w:r>
+          </w:p>
+        </w:tc>
+        <w:tc>
+          <w:tcPr>
+            <w:tcW w:w="0" w:type="auto"/>
+            <w:tcBorders>
+              <w:top w:val="nil"/>
+              <w:left w:val="nil"/>
+              <w:right w:val="nil"/>
+            </w:tcBorders>
+            <w:tcMar>
+              <w:top w:w="60" w:type="dxa"/>
+              <w:left w:w="90" w:type="dxa"/>
+              <w:bottom w:w="60" w:type="dxa"/>
+              <w:right w:w="90" w:type="dxa"/>
+            </w:tcMar>
+            <w:vAlign w:val="center"/>
+            <w:hideMark/>
+          </w:tcPr>
+          <w:p>
+            <w:pPr>
+              <w:rPr>
+                <w:rFonts w:ascii="Book Antiqua" w:hAnsi="Book Antiqua"/>
+                <w:color w:val="4472C4" w:themeColor="accent1"/>
+              </w:rPr>
+            </w:pPr>
+            <w:r>
+              <w:rPr>
+                <w:rFonts w:ascii="Book Antiqua" w:hAnsi="Book Antiqua"/>
+                <w:color w:val="4472C4" w:themeColor="accent1"/>
+              </w:rPr>
+              <w:t>Umbral grupo3</w:t>
+            </w:r>
+          </w:p>
+        </w:tc>
+      </w:tr>
+      <w:tr>
+        <w:trPr>
+          <w:tblCellSpacing w:w="15" w:type="dxa"/>
+        </w:trPr>
+        <w:tc>
+          <w:tcPr>
+            <w:tcW w:w="0" w:type="auto"/>
+            <w:tcBorders>
+              <w:top w:val="nil"/>
+              <w:left w:val="nil"/>
+            </w:tcBorders>
+            <w:tcMar>
+              <w:top w:w="60" w:type="dxa"/>
+              <w:left w:w="90" w:type="dxa"/>
+              <w:bottom w:w="60" w:type="dxa"/>
+              <w:right w:w="90" w:type="dxa"/>
+            </w:tcMar>
+            <w:vAlign w:val="center"/>
+            <w:hideMark/>
+          </w:tcPr>
+          <w:p>
+            <w:pPr>
+              <w:rPr>
+                <w:rFonts w:ascii="Book Antiqua" w:hAnsi="Book Antiqua"/>
+                <w:color w:val="4472C4" w:themeColor="accent1"/>
+              </w:rPr>
+            </w:pPr>
+            <w:r>
+              <w:rPr>
+                <w:rFonts w:ascii="Book Antiqua" w:hAnsi="Book Antiqua"/>
+                <w:color w:val="4472C4" w:themeColor="accent1"/>
+              </w:rPr>
+              <w:t>CVS_RELIABILITY_T4</w:t>
+            </w:r>
+          </w:p>
+        </w:tc>
+        <w:tc>
+          <w:tcPr>
+            <w:tcW w:w="0" w:type="auto"/>
+            <w:tcBorders>
+              <w:top w:val="nil"/>
+              <w:left w:val="nil"/>
+            </w:tcBorders>
+            <w:tcMar>
+              <w:top w:w="60" w:type="dxa"/>
+              <w:left w:w="90" w:type="dxa"/>
+              <w:bottom w:w="60" w:type="dxa"/>
+              <w:right w:w="90" w:type="dxa"/>
+            </w:tcMar>
+            <w:vAlign w:val="center"/>
+            <w:hideMark/>
+          </w:tcPr>
+          <w:p>
+            <w:pPr>
+              <w:rPr>
+                <w:rFonts w:ascii="Book Antiqua" w:hAnsi="Book Antiqua"/>
+                <w:color w:val="4472C4" w:themeColor="accent1"/>
+              </w:rPr>
+            </w:pPr>
+            <w:r>
+              <w:rPr>
+                <w:rFonts w:ascii="Book Antiqua" w:hAnsi="Book Antiqua"/>
+                <w:color w:val="4472C4" w:themeColor="accent1"/>
+              </w:rPr>
+              <w:t>0.3</w:t>
+            </w:r>
+          </w:p>
+        </w:tc>
+        <w:tc>
+          <w:tcPr>
+            <w:tcW w:w="0" w:type="auto"/>
+            <w:tcBorders>
+              <w:top w:val="nil"/>
+              <w:left w:val="nil"/>
+              <w:right w:val="nil"/>
+            </w:tcBorders>
+            <w:tcMar>
+              <w:top w:w="60" w:type="dxa"/>
+              <w:left w:w="90" w:type="dxa"/>
+              <w:bottom w:w="60" w:type="dxa"/>
+              <w:right w:w="90" w:type="dxa"/>
+            </w:tcMar>
+            <w:vAlign w:val="center"/>
+            <w:hideMark/>
+          </w:tcPr>
+          <w:p>
+            <w:pPr>
+              <w:rPr>
+                <w:rFonts w:ascii="Book Antiqua" w:hAnsi="Book Antiqua"/>
+                <w:color w:val="4472C4" w:themeColor="accent1"/>
+              </w:rPr>
+            </w:pPr>
+            <w:r>
+              <w:rPr>
+                <w:rFonts w:ascii="Book Antiqua" w:hAnsi="Book Antiqua"/>
+                <w:color w:val="4472C4" w:themeColor="accent1"/>
+              </w:rPr>
+              <w:t>Umbral grupo4</w:t>
+            </w:r>
+          </w:p>
+        </w:tc>
+      </w:tr>
+      <w:tr>
+        <w:trPr>
+          <w:tblCellSpacing w:w="15" w:type="dxa"/>
+        </w:trPr>
+        <w:tc>
+          <w:tcPr>
+            <w:tcW w:w="0" w:type="auto"/>
+            <w:tcBorders>
+              <w:top w:val="nil"/>
+              <w:left w:val="nil"/>
+              <w:bottom w:val="nil"/>
+            </w:tcBorders>
+            <w:tcMar>
+              <w:top w:w="60" w:type="dxa"/>
+              <w:left w:w="90" w:type="dxa"/>
+              <w:bottom w:w="60" w:type="dxa"/>
+              <w:right w:w="90" w:type="dxa"/>
+            </w:tcMar>
+            <w:vAlign w:val="center"/>
+            <w:hideMark/>
+          </w:tcPr>
+          <w:p>
+            <w:pPr>
+              <w:rPr>
+                <w:rFonts w:ascii="Book Antiqua" w:hAnsi="Book Antiqua"/>
+                <w:color w:val="4472C4" w:themeColor="accent1"/>
+              </w:rPr>
+            </w:pPr>
+            <w:r>
+              <w:rPr>
+                <w:rFonts w:ascii="Book Antiqua" w:hAnsi="Book Antiqua"/>
+                <w:color w:val="4472C4" w:themeColor="accent1"/>
+              </w:rPr>
+              <w:t>CVS_HISTORY_PATH</w:t>
+            </w:r>
+          </w:p>
+        </w:tc>
+        <w:tc>
+          <w:tcPr>
+            <w:tcW w:w="0" w:type="auto"/>
+            <w:tcBorders>
+              <w:top w:val="nil"/>
+              <w:left w:val="nil"/>
+              <w:bottom w:val="nil"/>
+            </w:tcBorders>
+            <w:tcMar>
+              <w:top w:w="60" w:type="dxa"/>
+              <w:left w:w="90" w:type="dxa"/>
+              <w:bottom w:w="60" w:type="dxa"/>
+              <w:right w:w="90" w:type="dxa"/>
+            </w:tcMar>
+            <w:vAlign w:val="center"/>
+            <w:hideMark/>
+          </w:tcPr>
+          <w:p>
+            <w:pPr>
+              <w:rPr>
+                <w:rFonts w:ascii="Book Antiqua" w:hAnsi="Book Antiqua"/>
+                <w:color w:val="4472C4" w:themeColor="accent1"/>
+              </w:rPr>
+            </w:pPr>
+            <w:r>
+              <w:rPr>
+                <w:rFonts w:ascii="Book Antiqua" w:hAnsi="Book Antiqua"/>
+                <w:color w:val="4472C4" w:themeColor="accent1"/>
+              </w:rPr>
+              <w:t>data/</w:t>
+            </w:r>
+            <w:proofErr w:type="spellStart"/>
+            <w:r>
+              <w:rPr>
+                <w:rFonts w:ascii="Book Antiqua" w:hAnsi="Book Antiqua"/>
+                <w:color w:val="4472C4" w:themeColor="accent1"/>
+              </w:rPr>
+              <w:t>cvs_history.json</w:t>
+            </w:r>
+            <w:proofErr w:type="spellEnd"/>
+          </w:p>
+        </w:tc>
+        <w:tc>
+          <w:tcPr>
+            <w:tcW w:w="0" w:type="auto"/>
+            <w:tcBorders>
+              <w:top w:val="nil"/>
+              <w:left w:val="nil"/>
+              <w:bottom w:val="nil"/>
+              <w:right w:val="nil"/>
+            </w:tcBorders>
+            <w:tcMar>
+              <w:top w:w="60" w:type="dxa"/>
+              <w:left w:w="90" w:type="dxa"/>
+              <w:bottom w:w="60" w:type="dxa"/>
+              <w:right w:w="90" w:type="dxa"/>
+            </w:tcMar>
+            <w:vAlign w:val="center"/>
+            <w:hideMark/>
+          </w:tcPr>
+          <w:p>
+            <w:pPr>
+              <w:rPr>
+                <w:rFonts w:ascii="Book Antiqua" w:hAnsi="Book Antiqua"/>
+                <w:color w:val="4472C4" w:themeColor="accent1"/>
+              </w:rPr>
+            </w:pPr>
+            <w:r>
+              <w:rPr>
+                <w:rFonts w:ascii="Book Antiqua" w:hAnsi="Book Antiqua"/>
+                <w:color w:val="4472C4" w:themeColor="accent1"/>
+              </w:rPr>
+              <w:t>Ruta al historial</w:t>
+            </w:r>
+          </w:p>
+        </w:tc>
+      </w:tr>
+    </w:tbl>
+    <w:p>
+      <w:pPr>
+        <w:rPr>
+          <w:rFonts w:ascii="Book Antiqua" w:hAnsi="Book Antiqua"/>
+          <w:color w:val="4472C4" w:themeColor="accent1"/>
+          <w:lang w:val="en-US"/>
+        </w:rPr>
+      </w:pPr>
+    </w:p>
+    <w:p>
+      <w:pPr>
+        <w:rPr>
+          <w:rFonts w:ascii="Book Antiqua" w:hAnsi="Book Antiqua"/>
+          <w:color w:val="4472C4" w:themeColor="accent1"/>
+          <w:lang w:val="en-US"/>
+        </w:rPr>
+      </w:pPr>
+    </w:p>
+    <w:p>
+      <w:pPr>
+        <w:rPr>
+          <w:rFonts w:ascii="Book Antiqua" w:hAnsi="Book Antiqua"/>
+          <w:lang w:val="en-US"/>
         </w:rPr>
       </w:pPr>
     </w:p>
@@ -14290,6 +20508,7 @@
         <w:rPr>
           <w:rFonts w:ascii="Book Antiqua" w:hAnsi="Book Antiqua"/>
         </w:rPr>
+        <w:lastRenderedPageBreak/>
         <w:t xml:space="preserve">Relaciones – </w:t>
       </w:r>
       <w:proofErr w:type="spellStart"/>
@@ -15124,7 +21343,6 @@
         <w:t xml:space="preserve">problema de una lista: “dame todas las personas que X”, “dame todos los modelos de </w:t>
       </w:r>
       <w:proofErr w:type="spellStart"/>
-      <w:proofErr w:type="gramStart"/>
       <w:r>
         <w:rPr>
           <w:rFonts w:ascii="Book Antiqua" w:hAnsi="Book Antiqua"/>
@@ -15136,14 +21354,7 @@
         <w:rPr>
           <w:rFonts w:ascii="Book Antiqua" w:hAnsi="Book Antiqua"/>
         </w:rPr>
-        <w:t>”…</w:t>
-      </w:r>
-      <w:proofErr w:type="gramEnd"/>
-      <w:r>
-        <w:rPr>
-          <w:rFonts w:ascii="Book Antiqua" w:hAnsi="Book Antiqua"/>
-        </w:rPr>
-        <w:t xml:space="preserve"> como sabéis, al hacer </w:t>
+        <w:t xml:space="preserve">”… como sabéis, al hacer </w:t>
       </w:r>
       <w:proofErr w:type="spellStart"/>
       <w:r>
@@ -15860,6 +22071,119 @@
     </w:lvl>
   </w:abstractNum>
   <w:abstractNum w:abstractNumId="2" w15:restartNumberingAfterBreak="0">
+    <w:nsid w:val="02174A53"/>
+    <w:multiLevelType w:val="multilevel"/>
+    <w:tmpl w:val="1592D6E4"/>
+    <w:lvl w:ilvl="0">
+      <w:start w:val="1"/>
+      <w:numFmt w:val="decimal"/>
+      <w:lvlText w:val="%1."/>
+      <w:lvlJc w:val="left"/>
+      <w:pPr>
+        <w:tabs>
+          <w:tab w:val="num" w:pos="720"/>
+        </w:tabs>
+        <w:ind w:left="720" w:hanging="360"/>
+      </w:pPr>
+    </w:lvl>
+    <w:lvl w:ilvl="1" w:tentative="1">
+      <w:start w:val="1"/>
+      <w:numFmt w:val="decimal"/>
+      <w:lvlText w:val="%2."/>
+      <w:lvlJc w:val="left"/>
+      <w:pPr>
+        <w:tabs>
+          <w:tab w:val="num" w:pos="1440"/>
+        </w:tabs>
+        <w:ind w:left="1440" w:hanging="360"/>
+      </w:pPr>
+    </w:lvl>
+    <w:lvl w:ilvl="2" w:tentative="1">
+      <w:start w:val="1"/>
+      <w:numFmt w:val="decimal"/>
+      <w:lvlText w:val="%3."/>
+      <w:lvlJc w:val="left"/>
+      <w:pPr>
+        <w:tabs>
+          <w:tab w:val="num" w:pos="2160"/>
+        </w:tabs>
+        <w:ind w:left="2160" w:hanging="360"/>
+      </w:pPr>
+    </w:lvl>
+    <w:lvl w:ilvl="3" w:tentative="1">
+      <w:start w:val="1"/>
+      <w:numFmt w:val="decimal"/>
+      <w:lvlText w:val="%4."/>
+      <w:lvlJc w:val="left"/>
+      <w:pPr>
+        <w:tabs>
+          <w:tab w:val="num" w:pos="2880"/>
+        </w:tabs>
+        <w:ind w:left="2880" w:hanging="360"/>
+      </w:pPr>
+    </w:lvl>
+    <w:lvl w:ilvl="4" w:tentative="1">
+      <w:start w:val="1"/>
+      <w:numFmt w:val="decimal"/>
+      <w:lvlText w:val="%5."/>
+      <w:lvlJc w:val="left"/>
+      <w:pPr>
+        <w:tabs>
+          <w:tab w:val="num" w:pos="3600"/>
+        </w:tabs>
+        <w:ind w:left="3600" w:hanging="360"/>
+      </w:pPr>
+    </w:lvl>
+    <w:lvl w:ilvl="5" w:tentative="1">
+      <w:start w:val="1"/>
+      <w:numFmt w:val="decimal"/>
+      <w:lvlText w:val="%6."/>
+      <w:lvlJc w:val="left"/>
+      <w:pPr>
+        <w:tabs>
+          <w:tab w:val="num" w:pos="4320"/>
+        </w:tabs>
+        <w:ind w:left="4320" w:hanging="360"/>
+      </w:pPr>
+    </w:lvl>
+    <w:lvl w:ilvl="6" w:tentative="1">
+      <w:start w:val="1"/>
+      <w:numFmt w:val="decimal"/>
+      <w:lvlText w:val="%7."/>
+      <w:lvlJc w:val="left"/>
+      <w:pPr>
+        <w:tabs>
+          <w:tab w:val="num" w:pos="5040"/>
+        </w:tabs>
+        <w:ind w:left="5040" w:hanging="360"/>
+      </w:pPr>
+    </w:lvl>
+    <w:lvl w:ilvl="7" w:tentative="1">
+      <w:start w:val="1"/>
+      <w:numFmt w:val="decimal"/>
+      <w:lvlText w:val="%8."/>
+      <w:lvlJc w:val="left"/>
+      <w:pPr>
+        <w:tabs>
+          <w:tab w:val="num" w:pos="5760"/>
+        </w:tabs>
+        <w:ind w:left="5760" w:hanging="360"/>
+      </w:pPr>
+    </w:lvl>
+    <w:lvl w:ilvl="8" w:tentative="1">
+      <w:start w:val="1"/>
+      <w:numFmt w:val="decimal"/>
+      <w:lvlText w:val="%9."/>
+      <w:lvlJc w:val="left"/>
+      <w:pPr>
+        <w:tabs>
+          <w:tab w:val="num" w:pos="6480"/>
+        </w:tabs>
+        <w:ind w:left="6480" w:hanging="360"/>
+      </w:pPr>
+    </w:lvl>
+  </w:abstractNum>
+  <w:abstractNum w:abstractNumId="3" w15:restartNumberingAfterBreak="0">
     <w:nsid w:val="02B8784C"/>
     <w:multiLevelType w:val="hybridMultilevel"/>
     <w:tmpl w:val="798C8B20"/>
@@ -15948,7 +22272,7 @@
       </w:pPr>
     </w:lvl>
   </w:abstractNum>
-  <w:abstractNum w:abstractNumId="3" w15:restartNumberingAfterBreak="0">
+  <w:abstractNum w:abstractNumId="4" w15:restartNumberingAfterBreak="0">
     <w:nsid w:val="0F403C4E"/>
     <w:multiLevelType w:val="multilevel"/>
     <w:tmpl w:val="573E3D76"/>
@@ -16097,7 +22421,7 @@
       </w:rPr>
     </w:lvl>
   </w:abstractNum>
-  <w:abstractNum w:abstractNumId="4" w15:restartNumberingAfterBreak="0">
+  <w:abstractNum w:abstractNumId="5" w15:restartNumberingAfterBreak="0">
     <w:nsid w:val="130B42F6"/>
     <w:multiLevelType w:val="multilevel"/>
     <w:tmpl w:val="53C6434C"/>
@@ -16246,7 +22570,7 @@
       </w:rPr>
     </w:lvl>
   </w:abstractNum>
-  <w:abstractNum w:abstractNumId="5" w15:restartNumberingAfterBreak="0">
+  <w:abstractNum w:abstractNumId="6" w15:restartNumberingAfterBreak="0">
     <w:nsid w:val="159B1B75"/>
     <w:multiLevelType w:val="hybridMultilevel"/>
     <w:tmpl w:val="0902E1BE"/>
@@ -16335,7 +22659,7 @@
       </w:pPr>
     </w:lvl>
   </w:abstractNum>
-  <w:abstractNum w:abstractNumId="6" w15:restartNumberingAfterBreak="0">
+  <w:abstractNum w:abstractNumId="7" w15:restartNumberingAfterBreak="0">
     <w:nsid w:val="1BD3114C"/>
     <w:multiLevelType w:val="multilevel"/>
     <w:tmpl w:val="4B184980"/>
@@ -16480,7 +22804,7 @@
       </w:rPr>
     </w:lvl>
   </w:abstractNum>
-  <w:abstractNum w:abstractNumId="7" w15:restartNumberingAfterBreak="0">
+  <w:abstractNum w:abstractNumId="8" w15:restartNumberingAfterBreak="0">
     <w:nsid w:val="2157517D"/>
     <w:multiLevelType w:val="multilevel"/>
     <w:tmpl w:val="DB1C7656"/>
@@ -16593,7 +22917,7 @@
       </w:pPr>
     </w:lvl>
   </w:abstractNum>
-  <w:abstractNum w:abstractNumId="8" w15:restartNumberingAfterBreak="0">
+  <w:abstractNum w:abstractNumId="9" w15:restartNumberingAfterBreak="0">
     <w:nsid w:val="246C7458"/>
     <w:multiLevelType w:val="hybridMultilevel"/>
     <w:tmpl w:val="2A402700"/>
@@ -16706,7 +23030,301 @@
       </w:rPr>
     </w:lvl>
   </w:abstractNum>
-  <w:abstractNum w:abstractNumId="9" w15:restartNumberingAfterBreak="0">
+  <w:abstractNum w:abstractNumId="10" w15:restartNumberingAfterBreak="0">
+    <w:nsid w:val="26AC4FC8"/>
+    <w:multiLevelType w:val="multilevel"/>
+    <w:tmpl w:val="EDA6A110"/>
+    <w:lvl w:ilvl="0">
+      <w:start w:val="1"/>
+      <w:numFmt w:val="bullet"/>
+      <w:lvlText w:val=""/>
+      <w:lvlJc w:val="left"/>
+      <w:pPr>
+        <w:tabs>
+          <w:tab w:val="num" w:pos="720"/>
+        </w:tabs>
+        <w:ind w:left="720" w:hanging="360"/>
+      </w:pPr>
+      <w:rPr>
+        <w:rFonts w:ascii="Symbol" w:hAnsi="Symbol" w:hint="default"/>
+        <w:sz w:val="20"/>
+      </w:rPr>
+    </w:lvl>
+    <w:lvl w:ilvl="1">
+      <w:start w:val="1"/>
+      <w:numFmt w:val="decimal"/>
+      <w:lvlText w:val="%2."/>
+      <w:lvlJc w:val="left"/>
+      <w:pPr>
+        <w:tabs>
+          <w:tab w:val="num" w:pos="1440"/>
+        </w:tabs>
+        <w:ind w:left="1440" w:hanging="360"/>
+      </w:pPr>
+    </w:lvl>
+    <w:lvl w:ilvl="2">
+      <w:start w:val="1"/>
+      <w:numFmt w:val="bullet"/>
+      <w:lvlText w:val=""/>
+      <w:lvlJc w:val="left"/>
+      <w:pPr>
+        <w:tabs>
+          <w:tab w:val="num" w:pos="2160"/>
+        </w:tabs>
+        <w:ind w:left="2160" w:hanging="360"/>
+      </w:pPr>
+      <w:rPr>
+        <w:rFonts w:ascii="Wingdings" w:hAnsi="Wingdings" w:hint="default"/>
+        <w:sz w:val="20"/>
+      </w:rPr>
+    </w:lvl>
+    <w:lvl w:ilvl="3" w:tentative="1">
+      <w:start w:val="1"/>
+      <w:numFmt w:val="bullet"/>
+      <w:lvlText w:val=""/>
+      <w:lvlJc w:val="left"/>
+      <w:pPr>
+        <w:tabs>
+          <w:tab w:val="num" w:pos="2880"/>
+        </w:tabs>
+        <w:ind w:left="2880" w:hanging="360"/>
+      </w:pPr>
+      <w:rPr>
+        <w:rFonts w:ascii="Wingdings" w:hAnsi="Wingdings" w:hint="default"/>
+        <w:sz w:val="20"/>
+      </w:rPr>
+    </w:lvl>
+    <w:lvl w:ilvl="4" w:tentative="1">
+      <w:start w:val="1"/>
+      <w:numFmt w:val="bullet"/>
+      <w:lvlText w:val=""/>
+      <w:lvlJc w:val="left"/>
+      <w:pPr>
+        <w:tabs>
+          <w:tab w:val="num" w:pos="3600"/>
+        </w:tabs>
+        <w:ind w:left="3600" w:hanging="360"/>
+      </w:pPr>
+      <w:rPr>
+        <w:rFonts w:ascii="Wingdings" w:hAnsi="Wingdings" w:hint="default"/>
+        <w:sz w:val="20"/>
+      </w:rPr>
+    </w:lvl>
+    <w:lvl w:ilvl="5" w:tentative="1">
+      <w:start w:val="1"/>
+      <w:numFmt w:val="bullet"/>
+      <w:lvlText w:val=""/>
+      <w:lvlJc w:val="left"/>
+      <w:pPr>
+        <w:tabs>
+          <w:tab w:val="num" w:pos="4320"/>
+        </w:tabs>
+        <w:ind w:left="4320" w:hanging="360"/>
+      </w:pPr>
+      <w:rPr>
+        <w:rFonts w:ascii="Wingdings" w:hAnsi="Wingdings" w:hint="default"/>
+        <w:sz w:val="20"/>
+      </w:rPr>
+    </w:lvl>
+    <w:lvl w:ilvl="6" w:tentative="1">
+      <w:start w:val="1"/>
+      <w:numFmt w:val="bullet"/>
+      <w:lvlText w:val=""/>
+      <w:lvlJc w:val="left"/>
+      <w:pPr>
+        <w:tabs>
+          <w:tab w:val="num" w:pos="5040"/>
+        </w:tabs>
+        <w:ind w:left="5040" w:hanging="360"/>
+      </w:pPr>
+      <w:rPr>
+        <w:rFonts w:ascii="Wingdings" w:hAnsi="Wingdings" w:hint="default"/>
+        <w:sz w:val="20"/>
+      </w:rPr>
+    </w:lvl>
+    <w:lvl w:ilvl="7" w:tentative="1">
+      <w:start w:val="1"/>
+      <w:numFmt w:val="bullet"/>
+      <w:lvlText w:val=""/>
+      <w:lvlJc w:val="left"/>
+      <w:pPr>
+        <w:tabs>
+          <w:tab w:val="num" w:pos="5760"/>
+        </w:tabs>
+        <w:ind w:left="5760" w:hanging="360"/>
+      </w:pPr>
+      <w:rPr>
+        <w:rFonts w:ascii="Wingdings" w:hAnsi="Wingdings" w:hint="default"/>
+        <w:sz w:val="20"/>
+      </w:rPr>
+    </w:lvl>
+    <w:lvl w:ilvl="8" w:tentative="1">
+      <w:start w:val="1"/>
+      <w:numFmt w:val="bullet"/>
+      <w:lvlText w:val=""/>
+      <w:lvlJc w:val="left"/>
+      <w:pPr>
+        <w:tabs>
+          <w:tab w:val="num" w:pos="6480"/>
+        </w:tabs>
+        <w:ind w:left="6480" w:hanging="360"/>
+      </w:pPr>
+      <w:rPr>
+        <w:rFonts w:ascii="Wingdings" w:hAnsi="Wingdings" w:hint="default"/>
+        <w:sz w:val="20"/>
+      </w:rPr>
+    </w:lvl>
+  </w:abstractNum>
+  <w:abstractNum w:abstractNumId="11" w15:restartNumberingAfterBreak="0">
+    <w:nsid w:val="2E7A41B9"/>
+    <w:multiLevelType w:val="multilevel"/>
+    <w:tmpl w:val="370AEE78"/>
+    <w:lvl w:ilvl="0">
+      <w:start w:val="1"/>
+      <w:numFmt w:val="bullet"/>
+      <w:lvlText w:val=""/>
+      <w:lvlJc w:val="left"/>
+      <w:pPr>
+        <w:tabs>
+          <w:tab w:val="num" w:pos="720"/>
+        </w:tabs>
+        <w:ind w:left="720" w:hanging="360"/>
+      </w:pPr>
+      <w:rPr>
+        <w:rFonts w:ascii="Symbol" w:hAnsi="Symbol" w:hint="default"/>
+        <w:sz w:val="20"/>
+      </w:rPr>
+    </w:lvl>
+    <w:lvl w:ilvl="1">
+      <w:start w:val="1"/>
+      <w:numFmt w:val="bullet"/>
+      <w:lvlText w:val="o"/>
+      <w:lvlJc w:val="left"/>
+      <w:pPr>
+        <w:tabs>
+          <w:tab w:val="num" w:pos="1440"/>
+        </w:tabs>
+        <w:ind w:left="1440" w:hanging="360"/>
+      </w:pPr>
+      <w:rPr>
+        <w:rFonts w:ascii="Courier New" w:hAnsi="Courier New" w:hint="default"/>
+        <w:sz w:val="20"/>
+      </w:rPr>
+    </w:lvl>
+    <w:lvl w:ilvl="2" w:tentative="1">
+      <w:start w:val="1"/>
+      <w:numFmt w:val="bullet"/>
+      <w:lvlText w:val=""/>
+      <w:lvlJc w:val="left"/>
+      <w:pPr>
+        <w:tabs>
+          <w:tab w:val="num" w:pos="2160"/>
+        </w:tabs>
+        <w:ind w:left="2160" w:hanging="360"/>
+      </w:pPr>
+      <w:rPr>
+        <w:rFonts w:ascii="Wingdings" w:hAnsi="Wingdings" w:hint="default"/>
+        <w:sz w:val="20"/>
+      </w:rPr>
+    </w:lvl>
+    <w:lvl w:ilvl="3" w:tentative="1">
+      <w:start w:val="1"/>
+      <w:numFmt w:val="bullet"/>
+      <w:lvlText w:val=""/>
+      <w:lvlJc w:val="left"/>
+      <w:pPr>
+        <w:tabs>
+          <w:tab w:val="num" w:pos="2880"/>
+        </w:tabs>
+        <w:ind w:left="2880" w:hanging="360"/>
+      </w:pPr>
+      <w:rPr>
+        <w:rFonts w:ascii="Wingdings" w:hAnsi="Wingdings" w:hint="default"/>
+        <w:sz w:val="20"/>
+      </w:rPr>
+    </w:lvl>
+    <w:lvl w:ilvl="4" w:tentative="1">
+      <w:start w:val="1"/>
+      <w:numFmt w:val="bullet"/>
+      <w:lvlText w:val=""/>
+      <w:lvlJc w:val="left"/>
+      <w:pPr>
+        <w:tabs>
+          <w:tab w:val="num" w:pos="3600"/>
+        </w:tabs>
+        <w:ind w:left="3600" w:hanging="360"/>
+      </w:pPr>
+      <w:rPr>
+        <w:rFonts w:ascii="Wingdings" w:hAnsi="Wingdings" w:hint="default"/>
+        <w:sz w:val="20"/>
+      </w:rPr>
+    </w:lvl>
+    <w:lvl w:ilvl="5" w:tentative="1">
+      <w:start w:val="1"/>
+      <w:numFmt w:val="bullet"/>
+      <w:lvlText w:val=""/>
+      <w:lvlJc w:val="left"/>
+      <w:pPr>
+        <w:tabs>
+          <w:tab w:val="num" w:pos="4320"/>
+        </w:tabs>
+        <w:ind w:left="4320" w:hanging="360"/>
+      </w:pPr>
+      <w:rPr>
+        <w:rFonts w:ascii="Wingdings" w:hAnsi="Wingdings" w:hint="default"/>
+        <w:sz w:val="20"/>
+      </w:rPr>
+    </w:lvl>
+    <w:lvl w:ilvl="6" w:tentative="1">
+      <w:start w:val="1"/>
+      <w:numFmt w:val="bullet"/>
+      <w:lvlText w:val=""/>
+      <w:lvlJc w:val="left"/>
+      <w:pPr>
+        <w:tabs>
+          <w:tab w:val="num" w:pos="5040"/>
+        </w:tabs>
+        <w:ind w:left="5040" w:hanging="360"/>
+      </w:pPr>
+      <w:rPr>
+        <w:rFonts w:ascii="Wingdings" w:hAnsi="Wingdings" w:hint="default"/>
+        <w:sz w:val="20"/>
+      </w:rPr>
+    </w:lvl>
+    <w:lvl w:ilvl="7" w:tentative="1">
+      <w:start w:val="1"/>
+      <w:numFmt w:val="bullet"/>
+      <w:lvlText w:val=""/>
+      <w:lvlJc w:val="left"/>
+      <w:pPr>
+        <w:tabs>
+          <w:tab w:val="num" w:pos="5760"/>
+        </w:tabs>
+        <w:ind w:left="5760" w:hanging="360"/>
+      </w:pPr>
+      <w:rPr>
+        <w:rFonts w:ascii="Wingdings" w:hAnsi="Wingdings" w:hint="default"/>
+        <w:sz w:val="20"/>
+      </w:rPr>
+    </w:lvl>
+    <w:lvl w:ilvl="8" w:tentative="1">
+      <w:start w:val="1"/>
+      <w:numFmt w:val="bullet"/>
+      <w:lvlText w:val=""/>
+      <w:lvlJc w:val="left"/>
+      <w:pPr>
+        <w:tabs>
+          <w:tab w:val="num" w:pos="6480"/>
+        </w:tabs>
+        <w:ind w:left="6480" w:hanging="360"/>
+      </w:pPr>
+      <w:rPr>
+        <w:rFonts w:ascii="Wingdings" w:hAnsi="Wingdings" w:hint="default"/>
+        <w:sz w:val="20"/>
+      </w:rPr>
+    </w:lvl>
+  </w:abstractNum>
+  <w:abstractNum w:abstractNumId="12" w15:restartNumberingAfterBreak="0">
     <w:nsid w:val="377B1768"/>
     <w:multiLevelType w:val="hybridMultilevel"/>
     <w:tmpl w:val="969A0A18"/>
@@ -16795,7 +23413,7 @@
       </w:pPr>
     </w:lvl>
   </w:abstractNum>
-  <w:abstractNum w:abstractNumId="10" w15:restartNumberingAfterBreak="0">
+  <w:abstractNum w:abstractNumId="13" w15:restartNumberingAfterBreak="0">
     <w:nsid w:val="3A923365"/>
     <w:multiLevelType w:val="multilevel"/>
     <w:tmpl w:val="269EEEB8"/>
@@ -16944,7 +23562,7 @@
       </w:rPr>
     </w:lvl>
   </w:abstractNum>
-  <w:abstractNum w:abstractNumId="11" w15:restartNumberingAfterBreak="0">
+  <w:abstractNum w:abstractNumId="14" w15:restartNumberingAfterBreak="0">
     <w:nsid w:val="425329E2"/>
     <w:multiLevelType w:val="multilevel"/>
     <w:tmpl w:val="F47835D8"/>
@@ -17057,7 +23675,7 @@
       </w:pPr>
     </w:lvl>
   </w:abstractNum>
-  <w:abstractNum w:abstractNumId="12" w15:restartNumberingAfterBreak="0">
+  <w:abstractNum w:abstractNumId="15" w15:restartNumberingAfterBreak="0">
     <w:nsid w:val="4C2D21B4"/>
     <w:multiLevelType w:val="multilevel"/>
     <w:tmpl w:val="7BE21944"/>
@@ -17206,122 +23824,10 @@
       </w:rPr>
     </w:lvl>
   </w:abstractNum>
-  <w:abstractNum w:abstractNumId="13" w15:restartNumberingAfterBreak="0">
-    <w:nsid w:val="4FEE21EB"/>
-    <w:multiLevelType w:val="hybridMultilevel"/>
-    <w:tmpl w:val="C5086980"/>
-    <w:lvl w:ilvl="0" w:tplc="70A877C8">
-      <w:numFmt w:val="bullet"/>
-      <w:lvlText w:val="-"/>
-      <w:lvlJc w:val="left"/>
-      <w:pPr>
-        <w:ind w:left="360" w:hanging="360"/>
-      </w:pPr>
-      <w:rPr>
-        <w:rFonts w:ascii="Calibri" w:eastAsiaTheme="minorHAnsi" w:hAnsi="Calibri" w:cs="Calibri" w:hint="default"/>
-      </w:rPr>
-    </w:lvl>
-    <w:lvl w:ilvl="1" w:tplc="0C0A0003">
-      <w:start w:val="1"/>
-      <w:numFmt w:val="bullet"/>
-      <w:lvlText w:val="o"/>
-      <w:lvlJc w:val="left"/>
-      <w:pPr>
-        <w:ind w:left="1440" w:hanging="360"/>
-      </w:pPr>
-      <w:rPr>
-        <w:rFonts w:ascii="Courier New" w:hAnsi="Courier New" w:cs="Courier New" w:hint="default"/>
-      </w:rPr>
-    </w:lvl>
-    <w:lvl w:ilvl="2" w:tplc="0C0A0005" w:tentative="1">
-      <w:start w:val="1"/>
-      <w:numFmt w:val="bullet"/>
-      <w:lvlText w:val=""/>
-      <w:lvlJc w:val="left"/>
-      <w:pPr>
-        <w:ind w:left="2160" w:hanging="360"/>
-      </w:pPr>
-      <w:rPr>
-        <w:rFonts w:ascii="Wingdings" w:hAnsi="Wingdings" w:hint="default"/>
-      </w:rPr>
-    </w:lvl>
-    <w:lvl w:ilvl="3" w:tplc="0C0A0001" w:tentative="1">
-      <w:start w:val="1"/>
-      <w:numFmt w:val="bullet"/>
-      <w:lvlText w:val=""/>
-      <w:lvlJc w:val="left"/>
-      <w:pPr>
-        <w:ind w:left="2880" w:hanging="360"/>
-      </w:pPr>
-      <w:rPr>
-        <w:rFonts w:ascii="Symbol" w:hAnsi="Symbol" w:hint="default"/>
-      </w:rPr>
-    </w:lvl>
-    <w:lvl w:ilvl="4" w:tplc="0C0A0003" w:tentative="1">
-      <w:start w:val="1"/>
-      <w:numFmt w:val="bullet"/>
-      <w:lvlText w:val="o"/>
-      <w:lvlJc w:val="left"/>
-      <w:pPr>
-        <w:ind w:left="3600" w:hanging="360"/>
-      </w:pPr>
-      <w:rPr>
-        <w:rFonts w:ascii="Courier New" w:hAnsi="Courier New" w:cs="Courier New" w:hint="default"/>
-      </w:rPr>
-    </w:lvl>
-    <w:lvl w:ilvl="5" w:tplc="0C0A0005" w:tentative="1">
-      <w:start w:val="1"/>
-      <w:numFmt w:val="bullet"/>
-      <w:lvlText w:val=""/>
-      <w:lvlJc w:val="left"/>
-      <w:pPr>
-        <w:ind w:left="4320" w:hanging="360"/>
-      </w:pPr>
-      <w:rPr>
-        <w:rFonts w:ascii="Wingdings" w:hAnsi="Wingdings" w:hint="default"/>
-      </w:rPr>
-    </w:lvl>
-    <w:lvl w:ilvl="6" w:tplc="0C0A0001" w:tentative="1">
-      <w:start w:val="1"/>
-      <w:numFmt w:val="bullet"/>
-      <w:lvlText w:val=""/>
-      <w:lvlJc w:val="left"/>
-      <w:pPr>
-        <w:ind w:left="5040" w:hanging="360"/>
-      </w:pPr>
-      <w:rPr>
-        <w:rFonts w:ascii="Symbol" w:hAnsi="Symbol" w:hint="default"/>
-      </w:rPr>
-    </w:lvl>
-    <w:lvl w:ilvl="7" w:tplc="0C0A0003" w:tentative="1">
-      <w:start w:val="1"/>
-      <w:numFmt w:val="bullet"/>
-      <w:lvlText w:val="o"/>
-      <w:lvlJc w:val="left"/>
-      <w:pPr>
-        <w:ind w:left="5760" w:hanging="360"/>
-      </w:pPr>
-      <w:rPr>
-        <w:rFonts w:ascii="Courier New" w:hAnsi="Courier New" w:cs="Courier New" w:hint="default"/>
-      </w:rPr>
-    </w:lvl>
-    <w:lvl w:ilvl="8" w:tplc="0C0A0005" w:tentative="1">
-      <w:start w:val="1"/>
-      <w:numFmt w:val="bullet"/>
-      <w:lvlText w:val=""/>
-      <w:lvlJc w:val="left"/>
-      <w:pPr>
-        <w:ind w:left="6480" w:hanging="360"/>
-      </w:pPr>
-      <w:rPr>
-        <w:rFonts w:ascii="Wingdings" w:hAnsi="Wingdings" w:hint="default"/>
-      </w:rPr>
-    </w:lvl>
-  </w:abstractNum>
-  <w:abstractNum w:abstractNumId="14" w15:restartNumberingAfterBreak="0">
-    <w:nsid w:val="51B83DA2"/>
+  <w:abstractNum w:abstractNumId="16" w15:restartNumberingAfterBreak="0">
+    <w:nsid w:val="4E537EBA"/>
     <w:multiLevelType w:val="multilevel"/>
-    <w:tmpl w:val="57248BD8"/>
+    <w:tmpl w:val="F078B154"/>
     <w:lvl w:ilvl="0">
       <w:start w:val="1"/>
       <w:numFmt w:val="bullet"/>
@@ -17467,99 +23973,122 @@
       </w:rPr>
     </w:lvl>
   </w:abstractNum>
-  <w:abstractNum w:abstractNumId="15" w15:restartNumberingAfterBreak="0">
-    <w:nsid w:val="663F4F1D"/>
+  <w:abstractNum w:abstractNumId="17" w15:restartNumberingAfterBreak="0">
+    <w:nsid w:val="4FEE21EB"/>
     <w:multiLevelType w:val="hybridMultilevel"/>
-    <w:tmpl w:val="56C078BC"/>
-    <w:lvl w:ilvl="0" w:tplc="0C0A000F">
-      <w:start w:val="1"/>
-      <w:numFmt w:val="decimal"/>
-      <w:lvlText w:val="%1."/>
+    <w:tmpl w:val="C5086980"/>
+    <w:lvl w:ilvl="0" w:tplc="70A877C8">
+      <w:numFmt w:val="bullet"/>
+      <w:lvlText w:val="-"/>
       <w:lvlJc w:val="left"/>
       <w:pPr>
-        <w:ind w:left="720" w:hanging="360"/>
+        <w:ind w:left="360" w:hanging="360"/>
       </w:pPr>
       <w:rPr>
-        <w:rFonts w:hint="default"/>
+        <w:rFonts w:ascii="Calibri" w:eastAsiaTheme="minorHAnsi" w:hAnsi="Calibri" w:cs="Calibri" w:hint="default"/>
       </w:rPr>
     </w:lvl>
-    <w:lvl w:ilvl="1" w:tplc="0C0A0019">
+    <w:lvl w:ilvl="1" w:tplc="0C0A0003">
       <w:start w:val="1"/>
-      <w:numFmt w:val="lowerLetter"/>
-      <w:lvlText w:val="%2."/>
+      <w:numFmt w:val="bullet"/>
+      <w:lvlText w:val="o"/>
       <w:lvlJc w:val="left"/>
       <w:pPr>
         <w:ind w:left="1440" w:hanging="360"/>
       </w:pPr>
+      <w:rPr>
+        <w:rFonts w:ascii="Courier New" w:hAnsi="Courier New" w:cs="Courier New" w:hint="default"/>
+      </w:rPr>
     </w:lvl>
-    <w:lvl w:ilvl="2" w:tplc="0C0A001B" w:tentative="1">
+    <w:lvl w:ilvl="2" w:tplc="0C0A0005" w:tentative="1">
       <w:start w:val="1"/>
-      <w:numFmt w:val="lowerRoman"/>
-      <w:lvlText w:val="%3."/>
-      <w:lvlJc w:val="right"/>
-      <w:pPr>
-        <w:ind w:left="2160" w:hanging="180"/>
-      </w:pPr>
+      <w:numFmt w:val="bullet"/>
+      <w:lvlText w:val=""/>
+      <w:lvlJc w:val="left"/>
+      <w:pPr>
+        <w:ind w:left="2160" w:hanging="360"/>
+      </w:pPr>
+      <w:rPr>
+        <w:rFonts w:ascii="Wingdings" w:hAnsi="Wingdings" w:hint="default"/>
+      </w:rPr>
     </w:lvl>
-    <w:lvl w:ilvl="3" w:tplc="0C0A000F" w:tentative="1">
+    <w:lvl w:ilvl="3" w:tplc="0C0A0001" w:tentative="1">
       <w:start w:val="1"/>
-      <w:numFmt w:val="decimal"/>
-      <w:lvlText w:val="%4."/>
+      <w:numFmt w:val="bullet"/>
+      <w:lvlText w:val=""/>
       <w:lvlJc w:val="left"/>
       <w:pPr>
         <w:ind w:left="2880" w:hanging="360"/>
       </w:pPr>
+      <w:rPr>
+        <w:rFonts w:ascii="Symbol" w:hAnsi="Symbol" w:hint="default"/>
+      </w:rPr>
     </w:lvl>
-    <w:lvl w:ilvl="4" w:tplc="0C0A0019" w:tentative="1">
+    <w:lvl w:ilvl="4" w:tplc="0C0A0003" w:tentative="1">
       <w:start w:val="1"/>
-      <w:numFmt w:val="lowerLetter"/>
-      <w:lvlText w:val="%5."/>
+      <w:numFmt w:val="bullet"/>
+      <w:lvlText w:val="o"/>
       <w:lvlJc w:val="left"/>
       <w:pPr>
         <w:ind w:left="3600" w:hanging="360"/>
       </w:pPr>
+      <w:rPr>
+        <w:rFonts w:ascii="Courier New" w:hAnsi="Courier New" w:cs="Courier New" w:hint="default"/>
+      </w:rPr>
     </w:lvl>
-    <w:lvl w:ilvl="5" w:tplc="0C0A001B" w:tentative="1">
+    <w:lvl w:ilvl="5" w:tplc="0C0A0005" w:tentative="1">
       <w:start w:val="1"/>
-      <w:numFmt w:val="lowerRoman"/>
-      <w:lvlText w:val="%6."/>
-      <w:lvlJc w:val="right"/>
-      <w:pPr>
-        <w:ind w:left="4320" w:hanging="180"/>
-      </w:pPr>
+      <w:numFmt w:val="bullet"/>
+      <w:lvlText w:val=""/>
+      <w:lvlJc w:val="left"/>
+      <w:pPr>
+        <w:ind w:left="4320" w:hanging="360"/>
+      </w:pPr>
+      <w:rPr>
+        <w:rFonts w:ascii="Wingdings" w:hAnsi="Wingdings" w:hint="default"/>
+      </w:rPr>
     </w:lvl>
-    <w:lvl w:ilvl="6" w:tplc="0C0A000F" w:tentative="1">
+    <w:lvl w:ilvl="6" w:tplc="0C0A0001" w:tentative="1">
       <w:start w:val="1"/>
-      <w:numFmt w:val="decimal"/>
-      <w:lvlText w:val="%7."/>
+      <w:numFmt w:val="bullet"/>
+      <w:lvlText w:val=""/>
       <w:lvlJc w:val="left"/>
       <w:pPr>
         <w:ind w:left="5040" w:hanging="360"/>
       </w:pPr>
+      <w:rPr>
+        <w:rFonts w:ascii="Symbol" w:hAnsi="Symbol" w:hint="default"/>
+      </w:rPr>
     </w:lvl>
-    <w:lvl w:ilvl="7" w:tplc="0C0A0019" w:tentative="1">
+    <w:lvl w:ilvl="7" w:tplc="0C0A0003" w:tentative="1">
       <w:start w:val="1"/>
-      <w:numFmt w:val="lowerLetter"/>
-      <w:lvlText w:val="%8."/>
+      <w:numFmt w:val="bullet"/>
+      <w:lvlText w:val="o"/>
       <w:lvlJc w:val="left"/>
       <w:pPr>
         <w:ind w:left="5760" w:hanging="360"/>
       </w:pPr>
+      <w:rPr>
+        <w:rFonts w:ascii="Courier New" w:hAnsi="Courier New" w:cs="Courier New" w:hint="default"/>
+      </w:rPr>
     </w:lvl>
-    <w:lvl w:ilvl="8" w:tplc="0C0A001B" w:tentative="1">
+    <w:lvl w:ilvl="8" w:tplc="0C0A0005" w:tentative="1">
       <w:start w:val="1"/>
-      <w:numFmt w:val="lowerRoman"/>
-      <w:lvlText w:val="%9."/>
-      <w:lvlJc w:val="right"/>
-      <w:pPr>
-        <w:ind w:left="6480" w:hanging="180"/>
-      </w:pPr>
+      <w:numFmt w:val="bullet"/>
+      <w:lvlText w:val=""/>
+      <w:lvlJc w:val="left"/>
+      <w:pPr>
+        <w:ind w:left="6480" w:hanging="360"/>
+      </w:pPr>
+      <w:rPr>
+        <w:rFonts w:ascii="Wingdings" w:hAnsi="Wingdings" w:hint="default"/>
+      </w:rPr>
     </w:lvl>
   </w:abstractNum>
-  <w:abstractNum w:abstractNumId="16" w15:restartNumberingAfterBreak="0">
-    <w:nsid w:val="68084613"/>
+  <w:abstractNum w:abstractNumId="18" w15:restartNumberingAfterBreak="0">
+    <w:nsid w:val="51B83DA2"/>
     <w:multiLevelType w:val="multilevel"/>
-    <w:tmpl w:val="18C22860"/>
+    <w:tmpl w:val="57248BD8"/>
     <w:lvl w:ilvl="0">
       <w:start w:val="1"/>
       <w:numFmt w:val="bullet"/>
@@ -17705,10 +24234,272 @@
       </w:rPr>
     </w:lvl>
   </w:abstractNum>
-  <w:abstractNum w:abstractNumId="17" w15:restartNumberingAfterBreak="0">
-    <w:nsid w:val="6C7509D9"/>
+  <w:abstractNum w:abstractNumId="19" w15:restartNumberingAfterBreak="0">
+    <w:nsid w:val="59502BD9"/>
     <w:multiLevelType w:val="multilevel"/>
-    <w:tmpl w:val="EE4EE7A2"/>
+    <w:tmpl w:val="E47AADE6"/>
+    <w:lvl w:ilvl="0">
+      <w:start w:val="1"/>
+      <w:numFmt w:val="bullet"/>
+      <w:lvlText w:val=""/>
+      <w:lvlJc w:val="left"/>
+      <w:pPr>
+        <w:tabs>
+          <w:tab w:val="num" w:pos="720"/>
+        </w:tabs>
+        <w:ind w:left="720" w:hanging="360"/>
+      </w:pPr>
+      <w:rPr>
+        <w:rFonts w:ascii="Symbol" w:hAnsi="Symbol" w:hint="default"/>
+        <w:sz w:val="20"/>
+      </w:rPr>
+    </w:lvl>
+    <w:lvl w:ilvl="1">
+      <w:start w:val="1"/>
+      <w:numFmt w:val="bullet"/>
+      <w:lvlText w:val="o"/>
+      <w:lvlJc w:val="left"/>
+      <w:pPr>
+        <w:tabs>
+          <w:tab w:val="num" w:pos="1440"/>
+        </w:tabs>
+        <w:ind w:left="1440" w:hanging="360"/>
+      </w:pPr>
+      <w:rPr>
+        <w:rFonts w:ascii="Courier New" w:hAnsi="Courier New" w:hint="default"/>
+        <w:sz w:val="20"/>
+      </w:rPr>
+    </w:lvl>
+    <w:lvl w:ilvl="2" w:tentative="1">
+      <w:start w:val="1"/>
+      <w:numFmt w:val="bullet"/>
+      <w:lvlText w:val=""/>
+      <w:lvlJc w:val="left"/>
+      <w:pPr>
+        <w:tabs>
+          <w:tab w:val="num" w:pos="2160"/>
+        </w:tabs>
+        <w:ind w:left="2160" w:hanging="360"/>
+      </w:pPr>
+      <w:rPr>
+        <w:rFonts w:ascii="Wingdings" w:hAnsi="Wingdings" w:hint="default"/>
+        <w:sz w:val="20"/>
+      </w:rPr>
+    </w:lvl>
+    <w:lvl w:ilvl="3" w:tentative="1">
+      <w:start w:val="1"/>
+      <w:numFmt w:val="bullet"/>
+      <w:lvlText w:val=""/>
+      <w:lvlJc w:val="left"/>
+      <w:pPr>
+        <w:tabs>
+          <w:tab w:val="num" w:pos="2880"/>
+        </w:tabs>
+        <w:ind w:left="2880" w:hanging="360"/>
+      </w:pPr>
+      <w:rPr>
+        <w:rFonts w:ascii="Wingdings" w:hAnsi="Wingdings" w:hint="default"/>
+        <w:sz w:val="20"/>
+      </w:rPr>
+    </w:lvl>
+    <w:lvl w:ilvl="4" w:tentative="1">
+      <w:start w:val="1"/>
+      <w:numFmt w:val="bullet"/>
+      <w:lvlText w:val=""/>
+      <w:lvlJc w:val="left"/>
+      <w:pPr>
+        <w:tabs>
+          <w:tab w:val="num" w:pos="3600"/>
+        </w:tabs>
+        <w:ind w:left="3600" w:hanging="360"/>
+      </w:pPr>
+      <w:rPr>
+        <w:rFonts w:ascii="Wingdings" w:hAnsi="Wingdings" w:hint="default"/>
+        <w:sz w:val="20"/>
+      </w:rPr>
+    </w:lvl>
+    <w:lvl w:ilvl="5" w:tentative="1">
+      <w:start w:val="1"/>
+      <w:numFmt w:val="bullet"/>
+      <w:lvlText w:val=""/>
+      <w:lvlJc w:val="left"/>
+      <w:pPr>
+        <w:tabs>
+          <w:tab w:val="num" w:pos="4320"/>
+        </w:tabs>
+        <w:ind w:left="4320" w:hanging="360"/>
+      </w:pPr>
+      <w:rPr>
+        <w:rFonts w:ascii="Wingdings" w:hAnsi="Wingdings" w:hint="default"/>
+        <w:sz w:val="20"/>
+      </w:rPr>
+    </w:lvl>
+    <w:lvl w:ilvl="6" w:tentative="1">
+      <w:start w:val="1"/>
+      <w:numFmt w:val="bullet"/>
+      <w:lvlText w:val=""/>
+      <w:lvlJc w:val="left"/>
+      <w:pPr>
+        <w:tabs>
+          <w:tab w:val="num" w:pos="5040"/>
+        </w:tabs>
+        <w:ind w:left="5040" w:hanging="360"/>
+      </w:pPr>
+      <w:rPr>
+        <w:rFonts w:ascii="Wingdings" w:hAnsi="Wingdings" w:hint="default"/>
+        <w:sz w:val="20"/>
+      </w:rPr>
+    </w:lvl>
+    <w:lvl w:ilvl="7" w:tentative="1">
+      <w:start w:val="1"/>
+      <w:numFmt w:val="bullet"/>
+      <w:lvlText w:val=""/>
+      <w:lvlJc w:val="left"/>
+      <w:pPr>
+        <w:tabs>
+          <w:tab w:val="num" w:pos="5760"/>
+        </w:tabs>
+        <w:ind w:left="5760" w:hanging="360"/>
+      </w:pPr>
+      <w:rPr>
+        <w:rFonts w:ascii="Wingdings" w:hAnsi="Wingdings" w:hint="default"/>
+        <w:sz w:val="20"/>
+      </w:rPr>
+    </w:lvl>
+    <w:lvl w:ilvl="8" w:tentative="1">
+      <w:start w:val="1"/>
+      <w:numFmt w:val="bullet"/>
+      <w:lvlText w:val=""/>
+      <w:lvlJc w:val="left"/>
+      <w:pPr>
+        <w:tabs>
+          <w:tab w:val="num" w:pos="6480"/>
+        </w:tabs>
+        <w:ind w:left="6480" w:hanging="360"/>
+      </w:pPr>
+      <w:rPr>
+        <w:rFonts w:ascii="Wingdings" w:hAnsi="Wingdings" w:hint="default"/>
+        <w:sz w:val="20"/>
+      </w:rPr>
+    </w:lvl>
+  </w:abstractNum>
+  <w:abstractNum w:abstractNumId="20" w15:restartNumberingAfterBreak="0">
+    <w:nsid w:val="5AF82C6E"/>
+    <w:multiLevelType w:val="multilevel"/>
+    <w:tmpl w:val="80E2EBCA"/>
+    <w:lvl w:ilvl="0">
+      <w:start w:val="1"/>
+      <w:numFmt w:val="decimal"/>
+      <w:lvlText w:val="%1."/>
+      <w:lvlJc w:val="left"/>
+      <w:pPr>
+        <w:tabs>
+          <w:tab w:val="num" w:pos="720"/>
+        </w:tabs>
+        <w:ind w:left="720" w:hanging="360"/>
+      </w:pPr>
+    </w:lvl>
+    <w:lvl w:ilvl="1" w:tentative="1">
+      <w:start w:val="1"/>
+      <w:numFmt w:val="decimal"/>
+      <w:lvlText w:val="%2."/>
+      <w:lvlJc w:val="left"/>
+      <w:pPr>
+        <w:tabs>
+          <w:tab w:val="num" w:pos="1440"/>
+        </w:tabs>
+        <w:ind w:left="1440" w:hanging="360"/>
+      </w:pPr>
+    </w:lvl>
+    <w:lvl w:ilvl="2" w:tentative="1">
+      <w:start w:val="1"/>
+      <w:numFmt w:val="decimal"/>
+      <w:lvlText w:val="%3."/>
+      <w:lvlJc w:val="left"/>
+      <w:pPr>
+        <w:tabs>
+          <w:tab w:val="num" w:pos="2160"/>
+        </w:tabs>
+        <w:ind w:left="2160" w:hanging="360"/>
+      </w:pPr>
+    </w:lvl>
+    <w:lvl w:ilvl="3" w:tentative="1">
+      <w:start w:val="1"/>
+      <w:numFmt w:val="decimal"/>
+      <w:lvlText w:val="%4."/>
+      <w:lvlJc w:val="left"/>
+      <w:pPr>
+        <w:tabs>
+          <w:tab w:val="num" w:pos="2880"/>
+        </w:tabs>
+        <w:ind w:left="2880" w:hanging="360"/>
+      </w:pPr>
+    </w:lvl>
+    <w:lvl w:ilvl="4" w:tentative="1">
+      <w:start w:val="1"/>
+      <w:numFmt w:val="decimal"/>
+      <w:lvlText w:val="%5."/>
+      <w:lvlJc w:val="left"/>
+      <w:pPr>
+        <w:tabs>
+          <w:tab w:val="num" w:pos="3600"/>
+        </w:tabs>
+        <w:ind w:left="3600" w:hanging="360"/>
+      </w:pPr>
+    </w:lvl>
+    <w:lvl w:ilvl="5" w:tentative="1">
+      <w:start w:val="1"/>
+      <w:numFmt w:val="decimal"/>
+      <w:lvlText w:val="%6."/>
+      <w:lvlJc w:val="left"/>
+      <w:pPr>
+        <w:tabs>
+          <w:tab w:val="num" w:pos="4320"/>
+        </w:tabs>
+        <w:ind w:left="4320" w:hanging="360"/>
+      </w:pPr>
+    </w:lvl>
+    <w:lvl w:ilvl="6" w:tentative="1">
+      <w:start w:val="1"/>
+      <w:numFmt w:val="decimal"/>
+      <w:lvlText w:val="%7."/>
+      <w:lvlJc w:val="left"/>
+      <w:pPr>
+        <w:tabs>
+          <w:tab w:val="num" w:pos="5040"/>
+        </w:tabs>
+        <w:ind w:left="5040" w:hanging="360"/>
+      </w:pPr>
+    </w:lvl>
+    <w:lvl w:ilvl="7" w:tentative="1">
+      <w:start w:val="1"/>
+      <w:numFmt w:val="decimal"/>
+      <w:lvlText w:val="%8."/>
+      <w:lvlJc w:val="left"/>
+      <w:pPr>
+        <w:tabs>
+          <w:tab w:val="num" w:pos="5760"/>
+        </w:tabs>
+        <w:ind w:left="5760" w:hanging="360"/>
+      </w:pPr>
+    </w:lvl>
+    <w:lvl w:ilvl="8" w:tentative="1">
+      <w:start w:val="1"/>
+      <w:numFmt w:val="decimal"/>
+      <w:lvlText w:val="%9."/>
+      <w:lvlJc w:val="left"/>
+      <w:pPr>
+        <w:tabs>
+          <w:tab w:val="num" w:pos="6480"/>
+        </w:tabs>
+        <w:ind w:left="6480" w:hanging="360"/>
+      </w:pPr>
+    </w:lvl>
+  </w:abstractNum>
+  <w:abstractNum w:abstractNumId="21" w15:restartNumberingAfterBreak="0">
+    <w:nsid w:val="5CF90358"/>
+    <w:multiLevelType w:val="multilevel"/>
+    <w:tmpl w:val="0FA4498C"/>
     <w:lvl w:ilvl="0">
       <w:start w:val="1"/>
       <w:numFmt w:val="bullet"/>
@@ -17854,10 +24645,10 @@
       </w:rPr>
     </w:lvl>
   </w:abstractNum>
-  <w:abstractNum w:abstractNumId="18" w15:restartNumberingAfterBreak="0">
-    <w:nsid w:val="6D43693A"/>
+  <w:abstractNum w:abstractNumId="22" w15:restartNumberingAfterBreak="0">
+    <w:nsid w:val="64AF4F3C"/>
     <w:multiLevelType w:val="multilevel"/>
-    <w:tmpl w:val="47E213EE"/>
+    <w:tmpl w:val="EB22039E"/>
     <w:lvl w:ilvl="0">
       <w:start w:val="1"/>
       <w:numFmt w:val="bullet"/>
@@ -18003,10 +24794,99 @@
       </w:rPr>
     </w:lvl>
   </w:abstractNum>
-  <w:abstractNum w:abstractNumId="19" w15:restartNumberingAfterBreak="0">
-    <w:nsid w:val="6EE22452"/>
+  <w:abstractNum w:abstractNumId="23" w15:restartNumberingAfterBreak="0">
+    <w:nsid w:val="663F4F1D"/>
+    <w:multiLevelType w:val="hybridMultilevel"/>
+    <w:tmpl w:val="56C078BC"/>
+    <w:lvl w:ilvl="0" w:tplc="0C0A000F">
+      <w:start w:val="1"/>
+      <w:numFmt w:val="decimal"/>
+      <w:lvlText w:val="%1."/>
+      <w:lvlJc w:val="left"/>
+      <w:pPr>
+        <w:ind w:left="720" w:hanging="360"/>
+      </w:pPr>
+      <w:rPr>
+        <w:rFonts w:hint="default"/>
+      </w:rPr>
+    </w:lvl>
+    <w:lvl w:ilvl="1" w:tplc="0C0A0019">
+      <w:start w:val="1"/>
+      <w:numFmt w:val="lowerLetter"/>
+      <w:lvlText w:val="%2."/>
+      <w:lvlJc w:val="left"/>
+      <w:pPr>
+        <w:ind w:left="1440" w:hanging="360"/>
+      </w:pPr>
+    </w:lvl>
+    <w:lvl w:ilvl="2" w:tplc="0C0A001B" w:tentative="1">
+      <w:start w:val="1"/>
+      <w:numFmt w:val="lowerRoman"/>
+      <w:lvlText w:val="%3."/>
+      <w:lvlJc w:val="right"/>
+      <w:pPr>
+        <w:ind w:left="2160" w:hanging="180"/>
+      </w:pPr>
+    </w:lvl>
+    <w:lvl w:ilvl="3" w:tplc="0C0A000F" w:tentative="1">
+      <w:start w:val="1"/>
+      <w:numFmt w:val="decimal"/>
+      <w:lvlText w:val="%4."/>
+      <w:lvlJc w:val="left"/>
+      <w:pPr>
+        <w:ind w:left="2880" w:hanging="360"/>
+      </w:pPr>
+    </w:lvl>
+    <w:lvl w:ilvl="4" w:tplc="0C0A0019" w:tentative="1">
+      <w:start w:val="1"/>
+      <w:numFmt w:val="lowerLetter"/>
+      <w:lvlText w:val="%5."/>
+      <w:lvlJc w:val="left"/>
+      <w:pPr>
+        <w:ind w:left="3600" w:hanging="360"/>
+      </w:pPr>
+    </w:lvl>
+    <w:lvl w:ilvl="5" w:tplc="0C0A001B" w:tentative="1">
+      <w:start w:val="1"/>
+      <w:numFmt w:val="lowerRoman"/>
+      <w:lvlText w:val="%6."/>
+      <w:lvlJc w:val="right"/>
+      <w:pPr>
+        <w:ind w:left="4320" w:hanging="180"/>
+      </w:pPr>
+    </w:lvl>
+    <w:lvl w:ilvl="6" w:tplc="0C0A000F" w:tentative="1">
+      <w:start w:val="1"/>
+      <w:numFmt w:val="decimal"/>
+      <w:lvlText w:val="%7."/>
+      <w:lvlJc w:val="left"/>
+      <w:pPr>
+        <w:ind w:left="5040" w:hanging="360"/>
+      </w:pPr>
+    </w:lvl>
+    <w:lvl w:ilvl="7" w:tplc="0C0A0019" w:tentative="1">
+      <w:start w:val="1"/>
+      <w:numFmt w:val="lowerLetter"/>
+      <w:lvlText w:val="%8."/>
+      <w:lvlJc w:val="left"/>
+      <w:pPr>
+        <w:ind w:left="5760" w:hanging="360"/>
+      </w:pPr>
+    </w:lvl>
+    <w:lvl w:ilvl="8" w:tplc="0C0A001B" w:tentative="1">
+      <w:start w:val="1"/>
+      <w:numFmt w:val="lowerRoman"/>
+      <w:lvlText w:val="%9."/>
+      <w:lvlJc w:val="right"/>
+      <w:pPr>
+        <w:ind w:left="6480" w:hanging="180"/>
+      </w:pPr>
+    </w:lvl>
+  </w:abstractNum>
+  <w:abstractNum w:abstractNumId="24" w15:restartNumberingAfterBreak="0">
+    <w:nsid w:val="68084613"/>
     <w:multiLevelType w:val="multilevel"/>
-    <w:tmpl w:val="0DAA95DC"/>
+    <w:tmpl w:val="18C22860"/>
     <w:lvl w:ilvl="0">
       <w:start w:val="1"/>
       <w:numFmt w:val="bullet"/>
@@ -18152,10 +25032,10 @@
       </w:rPr>
     </w:lvl>
   </w:abstractNum>
-  <w:abstractNum w:abstractNumId="20" w15:restartNumberingAfterBreak="0">
-    <w:nsid w:val="7B3459A7"/>
+  <w:abstractNum w:abstractNumId="25" w15:restartNumberingAfterBreak="0">
+    <w:nsid w:val="6C7509D9"/>
     <w:multiLevelType w:val="multilevel"/>
-    <w:tmpl w:val="556C6DF2"/>
+    <w:tmpl w:val="EE4EE7A2"/>
     <w:lvl w:ilvl="0">
       <w:start w:val="1"/>
       <w:numFmt w:val="bullet"/>
@@ -18301,7 +25181,454 @@
       </w:rPr>
     </w:lvl>
   </w:abstractNum>
-  <w:abstractNum w:abstractNumId="21" w15:restartNumberingAfterBreak="0">
+  <w:abstractNum w:abstractNumId="26" w15:restartNumberingAfterBreak="0">
+    <w:nsid w:val="6D43693A"/>
+    <w:multiLevelType w:val="multilevel"/>
+    <w:tmpl w:val="47E213EE"/>
+    <w:lvl w:ilvl="0">
+      <w:start w:val="1"/>
+      <w:numFmt w:val="bullet"/>
+      <w:lvlText w:val=""/>
+      <w:lvlJc w:val="left"/>
+      <w:pPr>
+        <w:tabs>
+          <w:tab w:val="num" w:pos="720"/>
+        </w:tabs>
+        <w:ind w:left="720" w:hanging="360"/>
+      </w:pPr>
+      <w:rPr>
+        <w:rFonts w:ascii="Symbol" w:hAnsi="Symbol" w:hint="default"/>
+        <w:sz w:val="20"/>
+      </w:rPr>
+    </w:lvl>
+    <w:lvl w:ilvl="1" w:tentative="1">
+      <w:start w:val="1"/>
+      <w:numFmt w:val="bullet"/>
+      <w:lvlText w:val="o"/>
+      <w:lvlJc w:val="left"/>
+      <w:pPr>
+        <w:tabs>
+          <w:tab w:val="num" w:pos="1440"/>
+        </w:tabs>
+        <w:ind w:left="1440" w:hanging="360"/>
+      </w:pPr>
+      <w:rPr>
+        <w:rFonts w:ascii="Courier New" w:hAnsi="Courier New" w:hint="default"/>
+        <w:sz w:val="20"/>
+      </w:rPr>
+    </w:lvl>
+    <w:lvl w:ilvl="2" w:tentative="1">
+      <w:start w:val="1"/>
+      <w:numFmt w:val="bullet"/>
+      <w:lvlText w:val=""/>
+      <w:lvlJc w:val="left"/>
+      <w:pPr>
+        <w:tabs>
+          <w:tab w:val="num" w:pos="2160"/>
+        </w:tabs>
+        <w:ind w:left="2160" w:hanging="360"/>
+      </w:pPr>
+      <w:rPr>
+        <w:rFonts w:ascii="Wingdings" w:hAnsi="Wingdings" w:hint="default"/>
+        <w:sz w:val="20"/>
+      </w:rPr>
+    </w:lvl>
+    <w:lvl w:ilvl="3" w:tentative="1">
+      <w:start w:val="1"/>
+      <w:numFmt w:val="bullet"/>
+      <w:lvlText w:val=""/>
+      <w:lvlJc w:val="left"/>
+      <w:pPr>
+        <w:tabs>
+          <w:tab w:val="num" w:pos="2880"/>
+        </w:tabs>
+        <w:ind w:left="2880" w:hanging="360"/>
+      </w:pPr>
+      <w:rPr>
+        <w:rFonts w:ascii="Wingdings" w:hAnsi="Wingdings" w:hint="default"/>
+        <w:sz w:val="20"/>
+      </w:rPr>
+    </w:lvl>
+    <w:lvl w:ilvl="4" w:tentative="1">
+      <w:start w:val="1"/>
+      <w:numFmt w:val="bullet"/>
+      <w:lvlText w:val=""/>
+      <w:lvlJc w:val="left"/>
+      <w:pPr>
+        <w:tabs>
+          <w:tab w:val="num" w:pos="3600"/>
+        </w:tabs>
+        <w:ind w:left="3600" w:hanging="360"/>
+      </w:pPr>
+      <w:rPr>
+        <w:rFonts w:ascii="Wingdings" w:hAnsi="Wingdings" w:hint="default"/>
+        <w:sz w:val="20"/>
+      </w:rPr>
+    </w:lvl>
+    <w:lvl w:ilvl="5" w:tentative="1">
+      <w:start w:val="1"/>
+      <w:numFmt w:val="bullet"/>
+      <w:lvlText w:val=""/>
+      <w:lvlJc w:val="left"/>
+      <w:pPr>
+        <w:tabs>
+          <w:tab w:val="num" w:pos="4320"/>
+        </w:tabs>
+        <w:ind w:left="4320" w:hanging="360"/>
+      </w:pPr>
+      <w:rPr>
+        <w:rFonts w:ascii="Wingdings" w:hAnsi="Wingdings" w:hint="default"/>
+        <w:sz w:val="20"/>
+      </w:rPr>
+    </w:lvl>
+    <w:lvl w:ilvl="6" w:tentative="1">
+      <w:start w:val="1"/>
+      <w:numFmt w:val="bullet"/>
+      <w:lvlText w:val=""/>
+      <w:lvlJc w:val="left"/>
+      <w:pPr>
+        <w:tabs>
+          <w:tab w:val="num" w:pos="5040"/>
+        </w:tabs>
+        <w:ind w:left="5040" w:hanging="360"/>
+      </w:pPr>
+      <w:rPr>
+        <w:rFonts w:ascii="Wingdings" w:hAnsi="Wingdings" w:hint="default"/>
+        <w:sz w:val="20"/>
+      </w:rPr>
+    </w:lvl>
+    <w:lvl w:ilvl="7" w:tentative="1">
+      <w:start w:val="1"/>
+      <w:numFmt w:val="bullet"/>
+      <w:lvlText w:val=""/>
+      <w:lvlJc w:val="left"/>
+      <w:pPr>
+        <w:tabs>
+          <w:tab w:val="num" w:pos="5760"/>
+        </w:tabs>
+        <w:ind w:left="5760" w:hanging="360"/>
+      </w:pPr>
+      <w:rPr>
+        <w:rFonts w:ascii="Wingdings" w:hAnsi="Wingdings" w:hint="default"/>
+        <w:sz w:val="20"/>
+      </w:rPr>
+    </w:lvl>
+    <w:lvl w:ilvl="8" w:tentative="1">
+      <w:start w:val="1"/>
+      <w:numFmt w:val="bullet"/>
+      <w:lvlText w:val=""/>
+      <w:lvlJc w:val="left"/>
+      <w:pPr>
+        <w:tabs>
+          <w:tab w:val="num" w:pos="6480"/>
+        </w:tabs>
+        <w:ind w:left="6480" w:hanging="360"/>
+      </w:pPr>
+      <w:rPr>
+        <w:rFonts w:ascii="Wingdings" w:hAnsi="Wingdings" w:hint="default"/>
+        <w:sz w:val="20"/>
+      </w:rPr>
+    </w:lvl>
+  </w:abstractNum>
+  <w:abstractNum w:abstractNumId="27" w15:restartNumberingAfterBreak="0">
+    <w:nsid w:val="6EE22452"/>
+    <w:multiLevelType w:val="multilevel"/>
+    <w:tmpl w:val="0DAA95DC"/>
+    <w:lvl w:ilvl="0">
+      <w:start w:val="1"/>
+      <w:numFmt w:val="bullet"/>
+      <w:lvlText w:val=""/>
+      <w:lvlJc w:val="left"/>
+      <w:pPr>
+        <w:tabs>
+          <w:tab w:val="num" w:pos="720"/>
+        </w:tabs>
+        <w:ind w:left="720" w:hanging="360"/>
+      </w:pPr>
+      <w:rPr>
+        <w:rFonts w:ascii="Symbol" w:hAnsi="Symbol" w:hint="default"/>
+        <w:sz w:val="20"/>
+      </w:rPr>
+    </w:lvl>
+    <w:lvl w:ilvl="1" w:tentative="1">
+      <w:start w:val="1"/>
+      <w:numFmt w:val="bullet"/>
+      <w:lvlText w:val="o"/>
+      <w:lvlJc w:val="left"/>
+      <w:pPr>
+        <w:tabs>
+          <w:tab w:val="num" w:pos="1440"/>
+        </w:tabs>
+        <w:ind w:left="1440" w:hanging="360"/>
+      </w:pPr>
+      <w:rPr>
+        <w:rFonts w:ascii="Courier New" w:hAnsi="Courier New" w:hint="default"/>
+        <w:sz w:val="20"/>
+      </w:rPr>
+    </w:lvl>
+    <w:lvl w:ilvl="2" w:tentative="1">
+      <w:start w:val="1"/>
+      <w:numFmt w:val="bullet"/>
+      <w:lvlText w:val=""/>
+      <w:lvlJc w:val="left"/>
+      <w:pPr>
+        <w:tabs>
+          <w:tab w:val="num" w:pos="2160"/>
+        </w:tabs>
+        <w:ind w:left="2160" w:hanging="360"/>
+      </w:pPr>
+      <w:rPr>
+        <w:rFonts w:ascii="Wingdings" w:hAnsi="Wingdings" w:hint="default"/>
+        <w:sz w:val="20"/>
+      </w:rPr>
+    </w:lvl>
+    <w:lvl w:ilvl="3" w:tentative="1">
+      <w:start w:val="1"/>
+      <w:numFmt w:val="bullet"/>
+      <w:lvlText w:val=""/>
+      <w:lvlJc w:val="left"/>
+      <w:pPr>
+        <w:tabs>
+          <w:tab w:val="num" w:pos="2880"/>
+        </w:tabs>
+        <w:ind w:left="2880" w:hanging="360"/>
+      </w:pPr>
+      <w:rPr>
+        <w:rFonts w:ascii="Wingdings" w:hAnsi="Wingdings" w:hint="default"/>
+        <w:sz w:val="20"/>
+      </w:rPr>
+    </w:lvl>
+    <w:lvl w:ilvl="4" w:tentative="1">
+      <w:start w:val="1"/>
+      <w:numFmt w:val="bullet"/>
+      <w:lvlText w:val=""/>
+      <w:lvlJc w:val="left"/>
+      <w:pPr>
+        <w:tabs>
+          <w:tab w:val="num" w:pos="3600"/>
+        </w:tabs>
+        <w:ind w:left="3600" w:hanging="360"/>
+      </w:pPr>
+      <w:rPr>
+        <w:rFonts w:ascii="Wingdings" w:hAnsi="Wingdings" w:hint="default"/>
+        <w:sz w:val="20"/>
+      </w:rPr>
+    </w:lvl>
+    <w:lvl w:ilvl="5" w:tentative="1">
+      <w:start w:val="1"/>
+      <w:numFmt w:val="bullet"/>
+      <w:lvlText w:val=""/>
+      <w:lvlJc w:val="left"/>
+      <w:pPr>
+        <w:tabs>
+          <w:tab w:val="num" w:pos="4320"/>
+        </w:tabs>
+        <w:ind w:left="4320" w:hanging="360"/>
+      </w:pPr>
+      <w:rPr>
+        <w:rFonts w:ascii="Wingdings" w:hAnsi="Wingdings" w:hint="default"/>
+        <w:sz w:val="20"/>
+      </w:rPr>
+    </w:lvl>
+    <w:lvl w:ilvl="6" w:tentative="1">
+      <w:start w:val="1"/>
+      <w:numFmt w:val="bullet"/>
+      <w:lvlText w:val=""/>
+      <w:lvlJc w:val="left"/>
+      <w:pPr>
+        <w:tabs>
+          <w:tab w:val="num" w:pos="5040"/>
+        </w:tabs>
+        <w:ind w:left="5040" w:hanging="360"/>
+      </w:pPr>
+      <w:rPr>
+        <w:rFonts w:ascii="Wingdings" w:hAnsi="Wingdings" w:hint="default"/>
+        <w:sz w:val="20"/>
+      </w:rPr>
+    </w:lvl>
+    <w:lvl w:ilvl="7" w:tentative="1">
+      <w:start w:val="1"/>
+      <w:numFmt w:val="bullet"/>
+      <w:lvlText w:val=""/>
+      <w:lvlJc w:val="left"/>
+      <w:pPr>
+        <w:tabs>
+          <w:tab w:val="num" w:pos="5760"/>
+        </w:tabs>
+        <w:ind w:left="5760" w:hanging="360"/>
+      </w:pPr>
+      <w:rPr>
+        <w:rFonts w:ascii="Wingdings" w:hAnsi="Wingdings" w:hint="default"/>
+        <w:sz w:val="20"/>
+      </w:rPr>
+    </w:lvl>
+    <w:lvl w:ilvl="8" w:tentative="1">
+      <w:start w:val="1"/>
+      <w:numFmt w:val="bullet"/>
+      <w:lvlText w:val=""/>
+      <w:lvlJc w:val="left"/>
+      <w:pPr>
+        <w:tabs>
+          <w:tab w:val="num" w:pos="6480"/>
+        </w:tabs>
+        <w:ind w:left="6480" w:hanging="360"/>
+      </w:pPr>
+      <w:rPr>
+        <w:rFonts w:ascii="Wingdings" w:hAnsi="Wingdings" w:hint="default"/>
+        <w:sz w:val="20"/>
+      </w:rPr>
+    </w:lvl>
+  </w:abstractNum>
+  <w:abstractNum w:abstractNumId="28" w15:restartNumberingAfterBreak="0">
+    <w:nsid w:val="7B3459A7"/>
+    <w:multiLevelType w:val="multilevel"/>
+    <w:tmpl w:val="556C6DF2"/>
+    <w:lvl w:ilvl="0">
+      <w:start w:val="1"/>
+      <w:numFmt w:val="bullet"/>
+      <w:lvlText w:val=""/>
+      <w:lvlJc w:val="left"/>
+      <w:pPr>
+        <w:tabs>
+          <w:tab w:val="num" w:pos="720"/>
+        </w:tabs>
+        <w:ind w:left="720" w:hanging="360"/>
+      </w:pPr>
+      <w:rPr>
+        <w:rFonts w:ascii="Symbol" w:hAnsi="Symbol" w:hint="default"/>
+        <w:sz w:val="20"/>
+      </w:rPr>
+    </w:lvl>
+    <w:lvl w:ilvl="1" w:tentative="1">
+      <w:start w:val="1"/>
+      <w:numFmt w:val="bullet"/>
+      <w:lvlText w:val="o"/>
+      <w:lvlJc w:val="left"/>
+      <w:pPr>
+        <w:tabs>
+          <w:tab w:val="num" w:pos="1440"/>
+        </w:tabs>
+        <w:ind w:left="1440" w:hanging="360"/>
+      </w:pPr>
+      <w:rPr>
+        <w:rFonts w:ascii="Courier New" w:hAnsi="Courier New" w:hint="default"/>
+        <w:sz w:val="20"/>
+      </w:rPr>
+    </w:lvl>
+    <w:lvl w:ilvl="2" w:tentative="1">
+      <w:start w:val="1"/>
+      <w:numFmt w:val="bullet"/>
+      <w:lvlText w:val=""/>
+      <w:lvlJc w:val="left"/>
+      <w:pPr>
+        <w:tabs>
+          <w:tab w:val="num" w:pos="2160"/>
+        </w:tabs>
+        <w:ind w:left="2160" w:hanging="360"/>
+      </w:pPr>
+      <w:rPr>
+        <w:rFonts w:ascii="Wingdings" w:hAnsi="Wingdings" w:hint="default"/>
+        <w:sz w:val="20"/>
+      </w:rPr>
+    </w:lvl>
+    <w:lvl w:ilvl="3" w:tentative="1">
+      <w:start w:val="1"/>
+      <w:numFmt w:val="bullet"/>
+      <w:lvlText w:val=""/>
+      <w:lvlJc w:val="left"/>
+      <w:pPr>
+        <w:tabs>
+          <w:tab w:val="num" w:pos="2880"/>
+        </w:tabs>
+        <w:ind w:left="2880" w:hanging="360"/>
+      </w:pPr>
+      <w:rPr>
+        <w:rFonts w:ascii="Wingdings" w:hAnsi="Wingdings" w:hint="default"/>
+        <w:sz w:val="20"/>
+      </w:rPr>
+    </w:lvl>
+    <w:lvl w:ilvl="4" w:tentative="1">
+      <w:start w:val="1"/>
+      <w:numFmt w:val="bullet"/>
+      <w:lvlText w:val=""/>
+      <w:lvlJc w:val="left"/>
+      <w:pPr>
+        <w:tabs>
+          <w:tab w:val="num" w:pos="3600"/>
+        </w:tabs>
+        <w:ind w:left="3600" w:hanging="360"/>
+      </w:pPr>
+      <w:rPr>
+        <w:rFonts w:ascii="Wingdings" w:hAnsi="Wingdings" w:hint="default"/>
+        <w:sz w:val="20"/>
+      </w:rPr>
+    </w:lvl>
+    <w:lvl w:ilvl="5" w:tentative="1">
+      <w:start w:val="1"/>
+      <w:numFmt w:val="bullet"/>
+      <w:lvlText w:val=""/>
+      <w:lvlJc w:val="left"/>
+      <w:pPr>
+        <w:tabs>
+          <w:tab w:val="num" w:pos="4320"/>
+        </w:tabs>
+        <w:ind w:left="4320" w:hanging="360"/>
+      </w:pPr>
+      <w:rPr>
+        <w:rFonts w:ascii="Wingdings" w:hAnsi="Wingdings" w:hint="default"/>
+        <w:sz w:val="20"/>
+      </w:rPr>
+    </w:lvl>
+    <w:lvl w:ilvl="6" w:tentative="1">
+      <w:start w:val="1"/>
+      <w:numFmt w:val="bullet"/>
+      <w:lvlText w:val=""/>
+      <w:lvlJc w:val="left"/>
+      <w:pPr>
+        <w:tabs>
+          <w:tab w:val="num" w:pos="5040"/>
+        </w:tabs>
+        <w:ind w:left="5040" w:hanging="360"/>
+      </w:pPr>
+      <w:rPr>
+        <w:rFonts w:ascii="Wingdings" w:hAnsi="Wingdings" w:hint="default"/>
+        <w:sz w:val="20"/>
+      </w:rPr>
+    </w:lvl>
+    <w:lvl w:ilvl="7" w:tentative="1">
+      <w:start w:val="1"/>
+      <w:numFmt w:val="bullet"/>
+      <w:lvlText w:val=""/>
+      <w:lvlJc w:val="left"/>
+      <w:pPr>
+        <w:tabs>
+          <w:tab w:val="num" w:pos="5760"/>
+        </w:tabs>
+        <w:ind w:left="5760" w:hanging="360"/>
+      </w:pPr>
+      <w:rPr>
+        <w:rFonts w:ascii="Wingdings" w:hAnsi="Wingdings" w:hint="default"/>
+        <w:sz w:val="20"/>
+      </w:rPr>
+    </w:lvl>
+    <w:lvl w:ilvl="8" w:tentative="1">
+      <w:start w:val="1"/>
+      <w:numFmt w:val="bullet"/>
+      <w:lvlText w:val=""/>
+      <w:lvlJc w:val="left"/>
+      <w:pPr>
+        <w:tabs>
+          <w:tab w:val="num" w:pos="6480"/>
+        </w:tabs>
+        <w:ind w:left="6480" w:hanging="360"/>
+      </w:pPr>
+      <w:rPr>
+        <w:rFonts w:ascii="Wingdings" w:hAnsi="Wingdings" w:hint="default"/>
+        <w:sz w:val="20"/>
+      </w:rPr>
+    </w:lvl>
+  </w:abstractNum>
+  <w:abstractNum w:abstractNumId="29" w15:restartNumberingAfterBreak="0">
     <w:nsid w:val="7D4929CB"/>
     <w:multiLevelType w:val="multilevel"/>
     <w:tmpl w:val="3BB4B584"/>
@@ -18415,70 +25742,94 @@
     </w:lvl>
   </w:abstractNum>
   <w:num w:numId="1" w16cid:durableId="1518496749">
-    <w:abstractNumId w:val="8"/>
+    <w:abstractNumId w:val="9"/>
   </w:num>
   <w:num w:numId="2" w16cid:durableId="219756876">
-    <w:abstractNumId w:val="11"/>
+    <w:abstractNumId w:val="14"/>
   </w:num>
   <w:num w:numId="3" w16cid:durableId="543366391">
-    <w:abstractNumId w:val="21"/>
+    <w:abstractNumId w:val="29"/>
   </w:num>
   <w:num w:numId="4" w16cid:durableId="2142265529">
-    <w:abstractNumId w:val="18"/>
+    <w:abstractNumId w:val="26"/>
   </w:num>
   <w:num w:numId="5" w16cid:durableId="554899490">
-    <w:abstractNumId w:val="16"/>
+    <w:abstractNumId w:val="24"/>
   </w:num>
   <w:num w:numId="6" w16cid:durableId="625476590">
-    <w:abstractNumId w:val="20"/>
+    <w:abstractNumId w:val="28"/>
   </w:num>
   <w:num w:numId="7" w16cid:durableId="1361249630">
-    <w:abstractNumId w:val="19"/>
+    <w:abstractNumId w:val="27"/>
   </w:num>
   <w:num w:numId="8" w16cid:durableId="404182527">
+    <w:abstractNumId w:val="4"/>
+  </w:num>
+  <w:num w:numId="9" w16cid:durableId="159391675">
     <w:abstractNumId w:val="3"/>
   </w:num>
-  <w:num w:numId="9" w16cid:durableId="159391675">
-    <w:abstractNumId w:val="2"/>
-  </w:num>
   <w:num w:numId="10" w16cid:durableId="416753152">
-    <w:abstractNumId w:val="5"/>
+    <w:abstractNumId w:val="6"/>
   </w:num>
   <w:num w:numId="11" w16cid:durableId="677468544">
-    <w:abstractNumId w:val="9"/>
+    <w:abstractNumId w:val="12"/>
   </w:num>
   <w:num w:numId="12" w16cid:durableId="560601040">
-    <w:abstractNumId w:val="15"/>
+    <w:abstractNumId w:val="23"/>
   </w:num>
   <w:num w:numId="13" w16cid:durableId="393283653">
     <w:abstractNumId w:val="1"/>
   </w:num>
   <w:num w:numId="14" w16cid:durableId="1838225534">
-    <w:abstractNumId w:val="17"/>
+    <w:abstractNumId w:val="25"/>
   </w:num>
   <w:num w:numId="15" w16cid:durableId="847527073">
-    <w:abstractNumId w:val="14"/>
+    <w:abstractNumId w:val="18"/>
   </w:num>
   <w:num w:numId="16" w16cid:durableId="444740589">
-    <w:abstractNumId w:val="7"/>
+    <w:abstractNumId w:val="8"/>
   </w:num>
   <w:num w:numId="17" w16cid:durableId="1368792056">
-    <w:abstractNumId w:val="12"/>
+    <w:abstractNumId w:val="15"/>
   </w:num>
   <w:num w:numId="18" w16cid:durableId="1804730598">
-    <w:abstractNumId w:val="10"/>
+    <w:abstractNumId w:val="13"/>
   </w:num>
   <w:num w:numId="19" w16cid:durableId="221601847">
-    <w:abstractNumId w:val="4"/>
+    <w:abstractNumId w:val="5"/>
   </w:num>
   <w:num w:numId="20" w16cid:durableId="2136486039">
-    <w:abstractNumId w:val="6"/>
+    <w:abstractNumId w:val="7"/>
   </w:num>
   <w:num w:numId="21" w16cid:durableId="900866059">
     <w:abstractNumId w:val="0"/>
   </w:num>
   <w:num w:numId="22" w16cid:durableId="451630861">
-    <w:abstractNumId w:val="13"/>
+    <w:abstractNumId w:val="17"/>
+  </w:num>
+  <w:num w:numId="23" w16cid:durableId="143401829">
+    <w:abstractNumId w:val="22"/>
+  </w:num>
+  <w:num w:numId="24" w16cid:durableId="1135172941">
+    <w:abstractNumId w:val="2"/>
+  </w:num>
+  <w:num w:numId="25" w16cid:durableId="532811885">
+    <w:abstractNumId w:val="20"/>
+  </w:num>
+  <w:num w:numId="26" w16cid:durableId="1149126002">
+    <w:abstractNumId w:val="16"/>
+  </w:num>
+  <w:num w:numId="27" w16cid:durableId="2026980447">
+    <w:abstractNumId w:val="19"/>
+  </w:num>
+  <w:num w:numId="28" w16cid:durableId="1171528777">
+    <w:abstractNumId w:val="10"/>
+  </w:num>
+  <w:num w:numId="29" w16cid:durableId="1762335589">
+    <w:abstractNumId w:val="21"/>
+  </w:num>
+  <w:num w:numId="30" w16cid:durableId="179976093">
+    <w:abstractNumId w:val="11"/>
   </w:num>
 </w:numbering>
 </file>

--- a/doc/Memoria supongo.docx
+++ b/doc/Memoria supongo.docx
@@ -4713,14 +4713,7 @@
         <w:rPr>
           <w:rFonts w:ascii="Book Antiqua" w:hAnsi="Book Antiqua"/>
         </w:rPr>
-        <w:t>por ejemplo “de”, “la”, “que</w:t>
-      </w:r>
-      <w:proofErr w:type="gramStart"/>
-      <w:r>
-        <w:rPr>
-          <w:rFonts w:ascii="Book Antiqua" w:hAnsi="Book Antiqua"/>
-        </w:rPr>
-        <w:t>”</w:t>
+        <w:t>por ejemplo “de”, “la”, “que”</w:t>
       </w:r>
       <w:r>
         <w:rPr>
@@ -4732,14 +4725,7 @@
         <w:rPr>
           <w:rFonts w:ascii="Book Antiqua" w:hAnsi="Book Antiqua"/>
         </w:rPr>
-        <w:t>…</w:t>
-      </w:r>
-      <w:proofErr w:type="gramEnd"/>
-      <w:r>
-        <w:rPr>
-          <w:rFonts w:ascii="Book Antiqua" w:hAnsi="Book Antiqua"/>
-        </w:rPr>
-        <w:t>)</w:t>
+        <w:t>…)</w:t>
       </w:r>
       <w:r>
         <w:rPr>
@@ -4804,25 +4790,43 @@
           <w:color w:val="4472C4" w:themeColor="accent1"/>
           <w:lang w:val="en-US"/>
         </w:rPr>
-        <w:t xml:space="preserve">"        </w:t>
-      </w:r>
-      <w:proofErr w:type="gramStart"/>
-      <w:r>
+        <w:t>"        →  [chunk_23 (×4), chunk_47 (×1), chunk_89 (×2)]</w:t>
+      </w:r>
+    </w:p>
+    <w:p>
+      <w:pPr>
+        <w:ind w:left="1080"/>
         <w:rPr>
           <w:rFonts w:ascii="Book Antiqua" w:hAnsi="Book Antiqua"/>
           <w:color w:val="4472C4" w:themeColor="accent1"/>
           <w:lang w:val="en-US"/>
         </w:rPr>
-        <w:t>→  [</w:t>
-      </w:r>
-      <w:proofErr w:type="gramEnd"/>
+      </w:pPr>
       <w:r>
         <w:rPr>
           <w:rFonts w:ascii="Book Antiqua" w:hAnsi="Book Antiqua"/>
           <w:color w:val="4472C4" w:themeColor="accent1"/>
           <w:lang w:val="en-US"/>
         </w:rPr>
-        <w:t>chunk_23 (×4), chunk_47 (×1), chunk_89 (×2)]</w:t>
+        <w:t>"</w:t>
+      </w:r>
+      <w:proofErr w:type="spellStart"/>
+      <w:r>
+        <w:rPr>
+          <w:rFonts w:ascii="Book Antiqua" w:hAnsi="Book Antiqua"/>
+          <w:color w:val="4472C4" w:themeColor="accent1"/>
+          <w:lang w:val="en-US"/>
+        </w:rPr>
+        <w:t>certificado</w:t>
+      </w:r>
+      <w:proofErr w:type="spellEnd"/>
+      <w:r>
+        <w:rPr>
+          <w:rFonts w:ascii="Book Antiqua" w:hAnsi="Book Antiqua"/>
+          <w:color w:val="4472C4" w:themeColor="accent1"/>
+          <w:lang w:val="en-US"/>
+        </w:rPr>
+        <w:t>" → [chunk_23 (×2), chunk_61 (×3)]</w:t>
       </w:r>
     </w:p>
     <w:p>
@@ -4831,14 +4835,12 @@
         <w:rPr>
           <w:rFonts w:ascii="Book Antiqua" w:hAnsi="Book Antiqua"/>
           <w:color w:val="4472C4" w:themeColor="accent1"/>
-          <w:lang w:val="en-US"/>
-        </w:rPr>
-      </w:pPr>
-      <w:r>
-        <w:rPr>
-          <w:rFonts w:ascii="Book Antiqua" w:hAnsi="Book Antiqua"/>
-          <w:color w:val="4472C4" w:themeColor="accent1"/>
-          <w:lang w:val="en-US"/>
+        </w:rPr>
+      </w:pPr>
+      <w:r>
+        <w:rPr>
+          <w:rFonts w:ascii="Book Antiqua" w:hAnsi="Book Antiqua"/>
+          <w:color w:val="4472C4" w:themeColor="accent1"/>
         </w:rPr>
         <w:t>"</w:t>
       </w:r>
@@ -4847,40 +4849,6 @@
         <w:rPr>
           <w:rFonts w:ascii="Book Antiqua" w:hAnsi="Book Antiqua"/>
           <w:color w:val="4472C4" w:themeColor="accent1"/>
-          <w:lang w:val="en-US"/>
-        </w:rPr>
-        <w:t>certificado</w:t>
-      </w:r>
-      <w:proofErr w:type="spellEnd"/>
-      <w:r>
-        <w:rPr>
-          <w:rFonts w:ascii="Book Antiqua" w:hAnsi="Book Antiqua"/>
-          <w:color w:val="4472C4" w:themeColor="accent1"/>
-          <w:lang w:val="en-US"/>
-        </w:rPr>
-        <w:t>" → [chunk_23 (×2), chunk_61 (×3)]</w:t>
-      </w:r>
-    </w:p>
-    <w:p>
-      <w:pPr>
-        <w:ind w:left="1080"/>
-        <w:rPr>
-          <w:rFonts w:ascii="Book Antiqua" w:hAnsi="Book Antiqua"/>
-          <w:color w:val="4472C4" w:themeColor="accent1"/>
-        </w:rPr>
-      </w:pPr>
-      <w:r>
-        <w:rPr>
-          <w:rFonts w:ascii="Book Antiqua" w:hAnsi="Book Antiqua"/>
-          <w:color w:val="4472C4" w:themeColor="accent1"/>
-        </w:rPr>
-        <w:t>"</w:t>
-      </w:r>
-      <w:proofErr w:type="spellStart"/>
-      <w:r>
-        <w:rPr>
-          <w:rFonts w:ascii="Book Antiqua" w:hAnsi="Book Antiqua"/>
-          <w:color w:val="4472C4" w:themeColor="accent1"/>
         </w:rPr>
         <w:t>cloud</w:t>
       </w:r>
@@ -4890,23 +4858,7 @@
           <w:rFonts w:ascii="Book Antiqua" w:hAnsi="Book Antiqua"/>
           <w:color w:val="4472C4" w:themeColor="accent1"/>
         </w:rPr>
-        <w:t xml:space="preserve">"      </w:t>
-      </w:r>
-      <w:proofErr w:type="gramStart"/>
-      <w:r>
-        <w:rPr>
-          <w:rFonts w:ascii="Book Antiqua" w:hAnsi="Book Antiqua"/>
-          <w:color w:val="4472C4" w:themeColor="accent1"/>
-        </w:rPr>
-        <w:t>→  [</w:t>
-      </w:r>
-      <w:proofErr w:type="gramEnd"/>
-      <w:r>
-        <w:rPr>
-          <w:rFonts w:ascii="Book Antiqua" w:hAnsi="Book Antiqua"/>
-          <w:color w:val="4472C4" w:themeColor="accent1"/>
-        </w:rPr>
-        <w:t>chunk_12 (×5), chunk_23 (×1), ...]</w:t>
+        <w:t>"      →  [chunk_12 (×5), chunk_23 (×1), ...]</w:t>
       </w:r>
     </w:p>
     <w:p>
@@ -5364,25 +5316,7 @@
           <w:color w:val="4472C4" w:themeColor="accent1"/>
           <w:lang w:val="en-US"/>
         </w:rPr>
-        <w:t>(</w:t>
-      </w:r>
-      <w:proofErr w:type="gramStart"/>
-      <w:r>
-        <w:rPr>
-          <w:rFonts w:ascii="Book Antiqua" w:hAnsi="Book Antiqua"/>
-          <w:color w:val="4472C4" w:themeColor="accent1"/>
-          <w:lang w:val="en-US"/>
-        </w:rPr>
-        <w:t>query)  #</w:t>
-      </w:r>
-      <w:proofErr w:type="gramEnd"/>
-      <w:r>
-        <w:rPr>
-          <w:rFonts w:ascii="Book Antiqua" w:hAnsi="Book Antiqua"/>
-          <w:color w:val="4472C4" w:themeColor="accent1"/>
-          <w:lang w:val="en-US"/>
-        </w:rPr>
-        <w:t xml:space="preserve"> vector de la query</w:t>
+        <w:t>(query)  # vector de la query</w:t>
       </w:r>
     </w:p>
     <w:p>
@@ -5410,19 +5344,9 @@
           <w:color w:val="4472C4" w:themeColor="accent1"/>
           <w:lang w:val="en-US"/>
         </w:rPr>
-        <w:t>search_</w:t>
-      </w:r>
-      <w:proofErr w:type="gramStart"/>
-      <w:r>
-        <w:rPr>
-          <w:rFonts w:ascii="Book Antiqua" w:hAnsi="Book Antiqua"/>
-          <w:color w:val="4472C4" w:themeColor="accent1"/>
-          <w:lang w:val="en-US"/>
-        </w:rPr>
-        <w:t>client.search</w:t>
-      </w:r>
-      <w:proofErr w:type="spellEnd"/>
-      <w:proofErr w:type="gramEnd"/>
+        <w:t>search_client.search</w:t>
+      </w:r>
+      <w:proofErr w:type="spellEnd"/>
       <w:r>
         <w:rPr>
           <w:rFonts w:ascii="Book Antiqua" w:hAnsi="Book Antiqua"/>
@@ -5466,7 +5390,6 @@
         <w:t>=</w:t>
       </w:r>
       <w:proofErr w:type="spellStart"/>
-      <w:proofErr w:type="gramStart"/>
       <w:r>
         <w:rPr>
           <w:rFonts w:ascii="Book Antiqua" w:hAnsi="Book Antiqua"/>
@@ -5480,15 +5403,7 @@
           <w:rFonts w:ascii="Book Antiqua" w:hAnsi="Book Antiqua"/>
           <w:color w:val="4472C4" w:themeColor="accent1"/>
         </w:rPr>
-        <w:t xml:space="preserve">,   </w:t>
-      </w:r>
-      <w:proofErr w:type="gramEnd"/>
-      <w:r>
-        <w:rPr>
-          <w:rFonts w:ascii="Book Antiqua" w:hAnsi="Book Antiqua"/>
-          <w:color w:val="4472C4" w:themeColor="accent1"/>
-        </w:rPr>
-        <w:t xml:space="preserve">                     # búsqueda léxica</w:t>
+        <w:t>,                        # búsqueda léxica</w:t>
       </w:r>
     </w:p>
     <w:p>
@@ -5516,7 +5431,6 @@
         <w:t>vector_queries</w:t>
       </w:r>
       <w:proofErr w:type="spellEnd"/>
-      <w:proofErr w:type="gramStart"/>
       <w:r>
         <w:rPr>
           <w:rFonts w:ascii="Book Antiqua" w:hAnsi="Book Antiqua"/>
@@ -5540,7 +5454,6 @@
         </w:rPr>
         <w:t>(</w:t>
       </w:r>
-      <w:proofErr w:type="gramEnd"/>
     </w:p>
     <w:p>
       <w:pPr>
@@ -5574,34 +5487,16 @@
           <w:color w:val="4472C4" w:themeColor="accent1"/>
           <w:lang w:val="en-US"/>
         </w:rPr>
-        <w:t>query_</w:t>
-      </w:r>
-      <w:proofErr w:type="gramStart"/>
+        <w:t>query_embedding</w:t>
+      </w:r>
+      <w:proofErr w:type="spellEnd"/>
       <w:r>
         <w:rPr>
           <w:rFonts w:ascii="Book Antiqua" w:hAnsi="Book Antiqua"/>
           <w:color w:val="4472C4" w:themeColor="accent1"/>
           <w:lang w:val="en-US"/>
         </w:rPr>
-        <w:t>embedding</w:t>
-      </w:r>
-      <w:proofErr w:type="spellEnd"/>
-      <w:r>
-        <w:rPr>
-          <w:rFonts w:ascii="Book Antiqua" w:hAnsi="Book Antiqua"/>
-          <w:color w:val="4472C4" w:themeColor="accent1"/>
-          <w:lang w:val="en-US"/>
-        </w:rPr>
-        <w:t xml:space="preserve">,   </w:t>
-      </w:r>
-      <w:proofErr w:type="gramEnd"/>
-      <w:r>
-        <w:rPr>
-          <w:rFonts w:ascii="Book Antiqua" w:hAnsi="Book Antiqua"/>
-          <w:color w:val="4472C4" w:themeColor="accent1"/>
-          <w:lang w:val="en-US"/>
-        </w:rPr>
-        <w:t xml:space="preserve">            # </w:t>
+        <w:t xml:space="preserve">,               # </w:t>
       </w:r>
       <w:proofErr w:type="spellStart"/>
       <w:r>
@@ -5719,21 +5614,12 @@
         <w:t>embedding</w:t>
       </w:r>
       <w:proofErr w:type="spellEnd"/>
-      <w:proofErr w:type="gramStart"/>
-      <w:r>
-        <w:rPr>
-          <w:rFonts w:ascii="Book Antiqua" w:hAnsi="Book Antiqua"/>
-          <w:color w:val="4472C4" w:themeColor="accent1"/>
-        </w:rPr>
-        <w:t xml:space="preserve">",   </w:t>
-      </w:r>
-      <w:proofErr w:type="gramEnd"/>
-      <w:r>
-        <w:rPr>
-          <w:rFonts w:ascii="Book Antiqua" w:hAnsi="Book Antiqua"/>
-          <w:color w:val="4472C4" w:themeColor="accent1"/>
-        </w:rPr>
-        <w:t xml:space="preserve">                # campo del índice con los vectores</w:t>
+      <w:r>
+        <w:rPr>
+          <w:rFonts w:ascii="Book Antiqua" w:hAnsi="Book Antiqua"/>
+          <w:color w:val="4472C4" w:themeColor="accent1"/>
+        </w:rPr>
+        <w:t>",                   # campo del índice con los vectores</w:t>
       </w:r>
     </w:p>
     <w:p>
@@ -5925,7 +5811,6 @@
         </w:rPr>
         <w:t>) que evalúa la relevancia de cada resultado </w:t>
       </w:r>
-      <w:proofErr w:type="gramStart"/>
       <w:r>
         <w:rPr>
           <w:rFonts w:ascii="Book Antiqua" w:hAnsi="Book Antiqua"/>
@@ -5933,17 +5818,7 @@
           <w:bCs/>
           <w:color w:val="4472C4" w:themeColor="accent1"/>
         </w:rPr>
-        <w:t>en relación a</w:t>
-      </w:r>
-      <w:proofErr w:type="gramEnd"/>
-      <w:r>
-        <w:rPr>
-          <w:rFonts w:ascii="Book Antiqua" w:hAnsi="Book Antiqua"/>
-          <w:b/>
-          <w:bCs/>
-          <w:color w:val="4472C4" w:themeColor="accent1"/>
-        </w:rPr>
-        <w:t xml:space="preserve"> la </w:t>
+        <w:t xml:space="preserve">en relación a la </w:t>
       </w:r>
       <w:proofErr w:type="spellStart"/>
       <w:r>
@@ -7058,6 +6933,511 @@
     </w:p>
     <w:p>
       <w:pPr>
+        <w:rPr>
+          <w:rFonts w:ascii="Book Antiqua" w:hAnsi="Book Antiqua"/>
+          <w:lang w:val="en-US"/>
+        </w:rPr>
+      </w:pPr>
+      <w:proofErr w:type="spellStart"/>
+      <w:r>
+        <w:rPr>
+          <w:rFonts w:ascii="Book Antiqua" w:hAnsi="Book Antiqua"/>
+          <w:lang w:val="en-US"/>
+        </w:rPr>
+        <w:t>src</w:t>
+      </w:r>
+      <w:proofErr w:type="spellEnd"/>
+      <w:r>
+        <w:rPr>
+          <w:rFonts w:ascii="Book Antiqua" w:hAnsi="Book Antiqua"/>
+          <w:lang w:val="en-US"/>
+        </w:rPr>
+        <w:t>/rag/</w:t>
+      </w:r>
+    </w:p>
+    <w:p>
+      <w:pPr>
+        <w:rPr>
+          <w:rFonts w:ascii="Book Antiqua" w:hAnsi="Book Antiqua"/>
+          <w:lang w:val="en-US"/>
+        </w:rPr>
+      </w:pPr>
+      <w:r>
+        <w:rPr>
+          <w:rFonts w:ascii="Book Antiqua" w:hAnsi="Book Antiqua"/>
+          <w:lang w:val="en-US"/>
+        </w:rPr>
+        <w:t xml:space="preserve">  strategies/</w:t>
+      </w:r>
+    </w:p>
+    <w:p>
+      <w:pPr>
+        <w:rPr>
+          <w:rFonts w:ascii="Book Antiqua" w:hAnsi="Book Antiqua"/>
+          <w:lang w:val="en-US"/>
+        </w:rPr>
+      </w:pPr>
+      <w:r>
+        <w:rPr>
+          <w:rFonts w:ascii="Book Antiqua" w:hAnsi="Book Antiqua"/>
+          <w:lang w:val="en-US"/>
+        </w:rPr>
+        <w:t xml:space="preserve">    base.py              # </w:t>
+      </w:r>
+      <w:proofErr w:type="spellStart"/>
+      <w:r>
+        <w:rPr>
+          <w:rFonts w:ascii="Book Antiqua" w:hAnsi="Book Antiqua"/>
+          <w:lang w:val="en-US"/>
+        </w:rPr>
+        <w:t>interfaz</w:t>
+      </w:r>
+      <w:proofErr w:type="spellEnd"/>
+      <w:r>
+        <w:rPr>
+          <w:rFonts w:ascii="Book Antiqua" w:hAnsi="Book Antiqua"/>
+          <w:lang w:val="en-US"/>
+        </w:rPr>
+        <w:t xml:space="preserve"> </w:t>
+      </w:r>
+      <w:proofErr w:type="spellStart"/>
+      <w:r>
+        <w:rPr>
+          <w:rFonts w:ascii="Book Antiqua" w:hAnsi="Book Antiqua"/>
+          <w:lang w:val="en-US"/>
+        </w:rPr>
+        <w:t>RetrievalStrategy.retrieve</w:t>
+      </w:r>
+      <w:proofErr w:type="spellEnd"/>
+      <w:r>
+        <w:rPr>
+          <w:rFonts w:ascii="Book Antiqua" w:hAnsi="Book Antiqua"/>
+          <w:lang w:val="en-US"/>
+        </w:rPr>
+        <w:t>(state) -&gt; chunks</w:t>
+      </w:r>
+    </w:p>
+    <w:p>
+      <w:pPr>
+        <w:rPr>
+          <w:rFonts w:ascii="Book Antiqua" w:hAnsi="Book Antiqua"/>
+        </w:rPr>
+      </w:pPr>
+      <w:r>
+        <w:rPr>
+          <w:rFonts w:ascii="Book Antiqua" w:hAnsi="Book Antiqua"/>
+          <w:lang w:val="en-US"/>
+        </w:rPr>
+        <w:t xml:space="preserve">    </w:t>
+      </w:r>
+      <w:r>
+        <w:rPr>
+          <w:rFonts w:ascii="Book Antiqua" w:hAnsi="Book Antiqua"/>
+        </w:rPr>
+        <w:t xml:space="preserve">basic_fusion.py      # RAG </w:t>
+      </w:r>
+      <w:proofErr w:type="spellStart"/>
+      <w:r>
+        <w:rPr>
+          <w:rFonts w:ascii="Book Antiqua" w:hAnsi="Book Antiqua"/>
+        </w:rPr>
+        <w:t>Fusion</w:t>
+      </w:r>
+      <w:proofErr w:type="spellEnd"/>
+      <w:r>
+        <w:rPr>
+          <w:rFonts w:ascii="Book Antiqua" w:hAnsi="Book Antiqua"/>
+        </w:rPr>
+        <w:t xml:space="preserve"> + híbrida (lo de retriever.py actual)</w:t>
+      </w:r>
+    </w:p>
+    <w:p>
+      <w:pPr>
+        <w:rPr>
+          <w:rFonts w:ascii="Book Antiqua" w:hAnsi="Book Antiqua"/>
+        </w:rPr>
+      </w:pPr>
+      <w:r>
+        <w:rPr>
+          <w:rFonts w:ascii="Book Antiqua" w:hAnsi="Book Antiqua"/>
+        </w:rPr>
+        <w:t xml:space="preserve">    cvs_parallel.py      # pipeline de fiabilidad + mini-LLM (lo del </w:t>
+      </w:r>
+      <w:proofErr w:type="spellStart"/>
+      <w:r>
+        <w:rPr>
+          <w:rFonts w:ascii="Book Antiqua" w:hAnsi="Book Antiqua"/>
+        </w:rPr>
+        <w:t>cvs_handler</w:t>
+      </w:r>
+      <w:proofErr w:type="spellEnd"/>
+      <w:r>
+        <w:rPr>
+          <w:rFonts w:ascii="Book Antiqua" w:hAnsi="Book Antiqua"/>
+        </w:rPr>
+        <w:t>)</w:t>
+      </w:r>
+    </w:p>
+    <w:p>
+      <w:pPr>
+        <w:rPr>
+          <w:rFonts w:ascii="Book Antiqua" w:hAnsi="Book Antiqua"/>
+          <w:lang w:val="en-US"/>
+        </w:rPr>
+      </w:pPr>
+      <w:r>
+        <w:rPr>
+          <w:rFonts w:ascii="Book Antiqua" w:hAnsi="Book Antiqua"/>
+        </w:rPr>
+        <w:t xml:space="preserve">    </w:t>
+      </w:r>
+      <w:r>
+        <w:rPr>
+          <w:rFonts w:ascii="Book Antiqua" w:hAnsi="Book Antiqua"/>
+          <w:lang w:val="en-US"/>
+        </w:rPr>
+        <w:t xml:space="preserve">graph_rag.py         # NUEVO: Neo4j + </w:t>
+      </w:r>
+      <w:proofErr w:type="spellStart"/>
+      <w:r>
+        <w:rPr>
+          <w:rFonts w:ascii="Book Antiqua" w:hAnsi="Book Antiqua"/>
+          <w:lang w:val="en-US"/>
+        </w:rPr>
+        <w:t>Graphiti</w:t>
+      </w:r>
+      <w:proofErr w:type="spellEnd"/>
+      <w:r>
+        <w:rPr>
+          <w:rFonts w:ascii="Book Antiqua" w:hAnsi="Book Antiqua"/>
+          <w:lang w:val="en-US"/>
+        </w:rPr>
+        <w:t xml:space="preserve"> search</w:t>
+      </w:r>
+    </w:p>
+    <w:p>
+      <w:pPr>
+        <w:rPr>
+          <w:rFonts w:ascii="Book Antiqua" w:hAnsi="Book Antiqua"/>
+          <w:lang w:val="en-US"/>
+        </w:rPr>
+      </w:pPr>
+      <w:r>
+        <w:rPr>
+          <w:rFonts w:ascii="Book Antiqua" w:hAnsi="Book Antiqua"/>
+          <w:lang w:val="en-US"/>
+        </w:rPr>
+        <w:t xml:space="preserve">  router.py              # </w:t>
+      </w:r>
+      <w:proofErr w:type="spellStart"/>
+      <w:r>
+        <w:rPr>
+          <w:rFonts w:ascii="Book Antiqua" w:hAnsi="Book Antiqua"/>
+          <w:lang w:val="en-US"/>
+        </w:rPr>
+        <w:t>elige</w:t>
+      </w:r>
+      <w:proofErr w:type="spellEnd"/>
+      <w:r>
+        <w:rPr>
+          <w:rFonts w:ascii="Book Antiqua" w:hAnsi="Book Antiqua"/>
+          <w:lang w:val="en-US"/>
+        </w:rPr>
+        <w:t xml:space="preserve"> strategy </w:t>
+      </w:r>
+      <w:proofErr w:type="spellStart"/>
+      <w:r>
+        <w:rPr>
+          <w:rFonts w:ascii="Book Antiqua" w:hAnsi="Book Antiqua"/>
+          <w:lang w:val="en-US"/>
+        </w:rPr>
+        <w:t>según</w:t>
+      </w:r>
+      <w:proofErr w:type="spellEnd"/>
+      <w:r>
+        <w:rPr>
+          <w:rFonts w:ascii="Book Antiqua" w:hAnsi="Book Antiqua"/>
+          <w:lang w:val="en-US"/>
+        </w:rPr>
+        <w:t xml:space="preserve"> (</w:t>
+      </w:r>
+      <w:proofErr w:type="spellStart"/>
+      <w:r>
+        <w:rPr>
+          <w:rFonts w:ascii="Book Antiqua" w:hAnsi="Book Antiqua"/>
+          <w:lang w:val="en-US"/>
+        </w:rPr>
+        <w:t>use_case</w:t>
+      </w:r>
+      <w:proofErr w:type="spellEnd"/>
+      <w:r>
+        <w:rPr>
+          <w:rFonts w:ascii="Book Antiqua" w:hAnsi="Book Antiqua"/>
+          <w:lang w:val="en-US"/>
+        </w:rPr>
+        <w:t>, language)</w:t>
+      </w:r>
+    </w:p>
+    <w:p>
+      <w:pPr>
+        <w:rPr>
+          <w:rFonts w:ascii="Book Antiqua" w:hAnsi="Book Antiqua"/>
+          <w:lang w:val="en-US"/>
+        </w:rPr>
+      </w:pPr>
+    </w:p>
+    <w:p>
+      <w:pPr>
+        <w:rPr>
+          <w:rFonts w:ascii="Book Antiqua" w:hAnsi="Book Antiqua"/>
+          <w:lang w:val="en-US"/>
+        </w:rPr>
+      </w:pPr>
+      <w:r>
+        <w:rPr>
+          <w:noProof/>
+        </w:rPr>
+        <w:drawing>
+          <wp:inline distT="0" distB="0" distL="0" distR="0" wp14:anchorId="57DE1215" wp14:editId="7D68814C">
+            <wp:extent cx="4323809" cy="2780952"/>
+            <wp:effectExtent l="0" t="0" r="635" b="635"/>
+            <wp:docPr id="1616113236" name="Imagen 1"/>
+            <wp:cNvGraphicFramePr>
+              <a:graphicFrameLocks xmlns:a="http://schemas.openxmlformats.org/drawingml/2006/main" noChangeAspect="1"/>
+            </wp:cNvGraphicFramePr>
+            <a:graphic xmlns:a="http://schemas.openxmlformats.org/drawingml/2006/main">
+              <a:graphicData uri="http://schemas.openxmlformats.org/drawingml/2006/picture">
+                <pic:pic xmlns:pic="http://schemas.openxmlformats.org/drawingml/2006/picture">
+                  <pic:nvPicPr>
+                    <pic:cNvPr id="1616113236" name=""/>
+                    <pic:cNvPicPr/>
+                  </pic:nvPicPr>
+                  <pic:blipFill>
+                    <a:blip r:embed="rId15"/>
+                    <a:stretch>
+                      <a:fillRect/>
+                    </a:stretch>
+                  </pic:blipFill>
+                  <pic:spPr>
+                    <a:xfrm>
+                      <a:off x="0" y="0"/>
+                      <a:ext cx="4323809" cy="2780952"/>
+                    </a:xfrm>
+                    <a:prstGeom prst="rect">
+                      <a:avLst/>
+                    </a:prstGeom>
+                  </pic:spPr>
+                </pic:pic>
+              </a:graphicData>
+            </a:graphic>
+          </wp:inline>
+        </w:drawing>
+      </w:r>
+    </w:p>
+    <w:p>
+      <w:pPr>
+        <w:rPr>
+          <w:rFonts w:ascii="Book Antiqua" w:hAnsi="Book Antiqua"/>
+        </w:rPr>
+      </w:pPr>
+      <w:hyperlink r:id="rId16" w:history="1">
+        <w:r>
+          <w:rPr>
+            <w:rStyle w:val="Hipervnculo"/>
+            <w:rFonts w:ascii="Book Antiqua" w:hAnsi="Book Antiqua"/>
+          </w:rPr>
+          <w:t>app_langgraph.py</w:t>
+        </w:r>
+      </w:hyperlink>
+      <w:r>
+        <w:rPr>
+          <w:rFonts w:ascii="Book Antiqua" w:hAnsi="Book Antiqua"/>
+        </w:rPr>
+        <w:t> quedaría: </w:t>
+      </w:r>
+      <w:proofErr w:type="spellStart"/>
+      <w:r>
+        <w:rPr>
+          <w:rFonts w:ascii="Book Antiqua" w:hAnsi="Book Antiqua"/>
+        </w:rPr>
+        <w:fldChar w:fldCharType="begin"/>
+      </w:r>
+      <w:r>
+        <w:rPr>
+          <w:rFonts w:ascii="Book Antiqua" w:hAnsi="Book Antiqua"/>
+        </w:rPr>
+        <w:instrText>HYPERLINK "vscode-file://vscode-app/c:/Users/WG918GS/AppData/Local/Programs/Microsoft%20VS%20Code/10c8e557c8/resources/app/out/vs/code/electron-browser/workbench/workbench.html" \o ""</w:instrText>
+      </w:r>
+      <w:r>
+        <w:rPr>
+          <w:rFonts w:ascii="Book Antiqua" w:hAnsi="Book Antiqua"/>
+        </w:rPr>
+      </w:r>
+      <w:r>
+        <w:rPr>
+          <w:rFonts w:ascii="Book Antiqua" w:hAnsi="Book Antiqua"/>
+        </w:rPr>
+        <w:fldChar w:fldCharType="separate"/>
+      </w:r>
+      <w:r>
+        <w:rPr>
+          <w:rStyle w:val="Hipervnculo"/>
+          <w:rFonts w:ascii="Book Antiqua" w:hAnsi="Book Antiqua"/>
+        </w:rPr>
+        <w:t>validate</w:t>
+      </w:r>
+      <w:proofErr w:type="spellEnd"/>
+      <w:r>
+        <w:rPr>
+          <w:rStyle w:val="Hipervnculo"/>
+          <w:rFonts w:ascii="Book Antiqua" w:hAnsi="Book Antiqua"/>
+        </w:rPr>
+        <w:t xml:space="preserve"> → </w:t>
+      </w:r>
+      <w:proofErr w:type="spellStart"/>
+      <w:r>
+        <w:rPr>
+          <w:rStyle w:val="Hipervnculo"/>
+          <w:rFonts w:ascii="Book Antiqua" w:hAnsi="Book Antiqua"/>
+        </w:rPr>
+        <w:t>classify</w:t>
+      </w:r>
+      <w:proofErr w:type="spellEnd"/>
+      <w:r>
+        <w:rPr>
+          <w:rStyle w:val="Hipervnculo"/>
+          <w:rFonts w:ascii="Book Antiqua" w:hAnsi="Book Antiqua"/>
+        </w:rPr>
+        <w:t xml:space="preserve"> → </w:t>
+      </w:r>
+      <w:proofErr w:type="spellStart"/>
+      <w:r>
+        <w:rPr>
+          <w:rStyle w:val="Hipervnculo"/>
+          <w:rFonts w:ascii="Book Antiqua" w:hAnsi="Book Antiqua"/>
+        </w:rPr>
+        <w:t>router.select_strategy</w:t>
+      </w:r>
+      <w:proofErr w:type="spellEnd"/>
+      <w:r>
+        <w:rPr>
+          <w:rStyle w:val="Hipervnculo"/>
+          <w:rFonts w:ascii="Book Antiqua" w:hAnsi="Book Antiqua"/>
+        </w:rPr>
+        <w:t xml:space="preserve"> → </w:t>
+      </w:r>
+      <w:proofErr w:type="spellStart"/>
+      <w:r>
+        <w:rPr>
+          <w:rStyle w:val="Hipervnculo"/>
+          <w:rFonts w:ascii="Book Antiqua" w:hAnsi="Book Antiqua"/>
+        </w:rPr>
+        <w:t>retrieve</w:t>
+      </w:r>
+      <w:proofErr w:type="spellEnd"/>
+      <w:r>
+        <w:rPr>
+          <w:rStyle w:val="Hipervnculo"/>
+          <w:rFonts w:ascii="Book Antiqua" w:hAnsi="Book Antiqua"/>
+        </w:rPr>
+        <w:t xml:space="preserve"> → </w:t>
+      </w:r>
+      <w:proofErr w:type="spellStart"/>
+      <w:r>
+        <w:rPr>
+          <w:rStyle w:val="Hipervnculo"/>
+          <w:rFonts w:ascii="Book Antiqua" w:hAnsi="Book Antiqua"/>
+        </w:rPr>
+        <w:t>generate</w:t>
+      </w:r>
+      <w:proofErr w:type="spellEnd"/>
+      <w:r>
+        <w:rPr>
+          <w:rFonts w:ascii="Book Antiqua" w:hAnsi="Book Antiqua"/>
+        </w:rPr>
+        <w:fldChar w:fldCharType="end"/>
+      </w:r>
+      <w:r>
+        <w:rPr>
+          <w:rFonts w:ascii="Book Antiqua" w:hAnsi="Book Antiqua"/>
+        </w:rPr>
+        <w:t>, y el nodo </w:t>
+      </w:r>
+      <w:proofErr w:type="spellStart"/>
+      <w:r>
+        <w:rPr>
+          <w:rFonts w:ascii="Book Antiqua" w:hAnsi="Book Antiqua"/>
+        </w:rPr>
+        <w:fldChar w:fldCharType="begin"/>
+      </w:r>
+      <w:r>
+        <w:rPr>
+          <w:rFonts w:ascii="Book Antiqua" w:hAnsi="Book Antiqua"/>
+        </w:rPr>
+        <w:instrText>HYPERLINK "vscode-file://vscode-app/c:/Users/WG918GS/AppData/Local/Programs/Microsoft%20VS%20Code/10c8e557c8/resources/app/out/vs/code/electron-browser/workbench/workbench.html" \o ""</w:instrText>
+      </w:r>
+      <w:r>
+        <w:rPr>
+          <w:rFonts w:ascii="Book Antiqua" w:hAnsi="Book Antiqua"/>
+        </w:rPr>
+      </w:r>
+      <w:r>
+        <w:rPr>
+          <w:rFonts w:ascii="Book Antiqua" w:hAnsi="Book Antiqua"/>
+        </w:rPr>
+        <w:fldChar w:fldCharType="separate"/>
+      </w:r>
+      <w:r>
+        <w:rPr>
+          <w:rStyle w:val="Hipervnculo"/>
+          <w:rFonts w:ascii="Book Antiqua" w:hAnsi="Book Antiqua"/>
+        </w:rPr>
+        <w:t>process_cvs</w:t>
+      </w:r>
+      <w:proofErr w:type="spellEnd"/>
+      <w:r>
+        <w:rPr>
+          <w:rFonts w:ascii="Book Antiqua" w:hAnsi="Book Antiqua"/>
+        </w:rPr>
+        <w:fldChar w:fldCharType="end"/>
+      </w:r>
+      <w:r>
+        <w:rPr>
+          <w:rFonts w:ascii="Book Antiqua" w:hAnsi="Book Antiqua"/>
+        </w:rPr>
+        <w:t> se mueve dentro de </w:t>
+      </w:r>
+      <w:proofErr w:type="spellStart"/>
+      <w:r>
+        <w:rPr>
+          <w:rFonts w:ascii="Book Antiqua" w:hAnsi="Book Antiqua"/>
+        </w:rPr>
+        <w:t>cvs_parallel</w:t>
+      </w:r>
+      <w:proofErr w:type="spellEnd"/>
+      <w:r>
+        <w:rPr>
+          <w:rFonts w:ascii="Book Antiqua" w:hAnsi="Book Antiqua"/>
+        </w:rPr>
+        <w:t xml:space="preserve"> (es </w:t>
+      </w:r>
+      <w:proofErr w:type="spellStart"/>
+      <w:r>
+        <w:rPr>
+          <w:rFonts w:ascii="Book Antiqua" w:hAnsi="Book Antiqua"/>
+        </w:rPr>
+        <w:t>retrieval+respuesta</w:t>
+      </w:r>
+      <w:proofErr w:type="spellEnd"/>
+      <w:r>
+        <w:rPr>
+          <w:rFonts w:ascii="Book Antiqua" w:hAnsi="Book Antiqua"/>
+        </w:rPr>
+        <w:t xml:space="preserve"> acoplados, está bien encapsularlo allí).</w:t>
+      </w:r>
+    </w:p>
+    <w:p>
+      <w:pPr>
         <w:pStyle w:val="Ttulo2"/>
       </w:pPr>
       <w:proofErr w:type="spellStart"/>
@@ -7194,6 +7574,7 @@
           <w:rFonts w:ascii="Book Antiqua" w:hAnsi="Book Antiqua"/>
           <w:noProof/>
         </w:rPr>
+        <w:lastRenderedPageBreak/>
         <w:drawing>
           <wp:inline distT="0" distB="0" distL="0" distR="0" wp14:anchorId="01A2ADA2" wp14:editId="40B1190F">
             <wp:extent cx="6108700" cy="3150235"/>
@@ -7202,7 +7583,7 @@
             <wp:cNvGraphicFramePr/>
             <a:graphic xmlns:a="http://schemas.openxmlformats.org/drawingml/2006/main">
               <a:graphicData uri="http://schemas.openxmlformats.org/drawingml/2006/diagram">
-                <dgm:relIds xmlns:dgm="http://schemas.openxmlformats.org/drawingml/2006/diagram" xmlns:r="http://schemas.openxmlformats.org/officeDocument/2006/relationships" r:dm="rId15" r:lo="rId16" r:qs="rId17" r:cs="rId18"/>
+                <dgm:relIds xmlns:dgm="http://schemas.openxmlformats.org/drawingml/2006/diagram" xmlns:r="http://schemas.openxmlformats.org/officeDocument/2006/relationships" r:dm="rId17" r:lo="rId18" r:qs="rId19" r:cs="rId20"/>
               </a:graphicData>
             </a:graphic>
           </wp:inline>
@@ -7658,7 +8039,6 @@
           <w:rFonts w:ascii="Book Antiqua" w:hAnsi="Book Antiqua"/>
           <w:color w:val="7F7F7F" w:themeColor="text1" w:themeTint="80"/>
         </w:rPr>
-        <w:lastRenderedPageBreak/>
         <w:t xml:space="preserve">para el grupo 1 (&gt;90%), vamos a almacenar directamente una lista con los nombres de las personas de los </w:t>
       </w:r>
       <w:proofErr w:type="spellStart"/>
@@ -7725,7 +8105,6 @@
       <w:pPr>
         <w:rPr>
           <w:rFonts w:ascii="Book Antiqua" w:hAnsi="Book Antiqua"/>
-          <w:lang w:val="en-US"/>
         </w:rPr>
       </w:pPr>
     </w:p>
@@ -7865,6 +8244,7 @@
         <w:rPr>
           <w:rFonts w:ascii="Book Antiqua" w:hAnsi="Book Antiqua"/>
         </w:rPr>
+        <w:lastRenderedPageBreak/>
         <w:t>Genere respuesta esperada</w:t>
       </w:r>
     </w:p>
@@ -8260,6 +8640,20 @@
     </w:p>
     <w:p>
       <w:pPr>
+        <w:rPr>
+          <w:rFonts w:ascii="Book Antiqua" w:hAnsi="Book Antiqua"/>
+        </w:rPr>
+      </w:pPr>
+    </w:p>
+    <w:p>
+      <w:pPr>
+        <w:rPr>
+          <w:rFonts w:ascii="Book Antiqua" w:hAnsi="Book Antiqua"/>
+        </w:rPr>
+      </w:pPr>
+    </w:p>
+    <w:p>
+      <w:pPr>
         <w:pStyle w:val="Ttulo1"/>
       </w:pPr>
       <w:proofErr w:type="spellStart"/>
@@ -8571,7 +8965,7 @@
         </w:rPr>
         <w:t xml:space="preserve">. </w:t>
       </w:r>
-      <w:hyperlink r:id="rId20" w:history="1">
+      <w:hyperlink r:id="rId22" w:history="1">
         <w:r>
           <w:rPr>
             <w:rStyle w:val="Hipervnculo"/>
@@ -16124,7 +16518,7 @@
   <dgm:whole/>
   <dgm:extLst>
     <a:ext uri="http://schemas.microsoft.com/office/drawing/2008/diagram">
-      <dsp:dataModelExt xmlns:dsp="http://schemas.microsoft.com/office/drawing/2008/diagram" relId="rId19" minVer="http://schemas.openxmlformats.org/drawingml/2006/diagram"/>
+      <dsp:dataModelExt xmlns:dsp="http://schemas.microsoft.com/office/drawing/2008/diagram" relId="rId21" minVer="http://schemas.openxmlformats.org/drawingml/2006/diagram"/>
     </a:ext>
   </dgm:extLst>
 </dgm:dataModel>

--- a/doc/Memoria supongo.docx
+++ b/doc/Memoria supongo.docx
@@ -4842,23 +4842,7 @@
           <w:rFonts w:ascii="Book Antiqua" w:hAnsi="Book Antiqua"/>
           <w:color w:val="4472C4" w:themeColor="accent1"/>
         </w:rPr>
-        <w:t>"</w:t>
-      </w:r>
-      <w:proofErr w:type="spellStart"/>
-      <w:r>
-        <w:rPr>
-          <w:rFonts w:ascii="Book Antiqua" w:hAnsi="Book Antiqua"/>
-          <w:color w:val="4472C4" w:themeColor="accent1"/>
-        </w:rPr>
-        <w:t>cloud</w:t>
-      </w:r>
-      <w:proofErr w:type="spellEnd"/>
-      <w:r>
-        <w:rPr>
-          <w:rFonts w:ascii="Book Antiqua" w:hAnsi="Book Antiqua"/>
-          <w:color w:val="4472C4" w:themeColor="accent1"/>
-        </w:rPr>
-        <w:t>"      →  [chunk_12 (×5), chunk_23 (×1), ...]</w:t>
+        <w:t>"cloud"      →  [chunk_12 (×5), chunk_23 (×1), ...]</w:t>
       </w:r>
     </w:p>
     <w:p>
@@ -6224,6 +6208,7 @@
           <w:b/>
           <w:bCs/>
           <w:color w:val="4472C4" w:themeColor="accent1"/>
+          <w:highlight w:val="darkGray"/>
         </w:rPr>
       </w:pPr>
       <w:r>
@@ -6232,6 +6217,7 @@
           <w:b/>
           <w:bCs/>
           <w:color w:val="4472C4" w:themeColor="accent1"/>
+          <w:highlight w:val="darkGray"/>
         </w:rPr>
         <w:t>Cómo funciona el RRF del proyecto:</w:t>
       </w:r>
@@ -6240,11 +6226,13 @@
       <w:pPr>
         <w:rPr>
           <w:rFonts w:ascii="Book Antiqua" w:hAnsi="Book Antiqua"/>
-        </w:rPr>
-      </w:pPr>
-      <w:r>
-        <w:rPr>
-          <w:rFonts w:ascii="Book Antiqua" w:hAnsi="Book Antiqua"/>
+          <w:highlight w:val="darkGray"/>
+        </w:rPr>
+      </w:pPr>
+      <w:r>
+        <w:rPr>
+          <w:rFonts w:ascii="Book Antiqua" w:hAnsi="Book Antiqua"/>
+          <w:highlight w:val="darkGray"/>
         </w:rPr>
         <w:t>Cuando obtienes los resultados de las 5 búsquedas, no puedes simplemente sumar las puntuaciones que BM25 da por defecto: cada búsqueda usa su propia escala, y 0.95 de una búsqueda vectorial no es comparable con 0.88 de una búsqueda BM25.</w:t>
       </w:r>
@@ -6256,6 +6244,7 @@
           <w:b/>
           <w:bCs/>
           <w:color w:val="4472C4" w:themeColor="accent1"/>
+          <w:highlight w:val="darkGray"/>
         </w:rPr>
       </w:pPr>
       <w:r>
@@ -6264,6 +6253,7 @@
           <w:b/>
           <w:bCs/>
           <w:color w:val="4472C4" w:themeColor="accent1"/>
+          <w:highlight w:val="darkGray"/>
         </w:rPr>
         <w:t>La solución: usar el rango, no la puntuación</w:t>
       </w:r>
@@ -6273,12 +6263,14 @@
         <w:rPr>
           <w:rFonts w:ascii="Book Antiqua" w:hAnsi="Book Antiqua"/>
           <w:color w:val="4472C4" w:themeColor="accent1"/>
-        </w:rPr>
-      </w:pPr>
-      <w:r>
-        <w:rPr>
-          <w:rFonts w:ascii="Book Antiqua" w:hAnsi="Book Antiqua"/>
-          <w:color w:val="4472C4" w:themeColor="accent1"/>
+          <w:highlight w:val="darkGray"/>
+        </w:rPr>
+      </w:pPr>
+      <w:r>
+        <w:rPr>
+          <w:rFonts w:ascii="Book Antiqua" w:hAnsi="Book Antiqua"/>
+          <w:color w:val="4472C4" w:themeColor="accent1"/>
+          <w:highlight w:val="darkGray"/>
         </w:rPr>
         <w:t>RRF ignora completamente las puntuaciones numéricas y solo usa la </w:t>
       </w:r>
@@ -6288,6 +6280,7 @@
           <w:b/>
           <w:bCs/>
           <w:color w:val="4472C4" w:themeColor="accent1"/>
+          <w:highlight w:val="darkGray"/>
         </w:rPr>
         <w:t>posición</w:t>
       </w:r>
@@ -6295,6 +6288,7 @@
         <w:rPr>
           <w:rFonts w:ascii="Book Antiqua" w:hAnsi="Book Antiqua"/>
           <w:color w:val="4472C4" w:themeColor="accent1"/>
+          <w:highlight w:val="darkGray"/>
         </w:rPr>
         <w:t> (</w:t>
       </w:r>
@@ -6305,6 +6299,7 @@
           <w:i/>
           <w:iCs/>
           <w:color w:val="4472C4" w:themeColor="accent1"/>
+          <w:highlight w:val="darkGray"/>
         </w:rPr>
         <w:t>rank</w:t>
       </w:r>
@@ -6313,6 +6308,7 @@
         <w:rPr>
           <w:rFonts w:ascii="Book Antiqua" w:hAnsi="Book Antiqua"/>
           <w:color w:val="4472C4" w:themeColor="accent1"/>
+          <w:highlight w:val="darkGray"/>
         </w:rPr>
         <w:t>) de cada resultado en su lista. La fórmula para cada aparición es:</w:t>
       </w:r>
@@ -6322,6 +6318,7 @@
         <w:rPr>
           <w:rFonts w:ascii="Book Antiqua" w:hAnsi="Book Antiqua"/>
           <w:color w:val="4472C4" w:themeColor="accent1"/>
+          <w:highlight w:val="darkGray"/>
         </w:rPr>
       </w:pPr>
       <w:proofErr w:type="spellStart"/>
@@ -6334,6 +6331,7 @@
             <w:rPr>
               <w:rFonts w:ascii="Book Antiqua" w:hAnsi="Book Antiqua"/>
               <w:color w:val="4472C4" w:themeColor="accent1"/>
+              <w:highlight w:val="darkGray"/>
             </w:rPr>
             <m:t>RRF_score</m:t>
           </m:r>
@@ -6342,6 +6340,7 @@
             <w:rPr>
               <w:rFonts w:ascii="Cambria Math" w:hAnsi="Cambria Math"/>
               <w:color w:val="4472C4" w:themeColor="accent1"/>
+              <w:highlight w:val="darkGray"/>
             </w:rPr>
             <m:t>(d,q)=</m:t>
           </m:r>
@@ -6351,6 +6350,7 @@
                 <w:rPr>
                   <w:rFonts w:ascii="Cambria Math" w:hAnsi="Cambria Math"/>
                   <w:color w:val="4472C4" w:themeColor="accent1"/>
+                  <w:highlight w:val="darkGray"/>
                 </w:rPr>
               </m:ctrlPr>
             </m:fPr>
@@ -6359,6 +6359,7 @@
                 <w:rPr>
                   <w:rFonts w:ascii="Cambria Math" w:hAnsi="Cambria Math"/>
                   <w:color w:val="4472C4" w:themeColor="accent1"/>
+                  <w:highlight w:val="darkGray"/>
                 </w:rPr>
                 <m:t>1</m:t>
               </m:r>
@@ -6368,6 +6369,7 @@
                 <w:rPr>
                   <w:rFonts w:ascii="Cambria Math" w:hAnsi="Cambria Math"/>
                   <w:color w:val="4472C4" w:themeColor="accent1"/>
+                  <w:highlight w:val="darkGray"/>
                 </w:rPr>
                 <m:t>k+</m:t>
               </m:r>
@@ -6378,6 +6380,7 @@
                 <w:rPr>
                   <w:rFonts w:ascii="Book Antiqua" w:hAnsi="Book Antiqua"/>
                   <w:color w:val="4472C4" w:themeColor="accent1"/>
+                  <w:highlight w:val="darkGray"/>
                 </w:rPr>
                 <m:t>rank</m:t>
               </m:r>
@@ -6385,6 +6388,7 @@
                 <w:rPr>
                   <w:rFonts w:ascii="Cambria Math" w:hAnsi="Cambria Math"/>
                   <w:color w:val="4472C4" w:themeColor="accent1"/>
+                  <w:highlight w:val="darkGray"/>
                 </w:rPr>
                 <m:t>(d,q)</m:t>
               </m:r>
@@ -6398,12 +6402,14 @@
         <w:rPr>
           <w:rFonts w:ascii="Book Antiqua" w:hAnsi="Book Antiqua"/>
           <w:color w:val="4472C4" w:themeColor="accent1"/>
-        </w:rPr>
-      </w:pPr>
-      <w:r>
-        <w:rPr>
-          <w:rFonts w:ascii="Book Antiqua" w:hAnsi="Book Antiqua"/>
-          <w:color w:val="4472C4" w:themeColor="accent1"/>
+          <w:highlight w:val="darkGray"/>
+        </w:rPr>
+      </w:pPr>
+      <w:r>
+        <w:rPr>
+          <w:rFonts w:ascii="Book Antiqua" w:hAnsi="Book Antiqua"/>
+          <w:color w:val="4472C4" w:themeColor="accent1"/>
+          <w:highlight w:val="darkGray"/>
         </w:rPr>
         <w:t>Donde:</w:t>
       </w:r>
@@ -6417,6 +6423,7 @@
         <w:rPr>
           <w:rFonts w:ascii="Book Antiqua" w:hAnsi="Book Antiqua"/>
           <w:color w:val="4472C4" w:themeColor="accent1"/>
+          <w:highlight w:val="darkGray"/>
         </w:rPr>
       </w:pPr>
       <w:proofErr w:type="spellStart"/>
@@ -6428,6 +6435,7 @@
           <w:rPr>
             <w:rFonts w:ascii="Book Antiqua" w:hAnsi="Book Antiqua"/>
             <w:color w:val="4472C4" w:themeColor="accent1"/>
+            <w:highlight w:val="darkGray"/>
           </w:rPr>
           <m:t>rank</m:t>
         </m:r>
@@ -6436,6 +6444,7 @@
           <w:rPr>
             <w:rFonts w:ascii="Cambria Math" w:hAnsi="Cambria Math"/>
             <w:color w:val="4472C4" w:themeColor="accent1"/>
+            <w:highlight w:val="darkGray"/>
           </w:rPr>
           <m:t>(d,q)</m:t>
         </m:r>
@@ -6444,6 +6453,7 @@
         <w:rPr>
           <w:rFonts w:ascii="Book Antiqua" w:hAnsi="Book Antiqua"/>
           <w:color w:val="4472C4" w:themeColor="accent1"/>
+          <w:highlight w:val="darkGray"/>
         </w:rPr>
         <w:t> es la posición del documento </w:t>
       </w:r>
@@ -6452,6 +6462,7 @@
           <w:rPr>
             <w:rFonts w:ascii="Cambria Math" w:hAnsi="Cambria Math"/>
             <w:color w:val="4472C4" w:themeColor="accent1"/>
+            <w:highlight w:val="darkGray"/>
           </w:rPr>
           <m:t>d</m:t>
         </m:r>
@@ -6460,6 +6471,7 @@
         <w:rPr>
           <w:rFonts w:ascii="Book Antiqua" w:hAnsi="Book Antiqua"/>
           <w:color w:val="4472C4" w:themeColor="accent1"/>
+          <w:highlight w:val="darkGray"/>
         </w:rPr>
         <w:t> en la lista de la búsqueda </w:t>
       </w:r>
@@ -6468,6 +6480,7 @@
           <w:rPr>
             <w:rFonts w:ascii="Cambria Math" w:hAnsi="Cambria Math"/>
             <w:color w:val="4472C4" w:themeColor="accent1"/>
+            <w:highlight w:val="darkGray"/>
           </w:rPr>
           <m:t>q</m:t>
         </m:r>
@@ -6476,6 +6489,7 @@
         <w:rPr>
           <w:rFonts w:ascii="Book Antiqua" w:hAnsi="Book Antiqua"/>
           <w:color w:val="4472C4" w:themeColor="accent1"/>
+          <w:highlight w:val="darkGray"/>
         </w:rPr>
         <w:t> (1 = primero)</w:t>
       </w:r>
@@ -6489,6 +6503,7 @@
         <w:rPr>
           <w:rFonts w:ascii="Book Antiqua" w:hAnsi="Book Antiqua"/>
           <w:color w:val="4472C4" w:themeColor="accent1"/>
+          <w:highlight w:val="darkGray"/>
         </w:rPr>
       </w:pPr>
       <m:oMath>
@@ -6496,6 +6511,7 @@
           <w:rPr>
             <w:rFonts w:ascii="Cambria Math" w:hAnsi="Cambria Math"/>
             <w:color w:val="4472C4" w:themeColor="accent1"/>
+            <w:highlight w:val="darkGray"/>
           </w:rPr>
           <m:t>k=60</m:t>
         </m:r>
@@ -6504,6 +6520,7 @@
         <w:rPr>
           <w:rFonts w:ascii="Book Antiqua" w:hAnsi="Book Antiqua"/>
           <w:color w:val="4472C4" w:themeColor="accent1"/>
+          <w:highlight w:val="darkGray"/>
         </w:rPr>
         <w:t> es una constante de suavizado estándar (evita que los primeros puestos dominen demasiado)</w:t>
       </w:r>
@@ -6513,12 +6530,14 @@
         <w:rPr>
           <w:rFonts w:ascii="Book Antiqua" w:hAnsi="Book Antiqua"/>
           <w:color w:val="4472C4" w:themeColor="accent1"/>
-        </w:rPr>
-      </w:pPr>
-      <w:r>
-        <w:rPr>
-          <w:rFonts w:ascii="Book Antiqua" w:hAnsi="Book Antiqua"/>
-          <w:color w:val="4472C4" w:themeColor="accent1"/>
+          <w:highlight w:val="darkGray"/>
+        </w:rPr>
+      </w:pPr>
+      <w:r>
+        <w:rPr>
+          <w:rFonts w:ascii="Book Antiqua" w:hAnsi="Book Antiqua"/>
+          <w:color w:val="4472C4" w:themeColor="accent1"/>
+          <w:highlight w:val="darkGray"/>
         </w:rPr>
         <w:t>La puntuación </w:t>
       </w:r>
@@ -6528,6 +6547,7 @@
           <w:b/>
           <w:bCs/>
           <w:color w:val="4472C4" w:themeColor="accent1"/>
+          <w:highlight w:val="darkGray"/>
         </w:rPr>
         <w:t>final</w:t>
       </w:r>
@@ -6535,6 +6555,7 @@
         <w:rPr>
           <w:rFonts w:ascii="Book Antiqua" w:hAnsi="Book Antiqua"/>
           <w:color w:val="4472C4" w:themeColor="accent1"/>
+          <w:highlight w:val="darkGray"/>
         </w:rPr>
         <w:t> de un documento es la </w:t>
       </w:r>
@@ -6544,6 +6565,7 @@
           <w:b/>
           <w:bCs/>
           <w:color w:val="4472C4" w:themeColor="accent1"/>
+          <w:highlight w:val="darkGray"/>
         </w:rPr>
         <w:t>suma de sus contribuciones en todas las listas</w:t>
       </w:r>
@@ -6551,6 +6573,7 @@
         <w:rPr>
           <w:rFonts w:ascii="Book Antiqua" w:hAnsi="Book Antiqua"/>
           <w:color w:val="4472C4" w:themeColor="accent1"/>
+          <w:highlight w:val="darkGray"/>
         </w:rPr>
         <w:t> donde aparece:</w:t>
       </w:r>
@@ -6560,6 +6583,7 @@
         <w:rPr>
           <w:rFonts w:ascii="Book Antiqua" w:hAnsi="Book Antiqua"/>
           <w:color w:val="4472C4" w:themeColor="accent1"/>
+          <w:highlight w:val="darkGray"/>
           <w:lang w:val="en-US"/>
         </w:rPr>
       </w:pPr>
@@ -6573,6 +6597,7 @@
             <w:rPr>
               <w:rFonts w:ascii="Book Antiqua" w:hAnsi="Book Antiqua"/>
               <w:color w:val="4472C4" w:themeColor="accent1"/>
+              <w:highlight w:val="darkGray"/>
               <w:lang w:val="en-US"/>
             </w:rPr>
             <m:t>RRF_final</m:t>
@@ -6582,6 +6607,7 @@
             <w:rPr>
               <w:rFonts w:ascii="Cambria Math" w:hAnsi="Cambria Math"/>
               <w:color w:val="4472C4" w:themeColor="accent1"/>
+              <w:highlight w:val="darkGray"/>
               <w:lang w:val="en-US"/>
             </w:rPr>
             <m:t>(</m:t>
@@ -6590,6 +6616,7 @@
             <w:rPr>
               <w:rFonts w:ascii="Cambria Math" w:hAnsi="Cambria Math"/>
               <w:color w:val="4472C4" w:themeColor="accent1"/>
+              <w:highlight w:val="darkGray"/>
             </w:rPr>
             <m:t>d</m:t>
           </m:r>
@@ -6597,6 +6624,7 @@
             <w:rPr>
               <w:rFonts w:ascii="Cambria Math" w:hAnsi="Cambria Math"/>
               <w:color w:val="4472C4" w:themeColor="accent1"/>
+              <w:highlight w:val="darkGray"/>
               <w:lang w:val="en-US"/>
             </w:rPr>
             <m:t>)=</m:t>
@@ -6611,6 +6639,7 @@
                 <w:rPr>
                   <w:rFonts w:ascii="Cambria Math" w:hAnsi="Cambria Math"/>
                   <w:color w:val="4472C4" w:themeColor="accent1"/>
+                  <w:highlight w:val="darkGray"/>
                 </w:rPr>
               </m:ctrlPr>
             </m:naryPr>
@@ -6619,6 +6648,7 @@
                 <w:rPr>
                   <w:rFonts w:ascii="Cambria Math" w:hAnsi="Cambria Math"/>
                   <w:color w:val="4472C4" w:themeColor="accent1"/>
+                  <w:highlight w:val="darkGray"/>
                 </w:rPr>
                 <m:t>q</m:t>
               </m:r>
@@ -6626,6 +6656,7 @@
                 <w:rPr>
                   <w:rFonts w:ascii="Cambria Math" w:hAnsi="Cambria Math"/>
                   <w:color w:val="4472C4" w:themeColor="accent1"/>
+                  <w:highlight w:val="darkGray"/>
                   <w:lang w:val="en-US"/>
                 </w:rPr>
                 <m:t>∈</m:t>
@@ -6634,6 +6665,7 @@
                 <w:rPr>
                   <w:rFonts w:ascii="Cambria Math" w:hAnsi="Cambria Math"/>
                   <w:color w:val="4472C4" w:themeColor="accent1"/>
+                  <w:highlight w:val="darkGray"/>
                 </w:rPr>
                 <m:t>Q</m:t>
               </m:r>
@@ -6646,6 +6678,7 @@
                     <w:rPr>
                       <w:rFonts w:ascii="Cambria Math" w:hAnsi="Cambria Math"/>
                       <w:color w:val="4472C4" w:themeColor="accent1"/>
+                      <w:highlight w:val="darkGray"/>
                     </w:rPr>
                   </m:ctrlPr>
                 </m:fPr>
@@ -6654,6 +6687,7 @@
                     <w:rPr>
                       <w:rFonts w:ascii="Cambria Math" w:hAnsi="Cambria Math"/>
                       <w:color w:val="4472C4" w:themeColor="accent1"/>
+                      <w:highlight w:val="darkGray"/>
                       <w:lang w:val="en-US"/>
                     </w:rPr>
                     <m:t>1</m:t>
@@ -6664,6 +6698,7 @@
                     <w:rPr>
                       <w:rFonts w:ascii="Cambria Math" w:hAnsi="Cambria Math"/>
                       <w:color w:val="4472C4" w:themeColor="accent1"/>
+                      <w:highlight w:val="darkGray"/>
                       <w:lang w:val="en-US"/>
                     </w:rPr>
                     <m:t>60+</m:t>
@@ -6675,6 +6710,7 @@
                     <w:rPr>
                       <w:rFonts w:ascii="Book Antiqua" w:hAnsi="Book Antiqua"/>
                       <w:color w:val="4472C4" w:themeColor="accent1"/>
+                      <w:highlight w:val="darkGray"/>
                       <w:lang w:val="en-US"/>
                     </w:rPr>
                     <m:t>rank</m:t>
@@ -6683,6 +6719,7 @@
                     <w:rPr>
                       <w:rFonts w:ascii="Cambria Math" w:hAnsi="Cambria Math"/>
                       <w:color w:val="4472C4" w:themeColor="accent1"/>
+                      <w:highlight w:val="darkGray"/>
                       <w:lang w:val="en-US"/>
                     </w:rPr>
                     <m:t>(</m:t>
@@ -6691,6 +6728,7 @@
                     <w:rPr>
                       <w:rFonts w:ascii="Cambria Math" w:hAnsi="Cambria Math"/>
                       <w:color w:val="4472C4" w:themeColor="accent1"/>
+                      <w:highlight w:val="darkGray"/>
                     </w:rPr>
                     <m:t>d</m:t>
                   </m:r>
@@ -6698,6 +6736,7 @@
                     <w:rPr>
                       <w:rFonts w:ascii="Cambria Math" w:hAnsi="Cambria Math"/>
                       <w:color w:val="4472C4" w:themeColor="accent1"/>
+                      <w:highlight w:val="darkGray"/>
                       <w:lang w:val="en-US"/>
                     </w:rPr>
                     <m:t>,</m:t>
@@ -6706,6 +6745,7 @@
                     <w:rPr>
                       <w:rFonts w:ascii="Cambria Math" w:hAnsi="Cambria Math"/>
                       <w:color w:val="4472C4" w:themeColor="accent1"/>
+                      <w:highlight w:val="darkGray"/>
                     </w:rPr>
                     <m:t>q</m:t>
                   </m:r>
@@ -6713,6 +6753,7 @@
                     <w:rPr>
                       <w:rFonts w:ascii="Cambria Math" w:hAnsi="Cambria Math"/>
                       <w:color w:val="4472C4" w:themeColor="accent1"/>
+                      <w:highlight w:val="darkGray"/>
                       <w:lang w:val="en-US"/>
                     </w:rPr>
                     <m:t>)</m:t>
@@ -6735,6 +6776,7 @@
         <w:rPr>
           <w:rFonts w:ascii="Book Antiqua" w:hAnsi="Book Antiqua"/>
           <w:color w:val="4472C4" w:themeColor="accent1"/>
+          <w:highlight w:val="darkGray"/>
         </w:rPr>
         <w:t>La constante 60 en el denominador es estándar en RRF (suaviza la diferencia entre rangos altos y bajos). Un </w:t>
       </w:r>
@@ -6745,6 +6787,7 @@
           <w:i/>
           <w:iCs/>
           <w:color w:val="4472C4" w:themeColor="accent1"/>
+          <w:highlight w:val="darkGray"/>
         </w:rPr>
         <w:t>chunk</w:t>
       </w:r>
@@ -6753,6 +6796,7 @@
         <w:rPr>
           <w:rFonts w:ascii="Book Antiqua" w:hAnsi="Book Antiqua"/>
           <w:color w:val="4472C4" w:themeColor="accent1"/>
+          <w:highlight w:val="darkGray"/>
         </w:rPr>
         <w:t> que aparece en la posición 1 de varias búsquedas acumula mucho más que uno que aparece una sola vez en posición 20:</w:t>
       </w:r>
@@ -6760,6 +6804,7 @@
         <w:rPr>
           <w:rFonts w:ascii="Book Antiqua" w:hAnsi="Book Antiqua"/>
           <w:color w:val="4472C4" w:themeColor="accent1"/>
+          <w:highlight w:val="darkGray"/>
         </w:rPr>
         <w:t xml:space="preserve"> es decir, e</w:t>
       </w:r>
@@ -6767,6 +6812,7 @@
         <w:rPr>
           <w:rFonts w:ascii="Book Antiqua" w:hAnsi="Book Antiqua"/>
           <w:color w:val="4472C4" w:themeColor="accent1"/>
+          <w:highlight w:val="darkGray"/>
         </w:rPr>
         <w:t>l </w:t>
       </w:r>
@@ -6777,6 +6823,7 @@
           <w:i/>
           <w:iCs/>
           <w:color w:val="4472C4" w:themeColor="accent1"/>
+          <w:highlight w:val="darkGray"/>
         </w:rPr>
         <w:t>chunk</w:t>
       </w:r>
@@ -6785,6 +6832,7 @@
         <w:rPr>
           <w:rFonts w:ascii="Book Antiqua" w:hAnsi="Book Antiqua"/>
           <w:color w:val="4472C4" w:themeColor="accent1"/>
+          <w:highlight w:val="darkGray"/>
         </w:rPr>
         <w:t xml:space="preserve"> consistentemente relevante en múltiples reformulaciones de la </w:t>
       </w:r>
@@ -6793,6 +6841,7 @@
         <w:rPr>
           <w:rFonts w:ascii="Book Antiqua" w:hAnsi="Book Antiqua"/>
           <w:color w:val="4472C4" w:themeColor="accent1"/>
+          <w:highlight w:val="darkGray"/>
         </w:rPr>
         <w:t>query</w:t>
       </w:r>
@@ -6801,6 +6850,7 @@
         <w:rPr>
           <w:rFonts w:ascii="Book Antiqua" w:hAnsi="Book Antiqua"/>
           <w:color w:val="4472C4" w:themeColor="accent1"/>
+          <w:highlight w:val="darkGray"/>
         </w:rPr>
         <w:t xml:space="preserve"> gana sobre el que solo es relevante para una formulación concreta. Esto reduce el ruido y aumenta la precisión final.</w:t>
       </w:r>
@@ -14895,6 +14945,7 @@
   <w:style w:type="character" w:default="1" w:styleId="Fuentedeprrafopredeter">
     <w:name w:val="Default Paragraph Font"/>
     <w:uiPriority w:val="1"/>
+    <w:semiHidden/>
     <w:unhideWhenUsed/>
   </w:style>
   <w:style w:type="table" w:default="1" w:styleId="Tablanormal">
